--- a/flow/20230927_hours/Тропарі - Мінея/12-СЕРПЕНЬ.docx
+++ b/flow/20230927_hours/Тропарі - Мінея/12-СЕРПЕНЬ.docx
@@ -21,7 +21,7 @@
     </w:p>
     <w:p>
       <w:pPr>
-        <w:pStyle w:val="1"/>
+        <w:pStyle w:val="Heading1"/>
         <w:rPr>
           <w:rFonts w:ascii="Times New Roman" w:eastAsia="Times New Roman" w:hAnsi="Times New Roman" w:cs="Times New Roman"/>
           <w:sz w:val="24"/>
@@ -39,7 +39,109 @@
     </w:p>
     <w:p>
       <w:pPr>
-        <w:pStyle w:val="2"/>
+        <w:pStyle w:val="Heading2"/>
+        <w:rPr>
+          <w:rFonts w:ascii="Times New Roman" w:eastAsia="Times New Roman" w:hAnsi="Times New Roman" w:cs="Times New Roman"/>
+          <w:sz w:val="24"/>
+          <w:szCs w:val="24"/>
+        </w:rPr>
+      </w:pPr>
+      <w:bookmarkStart w:id="0" w:name="_heading=h.jawxn1w5z3w8" w:colFirst="0" w:colLast="0"/>
+      <w:bookmarkEnd w:id="0"/>
+      <w:r>
+        <w:rPr>
+          <w:rFonts w:ascii="Times New Roman" w:eastAsia="Times New Roman" w:hAnsi="Times New Roman" w:cs="Times New Roman"/>
+          <w:sz w:val="24"/>
+          <w:szCs w:val="24"/>
+        </w:rPr>
+        <w:t xml:space="preserve">Похід із чесним Древом чесного і животворящого Хреста. </w:t>
+      </w:r>
+    </w:p>
+    <w:p>
+      <w:pPr>
+        <w:widowControl w:val="0"/>
+        <w:pBdr>
+          <w:top w:val="nil"/>
+          <w:left w:val="nil"/>
+          <w:bottom w:val="nil"/>
+          <w:right w:val="nil"/>
+          <w:between w:val="nil"/>
+        </w:pBdr>
+        <w:spacing w:before="200" w:after="0" w:line="240" w:lineRule="auto"/>
+        <w:rPr>
+          <w:rFonts w:ascii="Times New Roman" w:eastAsia="Times New Roman" w:hAnsi="Times New Roman" w:cs="Times New Roman"/>
+          <w:color w:val="000000"/>
+          <w:sz w:val="24"/>
+          <w:szCs w:val="24"/>
+        </w:rPr>
+      </w:pPr>
+      <w:r>
+        <w:rPr>
+          <w:rFonts w:ascii="Times New Roman" w:eastAsia="Times New Roman" w:hAnsi="Times New Roman" w:cs="Times New Roman"/>
+          <w:i/>
+          <w:color w:val="FF0000"/>
+          <w:sz w:val="24"/>
+          <w:szCs w:val="24"/>
+        </w:rPr>
+        <w:t xml:space="preserve">Тропар (г. 1): </w:t>
+      </w:r>
+      <w:r>
+        <w:rPr>
+          <w:rFonts w:ascii="Times New Roman" w:eastAsia="Times New Roman" w:hAnsi="Times New Roman" w:cs="Times New Roman"/>
+          <w:sz w:val="24"/>
+          <w:szCs w:val="24"/>
+        </w:rPr>
+        <w:t>Спаси́, Го́споди, люде́й Твої́х* і благослови́ наслі́д</w:t>
+      </w:r>
+      <w:r>
+        <w:rPr>
+          <w:rFonts w:ascii="Times New Roman" w:eastAsia="Times New Roman" w:hAnsi="Times New Roman" w:cs="Times New Roman"/>
+          <w:sz w:val="24"/>
+          <w:szCs w:val="24"/>
+        </w:rPr>
+        <w:t>дя  Твоє́,* перемо́ги благові́рному наро́дові на супроти́вників дару́й* і хресто́м Твої́м* охорони́ люд Твій.</w:t>
+      </w:r>
+    </w:p>
+    <w:p>
+      <w:pPr>
+        <w:spacing w:before="200" w:after="0" w:line="240" w:lineRule="auto"/>
+        <w:rPr>
+          <w:rFonts w:ascii="Times New Roman" w:eastAsia="Times New Roman" w:hAnsi="Times New Roman" w:cs="Times New Roman"/>
+          <w:color w:val="FF0000"/>
+          <w:sz w:val="24"/>
+          <w:szCs w:val="24"/>
+        </w:rPr>
+      </w:pPr>
+      <w:r>
+        <w:rPr>
+          <w:rFonts w:ascii="Times New Roman" w:eastAsia="Times New Roman" w:hAnsi="Times New Roman" w:cs="Times New Roman"/>
+          <w:i/>
+          <w:color w:val="FF0000"/>
+          <w:sz w:val="24"/>
+          <w:szCs w:val="24"/>
+        </w:rPr>
+        <w:t xml:space="preserve">Кондак (г. 4): </w:t>
+      </w:r>
+      <w:r>
+        <w:rPr>
+          <w:rFonts w:ascii="Times New Roman" w:eastAsia="Times New Roman" w:hAnsi="Times New Roman" w:cs="Times New Roman"/>
+          <w:sz w:val="24"/>
+          <w:szCs w:val="24"/>
+        </w:rPr>
+        <w:t>Возні́сся Ти на хрест доброві́льно.* Ново́му лю́дові Твоє́му, що Твоє́ ім’я́ но́сить,* дару́й щедро́ти Твої́, Хри́сте Бо́же.* Возве</w:t>
+      </w:r>
+      <w:r>
+        <w:rPr>
+          <w:rFonts w:ascii="Times New Roman" w:eastAsia="Times New Roman" w:hAnsi="Times New Roman" w:cs="Times New Roman"/>
+          <w:sz w:val="24"/>
+          <w:szCs w:val="24"/>
+        </w:rPr>
+        <w:t>сели́ си́лою Твоє́ю благові́рний наро́д,* перемо́ги на супроти́вників дай йому́,* що за по́міч ма́є Твоє́ ору́жжя ми́ру, непобо́рну перемо́гу.</w:t>
+      </w:r>
+    </w:p>
+    <w:p>
+      <w:pPr>
+        <w:pStyle w:val="Heading2"/>
         <w:spacing w:after="0" w:line="240" w:lineRule="auto"/>
         <w:rPr>
           <w:rFonts w:ascii="Times New Roman" w:eastAsia="Times New Roman" w:hAnsi="Times New Roman" w:cs="Times New Roman"/>
@@ -47,9 +149,7 @@
           <w:szCs w:val="24"/>
         </w:rPr>
       </w:pPr>
-      <w:bookmarkStart w:id="0" w:name="_heading=h.jawxn1w5z3w8" w:colFirst="0" w:colLast="0"/>
       <w:bookmarkStart w:id="1" w:name="_heading=h.s2e7jfzf32ql" w:colFirst="0" w:colLast="0"/>
-      <w:bookmarkEnd w:id="0"/>
       <w:bookmarkEnd w:id="1"/>
       <w:r>
         <w:rPr>
@@ -65,6 +165,42 @@
         <w:spacing w:before="200" w:after="0" w:line="240" w:lineRule="auto"/>
         <w:rPr>
           <w:rFonts w:ascii="Times New Roman" w:eastAsia="Times New Roman" w:hAnsi="Times New Roman" w:cs="Times New Roman"/>
+          <w:sz w:val="24"/>
+          <w:szCs w:val="24"/>
+        </w:rPr>
+      </w:pPr>
+      <w:r>
+        <w:rPr>
+          <w:rFonts w:ascii="Times New Roman" w:eastAsia="Times New Roman" w:hAnsi="Times New Roman" w:cs="Times New Roman"/>
+          <w:i/>
+          <w:color w:val="FF0000"/>
+          <w:sz w:val="24"/>
+          <w:szCs w:val="24"/>
+        </w:rPr>
+        <w:t xml:space="preserve">Тропар (г. 1): </w:t>
+      </w:r>
+      <w:r>
+        <w:rPr>
+          <w:rFonts w:ascii="Times New Roman" w:eastAsia="Times New Roman" w:hAnsi="Times New Roman" w:cs="Times New Roman"/>
+          <w:sz w:val="24"/>
+          <w:szCs w:val="24"/>
+        </w:rPr>
+        <w:t>Бо́лістями святи́х,* які́ за Те́</w:t>
+      </w:r>
+      <w:r>
+        <w:rPr>
+          <w:rFonts w:ascii="Times New Roman" w:eastAsia="Times New Roman" w:hAnsi="Times New Roman" w:cs="Times New Roman"/>
+          <w:sz w:val="24"/>
+          <w:szCs w:val="24"/>
+        </w:rPr>
+        <w:t>бе перетерпі́ли,* да́йся ублага́ти, Го́споди,* і всі на́ші бо́лісті зціли́,* Людинолю́бче, мо́лимося.</w:t>
+      </w:r>
+    </w:p>
+    <w:p>
+      <w:pPr>
+        <w:spacing w:before="200" w:after="0" w:line="240" w:lineRule="auto"/>
+        <w:rPr>
+          <w:rFonts w:ascii="Times New Roman" w:eastAsia="Times New Roman" w:hAnsi="Times New Roman" w:cs="Times New Roman"/>
           <w:color w:val="000000"/>
           <w:sz w:val="24"/>
           <w:szCs w:val="24"/>
@@ -78,6 +214,1606 @@
           <w:sz w:val="24"/>
           <w:szCs w:val="24"/>
         </w:rPr>
+        <w:t xml:space="preserve">Кондак (г. 2): </w:t>
+      </w:r>
+      <w:r>
+        <w:rPr>
+          <w:rFonts w:ascii="Times New Roman" w:eastAsia="Times New Roman" w:hAnsi="Times New Roman" w:cs="Times New Roman"/>
+          <w:color w:val="000000"/>
+          <w:sz w:val="24"/>
+          <w:szCs w:val="24"/>
+        </w:rPr>
+        <w:t>Прему́дрості Бо́жої стовпі́в сім</w:t>
+      </w:r>
+      <w:r>
+        <w:rPr>
+          <w:rFonts w:ascii="Times New Roman" w:eastAsia="Times New Roman" w:hAnsi="Times New Roman" w:cs="Times New Roman"/>
+          <w:sz w:val="24"/>
+          <w:szCs w:val="24"/>
+        </w:rPr>
+        <w:t>*</w:t>
+      </w:r>
+      <w:r>
+        <w:rPr>
+          <w:rFonts w:ascii="Times New Roman" w:eastAsia="Times New Roman" w:hAnsi="Times New Roman" w:cs="Times New Roman"/>
+          <w:color w:val="000000"/>
+          <w:sz w:val="24"/>
+          <w:szCs w:val="24"/>
+        </w:rPr>
+        <w:t xml:space="preserve"> і Боже́ственного Сві́тла світи́льники семисві́чні, Макаве́ї всему́дрі,</w:t>
+      </w:r>
+      <w:r>
+        <w:rPr>
+          <w:rFonts w:ascii="Times New Roman" w:eastAsia="Times New Roman" w:hAnsi="Times New Roman" w:cs="Times New Roman"/>
+          <w:sz w:val="24"/>
+          <w:szCs w:val="24"/>
+        </w:rPr>
+        <w:t>*</w:t>
+      </w:r>
+      <w:r>
+        <w:rPr>
+          <w:rFonts w:ascii="Times New Roman" w:eastAsia="Times New Roman" w:hAnsi="Times New Roman" w:cs="Times New Roman"/>
+          <w:color w:val="000000"/>
+          <w:sz w:val="24"/>
+          <w:szCs w:val="24"/>
+        </w:rPr>
+        <w:t xml:space="preserve"> пе́ред му́чениками превели́кі му́</w:t>
+      </w:r>
+      <w:r>
+        <w:rPr>
+          <w:rFonts w:ascii="Times New Roman" w:eastAsia="Times New Roman" w:hAnsi="Times New Roman" w:cs="Times New Roman"/>
+          <w:color w:val="000000"/>
+          <w:sz w:val="24"/>
+          <w:szCs w:val="24"/>
+        </w:rPr>
+        <w:t>ченики,</w:t>
+      </w:r>
+      <w:r>
+        <w:rPr>
+          <w:rFonts w:ascii="Times New Roman" w:eastAsia="Times New Roman" w:hAnsi="Times New Roman" w:cs="Times New Roman"/>
+          <w:sz w:val="24"/>
+          <w:szCs w:val="24"/>
+        </w:rPr>
+        <w:t>*</w:t>
+      </w:r>
+      <w:r>
+        <w:rPr>
+          <w:rFonts w:ascii="Times New Roman" w:eastAsia="Times New Roman" w:hAnsi="Times New Roman" w:cs="Times New Roman"/>
+          <w:color w:val="000000"/>
+          <w:sz w:val="24"/>
+          <w:szCs w:val="24"/>
+        </w:rPr>
+        <w:t xml:space="preserve"> з яки́ми всіх Бо́гу мол</w:t>
+      </w:r>
+      <w:r>
+        <w:rPr>
+          <w:rFonts w:ascii="Times New Roman" w:eastAsia="Times New Roman" w:hAnsi="Times New Roman" w:cs="Times New Roman"/>
+          <w:sz w:val="24"/>
+          <w:szCs w:val="24"/>
+        </w:rPr>
+        <w:t>і́</w:t>
+      </w:r>
+      <w:r>
+        <w:rPr>
+          <w:rFonts w:ascii="Times New Roman" w:eastAsia="Times New Roman" w:hAnsi="Times New Roman" w:cs="Times New Roman"/>
+          <w:color w:val="000000"/>
+          <w:sz w:val="24"/>
+          <w:szCs w:val="24"/>
+        </w:rPr>
+        <w:t>ться, щоб спасли́ся ті, які́ почита́ють вас.</w:t>
+      </w:r>
+    </w:p>
+    <w:p>
+      <w:pPr>
+        <w:pStyle w:val="Heading1"/>
+        <w:rPr>
+          <w:rFonts w:ascii="Times New Roman" w:eastAsia="Times New Roman" w:hAnsi="Times New Roman" w:cs="Times New Roman"/>
+          <w:sz w:val="24"/>
+          <w:szCs w:val="24"/>
+        </w:rPr>
+      </w:pPr>
+      <w:r>
+        <w:rPr>
+          <w:rFonts w:ascii="Times New Roman" w:eastAsia="Times New Roman" w:hAnsi="Times New Roman" w:cs="Times New Roman"/>
+          <w:sz w:val="24"/>
+          <w:szCs w:val="24"/>
+        </w:rPr>
+        <w:t>2 серпня. Перенесення мощів св. первомч. й архидиякона Стефана.</w:t>
+      </w:r>
+    </w:p>
+    <w:p>
+      <w:pPr>
+        <w:spacing w:before="200" w:after="0" w:line="240" w:lineRule="auto"/>
+        <w:rPr>
+          <w:rFonts w:ascii="Times New Roman" w:eastAsia="Times New Roman" w:hAnsi="Times New Roman" w:cs="Times New Roman"/>
+          <w:i/>
+          <w:sz w:val="24"/>
+          <w:szCs w:val="24"/>
+        </w:rPr>
+      </w:pPr>
+      <w:r>
+        <w:rPr>
+          <w:rFonts w:ascii="Times New Roman" w:eastAsia="Times New Roman" w:hAnsi="Times New Roman" w:cs="Times New Roman"/>
+          <w:i/>
+          <w:color w:val="FF0000"/>
+          <w:sz w:val="24"/>
+          <w:szCs w:val="24"/>
+        </w:rPr>
+        <w:t xml:space="preserve">Тропар (г. 4): </w:t>
+      </w:r>
+      <w:r>
+        <w:rPr>
+          <w:rFonts w:ascii="Times New Roman" w:eastAsia="Times New Roman" w:hAnsi="Times New Roman" w:cs="Times New Roman"/>
+          <w:sz w:val="24"/>
+          <w:szCs w:val="24"/>
+        </w:rPr>
+        <w:t>Цaрським вінцeм увінчaлася голова твоя через страждaння,* які перетерпів єси за Христа Бога, серед</w:t>
+      </w:r>
+      <w:r>
+        <w:rPr>
+          <w:rFonts w:ascii="Times New Roman" w:eastAsia="Times New Roman" w:hAnsi="Times New Roman" w:cs="Times New Roman"/>
+          <w:sz w:val="24"/>
+          <w:szCs w:val="24"/>
+        </w:rPr>
+        <w:t xml:space="preserve"> мyчеників первостраждaльцю Стефaне.* Ти бо закам’янілість вождів юдейських викрив,* видів єси твого Спaса праворуч Отця.* Його ж моли за душі нaші.</w:t>
+      </w:r>
+    </w:p>
+    <w:p>
+      <w:pPr>
+        <w:spacing w:before="200" w:after="0" w:line="240" w:lineRule="auto"/>
+        <w:rPr>
+          <w:rFonts w:ascii="Times New Roman" w:eastAsia="Times New Roman" w:hAnsi="Times New Roman" w:cs="Times New Roman"/>
+          <w:sz w:val="24"/>
+          <w:szCs w:val="24"/>
+        </w:rPr>
+      </w:pPr>
+      <w:r>
+        <w:rPr>
+          <w:rFonts w:ascii="Times New Roman" w:eastAsia="Times New Roman" w:hAnsi="Times New Roman" w:cs="Times New Roman"/>
+          <w:i/>
+          <w:color w:val="FF0000"/>
+          <w:sz w:val="24"/>
+          <w:szCs w:val="24"/>
+        </w:rPr>
+        <w:t xml:space="preserve">Кондак (г. 6): </w:t>
+      </w:r>
+      <w:r>
+        <w:rPr>
+          <w:rFonts w:ascii="Times New Roman" w:eastAsia="Times New Roman" w:hAnsi="Times New Roman" w:cs="Times New Roman"/>
+          <w:sz w:val="24"/>
+          <w:szCs w:val="24"/>
+        </w:rPr>
+        <w:t>Пeрший на землі був ти засіяний сіячем небeсним, всехвaльний Стефaне,* пeрший на землі за Хр</w:t>
+      </w:r>
+      <w:r>
+        <w:rPr>
+          <w:rFonts w:ascii="Times New Roman" w:eastAsia="Times New Roman" w:hAnsi="Times New Roman" w:cs="Times New Roman"/>
+          <w:sz w:val="24"/>
+          <w:szCs w:val="24"/>
+        </w:rPr>
+        <w:t>иста кров пролив єси, блажeнний,* пeрший від Нього вінцем перемоги увінчаний був на небі,* страдників начaло, вінценосче,* первостраждaльний серед мучеників.</w:t>
+      </w:r>
+    </w:p>
+    <w:p>
+      <w:pPr>
+        <w:spacing w:after="0" w:line="240" w:lineRule="auto"/>
+        <w:rPr>
+          <w:rFonts w:ascii="Times New Roman" w:eastAsia="Times New Roman" w:hAnsi="Times New Roman" w:cs="Times New Roman"/>
+          <w:color w:val="231F20"/>
+          <w:sz w:val="24"/>
+          <w:szCs w:val="24"/>
+        </w:rPr>
+      </w:pPr>
+    </w:p>
+    <w:p>
+      <w:pPr>
+        <w:pStyle w:val="Heading1"/>
+        <w:rPr>
+          <w:rFonts w:ascii="Times New Roman" w:eastAsia="Times New Roman" w:hAnsi="Times New Roman" w:cs="Times New Roman"/>
+          <w:color w:val="FF0000"/>
+          <w:sz w:val="24"/>
+          <w:szCs w:val="24"/>
+        </w:rPr>
+      </w:pPr>
+      <w:r>
+        <w:rPr>
+          <w:rFonts w:ascii="Times New Roman" w:eastAsia="Times New Roman" w:hAnsi="Times New Roman" w:cs="Times New Roman"/>
+          <w:sz w:val="24"/>
+          <w:szCs w:val="24"/>
+        </w:rPr>
+        <w:t>3 серпня.  Прпп. Ісаакія, Далмата й Фавста.</w:t>
+      </w:r>
+    </w:p>
+    <w:p>
+      <w:pPr>
+        <w:rPr>
+          <w:rFonts w:ascii="Times New Roman" w:eastAsia="Times New Roman" w:hAnsi="Times New Roman" w:cs="Times New Roman"/>
+          <w:sz w:val="24"/>
+          <w:szCs w:val="24"/>
+        </w:rPr>
+      </w:pPr>
+      <w:r>
+        <w:rPr>
+          <w:rFonts w:ascii="Times New Roman" w:eastAsia="Times New Roman" w:hAnsi="Times New Roman" w:cs="Times New Roman"/>
+          <w:i/>
+          <w:color w:val="FF0000"/>
+          <w:sz w:val="24"/>
+          <w:szCs w:val="24"/>
+        </w:rPr>
+        <w:t xml:space="preserve">Тропар (г. 4): </w:t>
+      </w:r>
+      <w:r>
+        <w:rPr>
+          <w:rFonts w:ascii="Times New Roman" w:eastAsia="Times New Roman" w:hAnsi="Times New Roman" w:cs="Times New Roman"/>
+          <w:sz w:val="24"/>
+          <w:szCs w:val="24"/>
+        </w:rPr>
+        <w:t>Боже отців наших,* що чиниш завжди з н</w:t>
+      </w:r>
+      <w:r>
+        <w:rPr>
+          <w:rFonts w:ascii="Times New Roman" w:eastAsia="Times New Roman" w:hAnsi="Times New Roman" w:cs="Times New Roman"/>
+          <w:sz w:val="24"/>
+          <w:szCs w:val="24"/>
+        </w:rPr>
+        <w:t>ами по Твоїй лагідності,* не віддали милости Твоєї від нас,* але молитвами їх у мирі направ життя наше.</w:t>
+      </w:r>
+    </w:p>
+    <w:p>
+      <w:pPr>
+        <w:rPr>
+          <w:rFonts w:ascii="Times New Roman" w:eastAsia="Times New Roman" w:hAnsi="Times New Roman" w:cs="Times New Roman"/>
+          <w:sz w:val="24"/>
+          <w:szCs w:val="24"/>
+        </w:rPr>
+      </w:pPr>
+      <w:r>
+        <w:rPr>
+          <w:rFonts w:ascii="Times New Roman" w:eastAsia="Times New Roman" w:hAnsi="Times New Roman" w:cs="Times New Roman"/>
+          <w:i/>
+          <w:color w:val="FF0000"/>
+          <w:sz w:val="24"/>
+          <w:szCs w:val="24"/>
+        </w:rPr>
+        <w:t xml:space="preserve">Кондак (г. 2): </w:t>
+      </w:r>
+      <w:r>
+        <w:rPr>
+          <w:rFonts w:ascii="Times New Roman" w:eastAsia="Times New Roman" w:hAnsi="Times New Roman" w:cs="Times New Roman"/>
+          <w:sz w:val="24"/>
+          <w:szCs w:val="24"/>
+        </w:rPr>
+        <w:t>Тих, що постом засяяли як світила* і вірою єресі зруйнували,* прославмо в піснях Ісаакія, Далмата й Фавста, як Христових угодників,* якого молять вони за всіх нас.</w:t>
+      </w:r>
+    </w:p>
+    <w:p>
+      <w:pPr>
+        <w:pStyle w:val="Heading1"/>
+        <w:rPr>
+          <w:rFonts w:ascii="Times New Roman" w:eastAsia="Times New Roman" w:hAnsi="Times New Roman" w:cs="Times New Roman"/>
+          <w:sz w:val="24"/>
+          <w:szCs w:val="24"/>
+        </w:rPr>
+      </w:pPr>
+    </w:p>
+    <w:p>
+      <w:pPr>
+        <w:pStyle w:val="Heading1"/>
+        <w:rPr>
+          <w:rFonts w:ascii="Times New Roman" w:eastAsia="Times New Roman" w:hAnsi="Times New Roman" w:cs="Times New Roman"/>
+          <w:sz w:val="24"/>
+          <w:szCs w:val="24"/>
+        </w:rPr>
+      </w:pPr>
+      <w:r>
+        <w:rPr>
+          <w:rFonts w:ascii="Times New Roman" w:eastAsia="Times New Roman" w:hAnsi="Times New Roman" w:cs="Times New Roman"/>
+          <w:sz w:val="24"/>
+          <w:szCs w:val="24"/>
+        </w:rPr>
+        <w:t>4 серпня.  Свв. сімох отроків, що в Ефесі. Св. прпмчц. Євдокії.</w:t>
+      </w:r>
+    </w:p>
+    <w:p>
+      <w:pPr>
+        <w:rPr>
+          <w:rFonts w:ascii="Times New Roman" w:eastAsia="Times New Roman" w:hAnsi="Times New Roman" w:cs="Times New Roman"/>
+          <w:sz w:val="24"/>
+          <w:szCs w:val="24"/>
+        </w:rPr>
+      </w:pPr>
+      <w:r>
+        <w:rPr>
+          <w:rFonts w:ascii="Times New Roman" w:eastAsia="Times New Roman" w:hAnsi="Times New Roman" w:cs="Times New Roman"/>
+          <w:i/>
+          <w:color w:val="FF0000"/>
+          <w:sz w:val="24"/>
+          <w:szCs w:val="24"/>
+        </w:rPr>
+        <w:t xml:space="preserve">Тропар (г. 4): </w:t>
+      </w:r>
+      <w:r>
+        <w:rPr>
+          <w:rFonts w:ascii="Times New Roman" w:eastAsia="Times New Roman" w:hAnsi="Times New Roman" w:cs="Times New Roman"/>
+          <w:sz w:val="24"/>
+          <w:szCs w:val="24"/>
+        </w:rPr>
+        <w:t>О велике чуд</w:t>
+      </w:r>
+      <w:r>
+        <w:rPr>
+          <w:rFonts w:ascii="Times New Roman" w:eastAsia="Times New Roman" w:hAnsi="Times New Roman" w:cs="Times New Roman"/>
+          <w:sz w:val="24"/>
+          <w:szCs w:val="24"/>
+        </w:rPr>
+        <w:t xml:space="preserve">о віри,* в печері, як у світлиці царській, святі сім отроків перебували,* і умерли без зотління;* і через довгий час устали, немов зі сну,* запевняючи воскресіння всіх людей.* Їх молитвами, Христе Боже, помилуй нас. </w:t>
+      </w:r>
+    </w:p>
+    <w:p>
+      <w:pPr>
+        <w:rPr>
+          <w:rFonts w:ascii="Times New Roman" w:eastAsia="Times New Roman" w:hAnsi="Times New Roman" w:cs="Times New Roman"/>
+          <w:sz w:val="24"/>
+          <w:szCs w:val="24"/>
+        </w:rPr>
+      </w:pPr>
+      <w:r>
+        <w:rPr>
+          <w:rFonts w:ascii="Times New Roman" w:eastAsia="Times New Roman" w:hAnsi="Times New Roman" w:cs="Times New Roman"/>
+          <w:i/>
+          <w:color w:val="FF0000"/>
+          <w:sz w:val="24"/>
+          <w:szCs w:val="24"/>
+        </w:rPr>
+        <w:t xml:space="preserve">Кондак (г. 4): </w:t>
+      </w:r>
+      <w:r>
+        <w:rPr>
+          <w:rFonts w:ascii="Times New Roman" w:eastAsia="Times New Roman" w:hAnsi="Times New Roman" w:cs="Times New Roman"/>
+          <w:sz w:val="24"/>
+          <w:szCs w:val="24"/>
+        </w:rPr>
+        <w:t xml:space="preserve">Відкинувши тлінне цього </w:t>
+      </w:r>
+      <w:r>
+        <w:rPr>
+          <w:rFonts w:ascii="Times New Roman" w:eastAsia="Times New Roman" w:hAnsi="Times New Roman" w:cs="Times New Roman"/>
+          <w:sz w:val="24"/>
+          <w:szCs w:val="24"/>
+        </w:rPr>
+        <w:t xml:space="preserve">світу,* і прийнявши нетлінні дари,* умерли, перебуваючи нетлінними.* Тому й воскресли через багато літ,* поховавши все невірство лютих.* Вас у піснях нині вихваляючи, вірні, Христа прославмо. </w:t>
+      </w:r>
+    </w:p>
+    <w:p>
+      <w:pPr>
+        <w:pStyle w:val="Heading1"/>
+        <w:rPr>
+          <w:rFonts w:ascii="Times New Roman" w:eastAsia="Times New Roman" w:hAnsi="Times New Roman" w:cs="Times New Roman"/>
+          <w:sz w:val="24"/>
+          <w:szCs w:val="24"/>
+        </w:rPr>
+      </w:pPr>
+      <w:r>
+        <w:rPr>
+          <w:rFonts w:ascii="Times New Roman" w:eastAsia="Times New Roman" w:hAnsi="Times New Roman" w:cs="Times New Roman"/>
+          <w:sz w:val="24"/>
+          <w:szCs w:val="24"/>
+        </w:rPr>
+        <w:t>5 Передсвяття Преображення. Св. мч. Євсигнія.</w:t>
+      </w:r>
+    </w:p>
+    <w:p>
+      <w:pPr>
+        <w:pStyle w:val="Heading2"/>
+        <w:rPr>
+          <w:rFonts w:ascii="Times New Roman" w:eastAsia="Times New Roman" w:hAnsi="Times New Roman" w:cs="Times New Roman"/>
+          <w:sz w:val="24"/>
+          <w:szCs w:val="24"/>
+        </w:rPr>
+      </w:pPr>
+      <w:bookmarkStart w:id="2" w:name="_heading=h.pfs9hc7s6dz1" w:colFirst="0" w:colLast="0"/>
+      <w:bookmarkEnd w:id="2"/>
+      <w:r>
+        <w:rPr>
+          <w:rFonts w:ascii="Times New Roman" w:eastAsia="Times New Roman" w:hAnsi="Times New Roman" w:cs="Times New Roman"/>
+          <w:sz w:val="24"/>
+          <w:szCs w:val="24"/>
+        </w:rPr>
+        <w:t>Передсвяття Преображення</w:t>
+      </w:r>
+    </w:p>
+    <w:p>
+      <w:pPr>
+        <w:rPr>
+          <w:rFonts w:ascii="Times New Roman" w:eastAsia="Times New Roman" w:hAnsi="Times New Roman" w:cs="Times New Roman"/>
+          <w:sz w:val="24"/>
+          <w:szCs w:val="24"/>
+        </w:rPr>
+      </w:pPr>
+      <w:r>
+        <w:rPr>
+          <w:rFonts w:ascii="Times New Roman" w:eastAsia="Times New Roman" w:hAnsi="Times New Roman" w:cs="Times New Roman"/>
+          <w:i/>
+          <w:color w:val="FF0000"/>
+          <w:sz w:val="24"/>
+          <w:szCs w:val="24"/>
+        </w:rPr>
+        <w:t xml:space="preserve">Тропар (г. 4): </w:t>
+      </w:r>
+      <w:r>
+        <w:rPr>
+          <w:rFonts w:ascii="Times New Roman" w:eastAsia="Times New Roman" w:hAnsi="Times New Roman" w:cs="Times New Roman"/>
+          <w:sz w:val="24"/>
+          <w:szCs w:val="24"/>
+        </w:rPr>
+        <w:t>Ідімо назустріч Христовому перебраженню,* світло торжествуючи, вірні, це передпразденство,* і кличмо: Надійшов день Божої радости,* восходить на гору Таворську Владика,* щоб засяяти красою Свого божества.</w:t>
+      </w:r>
+    </w:p>
+    <w:p>
+      <w:pPr>
+        <w:rPr>
+          <w:rFonts w:ascii="Times New Roman" w:eastAsia="Times New Roman" w:hAnsi="Times New Roman" w:cs="Times New Roman"/>
+          <w:sz w:val="24"/>
+          <w:szCs w:val="24"/>
+        </w:rPr>
+      </w:pPr>
+      <w:r>
+        <w:rPr>
+          <w:rFonts w:ascii="Times New Roman" w:eastAsia="Times New Roman" w:hAnsi="Times New Roman" w:cs="Times New Roman"/>
+          <w:i/>
+          <w:color w:val="FF0000"/>
+          <w:sz w:val="24"/>
+          <w:szCs w:val="24"/>
+        </w:rPr>
+        <w:t xml:space="preserve">Кондак (г. </w:t>
+      </w:r>
+      <w:r>
+        <w:rPr>
+          <w:rFonts w:ascii="Times New Roman" w:eastAsia="Times New Roman" w:hAnsi="Times New Roman" w:cs="Times New Roman"/>
+          <w:i/>
+          <w:color w:val="FF0000"/>
+          <w:sz w:val="24"/>
+          <w:szCs w:val="24"/>
+        </w:rPr>
+        <w:t xml:space="preserve">4): </w:t>
+      </w:r>
+      <w:r>
+        <w:rPr>
+          <w:rFonts w:ascii="Times New Roman" w:eastAsia="Times New Roman" w:hAnsi="Times New Roman" w:cs="Times New Roman"/>
+          <w:sz w:val="24"/>
+          <w:szCs w:val="24"/>
+        </w:rPr>
+        <w:t>Днесь божественним переображенням* уся людська істота божественно сіяє,* радісно кличе: переображується Христос,* спасаючи усе.</w:t>
+      </w:r>
+    </w:p>
+    <w:p>
+      <w:pPr>
+        <w:pStyle w:val="Heading2"/>
+        <w:rPr>
+          <w:rFonts w:ascii="Times New Roman" w:eastAsia="Times New Roman" w:hAnsi="Times New Roman" w:cs="Times New Roman"/>
+          <w:sz w:val="24"/>
+          <w:szCs w:val="24"/>
+        </w:rPr>
+      </w:pPr>
+      <w:bookmarkStart w:id="3" w:name="_heading=h.icnxrsoq8qso" w:colFirst="0" w:colLast="0"/>
+      <w:bookmarkEnd w:id="3"/>
+      <w:r>
+        <w:rPr>
+          <w:rFonts w:ascii="Times New Roman" w:eastAsia="Times New Roman" w:hAnsi="Times New Roman" w:cs="Times New Roman"/>
+          <w:sz w:val="24"/>
+          <w:szCs w:val="24"/>
+        </w:rPr>
+        <w:t>Св. мч. Євсигнія</w:t>
+      </w:r>
+    </w:p>
+    <w:p>
+      <w:pPr>
+        <w:rPr>
+          <w:rFonts w:ascii="Times New Roman" w:eastAsia="Times New Roman" w:hAnsi="Times New Roman" w:cs="Times New Roman"/>
+          <w:sz w:val="24"/>
+          <w:szCs w:val="24"/>
+        </w:rPr>
+      </w:pPr>
+      <w:r>
+        <w:rPr>
+          <w:rFonts w:ascii="Times New Roman" w:eastAsia="Times New Roman" w:hAnsi="Times New Roman" w:cs="Times New Roman"/>
+          <w:i/>
+          <w:color w:val="FF0000"/>
+          <w:sz w:val="24"/>
+          <w:szCs w:val="24"/>
+        </w:rPr>
+        <w:t xml:space="preserve">Тропар (г. 4): </w:t>
+      </w:r>
+      <w:r>
+        <w:rPr>
+          <w:rFonts w:ascii="Times New Roman" w:eastAsia="Times New Roman" w:hAnsi="Times New Roman" w:cs="Times New Roman"/>
+          <w:sz w:val="24"/>
+          <w:szCs w:val="24"/>
+        </w:rPr>
+        <w:t>Мученик Твій, Господи, Євсигній,* у стражданнях своїх прийняв вінець нетлінний від Тебе, Бог</w:t>
+      </w:r>
+      <w:r>
+        <w:rPr>
+          <w:rFonts w:ascii="Times New Roman" w:eastAsia="Times New Roman" w:hAnsi="Times New Roman" w:cs="Times New Roman"/>
+          <w:sz w:val="24"/>
+          <w:szCs w:val="24"/>
+        </w:rPr>
+        <w:t>а нашого,* мавши бо кріпость Твою, він мучителів подолав,* сокрушив і демонів зухвальства безсильні.* Його молитвами спаси душі наші.</w:t>
+      </w:r>
+    </w:p>
+    <w:p>
+      <w:pPr>
+        <w:rPr>
+          <w:rFonts w:ascii="Times New Roman" w:eastAsia="Times New Roman" w:hAnsi="Times New Roman" w:cs="Times New Roman"/>
+          <w:sz w:val="24"/>
+          <w:szCs w:val="24"/>
+        </w:rPr>
+      </w:pPr>
+      <w:r>
+        <w:rPr>
+          <w:rFonts w:ascii="Times New Roman" w:eastAsia="Times New Roman" w:hAnsi="Times New Roman" w:cs="Times New Roman"/>
+          <w:i/>
+          <w:color w:val="FF0000"/>
+          <w:sz w:val="24"/>
+          <w:szCs w:val="24"/>
+        </w:rPr>
+        <w:t xml:space="preserve">Кондак (г. 4): </w:t>
+      </w:r>
+      <w:r>
+        <w:rPr>
+          <w:rFonts w:ascii="Times New Roman" w:eastAsia="Times New Roman" w:hAnsi="Times New Roman" w:cs="Times New Roman"/>
+          <w:sz w:val="24"/>
+          <w:szCs w:val="24"/>
+        </w:rPr>
+        <w:t xml:space="preserve">Мученика Євсигнія возхвалімо,* бо він вчинив марною оману силою Христовою,* і віру прояснив,* перетерпівши </w:t>
+      </w:r>
+      <w:r>
+        <w:rPr>
+          <w:rFonts w:ascii="Times New Roman" w:eastAsia="Times New Roman" w:hAnsi="Times New Roman" w:cs="Times New Roman"/>
+          <w:sz w:val="24"/>
+          <w:szCs w:val="24"/>
+        </w:rPr>
+        <w:t>муки за істину,* і викрив бездумність мучителів,* прийнявши вінець перемоги з Божої десниці.</w:t>
+      </w:r>
+    </w:p>
+    <w:p>
+      <w:pPr>
+        <w:pStyle w:val="Heading1"/>
+        <w:rPr>
+          <w:rFonts w:ascii="Times New Roman" w:eastAsia="Times New Roman" w:hAnsi="Times New Roman" w:cs="Times New Roman"/>
+          <w:color w:val="FF0000"/>
+          <w:sz w:val="24"/>
+          <w:szCs w:val="24"/>
+        </w:rPr>
+      </w:pPr>
+      <w:r>
+        <w:rPr>
+          <w:rFonts w:ascii="Times New Roman" w:eastAsia="Times New Roman" w:hAnsi="Times New Roman" w:cs="Times New Roman"/>
+          <w:color w:val="FF0000"/>
+          <w:sz w:val="24"/>
+          <w:szCs w:val="24"/>
+        </w:rPr>
+        <w:t>6 серпня.  Святе Преображення Господа Бога і Спаса нашого Ісуса Христа</w:t>
+      </w:r>
+    </w:p>
+    <w:p>
+      <w:pPr>
+        <w:rPr>
+          <w:rFonts w:ascii="Times New Roman" w:eastAsia="Times New Roman" w:hAnsi="Times New Roman" w:cs="Times New Roman"/>
+          <w:sz w:val="24"/>
+          <w:szCs w:val="24"/>
+        </w:rPr>
+      </w:pPr>
+      <w:r>
+        <w:rPr>
+          <w:rFonts w:ascii="Times New Roman" w:eastAsia="Times New Roman" w:hAnsi="Times New Roman" w:cs="Times New Roman"/>
+          <w:i/>
+          <w:color w:val="FF0000"/>
+          <w:sz w:val="24"/>
+          <w:szCs w:val="24"/>
+        </w:rPr>
+        <w:t xml:space="preserve">Тропар (г. 7): </w:t>
+      </w:r>
+      <w:r>
+        <w:rPr>
+          <w:rFonts w:ascii="Times New Roman" w:eastAsia="Times New Roman" w:hAnsi="Times New Roman" w:cs="Times New Roman"/>
+          <w:sz w:val="24"/>
+          <w:szCs w:val="24"/>
+        </w:rPr>
+        <w:t>Переобрази́вся Ти на горі́, Хри́сте Бо́же,* показа́вши ученика́м Твої́м сла́в</w:t>
+      </w:r>
+      <w:r>
+        <w:rPr>
+          <w:rFonts w:ascii="Times New Roman" w:eastAsia="Times New Roman" w:hAnsi="Times New Roman" w:cs="Times New Roman"/>
+          <w:sz w:val="24"/>
+          <w:szCs w:val="24"/>
+        </w:rPr>
+        <w:t>у Твою́, скі́льки змогли́.* Неха́й засія́є і нам, грі́шним, сві́тло Твоє́ повсякча́сне,* молитва́ми Богоро́диці, Світлода́вче, сла́ва Тобі́.</w:t>
+      </w:r>
+    </w:p>
+    <w:p>
+      <w:pPr>
+        <w:rPr>
+          <w:rFonts w:ascii="Times New Roman" w:eastAsia="Times New Roman" w:hAnsi="Times New Roman" w:cs="Times New Roman"/>
+          <w:sz w:val="24"/>
+          <w:szCs w:val="24"/>
+        </w:rPr>
+      </w:pPr>
+      <w:r>
+        <w:rPr>
+          <w:rFonts w:ascii="Times New Roman" w:eastAsia="Times New Roman" w:hAnsi="Times New Roman" w:cs="Times New Roman"/>
+          <w:i/>
+          <w:color w:val="FF0000"/>
+          <w:sz w:val="24"/>
+          <w:szCs w:val="24"/>
+        </w:rPr>
+        <w:t xml:space="preserve">Кондак (г. 7): </w:t>
+      </w:r>
+      <w:r>
+        <w:rPr>
+          <w:rFonts w:ascii="Times New Roman" w:eastAsia="Times New Roman" w:hAnsi="Times New Roman" w:cs="Times New Roman"/>
+          <w:sz w:val="24"/>
+          <w:szCs w:val="24"/>
+        </w:rPr>
+        <w:t>На горі́ переобрази́вся Ти,* і, скі́льки змогли́, ученики́ Твої́ сла́ву Твою́, Хри́сте Бо́же, ви́ді</w:t>
+      </w:r>
+      <w:r>
+        <w:rPr>
+          <w:rFonts w:ascii="Times New Roman" w:eastAsia="Times New Roman" w:hAnsi="Times New Roman" w:cs="Times New Roman"/>
+          <w:sz w:val="24"/>
+          <w:szCs w:val="24"/>
+        </w:rPr>
+        <w:t>ли,* щоб, коли́ поба́чать, як Тебе́ розпина́ють,* стражда́ння зрозумі́ли доброві́льне,* а сві́тові пропові́дять,* що Ти єси́ воі́стину О́тче ся́яння.</w:t>
+      </w:r>
+    </w:p>
+    <w:p>
+      <w:pPr>
+        <w:pStyle w:val="Heading1"/>
+        <w:rPr>
+          <w:rFonts w:ascii="Times New Roman" w:eastAsia="Times New Roman" w:hAnsi="Times New Roman" w:cs="Times New Roman"/>
+          <w:sz w:val="24"/>
+          <w:szCs w:val="24"/>
+        </w:rPr>
+      </w:pPr>
+      <w:r>
+        <w:rPr>
+          <w:rFonts w:ascii="Times New Roman" w:eastAsia="Times New Roman" w:hAnsi="Times New Roman" w:cs="Times New Roman"/>
+          <w:sz w:val="24"/>
+          <w:szCs w:val="24"/>
+        </w:rPr>
+        <w:t>7 серпня.  Св. прпмч. Дометія.</w:t>
+      </w:r>
+    </w:p>
+    <w:p>
+      <w:pPr>
+        <w:rPr>
+          <w:rFonts w:ascii="Times New Roman" w:eastAsia="Times New Roman" w:hAnsi="Times New Roman" w:cs="Times New Roman"/>
+          <w:sz w:val="24"/>
+          <w:szCs w:val="24"/>
+        </w:rPr>
+      </w:pPr>
+      <w:r>
+        <w:rPr>
+          <w:rFonts w:ascii="Times New Roman" w:eastAsia="Times New Roman" w:hAnsi="Times New Roman" w:cs="Times New Roman"/>
+          <w:i/>
+          <w:color w:val="FF0000"/>
+          <w:sz w:val="24"/>
+          <w:szCs w:val="24"/>
+        </w:rPr>
+        <w:t xml:space="preserve">Тропар (г. 4): </w:t>
+      </w:r>
+      <w:r>
+        <w:rPr>
+          <w:rFonts w:ascii="Times New Roman" w:eastAsia="Times New Roman" w:hAnsi="Times New Roman" w:cs="Times New Roman"/>
+          <w:sz w:val="24"/>
+          <w:szCs w:val="24"/>
+        </w:rPr>
+        <w:t>Звершуючи на горі подвиг посту,* духовні полки ворогів зброє</w:t>
+      </w:r>
+      <w:r>
+        <w:rPr>
+          <w:rFonts w:ascii="Times New Roman" w:eastAsia="Times New Roman" w:hAnsi="Times New Roman" w:cs="Times New Roman"/>
+          <w:sz w:val="24"/>
+          <w:szCs w:val="24"/>
+        </w:rPr>
+        <w:t xml:space="preserve">ю хреста погубив ти, всеблаженний,* й у страждання мужньо зодягнувся ти.* Тому й вінчався ти від Бога,* преподобномученику Дометію, завжди пам’ятний. </w:t>
+      </w:r>
+    </w:p>
+    <w:p>
+      <w:pPr>
+        <w:rPr>
+          <w:rFonts w:ascii="Times New Roman" w:eastAsia="Times New Roman" w:hAnsi="Times New Roman" w:cs="Times New Roman"/>
+          <w:sz w:val="24"/>
+          <w:szCs w:val="24"/>
+        </w:rPr>
+      </w:pPr>
+      <w:r>
+        <w:rPr>
+          <w:rFonts w:ascii="Times New Roman" w:eastAsia="Times New Roman" w:hAnsi="Times New Roman" w:cs="Times New Roman"/>
+          <w:i/>
+          <w:color w:val="FF0000"/>
+          <w:sz w:val="24"/>
+          <w:szCs w:val="24"/>
+        </w:rPr>
+        <w:lastRenderedPageBreak/>
+        <w:t xml:space="preserve">Кондак (г. 6): </w:t>
+      </w:r>
+      <w:r>
+        <w:rPr>
+          <w:rFonts w:ascii="Times New Roman" w:eastAsia="Times New Roman" w:hAnsi="Times New Roman" w:cs="Times New Roman"/>
+          <w:sz w:val="24"/>
+          <w:szCs w:val="24"/>
+        </w:rPr>
+        <w:t xml:space="preserve">Зненавидівши все тлінне, і вигадки оманливі, преподобномученику Дометіє,* став ти великим </w:t>
+      </w:r>
+      <w:r>
+        <w:rPr>
+          <w:rFonts w:ascii="Times New Roman" w:eastAsia="Times New Roman" w:hAnsi="Times New Roman" w:cs="Times New Roman"/>
+          <w:sz w:val="24"/>
+          <w:szCs w:val="24"/>
+        </w:rPr>
+        <w:t xml:space="preserve">наставником монахів,* не злякався гніву царя, який не хотів вшановувати Христа, істинного Бога.* Тому й умер ти, співаючи пісню:* Бог зі мною і ніхто проти мене. </w:t>
+      </w:r>
+    </w:p>
+    <w:p>
+      <w:pPr>
+        <w:pStyle w:val="Heading1"/>
+        <w:rPr>
+          <w:rFonts w:ascii="Times New Roman" w:eastAsia="Times New Roman" w:hAnsi="Times New Roman" w:cs="Times New Roman"/>
+          <w:sz w:val="24"/>
+          <w:szCs w:val="24"/>
+        </w:rPr>
+      </w:pPr>
+      <w:r>
+        <w:rPr>
+          <w:rFonts w:ascii="Times New Roman" w:eastAsia="Times New Roman" w:hAnsi="Times New Roman" w:cs="Times New Roman"/>
+          <w:sz w:val="24"/>
+          <w:szCs w:val="24"/>
+        </w:rPr>
+        <w:t>8 серпня.  Св. Еміліяна, ісп., єп. Кизицького.</w:t>
+      </w:r>
+    </w:p>
+    <w:p>
+      <w:pPr>
+        <w:rPr>
+          <w:rFonts w:ascii="Times New Roman" w:eastAsia="Times New Roman" w:hAnsi="Times New Roman" w:cs="Times New Roman"/>
+          <w:sz w:val="24"/>
+          <w:szCs w:val="24"/>
+        </w:rPr>
+      </w:pPr>
+      <w:r>
+        <w:rPr>
+          <w:rFonts w:ascii="Times New Roman" w:eastAsia="Times New Roman" w:hAnsi="Times New Roman" w:cs="Times New Roman"/>
+          <w:i/>
+          <w:color w:val="FF0000"/>
+          <w:sz w:val="24"/>
+          <w:szCs w:val="24"/>
+        </w:rPr>
+        <w:t xml:space="preserve">Тропар (г. 4): </w:t>
+      </w:r>
+      <w:r>
+        <w:rPr>
+          <w:rFonts w:ascii="Times New Roman" w:eastAsia="Times New Roman" w:hAnsi="Times New Roman" w:cs="Times New Roman"/>
+          <w:sz w:val="24"/>
+          <w:szCs w:val="24"/>
+        </w:rPr>
+        <w:t>Правилом віри і образом лагідно</w:t>
+      </w:r>
+      <w:r>
+        <w:rPr>
+          <w:rFonts w:ascii="Times New Roman" w:eastAsia="Times New Roman" w:hAnsi="Times New Roman" w:cs="Times New Roman"/>
+          <w:sz w:val="24"/>
+          <w:szCs w:val="24"/>
+        </w:rPr>
+        <w:t>сти,* учителем повздержности* явила тебе твоєму стаду всіх речей істина.* Ради цього придбав ти смиренням високе,* убогістю – багате,* отче, священноначальнику Еміліяне,* Моли Христа Бога, щоб спаслися душі наші.</w:t>
+      </w:r>
+    </w:p>
+    <w:p>
+      <w:pPr>
+        <w:rPr>
+          <w:rFonts w:ascii="Times New Roman" w:eastAsia="Times New Roman" w:hAnsi="Times New Roman" w:cs="Times New Roman"/>
+          <w:sz w:val="24"/>
+          <w:szCs w:val="24"/>
+        </w:rPr>
+      </w:pPr>
+      <w:r>
+        <w:rPr>
+          <w:rFonts w:ascii="Times New Roman" w:eastAsia="Times New Roman" w:hAnsi="Times New Roman" w:cs="Times New Roman"/>
+          <w:i/>
+          <w:color w:val="FF0000"/>
+          <w:sz w:val="24"/>
+          <w:szCs w:val="24"/>
+        </w:rPr>
+        <w:t xml:space="preserve">Кондак (г. 3): </w:t>
+      </w:r>
+      <w:r>
+        <w:rPr>
+          <w:rFonts w:ascii="Times New Roman" w:eastAsia="Times New Roman" w:hAnsi="Times New Roman" w:cs="Times New Roman"/>
+          <w:sz w:val="24"/>
+          <w:szCs w:val="24"/>
+        </w:rPr>
+        <w:t>Тебе, сміливого захисника Тр</w:t>
+      </w:r>
+      <w:r>
+        <w:rPr>
+          <w:rFonts w:ascii="Times New Roman" w:eastAsia="Times New Roman" w:hAnsi="Times New Roman" w:cs="Times New Roman"/>
+          <w:sz w:val="24"/>
+          <w:szCs w:val="24"/>
+        </w:rPr>
+        <w:t>ойці,* Церква, що за неї постраждав ти, славить, оспівуючи, Еміліяне.* Тому й ми вшановуємо пам’ять твою, кличучи:* визволи від поганського нашестя рабів твоїх.</w:t>
+      </w:r>
+    </w:p>
+    <w:p>
+      <w:pPr>
+        <w:pStyle w:val="Heading1"/>
+        <w:rPr>
+          <w:rFonts w:ascii="Times New Roman" w:eastAsia="Times New Roman" w:hAnsi="Times New Roman" w:cs="Times New Roman"/>
+          <w:sz w:val="24"/>
+          <w:szCs w:val="24"/>
+        </w:rPr>
+      </w:pPr>
+      <w:r>
+        <w:rPr>
+          <w:rFonts w:ascii="Times New Roman" w:eastAsia="Times New Roman" w:hAnsi="Times New Roman" w:cs="Times New Roman"/>
+          <w:sz w:val="24"/>
+          <w:szCs w:val="24"/>
+        </w:rPr>
+        <w:t>9 серпня. Св. ап. Матія.</w:t>
+      </w:r>
+    </w:p>
+    <w:p>
+      <w:pPr>
+        <w:rPr>
+          <w:rFonts w:ascii="Times New Roman" w:eastAsia="Times New Roman" w:hAnsi="Times New Roman" w:cs="Times New Roman"/>
+          <w:sz w:val="24"/>
+          <w:szCs w:val="24"/>
+        </w:rPr>
+      </w:pPr>
+      <w:r>
+        <w:rPr>
+          <w:rFonts w:ascii="Times New Roman" w:eastAsia="Times New Roman" w:hAnsi="Times New Roman" w:cs="Times New Roman"/>
+          <w:i/>
+          <w:color w:val="FF0000"/>
+          <w:sz w:val="24"/>
+          <w:szCs w:val="24"/>
+        </w:rPr>
+        <w:t xml:space="preserve">Тропар (г. 3): </w:t>
+      </w:r>
+      <w:r>
+        <w:rPr>
+          <w:rFonts w:ascii="Times New Roman" w:eastAsia="Times New Roman" w:hAnsi="Times New Roman" w:cs="Times New Roman"/>
+          <w:sz w:val="24"/>
+          <w:szCs w:val="24"/>
+        </w:rPr>
+        <w:t>Апо́столе святи́й Маті́ю,* моли́ милости́вого Бо́га,* щ</w:t>
+      </w:r>
+      <w:r>
+        <w:rPr>
+          <w:rFonts w:ascii="Times New Roman" w:eastAsia="Times New Roman" w:hAnsi="Times New Roman" w:cs="Times New Roman"/>
+          <w:sz w:val="24"/>
+          <w:szCs w:val="24"/>
+        </w:rPr>
+        <w:t>об відпу́щення прогрі́шень пода́в ду́шам на́шим.</w:t>
+      </w:r>
+    </w:p>
+    <w:p>
+      <w:pPr>
+        <w:rPr>
+          <w:rFonts w:ascii="Times New Roman" w:eastAsia="Times New Roman" w:hAnsi="Times New Roman" w:cs="Times New Roman"/>
+          <w:sz w:val="24"/>
+          <w:szCs w:val="24"/>
+        </w:rPr>
+      </w:pPr>
+      <w:r>
+        <w:rPr>
+          <w:rFonts w:ascii="Times New Roman" w:eastAsia="Times New Roman" w:hAnsi="Times New Roman" w:cs="Times New Roman"/>
+          <w:i/>
+          <w:color w:val="FF0000"/>
+          <w:sz w:val="24"/>
+          <w:szCs w:val="24"/>
+        </w:rPr>
+        <w:t xml:space="preserve">Кондак (г. 4): </w:t>
+      </w:r>
+      <w:r>
+        <w:rPr>
+          <w:rFonts w:ascii="Times New Roman" w:eastAsia="Times New Roman" w:hAnsi="Times New Roman" w:cs="Times New Roman"/>
+          <w:sz w:val="24"/>
+          <w:szCs w:val="24"/>
+        </w:rPr>
+        <w:t>Вістува́ння твоє́, що, як світлося́йне со́нце,* ви́йшло на ввесь світ,* просві́чує благода́ттю Це́ркву наро́дів,* чудоно́сний Маті́є, апо́столе.</w:t>
+      </w:r>
+    </w:p>
+    <w:p>
+      <w:pPr>
+        <w:pStyle w:val="Heading1"/>
+        <w:rPr>
+          <w:rFonts w:ascii="Times New Roman" w:eastAsia="Times New Roman" w:hAnsi="Times New Roman" w:cs="Times New Roman"/>
+          <w:sz w:val="24"/>
+          <w:szCs w:val="24"/>
+        </w:rPr>
+      </w:pPr>
+      <w:r>
+        <w:rPr>
+          <w:rFonts w:ascii="Times New Roman" w:eastAsia="Times New Roman" w:hAnsi="Times New Roman" w:cs="Times New Roman"/>
+          <w:sz w:val="24"/>
+          <w:szCs w:val="24"/>
+        </w:rPr>
+        <w:t>10 серпня.  Св. мч. й архидиякона Лаврентія.</w:t>
+      </w:r>
+    </w:p>
+    <w:p>
+      <w:pPr>
+        <w:rPr>
+          <w:rFonts w:ascii="Times New Roman" w:eastAsia="Times New Roman" w:hAnsi="Times New Roman" w:cs="Times New Roman"/>
+          <w:sz w:val="24"/>
+          <w:szCs w:val="24"/>
+        </w:rPr>
+      </w:pPr>
+      <w:r>
+        <w:rPr>
+          <w:rFonts w:ascii="Times New Roman" w:eastAsia="Times New Roman" w:hAnsi="Times New Roman" w:cs="Times New Roman"/>
+          <w:i/>
+          <w:color w:val="FF0000"/>
+          <w:sz w:val="24"/>
+          <w:szCs w:val="24"/>
+        </w:rPr>
+        <w:t>Тр</w:t>
+      </w:r>
+      <w:r>
+        <w:rPr>
+          <w:rFonts w:ascii="Times New Roman" w:eastAsia="Times New Roman" w:hAnsi="Times New Roman" w:cs="Times New Roman"/>
+          <w:i/>
+          <w:color w:val="FF0000"/>
+          <w:sz w:val="24"/>
+          <w:szCs w:val="24"/>
+        </w:rPr>
+        <w:t xml:space="preserve">опар (г. 4): </w:t>
+      </w:r>
+      <w:r>
+        <w:rPr>
+          <w:rFonts w:ascii="Times New Roman" w:eastAsia="Times New Roman" w:hAnsi="Times New Roman" w:cs="Times New Roman"/>
+          <w:sz w:val="24"/>
+          <w:szCs w:val="24"/>
+        </w:rPr>
+        <w:t>Му́ченик Твій, Го́споди, Лавре́нтій,* у стражда́ннях свої́х прийня́в віне́ць нетлі́нний від Те́бе, Бо́га на́шого,* ма́вши бо крі́пость Твою́, він мучи́телів подола́в,* сокруши́в і де́монів зухва́льства безси́льні.* Його́ молитва́ми спаси́ ду́ш</w:t>
+      </w:r>
+      <w:r>
+        <w:rPr>
+          <w:rFonts w:ascii="Times New Roman" w:eastAsia="Times New Roman" w:hAnsi="Times New Roman" w:cs="Times New Roman"/>
+          <w:sz w:val="24"/>
+          <w:szCs w:val="24"/>
+        </w:rPr>
+        <w:t>і на́ші.</w:t>
+      </w:r>
+    </w:p>
+    <w:p>
+      <w:pPr>
+        <w:rPr>
+          <w:rFonts w:ascii="Times New Roman" w:eastAsia="Times New Roman" w:hAnsi="Times New Roman" w:cs="Times New Roman"/>
+          <w:sz w:val="24"/>
+          <w:szCs w:val="24"/>
+        </w:rPr>
+      </w:pPr>
+      <w:r>
+        <w:rPr>
+          <w:rFonts w:ascii="Times New Roman" w:eastAsia="Times New Roman" w:hAnsi="Times New Roman" w:cs="Times New Roman"/>
+          <w:i/>
+          <w:color w:val="FF0000"/>
+          <w:sz w:val="24"/>
+          <w:szCs w:val="24"/>
+        </w:rPr>
+        <w:t xml:space="preserve">Кондак (г. 2): </w:t>
+      </w:r>
+      <w:r>
+        <w:rPr>
+          <w:rFonts w:ascii="Times New Roman" w:eastAsia="Times New Roman" w:hAnsi="Times New Roman" w:cs="Times New Roman"/>
+          <w:sz w:val="24"/>
+          <w:szCs w:val="24"/>
+        </w:rPr>
+        <w:t>Вогнем божественним розпалив ти серце своє,* полум’я пристрастей до кінця спалив,* страждальців опоро,* богоносний мученику Лаврентію,* і в стражданнях викликував ти вірно:* ніщо не розлучить мене від любові Христової.</w:t>
+      </w:r>
+    </w:p>
+    <w:p>
+      <w:pPr>
+        <w:pStyle w:val="Heading1"/>
+        <w:rPr>
+          <w:rFonts w:ascii="Times New Roman" w:eastAsia="Times New Roman" w:hAnsi="Times New Roman" w:cs="Times New Roman"/>
+          <w:sz w:val="24"/>
+          <w:szCs w:val="24"/>
+        </w:rPr>
+      </w:pPr>
+      <w:r>
+        <w:rPr>
+          <w:rFonts w:ascii="Times New Roman" w:eastAsia="Times New Roman" w:hAnsi="Times New Roman" w:cs="Times New Roman"/>
+          <w:sz w:val="24"/>
+          <w:szCs w:val="24"/>
+        </w:rPr>
+        <w:t>11 серпня.  Св. мч. й архидиякона Євп</w:t>
+      </w:r>
+      <w:r>
+        <w:rPr>
+          <w:rFonts w:ascii="Times New Roman" w:eastAsia="Times New Roman" w:hAnsi="Times New Roman" w:cs="Times New Roman"/>
+          <w:sz w:val="24"/>
+          <w:szCs w:val="24"/>
+        </w:rPr>
+        <w:t>ла.</w:t>
+      </w:r>
+    </w:p>
+    <w:p>
+      <w:pPr>
+        <w:rPr>
+          <w:rFonts w:ascii="Times New Roman" w:eastAsia="Times New Roman" w:hAnsi="Times New Roman" w:cs="Times New Roman"/>
+          <w:sz w:val="24"/>
+          <w:szCs w:val="24"/>
+        </w:rPr>
+      </w:pPr>
+      <w:r>
+        <w:rPr>
+          <w:rFonts w:ascii="Times New Roman" w:eastAsia="Times New Roman" w:hAnsi="Times New Roman" w:cs="Times New Roman"/>
+          <w:i/>
+          <w:color w:val="FF0000"/>
+          <w:sz w:val="24"/>
+          <w:szCs w:val="24"/>
+        </w:rPr>
+        <w:t xml:space="preserve">Тропар (г. 4): </w:t>
+      </w:r>
+      <w:r>
+        <w:rPr>
+          <w:rFonts w:ascii="Times New Roman" w:eastAsia="Times New Roman" w:hAnsi="Times New Roman" w:cs="Times New Roman"/>
+          <w:sz w:val="24"/>
+          <w:szCs w:val="24"/>
+        </w:rPr>
+        <w:t>Му́ченик Твій, Го́споди, Євпл,* у стражда́ннях свої́х прийня́в віне́ць нетлі́нний від Те́бе, Бо́га на́шого,* ма́вши бо крі́пость Твою́, він мучи́телів подола́в,* сокруши́в і де́монів зухва́льства безси́льні.* Його́ молитва́ми спаси́ ду́ш</w:t>
+      </w:r>
+      <w:r>
+        <w:rPr>
+          <w:rFonts w:ascii="Times New Roman" w:eastAsia="Times New Roman" w:hAnsi="Times New Roman" w:cs="Times New Roman"/>
+          <w:sz w:val="24"/>
+          <w:szCs w:val="24"/>
+        </w:rPr>
+        <w:t>і на́ші.</w:t>
+      </w:r>
+    </w:p>
+    <w:p>
+      <w:pPr>
+        <w:rPr>
+          <w:rFonts w:ascii="Times New Roman" w:eastAsia="Times New Roman" w:hAnsi="Times New Roman" w:cs="Times New Roman"/>
+          <w:sz w:val="24"/>
+          <w:szCs w:val="24"/>
+        </w:rPr>
+      </w:pPr>
+      <w:r>
+        <w:rPr>
+          <w:rFonts w:ascii="Times New Roman" w:eastAsia="Times New Roman" w:hAnsi="Times New Roman" w:cs="Times New Roman"/>
+          <w:i/>
+          <w:color w:val="FF0000"/>
+          <w:sz w:val="24"/>
+          <w:szCs w:val="24"/>
+        </w:rPr>
+        <w:t xml:space="preserve">Кондак (г. 1): </w:t>
+      </w:r>
+      <w:r>
+        <w:rPr>
+          <w:rFonts w:ascii="Times New Roman" w:eastAsia="Times New Roman" w:hAnsi="Times New Roman" w:cs="Times New Roman"/>
+          <w:sz w:val="24"/>
+          <w:szCs w:val="24"/>
+        </w:rPr>
+        <w:t xml:space="preserve">Носивши в руках закони Христові,* став ти у подвизі, проповідуючи ворогам,* добровільно й сміливо постраждавши.* Тому радісно прихилив ти свою шию і прийняв усічення мечем,* закінчивши життя своє. </w:t>
+      </w:r>
+    </w:p>
+    <w:p>
+      <w:pPr>
+        <w:pStyle w:val="Heading1"/>
+        <w:rPr>
+          <w:rFonts w:ascii="Times New Roman" w:eastAsia="Times New Roman" w:hAnsi="Times New Roman" w:cs="Times New Roman"/>
+          <w:sz w:val="24"/>
+          <w:szCs w:val="24"/>
+        </w:rPr>
+      </w:pPr>
+      <w:r>
+        <w:rPr>
+          <w:rFonts w:ascii="Times New Roman" w:eastAsia="Times New Roman" w:hAnsi="Times New Roman" w:cs="Times New Roman"/>
+          <w:sz w:val="24"/>
+          <w:szCs w:val="24"/>
+        </w:rPr>
+        <w:t>12 серпня.  Св. мчч. Фотія й Аники</w:t>
+      </w:r>
+      <w:r>
+        <w:rPr>
+          <w:rFonts w:ascii="Times New Roman" w:eastAsia="Times New Roman" w:hAnsi="Times New Roman" w:cs="Times New Roman"/>
+          <w:sz w:val="24"/>
+          <w:szCs w:val="24"/>
+        </w:rPr>
+        <w:t>ти.</w:t>
+      </w:r>
+    </w:p>
+    <w:p>
+      <w:pPr>
+        <w:rPr>
+          <w:rFonts w:ascii="Times New Roman" w:eastAsia="Times New Roman" w:hAnsi="Times New Roman" w:cs="Times New Roman"/>
+          <w:sz w:val="24"/>
+          <w:szCs w:val="24"/>
+        </w:rPr>
+      </w:pPr>
+      <w:r>
+        <w:rPr>
+          <w:rFonts w:ascii="Times New Roman" w:eastAsia="Times New Roman" w:hAnsi="Times New Roman" w:cs="Times New Roman"/>
+          <w:i/>
+          <w:color w:val="FF0000"/>
+          <w:sz w:val="24"/>
+          <w:szCs w:val="24"/>
+        </w:rPr>
+        <w:t xml:space="preserve">Тропар (г. 4): </w:t>
+      </w:r>
+      <w:r>
+        <w:rPr>
+          <w:rFonts w:ascii="Times New Roman" w:eastAsia="Times New Roman" w:hAnsi="Times New Roman" w:cs="Times New Roman"/>
+          <w:sz w:val="24"/>
+          <w:szCs w:val="24"/>
+        </w:rPr>
+        <w:t xml:space="preserve">Мученики Твої, Господи,* у стражданнях своїх прийняли вінець нетлінний від Тебе, Бога нашого,* мавши бо кріпость Твою, вони мучителів </w:t>
+      </w:r>
+      <w:r>
+        <w:rPr>
+          <w:rFonts w:ascii="Times New Roman" w:eastAsia="Times New Roman" w:hAnsi="Times New Roman" w:cs="Times New Roman"/>
+          <w:sz w:val="24"/>
+          <w:szCs w:val="24"/>
+        </w:rPr>
+        <w:lastRenderedPageBreak/>
+        <w:t>подолали,* сокрушили і демонів зухвальства безсильні.* Їх молитвами спаси душі наші.</w:t>
+      </w:r>
+    </w:p>
+    <w:p>
+      <w:pPr>
+        <w:rPr>
+          <w:rFonts w:ascii="Times New Roman" w:eastAsia="Times New Roman" w:hAnsi="Times New Roman" w:cs="Times New Roman"/>
+          <w:sz w:val="24"/>
+          <w:szCs w:val="24"/>
+        </w:rPr>
+      </w:pPr>
+      <w:r>
+        <w:rPr>
+          <w:rFonts w:ascii="Times New Roman" w:eastAsia="Times New Roman" w:hAnsi="Times New Roman" w:cs="Times New Roman"/>
+          <w:i/>
+          <w:color w:val="FF0000"/>
+          <w:sz w:val="24"/>
+          <w:szCs w:val="24"/>
+        </w:rPr>
+        <w:t xml:space="preserve">Кондак (г. 4): </w:t>
+      </w:r>
+      <w:r>
+        <w:rPr>
+          <w:rFonts w:ascii="Times New Roman" w:eastAsia="Times New Roman" w:hAnsi="Times New Roman" w:cs="Times New Roman"/>
+          <w:sz w:val="24"/>
+          <w:szCs w:val="24"/>
+        </w:rPr>
+        <w:t>Ски</w:t>
+      </w:r>
+      <w:r>
+        <w:rPr>
+          <w:rFonts w:ascii="Times New Roman" w:eastAsia="Times New Roman" w:hAnsi="Times New Roman" w:cs="Times New Roman"/>
+          <w:sz w:val="24"/>
+          <w:szCs w:val="24"/>
+        </w:rPr>
+        <w:t xml:space="preserve">нувши ворожі приношення* терпінням сильних мук, Страстотерпці,* на небесах живете нині, радіючи,* Фотію славний і Аникито блаженний.* Тому й перебуваєте у славі на віки віків,* молячись Христові за нас, що творимо вашу пам’ять. </w:t>
+      </w:r>
+    </w:p>
+    <w:p>
+      <w:pPr>
+        <w:pStyle w:val="Heading1"/>
+        <w:rPr>
+          <w:rFonts w:ascii="Times New Roman" w:eastAsia="Times New Roman" w:hAnsi="Times New Roman" w:cs="Times New Roman"/>
+          <w:sz w:val="24"/>
+          <w:szCs w:val="24"/>
+        </w:rPr>
+      </w:pPr>
+      <w:r>
+        <w:rPr>
+          <w:rFonts w:ascii="Times New Roman" w:eastAsia="Times New Roman" w:hAnsi="Times New Roman" w:cs="Times New Roman"/>
+          <w:sz w:val="24"/>
+          <w:szCs w:val="24"/>
+        </w:rPr>
+        <w:t>13 серпня.  Прп. Максима Іс</w:t>
+      </w:r>
+      <w:r>
+        <w:rPr>
+          <w:rFonts w:ascii="Times New Roman" w:eastAsia="Times New Roman" w:hAnsi="Times New Roman" w:cs="Times New Roman"/>
+          <w:sz w:val="24"/>
+          <w:szCs w:val="24"/>
+        </w:rPr>
+        <w:t>повідника.</w:t>
+      </w:r>
+    </w:p>
+    <w:p>
+      <w:pPr>
+        <w:rPr>
+          <w:rFonts w:ascii="Times New Roman" w:eastAsia="Times New Roman" w:hAnsi="Times New Roman" w:cs="Times New Roman"/>
+          <w:sz w:val="24"/>
+          <w:szCs w:val="24"/>
+        </w:rPr>
+      </w:pPr>
+      <w:r>
+        <w:rPr>
+          <w:rFonts w:ascii="Times New Roman" w:eastAsia="Times New Roman" w:hAnsi="Times New Roman" w:cs="Times New Roman"/>
+          <w:i/>
+          <w:color w:val="FF0000"/>
+          <w:sz w:val="24"/>
+          <w:szCs w:val="24"/>
+        </w:rPr>
+        <w:t xml:space="preserve">Тропар (г. 8): </w:t>
+      </w:r>
+      <w:r>
+        <w:rPr>
+          <w:rFonts w:ascii="Times New Roman" w:eastAsia="Times New Roman" w:hAnsi="Times New Roman" w:cs="Times New Roman"/>
+          <w:sz w:val="24"/>
+          <w:szCs w:val="24"/>
+        </w:rPr>
+        <w:t>Православ’я наставнику, благочестя й чистоти учителю,* вселенної світильнику, монахів богонатхненна окрасо, Максиме премудрий,* ученнями твоїми все просвітив ти, сопілко духовна,* моли Христа Бога, щоб спас душі наші.</w:t>
+      </w:r>
+    </w:p>
+    <w:p>
+      <w:pPr>
+        <w:rPr>
+          <w:rFonts w:ascii="Times New Roman" w:eastAsia="Times New Roman" w:hAnsi="Times New Roman" w:cs="Times New Roman"/>
+          <w:sz w:val="24"/>
+          <w:szCs w:val="24"/>
+        </w:rPr>
+      </w:pPr>
+      <w:r>
+        <w:rPr>
+          <w:rFonts w:ascii="Times New Roman" w:eastAsia="Times New Roman" w:hAnsi="Times New Roman" w:cs="Times New Roman"/>
+          <w:i/>
+          <w:color w:val="FF0000"/>
+          <w:sz w:val="24"/>
+          <w:szCs w:val="24"/>
+        </w:rPr>
+        <w:t xml:space="preserve">Кондак (г. 6): </w:t>
+      </w:r>
+      <w:r>
+        <w:rPr>
+          <w:rFonts w:ascii="Times New Roman" w:eastAsia="Times New Roman" w:hAnsi="Times New Roman" w:cs="Times New Roman"/>
+          <w:sz w:val="24"/>
+          <w:szCs w:val="24"/>
+        </w:rPr>
+        <w:t xml:space="preserve">Світло трисяйне вселилося в душу твою,* показавши тебе вибраною посудиною, всеблаженний,* яка виявляє усім божественні й неосягненні помисли,* і Тройцю безначальну і пресущну всім проповідував ти,* Максиме блаженний. </w:t>
+      </w:r>
+    </w:p>
+    <w:p>
+      <w:pPr>
+        <w:pStyle w:val="Heading1"/>
+        <w:rPr>
+          <w:rFonts w:ascii="Times New Roman" w:eastAsia="Times New Roman" w:hAnsi="Times New Roman" w:cs="Times New Roman"/>
+          <w:color w:val="FF0000"/>
+          <w:sz w:val="24"/>
+          <w:szCs w:val="24"/>
+        </w:rPr>
+      </w:pPr>
+      <w:r>
+        <w:rPr>
+          <w:rFonts w:ascii="Times New Roman" w:eastAsia="Times New Roman" w:hAnsi="Times New Roman" w:cs="Times New Roman"/>
+          <w:sz w:val="24"/>
+          <w:szCs w:val="24"/>
+        </w:rPr>
+        <w:t xml:space="preserve">14 серпня. Передсвяття </w:t>
+      </w:r>
+      <w:r>
+        <w:rPr>
+          <w:rFonts w:ascii="Times New Roman" w:eastAsia="Times New Roman" w:hAnsi="Times New Roman" w:cs="Times New Roman"/>
+          <w:sz w:val="24"/>
+          <w:szCs w:val="24"/>
+        </w:rPr>
+        <w:t>Успення. Св. прор. Міхея. Перенесення чесних мощів прп. Теодосія, ігумена Печерського.</w:t>
+      </w:r>
+    </w:p>
+    <w:p>
+      <w:pPr>
+        <w:pStyle w:val="Heading2"/>
+        <w:rPr>
+          <w:rFonts w:ascii="Times New Roman" w:eastAsia="Times New Roman" w:hAnsi="Times New Roman" w:cs="Times New Roman"/>
+          <w:sz w:val="24"/>
+          <w:szCs w:val="24"/>
+        </w:rPr>
+      </w:pPr>
+      <w:bookmarkStart w:id="4" w:name="_heading=h.u9pi2pe2uv91" w:colFirst="0" w:colLast="0"/>
+      <w:bookmarkEnd w:id="4"/>
+      <w:r>
+        <w:rPr>
+          <w:rFonts w:ascii="Times New Roman" w:eastAsia="Times New Roman" w:hAnsi="Times New Roman" w:cs="Times New Roman"/>
+          <w:sz w:val="24"/>
+          <w:szCs w:val="24"/>
+        </w:rPr>
+        <w:t>Передсвяття Успення.</w:t>
+      </w:r>
+    </w:p>
+    <w:p>
+      <w:pPr>
+        <w:rPr>
+          <w:rFonts w:ascii="Times New Roman" w:eastAsia="Times New Roman" w:hAnsi="Times New Roman" w:cs="Times New Roman"/>
+          <w:sz w:val="24"/>
+          <w:szCs w:val="24"/>
+        </w:rPr>
+      </w:pPr>
+      <w:r>
+        <w:rPr>
+          <w:rFonts w:ascii="Times New Roman" w:eastAsia="Times New Roman" w:hAnsi="Times New Roman" w:cs="Times New Roman"/>
+          <w:i/>
+          <w:color w:val="FF0000"/>
+          <w:sz w:val="24"/>
+          <w:szCs w:val="24"/>
+        </w:rPr>
+        <w:t xml:space="preserve">Тропар (г. 4): </w:t>
+      </w:r>
+      <w:r>
+        <w:rPr>
+          <w:rFonts w:ascii="Times New Roman" w:eastAsia="Times New Roman" w:hAnsi="Times New Roman" w:cs="Times New Roman"/>
+          <w:sz w:val="24"/>
+          <w:szCs w:val="24"/>
+        </w:rPr>
+        <w:t>Лю́ди, заздалегі́дь ті́штеся,* з ві́рою плещі́ть рука́ми і в любо́ві збері́ться,* днесь ра́дуючися і сві́тло воскли́куючи всі з весе́</w:t>
+      </w:r>
+      <w:r>
+        <w:rPr>
+          <w:rFonts w:ascii="Times New Roman" w:eastAsia="Times New Roman" w:hAnsi="Times New Roman" w:cs="Times New Roman"/>
+          <w:sz w:val="24"/>
+          <w:szCs w:val="24"/>
+        </w:rPr>
+        <w:t xml:space="preserve">лістю,* Бо́жа бо Ма́ти ма́є з земно́го до висо́т перейти́ сла́вно.* Її́ пісня́ми повсякча́сно як Богоро́дицю сла́вимо. </w:t>
+      </w:r>
+    </w:p>
+    <w:p>
+      <w:pPr>
+        <w:rPr>
+          <w:rFonts w:ascii="Times New Roman" w:eastAsia="Times New Roman" w:hAnsi="Times New Roman" w:cs="Times New Roman"/>
+          <w:sz w:val="24"/>
+          <w:szCs w:val="24"/>
+        </w:rPr>
+      </w:pPr>
+      <w:r>
+        <w:rPr>
+          <w:rFonts w:ascii="Times New Roman" w:eastAsia="Times New Roman" w:hAnsi="Times New Roman" w:cs="Times New Roman"/>
+          <w:i/>
+          <w:color w:val="FF0000"/>
+          <w:sz w:val="24"/>
+          <w:szCs w:val="24"/>
+        </w:rPr>
+        <w:t xml:space="preserve">Кондак (г. 4): </w:t>
+      </w:r>
+      <w:r>
+        <w:rPr>
+          <w:rFonts w:ascii="Times New Roman" w:eastAsia="Times New Roman" w:hAnsi="Times New Roman" w:cs="Times New Roman"/>
+          <w:sz w:val="24"/>
+          <w:szCs w:val="24"/>
+        </w:rPr>
+        <w:t>У сла́вній па́м’яті твої́й* вселе́нна, оздо́блена безтіле́сним ду́хом,* розу́мно з весе́лістю взива́є до те́бе:* Ра́дуйся</w:t>
+      </w:r>
+      <w:r>
+        <w:rPr>
+          <w:rFonts w:ascii="Times New Roman" w:eastAsia="Times New Roman" w:hAnsi="Times New Roman" w:cs="Times New Roman"/>
+          <w:sz w:val="24"/>
+          <w:szCs w:val="24"/>
+        </w:rPr>
+        <w:t>, Ді́во, христия́н похвало́.</w:t>
+      </w:r>
+    </w:p>
+    <w:p>
+      <w:pPr>
+        <w:pStyle w:val="Heading2"/>
+        <w:rPr>
+          <w:rFonts w:ascii="Times New Roman" w:eastAsia="Times New Roman" w:hAnsi="Times New Roman" w:cs="Times New Roman"/>
+          <w:sz w:val="24"/>
+          <w:szCs w:val="24"/>
+        </w:rPr>
+      </w:pPr>
+      <w:bookmarkStart w:id="5" w:name="_heading=h.a773h1ggrkh" w:colFirst="0" w:colLast="0"/>
+      <w:bookmarkEnd w:id="5"/>
+      <w:r>
+        <w:rPr>
+          <w:rFonts w:ascii="Times New Roman" w:eastAsia="Times New Roman" w:hAnsi="Times New Roman" w:cs="Times New Roman"/>
+          <w:sz w:val="24"/>
+          <w:szCs w:val="24"/>
+        </w:rPr>
+        <w:t>Св. прор. Міхея.</w:t>
+      </w:r>
+    </w:p>
+    <w:p>
+      <w:pPr>
+        <w:rPr>
+          <w:rFonts w:ascii="Times New Roman" w:eastAsia="Times New Roman" w:hAnsi="Times New Roman" w:cs="Times New Roman"/>
+          <w:sz w:val="24"/>
+          <w:szCs w:val="24"/>
+        </w:rPr>
+      </w:pPr>
+      <w:r>
+        <w:rPr>
+          <w:rFonts w:ascii="Times New Roman" w:eastAsia="Times New Roman" w:hAnsi="Times New Roman" w:cs="Times New Roman"/>
+          <w:i/>
+          <w:color w:val="FF0000"/>
+          <w:sz w:val="24"/>
+          <w:szCs w:val="24"/>
+        </w:rPr>
+        <w:t xml:space="preserve">Тропар (г. 2): </w:t>
+      </w:r>
+      <w:r>
+        <w:rPr>
+          <w:rFonts w:ascii="Times New Roman" w:eastAsia="Times New Roman" w:hAnsi="Times New Roman" w:cs="Times New Roman"/>
+          <w:sz w:val="24"/>
+          <w:szCs w:val="24"/>
+        </w:rPr>
+        <w:t xml:space="preserve">Проро́ка Твого́ Міхе́я, па́м’ять, Го́споди, святку́ємо.* Тому́ мо́лимо Тебе́: Спаси́ ду́ші на́ші. </w:t>
+      </w:r>
+    </w:p>
+    <w:p>
+      <w:pPr>
+        <w:rPr>
+          <w:rFonts w:ascii="Times New Roman" w:eastAsia="Times New Roman" w:hAnsi="Times New Roman" w:cs="Times New Roman"/>
+          <w:sz w:val="24"/>
+          <w:szCs w:val="24"/>
+        </w:rPr>
+      </w:pPr>
+      <w:r>
+        <w:rPr>
+          <w:rFonts w:ascii="Times New Roman" w:eastAsia="Times New Roman" w:hAnsi="Times New Roman" w:cs="Times New Roman"/>
+          <w:i/>
+          <w:color w:val="FF0000"/>
+          <w:sz w:val="24"/>
+          <w:szCs w:val="24"/>
+        </w:rPr>
+        <w:t xml:space="preserve">Кондак (г. 4): </w:t>
+      </w:r>
+      <w:r>
+        <w:rPr>
+          <w:rFonts w:ascii="Times New Roman" w:eastAsia="Times New Roman" w:hAnsi="Times New Roman" w:cs="Times New Roman"/>
+          <w:sz w:val="24"/>
+          <w:szCs w:val="24"/>
+        </w:rPr>
+        <w:t>Благодать Пресвятого Духа у тебе вселилася,* маючи тебе за чисте й непорочне вміс</w:t>
+      </w:r>
+      <w:r>
+        <w:rPr>
+          <w:rFonts w:ascii="Times New Roman" w:eastAsia="Times New Roman" w:hAnsi="Times New Roman" w:cs="Times New Roman"/>
+          <w:sz w:val="24"/>
+          <w:szCs w:val="24"/>
+        </w:rPr>
+        <w:t xml:space="preserve">тилище,* і пробудила твою душу, щоб майбутнє як теперішнє пророкував ти явно,* пророче Міхею, проповіднику Христовий.* Тому не переставай молитися за нас,* що гідно вшановуємо твою пам’ять. </w:t>
+      </w:r>
+    </w:p>
+    <w:p>
+      <w:pPr>
+        <w:pStyle w:val="Heading2"/>
+        <w:rPr>
+          <w:rFonts w:ascii="Times New Roman" w:eastAsia="Times New Roman" w:hAnsi="Times New Roman" w:cs="Times New Roman"/>
+          <w:sz w:val="24"/>
+          <w:szCs w:val="24"/>
+        </w:rPr>
+      </w:pPr>
+      <w:bookmarkStart w:id="6" w:name="_heading=h.uus945w5ydfn" w:colFirst="0" w:colLast="0"/>
+      <w:bookmarkEnd w:id="6"/>
+      <w:r>
+        <w:rPr>
+          <w:rFonts w:ascii="Times New Roman" w:eastAsia="Times New Roman" w:hAnsi="Times New Roman" w:cs="Times New Roman"/>
+          <w:sz w:val="24"/>
+          <w:szCs w:val="24"/>
+        </w:rPr>
+        <w:t>Перенесення чесних мощів прп. Теодосія, ігумена Печерського.</w:t>
+      </w:r>
+    </w:p>
+    <w:p>
+      <w:pPr>
+        <w:rPr>
+          <w:rFonts w:ascii="Times New Roman" w:eastAsia="Times New Roman" w:hAnsi="Times New Roman" w:cs="Times New Roman"/>
+          <w:sz w:val="24"/>
+          <w:szCs w:val="24"/>
+        </w:rPr>
+      </w:pPr>
+      <w:r>
+        <w:rPr>
+          <w:rFonts w:ascii="Times New Roman" w:eastAsia="Times New Roman" w:hAnsi="Times New Roman" w:cs="Times New Roman"/>
+          <w:i/>
+          <w:color w:val="FF0000"/>
+          <w:sz w:val="24"/>
+          <w:szCs w:val="24"/>
+        </w:rPr>
+        <w:t>Троп</w:t>
+      </w:r>
+      <w:r>
+        <w:rPr>
+          <w:rFonts w:ascii="Times New Roman" w:eastAsia="Times New Roman" w:hAnsi="Times New Roman" w:cs="Times New Roman"/>
+          <w:i/>
+          <w:color w:val="FF0000"/>
+          <w:sz w:val="24"/>
+          <w:szCs w:val="24"/>
+        </w:rPr>
+        <w:t xml:space="preserve">ар (г. 8): </w:t>
+      </w:r>
+      <w:r>
+        <w:rPr>
+          <w:rFonts w:ascii="Times New Roman" w:eastAsia="Times New Roman" w:hAnsi="Times New Roman" w:cs="Times New Roman"/>
+          <w:sz w:val="24"/>
+          <w:szCs w:val="24"/>
+        </w:rPr>
+        <w:t>Підні́сся ти до чесно́т, змо́лоду полюби́вши мона́ше життя́,* ба́жане сміли́во осягну́в, всели́вся ти в пече́ру* і, прикраси́вши життя́ твоє́ по́стом і сві́тлістю,* в молитва́х як безпло́тний пробува́в ти,* в ру́ській землі́, як сві́тле світи́ло</w:t>
+      </w:r>
+      <w:r>
+        <w:rPr>
+          <w:rFonts w:ascii="Times New Roman" w:eastAsia="Times New Roman" w:hAnsi="Times New Roman" w:cs="Times New Roman"/>
+          <w:sz w:val="24"/>
+          <w:szCs w:val="24"/>
+        </w:rPr>
+        <w:t>, засія́в ти, о́тче Теодо́сіє.* Моли́ Христа́ Бо́га, щоб спасли́ся ду́ші на́ші.</w:t>
+      </w:r>
+    </w:p>
+    <w:p>
+      <w:pPr>
+        <w:rPr>
+          <w:rFonts w:ascii="Times New Roman" w:eastAsia="Times New Roman" w:hAnsi="Times New Roman" w:cs="Times New Roman"/>
+          <w:sz w:val="24"/>
+          <w:szCs w:val="24"/>
+        </w:rPr>
+      </w:pPr>
+      <w:r>
+        <w:rPr>
+          <w:rFonts w:ascii="Times New Roman" w:eastAsia="Times New Roman" w:hAnsi="Times New Roman" w:cs="Times New Roman"/>
+          <w:i/>
+          <w:color w:val="FF0000"/>
+          <w:sz w:val="24"/>
+          <w:szCs w:val="24"/>
+        </w:rPr>
+        <w:t xml:space="preserve">Кондак (г. 3): </w:t>
+      </w:r>
+      <w:r>
+        <w:rPr>
+          <w:rFonts w:ascii="Times New Roman" w:eastAsia="Times New Roman" w:hAnsi="Times New Roman" w:cs="Times New Roman"/>
+          <w:sz w:val="24"/>
+          <w:szCs w:val="24"/>
+        </w:rPr>
+        <w:t>Звізду́ ру́ську – блаже́нного Теодо́сія днесь вшану́ймо,* що від схо́ду возсія́ла і на за́хід прийшла́,* бо всю цю краї́ну чудеса́ми й чесно́тами,* а всіх нас ді</w:t>
+      </w:r>
+      <w:r>
+        <w:rPr>
+          <w:rFonts w:ascii="Times New Roman" w:eastAsia="Times New Roman" w:hAnsi="Times New Roman" w:cs="Times New Roman"/>
+          <w:sz w:val="24"/>
+          <w:szCs w:val="24"/>
+        </w:rPr>
+        <w:t>́янням і благода́ттю мона́шого уста́ву, збагати́ла.</w:t>
+      </w:r>
+    </w:p>
+    <w:p>
+      <w:pPr>
+        <w:pStyle w:val="Heading1"/>
+        <w:rPr>
+          <w:rFonts w:ascii="Times New Roman" w:eastAsia="Times New Roman" w:hAnsi="Times New Roman" w:cs="Times New Roman"/>
+          <w:color w:val="FF0000"/>
+          <w:sz w:val="24"/>
+          <w:szCs w:val="24"/>
+        </w:rPr>
+      </w:pPr>
+      <w:r>
+        <w:rPr>
+          <w:rFonts w:ascii="Times New Roman" w:eastAsia="Times New Roman" w:hAnsi="Times New Roman" w:cs="Times New Roman"/>
+          <w:color w:val="FF0000"/>
+          <w:sz w:val="24"/>
+          <w:szCs w:val="24"/>
+        </w:rPr>
+        <w:lastRenderedPageBreak/>
+        <w:t>15 серпня.  Успення Пресвятої Владичиці нашої Богородиці і Приснодіви Марії.</w:t>
+      </w:r>
+    </w:p>
+    <w:p>
+      <w:pPr>
+        <w:rPr>
+          <w:rFonts w:ascii="Times New Roman" w:eastAsia="Times New Roman" w:hAnsi="Times New Roman" w:cs="Times New Roman"/>
+          <w:sz w:val="24"/>
+          <w:szCs w:val="24"/>
+        </w:rPr>
+      </w:pPr>
+      <w:r>
+        <w:rPr>
+          <w:rFonts w:ascii="Times New Roman" w:eastAsia="Times New Roman" w:hAnsi="Times New Roman" w:cs="Times New Roman"/>
+          <w:i/>
+          <w:color w:val="FF0000"/>
+          <w:sz w:val="24"/>
+          <w:szCs w:val="24"/>
+        </w:rPr>
         <w:t xml:space="preserve">Тропар (г. 1): </w:t>
       </w:r>
       <w:r>
@@ -86,7 +1822,589 @@
           <w:sz w:val="24"/>
           <w:szCs w:val="24"/>
         </w:rPr>
-        <w:t>Болістями святих,* які за Тебе перетерпіли,* дайся ублагати, Господи,* і всі наші болісті зціли,* Чоловіколюбче, молимося.</w:t>
+        <w:t xml:space="preserve">У різдві́ ді́вство зберегла́ ти,* в успе́нні сві́та не оста́вила ти, Богоро́дице.* Переста́вилася ти до життя́, </w:t>
+      </w:r>
+      <w:r>
+        <w:rPr>
+          <w:rFonts w:ascii="Times New Roman" w:eastAsia="Times New Roman" w:hAnsi="Times New Roman" w:cs="Times New Roman"/>
+          <w:sz w:val="24"/>
+          <w:szCs w:val="24"/>
+        </w:rPr>
+        <w:t>бу́вши Ма́тір’ю Життя́.* І молитва́ми твої́ми* ізбавля́єш від сме́рти ду́ші на́ші.</w:t>
+      </w:r>
+    </w:p>
+    <w:p>
+      <w:pPr>
+        <w:rPr>
+          <w:rFonts w:ascii="Times New Roman" w:eastAsia="Times New Roman" w:hAnsi="Times New Roman" w:cs="Times New Roman"/>
+          <w:sz w:val="24"/>
+          <w:szCs w:val="24"/>
+        </w:rPr>
+      </w:pPr>
+      <w:r>
+        <w:rPr>
+          <w:rFonts w:ascii="Times New Roman" w:eastAsia="Times New Roman" w:hAnsi="Times New Roman" w:cs="Times New Roman"/>
+          <w:i/>
+          <w:color w:val="FF0000"/>
+          <w:sz w:val="24"/>
+          <w:szCs w:val="24"/>
+        </w:rPr>
+        <w:t xml:space="preserve">Кондак (г. 2): </w:t>
+      </w:r>
+      <w:r>
+        <w:rPr>
+          <w:rFonts w:ascii="Times New Roman" w:eastAsia="Times New Roman" w:hAnsi="Times New Roman" w:cs="Times New Roman"/>
+          <w:sz w:val="24"/>
+          <w:szCs w:val="24"/>
+        </w:rPr>
+        <w:t>В молитва́х невсипу́щу Богоро́дицю* і в засту́пництвах незамі́нне упова́ння* гріб і умертві́ння не втри́мали.* Бо як Ма́тір Життя́ до життя́ переста́вив Той,*</w:t>
+      </w:r>
+      <w:r>
+        <w:rPr>
+          <w:rFonts w:ascii="Times New Roman" w:eastAsia="Times New Roman" w:hAnsi="Times New Roman" w:cs="Times New Roman"/>
+          <w:sz w:val="24"/>
+          <w:szCs w:val="24"/>
+        </w:rPr>
+        <w:t xml:space="preserve"> Хто всели́вся в утро́бу присноді́вственну.</w:t>
+      </w:r>
+    </w:p>
+    <w:p>
+      <w:pPr>
+        <w:pStyle w:val="Heading1"/>
+        <w:rPr>
+          <w:rFonts w:ascii="Times New Roman" w:eastAsia="Times New Roman" w:hAnsi="Times New Roman" w:cs="Times New Roman"/>
+          <w:color w:val="FF0000"/>
+          <w:sz w:val="24"/>
+          <w:szCs w:val="24"/>
+        </w:rPr>
+      </w:pPr>
+      <w:r>
+        <w:rPr>
+          <w:rFonts w:ascii="Times New Roman" w:eastAsia="Times New Roman" w:hAnsi="Times New Roman" w:cs="Times New Roman"/>
+          <w:sz w:val="24"/>
+          <w:szCs w:val="24"/>
+        </w:rPr>
+        <w:t xml:space="preserve">16 серпня.  Перенесення з Едеси до Царгороду Нерукотворного образу Господа Бога і Спаса нашого Ісуса Христа. Св. мч. Діомида. </w:t>
+      </w:r>
+    </w:p>
+    <w:p>
+      <w:pPr>
+        <w:pStyle w:val="Heading2"/>
+        <w:rPr>
+          <w:rFonts w:ascii="Times New Roman" w:eastAsia="Times New Roman" w:hAnsi="Times New Roman" w:cs="Times New Roman"/>
+          <w:sz w:val="24"/>
+          <w:szCs w:val="24"/>
+        </w:rPr>
+      </w:pPr>
+      <w:bookmarkStart w:id="7" w:name="_heading=h.r32uzd5j71h6" w:colFirst="0" w:colLast="0"/>
+      <w:bookmarkEnd w:id="7"/>
+      <w:r>
+        <w:rPr>
+          <w:rFonts w:ascii="Times New Roman" w:eastAsia="Times New Roman" w:hAnsi="Times New Roman" w:cs="Times New Roman"/>
+          <w:sz w:val="24"/>
+          <w:szCs w:val="24"/>
+        </w:rPr>
+        <w:t>Перенесення з Едеси до Царгороду Нерукотворного образу Господа Бога і Спаса нашого Іс</w:t>
+      </w:r>
+      <w:r>
+        <w:rPr>
+          <w:rFonts w:ascii="Times New Roman" w:eastAsia="Times New Roman" w:hAnsi="Times New Roman" w:cs="Times New Roman"/>
+          <w:sz w:val="24"/>
+          <w:szCs w:val="24"/>
+        </w:rPr>
+        <w:t>уса Христа.</w:t>
+      </w:r>
+    </w:p>
+    <w:p>
+      <w:pPr>
+        <w:rPr>
+          <w:rFonts w:ascii="Times New Roman" w:eastAsia="Times New Roman" w:hAnsi="Times New Roman" w:cs="Times New Roman"/>
+          <w:sz w:val="24"/>
+          <w:szCs w:val="24"/>
+        </w:rPr>
+      </w:pPr>
+      <w:r>
+        <w:rPr>
+          <w:rFonts w:ascii="Times New Roman" w:eastAsia="Times New Roman" w:hAnsi="Times New Roman" w:cs="Times New Roman"/>
+          <w:i/>
+          <w:color w:val="FF0000"/>
+          <w:sz w:val="24"/>
+          <w:szCs w:val="24"/>
+        </w:rPr>
+        <w:t xml:space="preserve">Тропар (г. 2): </w:t>
+      </w:r>
+      <w:r>
+        <w:rPr>
+          <w:rFonts w:ascii="Times New Roman" w:eastAsia="Times New Roman" w:hAnsi="Times New Roman" w:cs="Times New Roman"/>
+          <w:sz w:val="24"/>
+          <w:szCs w:val="24"/>
+        </w:rPr>
+        <w:t>Пречи́стому о́бразові Твоє́му поклоня́ємося, благи́й,* про́сячи проще́ння прогрі́шень на́ших, Хри́сте Бо́же,* бо Ти доброві́льно зво́лив ви́йти пло́ттю на хрест,* щоб ви́зволити тих, що їх Ти створи́в, від нево́лі  воро́жої.* Тому́ вдя́чно кли́чемо до Те́б</w:t>
+      </w:r>
+      <w:r>
+        <w:rPr>
+          <w:rFonts w:ascii="Times New Roman" w:eastAsia="Times New Roman" w:hAnsi="Times New Roman" w:cs="Times New Roman"/>
+          <w:sz w:val="24"/>
+          <w:szCs w:val="24"/>
+        </w:rPr>
+        <w:t xml:space="preserve">е:* Ти ра́дістю напо́внив усе́, Спа́се наш, що прийшо́в спасти́ світ. </w:t>
+      </w:r>
+    </w:p>
+    <w:p>
+      <w:pPr>
+        <w:rPr>
+          <w:rFonts w:ascii="Times New Roman" w:eastAsia="Times New Roman" w:hAnsi="Times New Roman" w:cs="Times New Roman"/>
+          <w:sz w:val="24"/>
+          <w:szCs w:val="24"/>
+        </w:rPr>
+      </w:pPr>
+      <w:r>
+        <w:rPr>
+          <w:rFonts w:ascii="Times New Roman" w:eastAsia="Times New Roman" w:hAnsi="Times New Roman" w:cs="Times New Roman"/>
+          <w:i/>
+          <w:color w:val="FF0000"/>
+          <w:sz w:val="24"/>
+          <w:szCs w:val="24"/>
+        </w:rPr>
+        <w:t xml:space="preserve">Кондак (г. 2): </w:t>
+      </w:r>
+      <w:r>
+        <w:rPr>
+          <w:rFonts w:ascii="Times New Roman" w:eastAsia="Times New Roman" w:hAnsi="Times New Roman" w:cs="Times New Roman"/>
+          <w:color w:val="333333"/>
+          <w:sz w:val="24"/>
+          <w:szCs w:val="24"/>
+        </w:rPr>
+        <w:t>Невимо́вного і боже́ственного для люде́й Тво́го про́мислу,* неописа́нне Сло́во О́тче,* і О́браз непи́саний, і богопи́саний,* перемо́жна пі́сня правди́вого Тво́го Вопло́че</w:t>
+      </w:r>
+      <w:r>
+        <w:rPr>
+          <w:rFonts w:ascii="Times New Roman" w:eastAsia="Times New Roman" w:hAnsi="Times New Roman" w:cs="Times New Roman"/>
+          <w:color w:val="333333"/>
+          <w:sz w:val="24"/>
+          <w:szCs w:val="24"/>
+        </w:rPr>
+        <w:t>ння.* Його́ ж вшано́вуємо, цілу́ючи.</w:t>
+      </w:r>
+    </w:p>
+    <w:p>
+      <w:pPr>
+        <w:pStyle w:val="Heading2"/>
+        <w:rPr>
+          <w:rFonts w:ascii="Times New Roman" w:eastAsia="Times New Roman" w:hAnsi="Times New Roman" w:cs="Times New Roman"/>
+          <w:sz w:val="24"/>
+          <w:szCs w:val="24"/>
+        </w:rPr>
+      </w:pPr>
+      <w:bookmarkStart w:id="8" w:name="_heading=h.ju5trivi5q87" w:colFirst="0" w:colLast="0"/>
+      <w:bookmarkEnd w:id="8"/>
+      <w:r>
+        <w:rPr>
+          <w:rFonts w:ascii="Times New Roman" w:eastAsia="Times New Roman" w:hAnsi="Times New Roman" w:cs="Times New Roman"/>
+          <w:sz w:val="24"/>
+          <w:szCs w:val="24"/>
+        </w:rPr>
+        <w:t>Св. мч. Діомида.</w:t>
+      </w:r>
+    </w:p>
+    <w:p>
+      <w:pPr>
+        <w:rPr>
+          <w:rFonts w:ascii="Times New Roman" w:eastAsia="Times New Roman" w:hAnsi="Times New Roman" w:cs="Times New Roman"/>
+          <w:sz w:val="24"/>
+          <w:szCs w:val="24"/>
+        </w:rPr>
+      </w:pPr>
+      <w:r>
+        <w:rPr>
+          <w:rFonts w:ascii="Times New Roman" w:eastAsia="Times New Roman" w:hAnsi="Times New Roman" w:cs="Times New Roman"/>
+          <w:i/>
+          <w:color w:val="FF0000"/>
+          <w:sz w:val="24"/>
+          <w:szCs w:val="24"/>
+        </w:rPr>
+        <w:t xml:space="preserve">Тропар (г. 4): </w:t>
+      </w:r>
+      <w:r>
+        <w:rPr>
+          <w:rFonts w:ascii="Times New Roman" w:eastAsia="Times New Roman" w:hAnsi="Times New Roman" w:cs="Times New Roman"/>
+          <w:sz w:val="24"/>
+          <w:szCs w:val="24"/>
+        </w:rPr>
+        <w:t>Му́ченик Твій, Го́споди, Діомид,* у стражда́ннях свої́х прийня́в віне́ць нетлі́нний від Те́бе, Бо́га на́шого,* ма́вши бо крі́пость Твою́, він мучи́телів подола́в,* сокруши́в і де́монів зу</w:t>
+      </w:r>
+      <w:r>
+        <w:rPr>
+          <w:rFonts w:ascii="Times New Roman" w:eastAsia="Times New Roman" w:hAnsi="Times New Roman" w:cs="Times New Roman"/>
+          <w:sz w:val="24"/>
+          <w:szCs w:val="24"/>
+        </w:rPr>
+        <w:t>хва́льства безси́льні.* Його́ молитва́ми спаси́ ду́ші на́ші.</w:t>
+      </w:r>
+    </w:p>
+    <w:p>
+      <w:pPr>
+        <w:rPr>
+          <w:rFonts w:ascii="Times New Roman" w:eastAsia="Times New Roman" w:hAnsi="Times New Roman" w:cs="Times New Roman"/>
+          <w:sz w:val="24"/>
+          <w:szCs w:val="24"/>
+        </w:rPr>
+      </w:pPr>
+      <w:r>
+        <w:rPr>
+          <w:rFonts w:ascii="Times New Roman" w:eastAsia="Times New Roman" w:hAnsi="Times New Roman" w:cs="Times New Roman"/>
+          <w:i/>
+          <w:color w:val="FF0000"/>
+          <w:sz w:val="24"/>
+          <w:szCs w:val="24"/>
+        </w:rPr>
+        <w:t xml:space="preserve">Кондак (г. 2): </w:t>
+      </w:r>
+      <w:r>
+        <w:rPr>
+          <w:rFonts w:ascii="Times New Roman" w:eastAsia="Times New Roman" w:hAnsi="Times New Roman" w:cs="Times New Roman"/>
+          <w:sz w:val="24"/>
+          <w:szCs w:val="24"/>
+        </w:rPr>
+        <w:t>Істинний і непереможний страстотерпець благочестя й благодаті,* став ти небесним хранителем таємниць, Діомиде преславний,* перемігши мучителя, став переможцем* і прославився перемо</w:t>
+      </w:r>
+      <w:r>
+        <w:rPr>
+          <w:rFonts w:ascii="Times New Roman" w:eastAsia="Times New Roman" w:hAnsi="Times New Roman" w:cs="Times New Roman"/>
+          <w:sz w:val="24"/>
+          <w:szCs w:val="24"/>
+        </w:rPr>
+        <w:t>жними вінцями.</w:t>
+      </w:r>
+    </w:p>
+    <w:p>
+      <w:pPr>
+        <w:rPr>
+          <w:rFonts w:ascii="Times New Roman" w:eastAsia="Times New Roman" w:hAnsi="Times New Roman" w:cs="Times New Roman"/>
+          <w:sz w:val="24"/>
+          <w:szCs w:val="24"/>
+        </w:rPr>
+      </w:pPr>
+    </w:p>
+    <w:p>
+      <w:pPr>
+        <w:pStyle w:val="Heading1"/>
+        <w:rPr>
+          <w:rFonts w:ascii="Times New Roman" w:eastAsia="Times New Roman" w:hAnsi="Times New Roman" w:cs="Times New Roman"/>
+          <w:color w:val="FF0000"/>
+          <w:sz w:val="24"/>
+          <w:szCs w:val="24"/>
+        </w:rPr>
+      </w:pPr>
+      <w:r>
+        <w:rPr>
+          <w:rFonts w:ascii="Times New Roman" w:eastAsia="Times New Roman" w:hAnsi="Times New Roman" w:cs="Times New Roman"/>
+          <w:sz w:val="24"/>
+          <w:szCs w:val="24"/>
+        </w:rPr>
+        <w:t>17 серпня.  Св. мч. Мирона.</w:t>
+      </w:r>
+    </w:p>
+    <w:p>
+      <w:pPr>
+        <w:rPr>
+          <w:rFonts w:ascii="Times New Roman" w:eastAsia="Times New Roman" w:hAnsi="Times New Roman" w:cs="Times New Roman"/>
+          <w:sz w:val="24"/>
+          <w:szCs w:val="24"/>
+        </w:rPr>
+      </w:pPr>
+      <w:r>
+        <w:rPr>
+          <w:rFonts w:ascii="Times New Roman" w:eastAsia="Times New Roman" w:hAnsi="Times New Roman" w:cs="Times New Roman"/>
+          <w:i/>
+          <w:color w:val="FF0000"/>
+          <w:sz w:val="24"/>
+          <w:szCs w:val="24"/>
+        </w:rPr>
+        <w:t xml:space="preserve">Тропар (г. 4): </w:t>
+      </w:r>
+      <w:r>
+        <w:rPr>
+          <w:rFonts w:ascii="Times New Roman" w:eastAsia="Times New Roman" w:hAnsi="Times New Roman" w:cs="Times New Roman"/>
+          <w:sz w:val="24"/>
+          <w:szCs w:val="24"/>
+        </w:rPr>
+        <w:t xml:space="preserve">Му́ченик Твій, Го́споди, Мирон,* у стражда́ннях свої́х прийня́в віне́ць нетлі́нний від Те́бе, Бо́га на́шого,* ма́вши бо крі́пость Твою́, він мучи́телів подола́в,* сокруши́в і де́монів зухва́льства </w:t>
+      </w:r>
+      <w:r>
+        <w:rPr>
+          <w:rFonts w:ascii="Times New Roman" w:eastAsia="Times New Roman" w:hAnsi="Times New Roman" w:cs="Times New Roman"/>
+          <w:sz w:val="24"/>
+          <w:szCs w:val="24"/>
+        </w:rPr>
+        <w:t>безси́льні.* Його́ молитва́ми спаси́ ду́ші на́ші.</w:t>
+      </w:r>
+    </w:p>
+    <w:p>
+      <w:pPr>
+        <w:rPr>
+          <w:rFonts w:ascii="Times New Roman" w:eastAsia="Times New Roman" w:hAnsi="Times New Roman" w:cs="Times New Roman"/>
+          <w:sz w:val="24"/>
+          <w:szCs w:val="24"/>
+        </w:rPr>
+      </w:pPr>
+      <w:r>
+        <w:rPr>
+          <w:rFonts w:ascii="Times New Roman" w:eastAsia="Times New Roman" w:hAnsi="Times New Roman" w:cs="Times New Roman"/>
+          <w:i/>
+          <w:color w:val="FF0000"/>
+          <w:sz w:val="24"/>
+          <w:szCs w:val="24"/>
+        </w:rPr>
+        <w:t xml:space="preserve">Кондак (г. 4): </w:t>
+      </w:r>
+      <w:r>
+        <w:rPr>
+          <w:rFonts w:ascii="Times New Roman" w:eastAsia="Times New Roman" w:hAnsi="Times New Roman" w:cs="Times New Roman"/>
+          <w:sz w:val="24"/>
+          <w:szCs w:val="24"/>
+        </w:rPr>
+        <w:t>Від юності Христа полюбивши, преславний,* і зберігаючи Його божественні заповіді,* до Нього прийшов ти, Мироне всечесний.* І з ангелами усердно молишся,* просячи відпущення гріхів тим,* які в</w:t>
+      </w:r>
+      <w:r>
+        <w:rPr>
+          <w:rFonts w:ascii="Times New Roman" w:eastAsia="Times New Roman" w:hAnsi="Times New Roman" w:cs="Times New Roman"/>
+          <w:sz w:val="24"/>
+          <w:szCs w:val="24"/>
+        </w:rPr>
+        <w:t xml:space="preserve">шановують пам’ять твою. </w:t>
+      </w:r>
+    </w:p>
+    <w:p>
+      <w:pPr>
+        <w:pStyle w:val="Heading1"/>
+        <w:rPr>
+          <w:rFonts w:ascii="Times New Roman" w:eastAsia="Times New Roman" w:hAnsi="Times New Roman" w:cs="Times New Roman"/>
+          <w:color w:val="FF0000"/>
+          <w:sz w:val="24"/>
+          <w:szCs w:val="24"/>
+        </w:rPr>
+      </w:pPr>
+      <w:r>
+        <w:rPr>
+          <w:rFonts w:ascii="Times New Roman" w:eastAsia="Times New Roman" w:hAnsi="Times New Roman" w:cs="Times New Roman"/>
+          <w:sz w:val="24"/>
+          <w:szCs w:val="24"/>
+        </w:rPr>
+        <w:lastRenderedPageBreak/>
+        <w:t>18 серпня. Свв. мчч. Флора і Лавра.</w:t>
+      </w:r>
+    </w:p>
+    <w:p>
+      <w:pPr>
+        <w:pStyle w:val="Heading2"/>
+        <w:rPr>
+          <w:rFonts w:ascii="Times New Roman" w:eastAsia="Times New Roman" w:hAnsi="Times New Roman" w:cs="Times New Roman"/>
+          <w:color w:val="FF4400"/>
+          <w:sz w:val="24"/>
+          <w:szCs w:val="24"/>
+          <w:highlight w:val="white"/>
+        </w:rPr>
+      </w:pPr>
+      <w:r>
+        <w:rPr>
+          <w:rFonts w:ascii="Times New Roman" w:eastAsia="Times New Roman" w:hAnsi="Times New Roman" w:cs="Times New Roman"/>
+          <w:color w:val="FF4400"/>
+          <w:sz w:val="24"/>
+          <w:szCs w:val="24"/>
+          <w:highlight w:val="white"/>
+        </w:rPr>
+        <w:t>Спомин освячення Патріаршого собору Воскресіння Христового в Києві.</w:t>
+      </w:r>
+    </w:p>
+    <w:p>
+      <w:pPr>
+        <w:rPr>
+          <w:rFonts w:ascii="Times New Roman" w:eastAsia="Times New Roman" w:hAnsi="Times New Roman" w:cs="Times New Roman"/>
+          <w:sz w:val="24"/>
+          <w:szCs w:val="24"/>
+        </w:rPr>
+      </w:pPr>
+      <w:r>
+        <w:rPr>
+          <w:rFonts w:ascii="Times New Roman" w:eastAsia="Times New Roman" w:hAnsi="Times New Roman" w:cs="Times New Roman"/>
+          <w:i/>
+          <w:color w:val="FF0000"/>
+          <w:sz w:val="24"/>
+          <w:szCs w:val="24"/>
+        </w:rPr>
+        <w:t>Тропар (г. 4):</w:t>
+      </w:r>
+      <w:r>
+        <w:rPr>
+          <w:rFonts w:ascii="Times New Roman" w:eastAsia="Times New Roman" w:hAnsi="Times New Roman" w:cs="Times New Roman"/>
+          <w:sz w:val="24"/>
+          <w:szCs w:val="24"/>
+        </w:rPr>
+        <w:t xml:space="preserve"> Як безцінну красу́ вну́трішньої богоо́бразної ски́нії,* так зо́внішню яви́в єси́ ве́лич свято́го хра́му сла́ви Т</w:t>
+      </w:r>
+      <w:r>
+        <w:rPr>
+          <w:rFonts w:ascii="Times New Roman" w:eastAsia="Times New Roman" w:hAnsi="Times New Roman" w:cs="Times New Roman"/>
+          <w:sz w:val="24"/>
+          <w:szCs w:val="24"/>
+        </w:rPr>
+        <w:t>воє́ї, Го́споди.* Утверди́ його́ повік-віку* і прийми́ моли́твами Богоро́диці на́ші блага́ння,* що їх у ньо́му безнаста́нно Тобі прино́симо,* всіх Життя́ і Воскресіння.</w:t>
+      </w:r>
+    </w:p>
+    <w:p>
+      <w:pPr>
+        <w:rPr>
+          <w:rFonts w:ascii="Times New Roman" w:eastAsia="Times New Roman" w:hAnsi="Times New Roman" w:cs="Times New Roman"/>
+          <w:sz w:val="24"/>
+          <w:szCs w:val="24"/>
+        </w:rPr>
+      </w:pPr>
+      <w:r>
+        <w:rPr>
+          <w:rFonts w:ascii="Times New Roman" w:eastAsia="Times New Roman" w:hAnsi="Times New Roman" w:cs="Times New Roman"/>
+          <w:i/>
+          <w:color w:val="FF0000"/>
+          <w:sz w:val="24"/>
+          <w:szCs w:val="24"/>
+        </w:rPr>
+        <w:t xml:space="preserve">Кондак (г. 4): </w:t>
+      </w:r>
+      <w:r>
+        <w:rPr>
+          <w:rFonts w:ascii="Times New Roman" w:eastAsia="Times New Roman" w:hAnsi="Times New Roman" w:cs="Times New Roman"/>
+          <w:sz w:val="24"/>
+          <w:szCs w:val="24"/>
+        </w:rPr>
+        <w:t>Собо́ри вірних ся́ють у собо́рі Воскресіння,* як многосвітлі зо́рі на не</w:t>
+      </w:r>
+      <w:r>
+        <w:rPr>
+          <w:rFonts w:ascii="Times New Roman" w:eastAsia="Times New Roman" w:hAnsi="Times New Roman" w:cs="Times New Roman"/>
+          <w:sz w:val="24"/>
+          <w:szCs w:val="24"/>
+        </w:rPr>
+        <w:t>́бі,* і мо́лячись у ньо́му, взива́ють:* «Цей дім утверди́, Го́споди!»</w:t>
+      </w:r>
+    </w:p>
+    <w:p>
+      <w:pPr>
+        <w:pStyle w:val="Heading2"/>
+        <w:rPr>
+          <w:rFonts w:ascii="Times New Roman" w:eastAsia="Times New Roman" w:hAnsi="Times New Roman" w:cs="Times New Roman"/>
+          <w:sz w:val="24"/>
+          <w:szCs w:val="24"/>
+          <w:highlight w:val="white"/>
+        </w:rPr>
+      </w:pPr>
+      <w:r>
+        <w:rPr>
+          <w:rFonts w:ascii="Times New Roman" w:eastAsia="Times New Roman" w:hAnsi="Times New Roman" w:cs="Times New Roman"/>
+          <w:sz w:val="24"/>
+          <w:szCs w:val="24"/>
+          <w:highlight w:val="white"/>
+        </w:rPr>
+        <w:t>Свв. мчч. Флора і Лавра.</w:t>
+      </w:r>
+    </w:p>
+    <w:p>
+      <w:pPr>
+        <w:rPr>
+          <w:rFonts w:ascii="Times New Roman" w:eastAsia="Times New Roman" w:hAnsi="Times New Roman" w:cs="Times New Roman"/>
+          <w:sz w:val="24"/>
+          <w:szCs w:val="24"/>
+        </w:rPr>
+      </w:pPr>
+      <w:r>
+        <w:rPr>
+          <w:rFonts w:ascii="Times New Roman" w:eastAsia="Times New Roman" w:hAnsi="Times New Roman" w:cs="Times New Roman"/>
+          <w:i/>
+          <w:color w:val="FF0000"/>
+          <w:sz w:val="24"/>
+          <w:szCs w:val="24"/>
+        </w:rPr>
+        <w:t xml:space="preserve">Тропар (г. 4): </w:t>
+      </w:r>
+      <w:r>
+        <w:rPr>
+          <w:rFonts w:ascii="Times New Roman" w:eastAsia="Times New Roman" w:hAnsi="Times New Roman" w:cs="Times New Roman"/>
+          <w:sz w:val="24"/>
+          <w:szCs w:val="24"/>
+        </w:rPr>
+        <w:t xml:space="preserve">Досконалу й богомудру двійцю пресвітлу* восхвалімо, вірні,* Флора преблаженного і Лавра всечесного,* які старанно і ясно проповідували усім Тройцю несотворену.* Тому й постраждали до крові,* вінцями пресвітлими прикрасилися,* і моляться Христу Богові, щоб </w:t>
+      </w:r>
+      <w:r>
+        <w:rPr>
+          <w:rFonts w:ascii="Times New Roman" w:eastAsia="Times New Roman" w:hAnsi="Times New Roman" w:cs="Times New Roman"/>
+          <w:sz w:val="24"/>
+          <w:szCs w:val="24"/>
+        </w:rPr>
+        <w:t xml:space="preserve">спас душі наші. </w:t>
+      </w:r>
+    </w:p>
+    <w:p>
+      <w:pPr>
+        <w:rPr>
+          <w:rFonts w:ascii="Times New Roman" w:eastAsia="Times New Roman" w:hAnsi="Times New Roman" w:cs="Times New Roman"/>
+          <w:sz w:val="24"/>
+          <w:szCs w:val="24"/>
+        </w:rPr>
+      </w:pPr>
+      <w:r>
+        <w:rPr>
+          <w:rFonts w:ascii="Times New Roman" w:eastAsia="Times New Roman" w:hAnsi="Times New Roman" w:cs="Times New Roman"/>
+          <w:i/>
+          <w:color w:val="FF0000"/>
+          <w:sz w:val="24"/>
+          <w:szCs w:val="24"/>
+        </w:rPr>
+        <w:t xml:space="preserve">Кондак (г. 8): </w:t>
+      </w:r>
+      <w:r>
+        <w:rPr>
+          <w:rFonts w:ascii="Times New Roman" w:eastAsia="Times New Roman" w:hAnsi="Times New Roman" w:cs="Times New Roman"/>
+          <w:sz w:val="24"/>
+          <w:szCs w:val="24"/>
+        </w:rPr>
+        <w:t>Як благочесних мучеників і богомудрих страждальців Христових,* преславно вшануймо днесь Флора і Лавра,* і отримаємо благодать і милість їх молитвами,* і визволимося від бід і напастей,* гніву й скорботи в день судний.</w:t>
+      </w:r>
+    </w:p>
+    <w:p>
+      <w:pPr>
+        <w:rPr>
+          <w:rFonts w:ascii="Times New Roman" w:eastAsia="Times New Roman" w:hAnsi="Times New Roman" w:cs="Times New Roman"/>
+          <w:sz w:val="24"/>
+          <w:szCs w:val="24"/>
+        </w:rPr>
+      </w:pPr>
+    </w:p>
+    <w:p>
+      <w:pPr>
+        <w:pStyle w:val="Heading1"/>
+        <w:spacing w:before="200" w:line="240" w:lineRule="auto"/>
+        <w:rPr>
+          <w:rFonts w:ascii="Times New Roman" w:eastAsia="Times New Roman" w:hAnsi="Times New Roman" w:cs="Times New Roman"/>
+          <w:sz w:val="24"/>
+          <w:szCs w:val="24"/>
+        </w:rPr>
+      </w:pPr>
+      <w:bookmarkStart w:id="9" w:name="_heading=h.mhkv5avh2339" w:colFirst="0" w:colLast="0"/>
+      <w:bookmarkEnd w:id="9"/>
+      <w:r>
+        <w:rPr>
+          <w:rFonts w:ascii="Times New Roman" w:eastAsia="Times New Roman" w:hAnsi="Times New Roman" w:cs="Times New Roman"/>
+          <w:sz w:val="24"/>
+          <w:szCs w:val="24"/>
+        </w:rPr>
+        <w:t>19 се</w:t>
+      </w:r>
+      <w:r>
+        <w:rPr>
+          <w:rFonts w:ascii="Times New Roman" w:eastAsia="Times New Roman" w:hAnsi="Times New Roman" w:cs="Times New Roman"/>
+          <w:sz w:val="24"/>
+          <w:szCs w:val="24"/>
+        </w:rPr>
+        <w:t>рпня. Св. мч. Андрея Стратилата сотника і тих, що з ним.</w:t>
       </w:r>
     </w:p>
     <w:p>
@@ -94,115 +2412,35 @@
         <w:spacing w:before="200" w:after="0" w:line="240" w:lineRule="auto"/>
         <w:rPr>
           <w:rFonts w:ascii="Times New Roman" w:eastAsia="Times New Roman" w:hAnsi="Times New Roman" w:cs="Times New Roman"/>
-          <w:color w:val="000000"/>
-          <w:sz w:val="24"/>
-          <w:szCs w:val="24"/>
-        </w:rPr>
-      </w:pPr>
-      <w:r>
-        <w:rPr>
-          <w:rFonts w:ascii="Times New Roman" w:eastAsia="Times New Roman" w:hAnsi="Times New Roman" w:cs="Times New Roman"/>
-          <w:i/>
-          <w:color w:val="FF0000"/>
-          <w:sz w:val="24"/>
-          <w:szCs w:val="24"/>
-        </w:rPr>
-        <w:t xml:space="preserve">Кондак (г. 2): </w:t>
-      </w:r>
-      <w:r>
-        <w:rPr>
-          <w:rFonts w:ascii="Times New Roman" w:eastAsia="Times New Roman" w:hAnsi="Times New Roman" w:cs="Times New Roman"/>
-          <w:color w:val="000000"/>
-          <w:sz w:val="24"/>
-          <w:szCs w:val="24"/>
-        </w:rPr>
-        <w:t>Премудрості Божої стовпів сім</w:t>
-      </w:r>
-      <w:r>
-        <w:rPr>
-          <w:rFonts w:ascii="Times New Roman" w:eastAsia="Times New Roman" w:hAnsi="Times New Roman" w:cs="Times New Roman"/>
-          <w:sz w:val="24"/>
-          <w:szCs w:val="24"/>
-        </w:rPr>
-        <w:t>*</w:t>
-      </w:r>
-      <w:r>
-        <w:rPr>
-          <w:rFonts w:ascii="Times New Roman" w:eastAsia="Times New Roman" w:hAnsi="Times New Roman" w:cs="Times New Roman"/>
-          <w:color w:val="000000"/>
-          <w:sz w:val="24"/>
-          <w:szCs w:val="24"/>
-        </w:rPr>
-        <w:t xml:space="preserve"> і Божественного Світла світильники семисвічні, Макавеї всемудрі,</w:t>
-      </w:r>
-      <w:r>
-        <w:rPr>
-          <w:rFonts w:ascii="Times New Roman" w:eastAsia="Times New Roman" w:hAnsi="Times New Roman" w:cs="Times New Roman"/>
-          <w:sz w:val="24"/>
-          <w:szCs w:val="24"/>
-        </w:rPr>
-        <w:t>*</w:t>
-      </w:r>
-      <w:r>
-        <w:rPr>
-          <w:rFonts w:ascii="Times New Roman" w:eastAsia="Times New Roman" w:hAnsi="Times New Roman" w:cs="Times New Roman"/>
-          <w:color w:val="000000"/>
-          <w:sz w:val="24"/>
-          <w:szCs w:val="24"/>
-        </w:rPr>
-        <w:t xml:space="preserve"> перед мучениками превеликі мученики,</w:t>
-      </w:r>
-      <w:r>
-        <w:rPr>
-          <w:rFonts w:ascii="Times New Roman" w:eastAsia="Times New Roman" w:hAnsi="Times New Roman" w:cs="Times New Roman"/>
-          <w:sz w:val="24"/>
-          <w:szCs w:val="24"/>
-        </w:rPr>
-        <w:t>*</w:t>
-      </w:r>
-      <w:r>
-        <w:rPr>
-          <w:rFonts w:ascii="Times New Roman" w:eastAsia="Times New Roman" w:hAnsi="Times New Roman" w:cs="Times New Roman"/>
-          <w:color w:val="000000"/>
-          <w:sz w:val="24"/>
-          <w:szCs w:val="24"/>
-        </w:rPr>
-        <w:t xml:space="preserve"> з якими всіх Богу мол</w:t>
-      </w:r>
-      <w:r>
-        <w:rPr>
-          <w:rFonts w:ascii="Times New Roman" w:eastAsia="Times New Roman" w:hAnsi="Times New Roman" w:cs="Times New Roman"/>
-          <w:sz w:val="24"/>
-          <w:szCs w:val="24"/>
-        </w:rPr>
-        <w:t>і</w:t>
-      </w:r>
-      <w:r>
-        <w:rPr>
-          <w:rFonts w:ascii="Times New Roman" w:eastAsia="Times New Roman" w:hAnsi="Times New Roman" w:cs="Times New Roman"/>
-          <w:color w:val="000000"/>
-          <w:sz w:val="24"/>
-          <w:szCs w:val="24"/>
-        </w:rPr>
-        <w:t>ться, щоб спаслися ті, які почитають вас.</w:t>
-      </w:r>
-    </w:p>
-    <w:p>
-      <w:pPr>
-        <w:pStyle w:val="1"/>
-        <w:rPr>
-          <w:rFonts w:ascii="Times New Roman" w:eastAsia="Times New Roman" w:hAnsi="Times New Roman" w:cs="Times New Roman"/>
-          <w:sz w:val="24"/>
-          <w:szCs w:val="24"/>
-        </w:rPr>
-      </w:pPr>
-      <w:r>
-        <w:rPr>
-          <w:rFonts w:ascii="Times New Roman" w:eastAsia="Times New Roman" w:hAnsi="Times New Roman" w:cs="Times New Roman"/>
-          <w:sz w:val="24"/>
-          <w:szCs w:val="24"/>
-        </w:rPr>
-        <w:t>2 серпня. Перенесення мощів св. первомч. й архидиякона Стефана.</w:t>
+          <w:sz w:val="24"/>
+          <w:szCs w:val="24"/>
+        </w:rPr>
+      </w:pPr>
+      <w:r>
+        <w:rPr>
+          <w:rFonts w:ascii="Times New Roman" w:eastAsia="Times New Roman" w:hAnsi="Times New Roman" w:cs="Times New Roman"/>
+          <w:i/>
+          <w:color w:val="FF0000"/>
+          <w:sz w:val="24"/>
+          <w:szCs w:val="24"/>
+        </w:rPr>
+        <w:t xml:space="preserve">Тропар (г. 5): </w:t>
+      </w:r>
+      <w:r>
+        <w:rPr>
+          <w:rFonts w:ascii="Times New Roman" w:eastAsia="Times New Roman" w:hAnsi="Times New Roman" w:cs="Times New Roman"/>
+          <w:sz w:val="24"/>
+          <w:szCs w:val="24"/>
+        </w:rPr>
+        <w:t xml:space="preserve">Земного сану покинувши славу,* Небесне Царство унаслідував єси,* краплями крові, як пречудними каміннями, нетлінні вінці прикрасив єси* і до Христа привів єси собор страстотерпців.* З </w:t>
+      </w:r>
+      <w:r>
+        <w:rPr>
+          <w:rFonts w:ascii="Times New Roman" w:eastAsia="Times New Roman" w:hAnsi="Times New Roman" w:cs="Times New Roman"/>
+          <w:sz w:val="24"/>
+          <w:szCs w:val="24"/>
+        </w:rPr>
+        <w:t>хорами ангельськими в невечірньому світлі* Сонце незаходиме - Христа - придбав єси, святий Андрію Стратилате,* Його ж моли із співстрадниками твоїми завжди,* щоб спас душі наші.</w:t>
       </w:r>
     </w:p>
     <w:p>
@@ -210,38 +2448,56 @@
         <w:spacing w:before="200" w:after="0" w:line="240" w:lineRule="auto"/>
         <w:rPr>
           <w:rFonts w:ascii="Times New Roman" w:eastAsia="Times New Roman" w:hAnsi="Times New Roman" w:cs="Times New Roman"/>
-          <w:i/>
-          <w:sz w:val="24"/>
-          <w:szCs w:val="24"/>
-        </w:rPr>
-      </w:pPr>
-      <w:r>
-        <w:rPr>
-          <w:rFonts w:ascii="Times New Roman" w:eastAsia="Times New Roman" w:hAnsi="Times New Roman" w:cs="Times New Roman"/>
-          <w:i/>
-          <w:color w:val="FF0000"/>
-          <w:sz w:val="24"/>
-          <w:szCs w:val="24"/>
-        </w:rPr>
-        <w:t>Тропар</w:t>
-      </w:r>
-      <w:r>
-        <w:rPr>
-          <w:rFonts w:ascii="Times New Roman" w:eastAsia="Times New Roman" w:hAnsi="Times New Roman" w:cs="Times New Roman"/>
-          <w:i/>
-          <w:color w:val="FF0000"/>
-          <w:sz w:val="24"/>
-          <w:szCs w:val="24"/>
-        </w:rPr>
-        <w:t xml:space="preserve"> (г. 4): </w:t>
-      </w:r>
-      <w:r>
-        <w:rPr>
-          <w:rFonts w:ascii="Times New Roman" w:eastAsia="Times New Roman" w:hAnsi="Times New Roman" w:cs="Times New Roman"/>
-          <w:sz w:val="24"/>
-          <w:szCs w:val="24"/>
-        </w:rPr>
-        <w:t>Цaрським вінцeм увінчaлася голова твоя через страждaння,* які перетерпів єси за Христа Бога, серед мyчеників первостраждaльцю Стефaне.* Ти бо закам’янілість вождів юдейських викрив,* видів єси твого Спaса праворуч Отця.* Його ж моли за душі нaші.</w:t>
+          <w:sz w:val="24"/>
+          <w:szCs w:val="24"/>
+        </w:rPr>
+      </w:pPr>
+      <w:r>
+        <w:rPr>
+          <w:rFonts w:ascii="Times New Roman" w:eastAsia="Times New Roman" w:hAnsi="Times New Roman" w:cs="Times New Roman"/>
+          <w:i/>
+          <w:color w:val="FF0000"/>
+          <w:sz w:val="24"/>
+          <w:szCs w:val="24"/>
+        </w:rPr>
+        <w:t xml:space="preserve">Кондак (г. 4): </w:t>
+      </w:r>
+      <w:r>
+        <w:rPr>
+          <w:rFonts w:ascii="Times New Roman" w:eastAsia="Times New Roman" w:hAnsi="Times New Roman" w:cs="Times New Roman"/>
+          <w:sz w:val="24"/>
+          <w:szCs w:val="24"/>
+        </w:rPr>
+        <w:t>В молитвах Господеві предстоячи,* як зоря перед сонцем ішов ти,</w:t>
+      </w:r>
+      <w:r>
+        <w:rPr>
+          <w:rFonts w:ascii="Times New Roman" w:eastAsia="Times New Roman" w:hAnsi="Times New Roman" w:cs="Times New Roman"/>
+          <w:sz w:val="24"/>
+          <w:szCs w:val="24"/>
+        </w:rPr>
+        <w:t>* і бажаний скарб Царства побачив єси,* радістю невимовною сповняючись.* Безсмертному Царю, якого безкінечні віки Ангели неустанно хвалять, співаєш,* Андрію Стратилате,* з ними ж молися неустанно за всіх нас.</w:t>
+      </w:r>
+    </w:p>
+    <w:p>
+      <w:pPr>
+        <w:pStyle w:val="Heading1"/>
+        <w:spacing w:before="200" w:line="240" w:lineRule="auto"/>
+        <w:rPr>
+          <w:rFonts w:ascii="Times New Roman" w:eastAsia="Times New Roman" w:hAnsi="Times New Roman" w:cs="Times New Roman"/>
+          <w:sz w:val="24"/>
+          <w:szCs w:val="24"/>
+        </w:rPr>
+      </w:pPr>
+      <w:bookmarkStart w:id="10" w:name="_heading=h.og9j6qv0nwiv" w:colFirst="0" w:colLast="0"/>
+      <w:bookmarkEnd w:id="10"/>
+      <w:r>
+        <w:rPr>
+          <w:rFonts w:ascii="Times New Roman" w:eastAsia="Times New Roman" w:hAnsi="Times New Roman" w:cs="Times New Roman"/>
+          <w:sz w:val="24"/>
+          <w:szCs w:val="24"/>
+        </w:rPr>
+        <w:t>20 серпня. Св. прор. Самуїла.</w:t>
       </w:r>
     </w:p>
     <w:p>
@@ -261,950 +2517,36 @@
           <w:sz w:val="24"/>
           <w:szCs w:val="24"/>
         </w:rPr>
-        <w:t>Кондак</w:t>
-      </w:r>
-      <w:r>
-        <w:rPr>
-          <w:rFonts w:ascii="Times New Roman" w:eastAsia="Times New Roman" w:hAnsi="Times New Roman" w:cs="Times New Roman"/>
-          <w:i/>
-          <w:color w:val="FF0000"/>
-          <w:sz w:val="24"/>
-          <w:szCs w:val="24"/>
-        </w:rPr>
-        <w:t xml:space="preserve"> (г. 6): </w:t>
-      </w:r>
-      <w:r>
-        <w:rPr>
-          <w:rFonts w:ascii="Times New Roman" w:eastAsia="Times New Roman" w:hAnsi="Times New Roman" w:cs="Times New Roman"/>
-          <w:sz w:val="24"/>
-          <w:szCs w:val="24"/>
-        </w:rPr>
-        <w:t>Пeрший на землі був ти засіяний сіячем небeсним, всехвaльний Стефaне,* пeрший на землі за Христа кров пролив єси, блажeнний,* пeрший від Нього вінцем перемоги увінчаний був на небі,* страдників начaло, вінценосче,* первостраждaльний серед мучеників.</w:t>
-      </w:r>
-    </w:p>
-    <w:p>
-      <w:pPr>
-        <w:spacing w:after="0" w:line="240" w:lineRule="auto"/>
-        <w:rPr>
-          <w:rFonts w:ascii="Times New Roman" w:eastAsia="Times New Roman" w:hAnsi="Times New Roman" w:cs="Times New Roman"/>
-          <w:color w:val="231F20"/>
-          <w:sz w:val="24"/>
-          <w:szCs w:val="24"/>
-        </w:rPr>
-      </w:pPr>
-    </w:p>
-    <w:p>
-      <w:pPr>
-        <w:pStyle w:val="1"/>
-        <w:rPr>
-          <w:rFonts w:ascii="Times New Roman" w:eastAsia="Times New Roman" w:hAnsi="Times New Roman" w:cs="Times New Roman"/>
-          <w:color w:val="FF0000"/>
-          <w:sz w:val="24"/>
-          <w:szCs w:val="24"/>
-        </w:rPr>
-      </w:pPr>
-      <w:r>
-        <w:rPr>
-          <w:rFonts w:ascii="Times New Roman" w:eastAsia="Times New Roman" w:hAnsi="Times New Roman" w:cs="Times New Roman"/>
-          <w:sz w:val="24"/>
-          <w:szCs w:val="24"/>
-        </w:rPr>
-        <w:t>3 серпня.  Прпп. Ісаакія, Далмата й Фавста.</w:t>
-      </w:r>
-    </w:p>
-    <w:p>
-      <w:pPr>
-        <w:rPr>
-          <w:rFonts w:ascii="Times New Roman" w:eastAsia="Times New Roman" w:hAnsi="Times New Roman" w:cs="Times New Roman"/>
-          <w:sz w:val="24"/>
-          <w:szCs w:val="24"/>
-        </w:rPr>
-      </w:pPr>
-      <w:r>
-        <w:rPr>
-          <w:rFonts w:ascii="Times New Roman" w:eastAsia="Times New Roman" w:hAnsi="Times New Roman" w:cs="Times New Roman"/>
-          <w:i/>
-          <w:color w:val="FF0000"/>
-          <w:sz w:val="24"/>
-          <w:szCs w:val="24"/>
-        </w:rPr>
-        <w:t xml:space="preserve">Тропар (г. 4): </w:t>
-      </w:r>
-      <w:r>
-        <w:rPr>
-          <w:rFonts w:ascii="Times New Roman" w:eastAsia="Times New Roman" w:hAnsi="Times New Roman" w:cs="Times New Roman"/>
-          <w:sz w:val="24"/>
-          <w:szCs w:val="24"/>
-        </w:rPr>
-        <w:t>Боже отців наших,* що чиниш завжди з нами по Твоїй лагідності,* не віддали милости Твоєї від нас,* але молитвами їх у мирі направ життя наше.</w:t>
-      </w:r>
-    </w:p>
-    <w:p>
-      <w:pPr>
-        <w:rPr>
-          <w:rFonts w:ascii="Times New Roman" w:eastAsia="Times New Roman" w:hAnsi="Times New Roman" w:cs="Times New Roman"/>
-          <w:sz w:val="24"/>
-          <w:szCs w:val="24"/>
-        </w:rPr>
-      </w:pPr>
-      <w:r>
-        <w:rPr>
-          <w:rFonts w:ascii="Times New Roman" w:eastAsia="Times New Roman" w:hAnsi="Times New Roman" w:cs="Times New Roman"/>
-          <w:i/>
-          <w:color w:val="FF0000"/>
-          <w:sz w:val="24"/>
-          <w:szCs w:val="24"/>
-        </w:rPr>
-        <w:t xml:space="preserve">Кондак (г. 2): </w:t>
-      </w:r>
-      <w:r>
-        <w:rPr>
-          <w:rFonts w:ascii="Times New Roman" w:eastAsia="Times New Roman" w:hAnsi="Times New Roman" w:cs="Times New Roman"/>
-          <w:sz w:val="24"/>
-          <w:szCs w:val="24"/>
-        </w:rPr>
-        <w:t>Тих, що постом засяяли як світила* і вірою єресі зруйнували,* прославмо в піснях Ісаакія, Далмата й Фавста, як Христових угодників,* якого молять вони за всіх нас.</w:t>
-      </w:r>
-    </w:p>
-    <w:p>
-      <w:pPr>
-        <w:pStyle w:val="1"/>
-        <w:rPr>
-          <w:rFonts w:ascii="Times New Roman" w:eastAsia="Times New Roman" w:hAnsi="Times New Roman" w:cs="Times New Roman"/>
-          <w:sz w:val="24"/>
-          <w:szCs w:val="24"/>
-        </w:rPr>
-      </w:pPr>
-    </w:p>
-    <w:p>
-      <w:pPr>
-        <w:pStyle w:val="1"/>
-        <w:rPr>
-          <w:rFonts w:ascii="Times New Roman" w:eastAsia="Times New Roman" w:hAnsi="Times New Roman" w:cs="Times New Roman"/>
-          <w:sz w:val="24"/>
-          <w:szCs w:val="24"/>
-        </w:rPr>
-      </w:pPr>
-      <w:r>
-        <w:rPr>
-          <w:rFonts w:ascii="Times New Roman" w:eastAsia="Times New Roman" w:hAnsi="Times New Roman" w:cs="Times New Roman"/>
-          <w:sz w:val="24"/>
-          <w:szCs w:val="24"/>
-        </w:rPr>
-        <w:t>4 серпня.  Свв. сімох отроків, що в Ефесі. Св. прпмчц. Євдокії.</w:t>
-      </w:r>
-    </w:p>
-    <w:p>
-      <w:pPr>
-        <w:rPr>
-          <w:rFonts w:ascii="Times New Roman" w:eastAsia="Times New Roman" w:hAnsi="Times New Roman" w:cs="Times New Roman"/>
-          <w:sz w:val="24"/>
-          <w:szCs w:val="24"/>
-        </w:rPr>
-      </w:pPr>
-      <w:r>
-        <w:rPr>
-          <w:rFonts w:ascii="Times New Roman" w:eastAsia="Times New Roman" w:hAnsi="Times New Roman" w:cs="Times New Roman"/>
-          <w:i/>
-          <w:color w:val="FF0000"/>
-          <w:sz w:val="24"/>
-          <w:szCs w:val="24"/>
-        </w:rPr>
-        <w:t xml:space="preserve">Тропар (г. 4): </w:t>
-      </w:r>
-      <w:r>
-        <w:rPr>
-          <w:rFonts w:ascii="Times New Roman" w:eastAsia="Times New Roman" w:hAnsi="Times New Roman" w:cs="Times New Roman"/>
-          <w:sz w:val="24"/>
-          <w:szCs w:val="24"/>
-        </w:rPr>
-        <w:t xml:space="preserve">О велике чудо віри,* в печері, як у світлиці царській, святі сім отроків перебували,* і умерли без зотління;* і через довгий час устали, немов зі сну,* запевняючи воскресіння всіх людей.* Їх молитвами, Христе Боже, помилуй нас. </w:t>
-      </w:r>
-    </w:p>
-    <w:p>
-      <w:pPr>
-        <w:rPr>
-          <w:rFonts w:ascii="Times New Roman" w:eastAsia="Times New Roman" w:hAnsi="Times New Roman" w:cs="Times New Roman"/>
-          <w:sz w:val="24"/>
-          <w:szCs w:val="24"/>
-        </w:rPr>
-      </w:pPr>
-      <w:r>
-        <w:rPr>
-          <w:rFonts w:ascii="Times New Roman" w:eastAsia="Times New Roman" w:hAnsi="Times New Roman" w:cs="Times New Roman"/>
-          <w:i/>
-          <w:color w:val="FF0000"/>
-          <w:sz w:val="24"/>
-          <w:szCs w:val="24"/>
-        </w:rPr>
-        <w:t xml:space="preserve">Кондак (г. 4): </w:t>
-      </w:r>
-      <w:r>
-        <w:rPr>
-          <w:rFonts w:ascii="Times New Roman" w:eastAsia="Times New Roman" w:hAnsi="Times New Roman" w:cs="Times New Roman"/>
-          <w:sz w:val="24"/>
-          <w:szCs w:val="24"/>
-        </w:rPr>
-        <w:t xml:space="preserve">Відкинувши тлінне цього світу,* і прийнявши нетлінні дари,* умерли, перебуваючи нетлінними.* Тому й воскресли через багато літ,* поховавши все невірство лютих.* Вас у піснях нині вихваляючи, вірні, Христа прославмо. </w:t>
-      </w:r>
-    </w:p>
-    <w:p>
-      <w:pPr>
-        <w:pStyle w:val="1"/>
-        <w:rPr>
-          <w:rFonts w:ascii="Times New Roman" w:eastAsia="Times New Roman" w:hAnsi="Times New Roman" w:cs="Times New Roman"/>
-          <w:sz w:val="24"/>
-          <w:szCs w:val="24"/>
-        </w:rPr>
-      </w:pPr>
-      <w:r>
-        <w:rPr>
-          <w:rFonts w:ascii="Times New Roman" w:eastAsia="Times New Roman" w:hAnsi="Times New Roman" w:cs="Times New Roman"/>
-          <w:sz w:val="24"/>
-          <w:szCs w:val="24"/>
-        </w:rPr>
-        <w:t>5 Передсвяття Преображення. Св. мч. Євсигнія.</w:t>
-      </w:r>
-    </w:p>
-    <w:p>
-      <w:pPr>
-        <w:pStyle w:val="2"/>
-        <w:rPr>
-          <w:rFonts w:ascii="Times New Roman" w:eastAsia="Times New Roman" w:hAnsi="Times New Roman" w:cs="Times New Roman"/>
-          <w:sz w:val="24"/>
-          <w:szCs w:val="24"/>
-        </w:rPr>
-      </w:pPr>
-      <w:bookmarkStart w:id="2" w:name="_heading=h.pfs9hc7s6dz1" w:colFirst="0" w:colLast="0"/>
-      <w:bookmarkStart w:id="3" w:name="_heading=h.icnxrsoq8qso" w:colFirst="0" w:colLast="0"/>
-      <w:bookmarkEnd w:id="2"/>
-      <w:bookmarkEnd w:id="3"/>
-      <w:r>
-        <w:rPr>
-          <w:rFonts w:ascii="Times New Roman" w:eastAsia="Times New Roman" w:hAnsi="Times New Roman" w:cs="Times New Roman"/>
-          <w:sz w:val="24"/>
-          <w:szCs w:val="24"/>
-        </w:rPr>
-        <w:t>Св. мч. Євсигнія</w:t>
-      </w:r>
-    </w:p>
-    <w:p>
-      <w:pPr>
-        <w:rPr>
-          <w:rFonts w:ascii="Times New Roman" w:eastAsia="Times New Roman" w:hAnsi="Times New Roman" w:cs="Times New Roman"/>
-          <w:sz w:val="24"/>
-          <w:szCs w:val="24"/>
-        </w:rPr>
-      </w:pPr>
-      <w:r>
-        <w:rPr>
-          <w:rFonts w:ascii="Times New Roman" w:eastAsia="Times New Roman" w:hAnsi="Times New Roman" w:cs="Times New Roman"/>
-          <w:i/>
-          <w:color w:val="FF0000"/>
-          <w:sz w:val="24"/>
-          <w:szCs w:val="24"/>
-        </w:rPr>
-        <w:t xml:space="preserve">Тропар (г. 4): </w:t>
-      </w:r>
-      <w:r>
-        <w:rPr>
-          <w:rFonts w:ascii="Times New Roman" w:eastAsia="Times New Roman" w:hAnsi="Times New Roman" w:cs="Times New Roman"/>
-          <w:sz w:val="24"/>
-          <w:szCs w:val="24"/>
-        </w:rPr>
-        <w:t>Мученик Твій, Господи, Євсигній,* у стражданнях своїх прийняв вінець нетлінний від Тебе, Бога нашого,* мавши бо кріпость Твою, він мучителів подолав,* сокрушив і демонів зухвальства безсильні.* Його молитвами спаси душі наші.</w:t>
-      </w:r>
-    </w:p>
-    <w:p>
-      <w:pPr>
-        <w:rPr>
-          <w:rFonts w:ascii="Times New Roman" w:eastAsia="Times New Roman" w:hAnsi="Times New Roman" w:cs="Times New Roman"/>
-          <w:sz w:val="24"/>
-          <w:szCs w:val="24"/>
-        </w:rPr>
-      </w:pPr>
-      <w:r>
-        <w:rPr>
-          <w:rFonts w:ascii="Times New Roman" w:eastAsia="Times New Roman" w:hAnsi="Times New Roman" w:cs="Times New Roman"/>
-          <w:i/>
-          <w:color w:val="FF0000"/>
-          <w:sz w:val="24"/>
-          <w:szCs w:val="24"/>
-        </w:rPr>
-        <w:t xml:space="preserve">Кондак (г. 4): </w:t>
-      </w:r>
-      <w:r>
-        <w:rPr>
-          <w:rFonts w:ascii="Times New Roman" w:eastAsia="Times New Roman" w:hAnsi="Times New Roman" w:cs="Times New Roman"/>
-          <w:sz w:val="24"/>
-          <w:szCs w:val="24"/>
-        </w:rPr>
-        <w:t>Мученика Євсигнія возхвалімо,* бо він вчинив марною оману силою Христовою,* і віру прояснив,* перетерпівши муки за істину,* і викрив бездумність мучителів,* прийнявши вінець перемоги з Божої десниці.</w:t>
-      </w:r>
-    </w:p>
-    <w:p>
-      <w:pPr>
-        <w:pStyle w:val="1"/>
-        <w:rPr>
-          <w:rFonts w:ascii="Times New Roman" w:eastAsia="Times New Roman" w:hAnsi="Times New Roman" w:cs="Times New Roman"/>
-          <w:color w:val="FF0000"/>
-          <w:sz w:val="24"/>
-          <w:szCs w:val="24"/>
-        </w:rPr>
-      </w:pPr>
-      <w:r>
-        <w:rPr>
-          <w:rFonts w:ascii="Times New Roman" w:eastAsia="Times New Roman" w:hAnsi="Times New Roman" w:cs="Times New Roman"/>
-          <w:color w:val="FF0000"/>
-          <w:sz w:val="24"/>
-          <w:szCs w:val="24"/>
-        </w:rPr>
-        <w:t>6 серпня.  Святе Преображення Господа Бога і Спаса нашого Ісуса Христа</w:t>
-      </w:r>
-    </w:p>
-    <w:p>
-      <w:pPr>
-        <w:rPr>
-          <w:rFonts w:ascii="Times New Roman" w:eastAsia="Times New Roman" w:hAnsi="Times New Roman" w:cs="Times New Roman"/>
-          <w:sz w:val="24"/>
-          <w:szCs w:val="24"/>
-        </w:rPr>
-      </w:pPr>
-      <w:r>
-        <w:rPr>
-          <w:rFonts w:ascii="Times New Roman" w:eastAsia="Times New Roman" w:hAnsi="Times New Roman" w:cs="Times New Roman"/>
-          <w:i/>
-          <w:color w:val="FF0000"/>
-          <w:sz w:val="24"/>
-          <w:szCs w:val="24"/>
-        </w:rPr>
-        <w:t xml:space="preserve">Тропар (г. 7): </w:t>
-      </w:r>
-      <w:r>
-        <w:rPr>
-          <w:rFonts w:ascii="Times New Roman" w:eastAsia="Times New Roman" w:hAnsi="Times New Roman" w:cs="Times New Roman"/>
-          <w:sz w:val="24"/>
-          <w:szCs w:val="24"/>
-        </w:rPr>
-        <w:t>Переобразився Ти на горі, Христе Боже,* показавши ученикам Твоїм славу Твою, скільки змогли,* Нехай засіяє і нам, грішним, світло Твоє повсякчасне,* молитвами Богородиці, Світлодавче, слава Тобі.</w:t>
-      </w:r>
-    </w:p>
-    <w:p>
-      <w:pPr>
-        <w:rPr>
-          <w:rFonts w:ascii="Times New Roman" w:eastAsia="Times New Roman" w:hAnsi="Times New Roman" w:cs="Times New Roman"/>
-          <w:sz w:val="24"/>
-          <w:szCs w:val="24"/>
-        </w:rPr>
-      </w:pPr>
-      <w:r>
-        <w:rPr>
-          <w:rFonts w:ascii="Times New Roman" w:eastAsia="Times New Roman" w:hAnsi="Times New Roman" w:cs="Times New Roman"/>
-          <w:i/>
-          <w:color w:val="FF0000"/>
-          <w:sz w:val="24"/>
-          <w:szCs w:val="24"/>
-        </w:rPr>
-        <w:t xml:space="preserve">Кондак (г. 7): </w:t>
-      </w:r>
-      <w:r>
-        <w:rPr>
-          <w:rFonts w:ascii="Times New Roman" w:eastAsia="Times New Roman" w:hAnsi="Times New Roman" w:cs="Times New Roman"/>
-          <w:sz w:val="24"/>
-          <w:szCs w:val="24"/>
-        </w:rPr>
-        <w:t>На горі переобразився Ти,* і скільки змогли, ученики Твої славу Твою, Христе Боже, виділи,* щоб коли побачат, як Тебе розпинають,* страждання зрозуміли добровільне,* а світові проповідять,* що Ти єси воістину Отче сяяння.</w:t>
-      </w:r>
-    </w:p>
-    <w:p>
-      <w:pPr>
-        <w:pStyle w:val="1"/>
-        <w:rPr>
-          <w:rFonts w:ascii="Times New Roman" w:eastAsia="Times New Roman" w:hAnsi="Times New Roman" w:cs="Times New Roman"/>
-          <w:sz w:val="24"/>
-          <w:szCs w:val="24"/>
-        </w:rPr>
-      </w:pPr>
-      <w:r>
-        <w:rPr>
-          <w:rFonts w:ascii="Times New Roman" w:eastAsia="Times New Roman" w:hAnsi="Times New Roman" w:cs="Times New Roman"/>
-          <w:sz w:val="24"/>
-          <w:szCs w:val="24"/>
-        </w:rPr>
-        <w:t>7 серпня.  Св. прпмч. Дометія.</w:t>
-      </w:r>
-    </w:p>
-    <w:p>
-      <w:pPr>
-        <w:rPr>
-          <w:rFonts w:ascii="Times New Roman" w:eastAsia="Times New Roman" w:hAnsi="Times New Roman" w:cs="Times New Roman"/>
-          <w:sz w:val="24"/>
-          <w:szCs w:val="24"/>
-        </w:rPr>
-      </w:pPr>
-      <w:r>
-        <w:rPr>
-          <w:rFonts w:ascii="Times New Roman" w:eastAsia="Times New Roman" w:hAnsi="Times New Roman" w:cs="Times New Roman"/>
-          <w:i/>
-          <w:color w:val="FF0000"/>
-          <w:sz w:val="24"/>
-          <w:szCs w:val="24"/>
-        </w:rPr>
-        <w:t xml:space="preserve">Тропар (г. 4): </w:t>
-      </w:r>
-      <w:r>
-        <w:rPr>
-          <w:rFonts w:ascii="Times New Roman" w:eastAsia="Times New Roman" w:hAnsi="Times New Roman" w:cs="Times New Roman"/>
-          <w:sz w:val="24"/>
-          <w:szCs w:val="24"/>
-        </w:rPr>
-        <w:t xml:space="preserve">Звершуючи на горі подвиг посту,* духовні полки ворогів зброєю хреста погубив ти, всеблаженний,* й у страждання мужньо зодягнувся ти.* Тому й вінчався ти від Бога,* преподобномученику Дометію, завжди пам’ятний. </w:t>
-      </w:r>
-    </w:p>
-    <w:p>
-      <w:pPr>
-        <w:rPr>
-          <w:rFonts w:ascii="Times New Roman" w:eastAsia="Times New Roman" w:hAnsi="Times New Roman" w:cs="Times New Roman"/>
-          <w:sz w:val="24"/>
-          <w:szCs w:val="24"/>
-        </w:rPr>
-      </w:pPr>
-      <w:r>
-        <w:rPr>
-          <w:rFonts w:ascii="Times New Roman" w:eastAsia="Times New Roman" w:hAnsi="Times New Roman" w:cs="Times New Roman"/>
-          <w:i/>
-          <w:color w:val="FF0000"/>
-          <w:sz w:val="24"/>
-          <w:szCs w:val="24"/>
-        </w:rPr>
-        <w:t xml:space="preserve">Кондак (г. 6): </w:t>
-      </w:r>
-      <w:r>
-        <w:rPr>
-          <w:rFonts w:ascii="Times New Roman" w:eastAsia="Times New Roman" w:hAnsi="Times New Roman" w:cs="Times New Roman"/>
-          <w:sz w:val="24"/>
-          <w:szCs w:val="24"/>
-        </w:rPr>
-        <w:t xml:space="preserve">Зненавидівши все тлінне, і вигадки оманливі, преподобномученику Дометіє,* став ти великим наставником монахів,* не злякався гніву царя, який не хотів вшановувати Христа, істинного Бога.* Тому й умер ти, співаючи пісню:* Бог зі мною і ніхто проти мене. </w:t>
-      </w:r>
-    </w:p>
-    <w:p>
-      <w:pPr>
-        <w:pStyle w:val="1"/>
-        <w:rPr>
-          <w:rFonts w:ascii="Times New Roman" w:eastAsia="Times New Roman" w:hAnsi="Times New Roman" w:cs="Times New Roman"/>
-          <w:sz w:val="24"/>
-          <w:szCs w:val="24"/>
-        </w:rPr>
-      </w:pPr>
-      <w:r>
-        <w:rPr>
-          <w:rFonts w:ascii="Times New Roman" w:eastAsia="Times New Roman" w:hAnsi="Times New Roman" w:cs="Times New Roman"/>
-          <w:sz w:val="24"/>
-          <w:szCs w:val="24"/>
-        </w:rPr>
-        <w:t>8 серпня.  Св. Еміліяна, ісп., єп. Кизицького.</w:t>
-      </w:r>
-    </w:p>
-    <w:p>
-      <w:pPr>
-        <w:rPr>
-          <w:rFonts w:ascii="Times New Roman" w:eastAsia="Times New Roman" w:hAnsi="Times New Roman" w:cs="Times New Roman"/>
-          <w:sz w:val="24"/>
-          <w:szCs w:val="24"/>
-        </w:rPr>
-      </w:pPr>
-      <w:r>
-        <w:rPr>
-          <w:rFonts w:ascii="Times New Roman" w:eastAsia="Times New Roman" w:hAnsi="Times New Roman" w:cs="Times New Roman"/>
-          <w:i/>
-          <w:color w:val="FF0000"/>
-          <w:sz w:val="24"/>
-          <w:szCs w:val="24"/>
-        </w:rPr>
-        <w:t xml:space="preserve">Тропар (г. 4): </w:t>
-      </w:r>
-      <w:r>
-        <w:rPr>
-          <w:rFonts w:ascii="Times New Roman" w:eastAsia="Times New Roman" w:hAnsi="Times New Roman" w:cs="Times New Roman"/>
-          <w:sz w:val="24"/>
-          <w:szCs w:val="24"/>
-        </w:rPr>
-        <w:t>Правилом віри і образом лагідности,* учителем повздержности* явила тебе твоєму стаду всіх речей істина.* Ради цього придбав ти смиренням високе,* убогістю – багате,* отче, священноначальнику Еміліяне,* Моли Христа Бога, щоб спаслися душі наші.</w:t>
-      </w:r>
-    </w:p>
-    <w:p>
-      <w:pPr>
-        <w:rPr>
-          <w:rFonts w:ascii="Times New Roman" w:eastAsia="Times New Roman" w:hAnsi="Times New Roman" w:cs="Times New Roman"/>
-          <w:sz w:val="24"/>
-          <w:szCs w:val="24"/>
-        </w:rPr>
-      </w:pPr>
-      <w:r>
-        <w:rPr>
-          <w:rFonts w:ascii="Times New Roman" w:eastAsia="Times New Roman" w:hAnsi="Times New Roman" w:cs="Times New Roman"/>
-          <w:i/>
-          <w:color w:val="FF0000"/>
-          <w:sz w:val="24"/>
-          <w:szCs w:val="24"/>
-        </w:rPr>
-        <w:t xml:space="preserve">Кондак (г. 3): </w:t>
-      </w:r>
-      <w:r>
-        <w:rPr>
-          <w:rFonts w:ascii="Times New Roman" w:eastAsia="Times New Roman" w:hAnsi="Times New Roman" w:cs="Times New Roman"/>
-          <w:sz w:val="24"/>
-          <w:szCs w:val="24"/>
-        </w:rPr>
-        <w:t>Тебе, сміливого захисника Тройці,* Церква, що за неї постраждав ти, славить, оспівуючи, Еміліяне.* Тому й ми вшановуємо пам’ять твою, кличучи:* визволи від поганського нашестя рабів твоїх.</w:t>
-      </w:r>
-    </w:p>
-    <w:p>
-      <w:pPr>
-        <w:pStyle w:val="1"/>
-        <w:rPr>
-          <w:rFonts w:ascii="Times New Roman" w:eastAsia="Times New Roman" w:hAnsi="Times New Roman" w:cs="Times New Roman"/>
-          <w:sz w:val="24"/>
-          <w:szCs w:val="24"/>
-        </w:rPr>
-      </w:pPr>
-      <w:r>
-        <w:rPr>
-          <w:rFonts w:ascii="Times New Roman" w:eastAsia="Times New Roman" w:hAnsi="Times New Roman" w:cs="Times New Roman"/>
-          <w:sz w:val="24"/>
-          <w:szCs w:val="24"/>
-        </w:rPr>
-        <w:t>9 серпня. Св. ап. Матія.</w:t>
-      </w:r>
-    </w:p>
-    <w:p>
-      <w:pPr>
-        <w:rPr>
-          <w:rFonts w:ascii="Times New Roman" w:eastAsia="Times New Roman" w:hAnsi="Times New Roman" w:cs="Times New Roman"/>
-          <w:sz w:val="24"/>
-          <w:szCs w:val="24"/>
-        </w:rPr>
-      </w:pPr>
-      <w:r>
-        <w:rPr>
-          <w:rFonts w:ascii="Times New Roman" w:eastAsia="Times New Roman" w:hAnsi="Times New Roman" w:cs="Times New Roman"/>
-          <w:i/>
-          <w:color w:val="FF0000"/>
-          <w:sz w:val="24"/>
-          <w:szCs w:val="24"/>
-        </w:rPr>
-        <w:t xml:space="preserve">Тропар (г. 3): </w:t>
-      </w:r>
-      <w:r>
-        <w:rPr>
-          <w:rFonts w:ascii="Times New Roman" w:eastAsia="Times New Roman" w:hAnsi="Times New Roman" w:cs="Times New Roman"/>
-          <w:sz w:val="24"/>
-          <w:szCs w:val="24"/>
-        </w:rPr>
-        <w:t xml:space="preserve">Апостоле святий Матію,* моли милостивого Бога,* щоб відпущення прогрішень подав душам нашим. </w:t>
-      </w:r>
-    </w:p>
-    <w:p>
-      <w:pPr>
-        <w:rPr>
-          <w:rFonts w:ascii="Times New Roman" w:eastAsia="Times New Roman" w:hAnsi="Times New Roman" w:cs="Times New Roman"/>
-          <w:sz w:val="24"/>
-          <w:szCs w:val="24"/>
-        </w:rPr>
-      </w:pPr>
-      <w:r>
-        <w:rPr>
-          <w:rFonts w:ascii="Times New Roman" w:eastAsia="Times New Roman" w:hAnsi="Times New Roman" w:cs="Times New Roman"/>
-          <w:i/>
-          <w:color w:val="FF0000"/>
-          <w:sz w:val="24"/>
-          <w:szCs w:val="24"/>
-        </w:rPr>
-        <w:t xml:space="preserve">Кондак (г. 4): </w:t>
-      </w:r>
-      <w:r>
-        <w:rPr>
-          <w:rFonts w:ascii="Times New Roman" w:eastAsia="Times New Roman" w:hAnsi="Times New Roman" w:cs="Times New Roman"/>
-          <w:sz w:val="24"/>
-          <w:szCs w:val="24"/>
-        </w:rPr>
-        <w:t>Вістування твоє, що, як світлосяйне сонце,* вийшло на весь світ,* просвічує благодаттю Церкву народів,* чудоносний Матію, апостоле.</w:t>
-      </w:r>
-    </w:p>
-    <w:p>
-      <w:pPr>
-        <w:pStyle w:val="1"/>
-        <w:rPr>
-          <w:rFonts w:ascii="Times New Roman" w:eastAsia="Times New Roman" w:hAnsi="Times New Roman" w:cs="Times New Roman"/>
-          <w:sz w:val="24"/>
-          <w:szCs w:val="24"/>
-        </w:rPr>
-      </w:pPr>
-      <w:r>
-        <w:rPr>
-          <w:rFonts w:ascii="Times New Roman" w:eastAsia="Times New Roman" w:hAnsi="Times New Roman" w:cs="Times New Roman"/>
-          <w:sz w:val="24"/>
-          <w:szCs w:val="24"/>
-        </w:rPr>
-        <w:t>10 серпня.  Св. мч. й архидиякона Лаврентія.</w:t>
-      </w:r>
-    </w:p>
-    <w:p>
-      <w:pPr>
-        <w:rPr>
-          <w:rFonts w:ascii="Times New Roman" w:eastAsia="Times New Roman" w:hAnsi="Times New Roman" w:cs="Times New Roman"/>
-          <w:sz w:val="24"/>
-          <w:szCs w:val="24"/>
-        </w:rPr>
-      </w:pPr>
-      <w:r>
-        <w:rPr>
-          <w:rFonts w:ascii="Times New Roman" w:eastAsia="Times New Roman" w:hAnsi="Times New Roman" w:cs="Times New Roman"/>
-          <w:i/>
-          <w:color w:val="FF0000"/>
-          <w:sz w:val="24"/>
-          <w:szCs w:val="24"/>
-        </w:rPr>
-        <w:t xml:space="preserve">Тропар (г. 4): </w:t>
-      </w:r>
-      <w:r>
-        <w:rPr>
-          <w:rFonts w:ascii="Times New Roman" w:eastAsia="Times New Roman" w:hAnsi="Times New Roman" w:cs="Times New Roman"/>
-          <w:sz w:val="24"/>
-          <w:szCs w:val="24"/>
-        </w:rPr>
-        <w:t>Мученик Твій, Господи, Лаврентій,* у стражданнях своїх прийняв вінець нетлінний від Тебе, Бога нашого,* мавши бо кріпость Твою, він мучителів подолав,* сокрушив і демонів зухвальства безсильні.* Його молитвами спаси душі наші.</w:t>
-      </w:r>
-    </w:p>
-    <w:p>
-      <w:pPr>
-        <w:rPr>
-          <w:rFonts w:ascii="Times New Roman" w:eastAsia="Times New Roman" w:hAnsi="Times New Roman" w:cs="Times New Roman"/>
-          <w:sz w:val="24"/>
-          <w:szCs w:val="24"/>
-        </w:rPr>
-      </w:pPr>
-      <w:r>
-        <w:rPr>
-          <w:rFonts w:ascii="Times New Roman" w:eastAsia="Times New Roman" w:hAnsi="Times New Roman" w:cs="Times New Roman"/>
-          <w:i/>
-          <w:color w:val="FF0000"/>
-          <w:sz w:val="24"/>
-          <w:szCs w:val="24"/>
-        </w:rPr>
-        <w:t xml:space="preserve">Кондак (г. 4): </w:t>
-      </w:r>
-      <w:r>
-        <w:rPr>
-          <w:rFonts w:ascii="Times New Roman" w:eastAsia="Times New Roman" w:hAnsi="Times New Roman" w:cs="Times New Roman"/>
-          <w:sz w:val="24"/>
-          <w:szCs w:val="24"/>
-        </w:rPr>
-        <w:t>Вогнем божественним розпалив ти серце своє,* полум’я пристрастей до кінця спалив,* страждальців опоро,* богоносний мученику Лаврентію,* і в стражданнях викликував ти вірно:* ніщо не розлучить мене від любові Христової.</w:t>
-      </w:r>
-    </w:p>
-    <w:p>
-      <w:pPr>
-        <w:rPr>
-          <w:rFonts w:ascii="Times New Roman" w:eastAsia="Times New Roman" w:hAnsi="Times New Roman" w:cs="Times New Roman"/>
-          <w:sz w:val="24"/>
-          <w:szCs w:val="24"/>
-        </w:rPr>
-      </w:pPr>
-    </w:p>
-    <w:p>
-      <w:pPr>
-        <w:pStyle w:val="1"/>
-        <w:rPr>
-          <w:rFonts w:ascii="Times New Roman" w:eastAsia="Times New Roman" w:hAnsi="Times New Roman" w:cs="Times New Roman"/>
-          <w:sz w:val="24"/>
-          <w:szCs w:val="24"/>
-        </w:rPr>
-      </w:pPr>
-      <w:r>
-        <w:rPr>
-          <w:rFonts w:ascii="Times New Roman" w:eastAsia="Times New Roman" w:hAnsi="Times New Roman" w:cs="Times New Roman"/>
-          <w:sz w:val="24"/>
-          <w:szCs w:val="24"/>
-        </w:rPr>
-        <w:t>11 серпня.  Св. мч. й архидиякона Євпла.</w:t>
-      </w:r>
-    </w:p>
-    <w:p>
-      <w:pPr>
-        <w:rPr>
-          <w:rFonts w:ascii="Times New Roman" w:eastAsia="Times New Roman" w:hAnsi="Times New Roman" w:cs="Times New Roman"/>
-          <w:sz w:val="24"/>
-          <w:szCs w:val="24"/>
-        </w:rPr>
-      </w:pPr>
-      <w:r>
-        <w:rPr>
-          <w:rFonts w:ascii="Times New Roman" w:eastAsia="Times New Roman" w:hAnsi="Times New Roman" w:cs="Times New Roman"/>
-          <w:i/>
-          <w:color w:val="FF0000"/>
-          <w:sz w:val="24"/>
-          <w:szCs w:val="24"/>
-        </w:rPr>
-        <w:t xml:space="preserve">Тропар (г. 4): </w:t>
-      </w:r>
-      <w:r>
-        <w:rPr>
-          <w:rFonts w:ascii="Times New Roman" w:eastAsia="Times New Roman" w:hAnsi="Times New Roman" w:cs="Times New Roman"/>
-          <w:sz w:val="24"/>
-          <w:szCs w:val="24"/>
-        </w:rPr>
-        <w:t>Мученик Твій, Господи, Євпл,* у стражданнях своїх прийняв вінець нетлінний від Тебе, Бога нашого,* мавши бо кріпость Твою, він мучителів подолав,* сокрушив і демонів зухвальства безсильні.* Його молитвами спаси душі наші.</w:t>
-      </w:r>
-    </w:p>
-    <w:p>
-      <w:pPr>
-        <w:rPr>
-          <w:rFonts w:ascii="Times New Roman" w:eastAsia="Times New Roman" w:hAnsi="Times New Roman" w:cs="Times New Roman"/>
-          <w:sz w:val="24"/>
-          <w:szCs w:val="24"/>
-        </w:rPr>
-      </w:pPr>
-      <w:r>
-        <w:rPr>
-          <w:rFonts w:ascii="Times New Roman" w:eastAsia="Times New Roman" w:hAnsi="Times New Roman" w:cs="Times New Roman"/>
-          <w:i/>
-          <w:color w:val="FF0000"/>
-          <w:sz w:val="24"/>
-          <w:szCs w:val="24"/>
-        </w:rPr>
-        <w:t xml:space="preserve">Кондак (г. 1): </w:t>
-      </w:r>
-      <w:r>
-        <w:rPr>
-          <w:rFonts w:ascii="Times New Roman" w:eastAsia="Times New Roman" w:hAnsi="Times New Roman" w:cs="Times New Roman"/>
-          <w:sz w:val="24"/>
-          <w:szCs w:val="24"/>
-        </w:rPr>
-        <w:t xml:space="preserve">Носивши в руках закони Христові,* став ти у подвизі, проповідуючи ворогам,* добровільно й сміливо постраждавши.* Тому радісно прихилив ти свою шию і прийняв усічення мечем,* закінчивши життя своє. </w:t>
-      </w:r>
-    </w:p>
-    <w:p>
-      <w:pPr>
-        <w:pStyle w:val="1"/>
-        <w:rPr>
-          <w:rFonts w:ascii="Times New Roman" w:eastAsia="Times New Roman" w:hAnsi="Times New Roman" w:cs="Times New Roman"/>
-          <w:sz w:val="24"/>
-          <w:szCs w:val="24"/>
-        </w:rPr>
-      </w:pPr>
-      <w:r>
-        <w:rPr>
-          <w:rFonts w:ascii="Times New Roman" w:eastAsia="Times New Roman" w:hAnsi="Times New Roman" w:cs="Times New Roman"/>
-          <w:sz w:val="24"/>
-          <w:szCs w:val="24"/>
-        </w:rPr>
-        <w:t>12 серпня.  Св. мчч. Фотія й Аникити.</w:t>
-      </w:r>
-    </w:p>
-    <w:p>
-      <w:pPr>
-        <w:rPr>
-          <w:rFonts w:ascii="Times New Roman" w:eastAsia="Times New Roman" w:hAnsi="Times New Roman" w:cs="Times New Roman"/>
-          <w:sz w:val="24"/>
-          <w:szCs w:val="24"/>
-        </w:rPr>
-      </w:pPr>
-      <w:r>
-        <w:rPr>
-          <w:rFonts w:ascii="Times New Roman" w:eastAsia="Times New Roman" w:hAnsi="Times New Roman" w:cs="Times New Roman"/>
-          <w:i/>
-          <w:color w:val="FF0000"/>
-          <w:sz w:val="24"/>
-          <w:szCs w:val="24"/>
-        </w:rPr>
-        <w:t xml:space="preserve">Тропар (г. 4): </w:t>
-      </w:r>
-      <w:r>
-        <w:rPr>
-          <w:rFonts w:ascii="Times New Roman" w:eastAsia="Times New Roman" w:hAnsi="Times New Roman" w:cs="Times New Roman"/>
-          <w:sz w:val="24"/>
-          <w:szCs w:val="24"/>
-        </w:rPr>
-        <w:t>Мученики Твої, Господи,* у стражданнях своїх прийняли вінець нетлінний від Тебе, Бога нашого,* мавши бо кріпость Твою, вони мучителів подолали,* сокрушили і демонів зухвальства безсильні.* Їх молитвами спаси душі наші.</w:t>
-      </w:r>
-    </w:p>
-    <w:p>
-      <w:pPr>
-        <w:rPr>
-          <w:rFonts w:ascii="Times New Roman" w:eastAsia="Times New Roman" w:hAnsi="Times New Roman" w:cs="Times New Roman"/>
-          <w:sz w:val="24"/>
-          <w:szCs w:val="24"/>
-        </w:rPr>
-      </w:pPr>
-      <w:r>
-        <w:rPr>
-          <w:rFonts w:ascii="Times New Roman" w:eastAsia="Times New Roman" w:hAnsi="Times New Roman" w:cs="Times New Roman"/>
-          <w:i/>
-          <w:color w:val="FF0000"/>
-          <w:sz w:val="24"/>
-          <w:szCs w:val="24"/>
-        </w:rPr>
-        <w:t xml:space="preserve">Кондак (г. 4): </w:t>
-      </w:r>
-      <w:r>
-        <w:rPr>
-          <w:rFonts w:ascii="Times New Roman" w:eastAsia="Times New Roman" w:hAnsi="Times New Roman" w:cs="Times New Roman"/>
-          <w:sz w:val="24"/>
-          <w:szCs w:val="24"/>
-        </w:rPr>
-        <w:t xml:space="preserve">Скинувши ворожі приношення* терпінням сильних мук, Страстотерпці,* на небесах живете нині, радіючи,* Фотію славний і Аникито блаженний.* Тому й перебуваєте у славі на віки віків,* молячись Христові за нас, що творимо вашу пам’ять. </w:t>
-      </w:r>
-    </w:p>
-    <w:p>
-      <w:pPr>
-        <w:pStyle w:val="1"/>
-        <w:rPr>
-          <w:rFonts w:ascii="Times New Roman" w:eastAsia="Times New Roman" w:hAnsi="Times New Roman" w:cs="Times New Roman"/>
-          <w:sz w:val="24"/>
-          <w:szCs w:val="24"/>
-        </w:rPr>
-      </w:pPr>
-      <w:r>
-        <w:rPr>
-          <w:rFonts w:ascii="Times New Roman" w:eastAsia="Times New Roman" w:hAnsi="Times New Roman" w:cs="Times New Roman"/>
-          <w:sz w:val="24"/>
-          <w:szCs w:val="24"/>
-        </w:rPr>
-        <w:t>13 серпня.  Прп. Максима Ісповідника.</w:t>
-      </w:r>
-    </w:p>
-    <w:p>
-      <w:pPr>
-        <w:rPr>
-          <w:rFonts w:ascii="Times New Roman" w:eastAsia="Times New Roman" w:hAnsi="Times New Roman" w:cs="Times New Roman"/>
-          <w:sz w:val="24"/>
-          <w:szCs w:val="24"/>
-        </w:rPr>
-      </w:pPr>
-      <w:r>
-        <w:rPr>
-          <w:rFonts w:ascii="Times New Roman" w:eastAsia="Times New Roman" w:hAnsi="Times New Roman" w:cs="Times New Roman"/>
-          <w:i/>
-          <w:color w:val="FF0000"/>
-          <w:sz w:val="24"/>
-          <w:szCs w:val="24"/>
-        </w:rPr>
-        <w:t xml:space="preserve">Тропар (г. 8): </w:t>
-      </w:r>
-      <w:r>
-        <w:rPr>
-          <w:rFonts w:ascii="Times New Roman" w:eastAsia="Times New Roman" w:hAnsi="Times New Roman" w:cs="Times New Roman"/>
-          <w:sz w:val="24"/>
-          <w:szCs w:val="24"/>
-        </w:rPr>
-        <w:t>Православ’я наставнику, благочестя й чистоти учителю,* вселенної світильнику, монахів богонатхненна окрасо, Максиме премудрий,* ученнями твоїми все просвітив ти, сопілко духовна,* моли Христа Бога, щоб спас душі наші.</w:t>
-      </w:r>
-    </w:p>
-    <w:p>
-      <w:pPr>
-        <w:rPr>
-          <w:rFonts w:ascii="Times New Roman" w:eastAsia="Times New Roman" w:hAnsi="Times New Roman" w:cs="Times New Roman"/>
-          <w:sz w:val="24"/>
-          <w:szCs w:val="24"/>
-        </w:rPr>
-      </w:pPr>
-      <w:r>
-        <w:rPr>
-          <w:rFonts w:ascii="Times New Roman" w:eastAsia="Times New Roman" w:hAnsi="Times New Roman" w:cs="Times New Roman"/>
-          <w:i/>
-          <w:color w:val="FF0000"/>
-          <w:sz w:val="24"/>
-          <w:szCs w:val="24"/>
-        </w:rPr>
-        <w:t xml:space="preserve">Кондак (г. 6): </w:t>
-      </w:r>
-      <w:r>
-        <w:rPr>
-          <w:rFonts w:ascii="Times New Roman" w:eastAsia="Times New Roman" w:hAnsi="Times New Roman" w:cs="Times New Roman"/>
-          <w:sz w:val="24"/>
-          <w:szCs w:val="24"/>
-        </w:rPr>
-        <w:t xml:space="preserve">Світло трисяйне вселилося в душу твою,* показавши тебе вибраною посудиною, всеблаженний,* яка виявляє усім божественні й неосягненні помисли,* і Тройцю безначальну і пресущну всім проповідував ти,* Максиме блаженний. </w:t>
-      </w:r>
-    </w:p>
-    <w:p>
-      <w:pPr>
-        <w:pStyle w:val="1"/>
-        <w:rPr>
-          <w:rFonts w:ascii="Times New Roman" w:eastAsia="Times New Roman" w:hAnsi="Times New Roman" w:cs="Times New Roman"/>
-          <w:color w:val="FF0000"/>
-          <w:sz w:val="24"/>
-          <w:szCs w:val="24"/>
-        </w:rPr>
-      </w:pPr>
-      <w:r>
-        <w:rPr>
-          <w:rFonts w:ascii="Times New Roman" w:eastAsia="Times New Roman" w:hAnsi="Times New Roman" w:cs="Times New Roman"/>
-          <w:sz w:val="24"/>
-          <w:szCs w:val="24"/>
-        </w:rPr>
-        <w:t>14 серпня. Передсвяття Успення. Св. прор. Міхея. Перенесення чесних мощів прп. Теодосія, ігумена Печерського.</w:t>
-      </w:r>
-    </w:p>
-    <w:p>
-      <w:pPr>
-        <w:pStyle w:val="2"/>
-        <w:rPr>
-          <w:rFonts w:ascii="Times New Roman" w:eastAsia="Times New Roman" w:hAnsi="Times New Roman" w:cs="Times New Roman"/>
-          <w:sz w:val="24"/>
-          <w:szCs w:val="24"/>
-        </w:rPr>
-      </w:pPr>
-      <w:bookmarkStart w:id="4" w:name="_heading=h.u9pi2pe2uv91" w:colFirst="0" w:colLast="0"/>
-      <w:bookmarkStart w:id="5" w:name="_heading=h.uus945w5ydfn" w:colFirst="0" w:colLast="0"/>
-      <w:bookmarkEnd w:id="4"/>
-      <w:bookmarkEnd w:id="5"/>
-      <w:r>
-        <w:rPr>
-          <w:rFonts w:ascii="Times New Roman" w:eastAsia="Times New Roman" w:hAnsi="Times New Roman" w:cs="Times New Roman"/>
-          <w:sz w:val="24"/>
-          <w:szCs w:val="24"/>
-        </w:rPr>
-        <w:t>Перенесення чесних мощів прп. Теодосія, ігумена Печерського.</w:t>
-      </w:r>
-    </w:p>
-    <w:p>
-      <w:pPr>
-        <w:rPr>
-          <w:rFonts w:ascii="Times New Roman" w:eastAsia="Times New Roman" w:hAnsi="Times New Roman" w:cs="Times New Roman"/>
-          <w:sz w:val="24"/>
-          <w:szCs w:val="24"/>
-        </w:rPr>
-      </w:pPr>
-      <w:r>
-        <w:rPr>
-          <w:rFonts w:ascii="Times New Roman" w:eastAsia="Times New Roman" w:hAnsi="Times New Roman" w:cs="Times New Roman"/>
-          <w:i/>
-          <w:color w:val="FF0000"/>
-          <w:sz w:val="24"/>
-          <w:szCs w:val="24"/>
-        </w:rPr>
-        <w:t xml:space="preserve">Тропар (г. 8): </w:t>
-      </w:r>
-      <w:r>
-        <w:rPr>
-          <w:rFonts w:ascii="Times New Roman" w:eastAsia="Times New Roman" w:hAnsi="Times New Roman" w:cs="Times New Roman"/>
-          <w:sz w:val="24"/>
-          <w:szCs w:val="24"/>
-        </w:rPr>
-        <w:t>Православ’я наставнику, благочестя й чистоти учителю,* вселенної світильнику, монахів богонатхненна окрасо, Теодосію премудрий,* ученнями твоїми все просвітив ти, сопілко духовна,* моли Христа Бога, щоб спас душі наші.</w:t>
-      </w:r>
-    </w:p>
-    <w:p>
-      <w:pPr>
-        <w:rPr>
-          <w:rFonts w:ascii="Times New Roman" w:eastAsia="Times New Roman" w:hAnsi="Times New Roman" w:cs="Times New Roman"/>
-          <w:sz w:val="24"/>
-          <w:szCs w:val="24"/>
-        </w:rPr>
-      </w:pPr>
+        <w:t xml:space="preserve">Тропар (г. 2): </w:t>
+      </w:r>
+      <w:r>
+        <w:rPr>
+          <w:rFonts w:ascii="Times New Roman" w:eastAsia="Times New Roman" w:hAnsi="Times New Roman" w:cs="Times New Roman"/>
+          <w:sz w:val="24"/>
+          <w:szCs w:val="24"/>
+        </w:rPr>
+        <w:t>Да</w:t>
+      </w:r>
+      <w:r>
+        <w:rPr>
+          <w:rFonts w:ascii="Times New Roman" w:eastAsia="Times New Roman" w:hAnsi="Times New Roman" w:cs="Times New Roman"/>
+          <w:sz w:val="24"/>
+          <w:szCs w:val="24"/>
+        </w:rPr>
+        <w:t>р прецінний даний був ти неплідній утробі* і принесений в жертву, як всепалення благоприємне, Господеві своєму,* послуживши Йому в преподобії і правді,* тому тебе почитаємо, пророче Божий Самуїле,* як молитвеника за душі наші.</w:t>
+      </w:r>
+    </w:p>
+    <w:p>
+      <w:pPr>
+        <w:spacing w:before="200" w:after="0" w:line="240" w:lineRule="auto"/>
+        <w:rPr>
+          <w:rFonts w:ascii="Times New Roman" w:eastAsia="Times New Roman" w:hAnsi="Times New Roman" w:cs="Times New Roman"/>
+          <w:sz w:val="24"/>
+          <w:szCs w:val="24"/>
+        </w:rPr>
+      </w:pPr>
+      <w:bookmarkStart w:id="11" w:name="_heading=h.gjdgxs" w:colFirst="0" w:colLast="0"/>
+      <w:bookmarkEnd w:id="11"/>
       <w:r>
         <w:rPr>
           <w:rFonts w:ascii="Times New Roman" w:eastAsia="Times New Roman" w:hAnsi="Times New Roman" w:cs="Times New Roman"/>
@@ -1221,682 +2563,20 @@
           <w:sz w:val="24"/>
           <w:szCs w:val="24"/>
         </w:rPr>
-        <w:t>Послідовником Отців був ти, преподобний,* наслідувавши їхнє життя,* учення, вдачу і стриманість,* молитву й чування.* Тому маючи сміливість перед Господом,* випроси прощення прогрішень і спасіння нам, що співаємо тобі:* радуйся, отче Теодосію.</w:t>
-      </w:r>
-    </w:p>
-    <w:p>
-      <w:pPr>
-        <w:pStyle w:val="1"/>
-        <w:rPr>
-          <w:rFonts w:ascii="Times New Roman" w:eastAsia="Times New Roman" w:hAnsi="Times New Roman" w:cs="Times New Roman"/>
-          <w:color w:val="FF0000"/>
-          <w:sz w:val="24"/>
-          <w:szCs w:val="24"/>
-        </w:rPr>
-      </w:pPr>
-      <w:r>
-        <w:rPr>
-          <w:rFonts w:ascii="Times New Roman" w:eastAsia="Times New Roman" w:hAnsi="Times New Roman" w:cs="Times New Roman"/>
-          <w:color w:val="FF0000"/>
-          <w:sz w:val="24"/>
-          <w:szCs w:val="24"/>
-        </w:rPr>
-        <w:t>15 серпня.  Успення Пресвятої Владичиці нашої Богородиці і Приснодіви Марії.</w:t>
-      </w:r>
-    </w:p>
-    <w:p>
-      <w:pPr>
-        <w:rPr>
-          <w:rFonts w:ascii="Times New Roman" w:eastAsia="Times New Roman" w:hAnsi="Times New Roman" w:cs="Times New Roman"/>
-          <w:sz w:val="24"/>
-          <w:szCs w:val="24"/>
-        </w:rPr>
-      </w:pPr>
-      <w:r>
-        <w:rPr>
-          <w:rFonts w:ascii="Times New Roman" w:eastAsia="Times New Roman" w:hAnsi="Times New Roman" w:cs="Times New Roman"/>
-          <w:i/>
-          <w:color w:val="FF0000"/>
-          <w:sz w:val="24"/>
-          <w:szCs w:val="24"/>
-        </w:rPr>
-        <w:t xml:space="preserve">Тропар (г. 1): </w:t>
-      </w:r>
-      <w:r>
-        <w:rPr>
-          <w:rFonts w:ascii="Times New Roman" w:eastAsia="Times New Roman" w:hAnsi="Times New Roman" w:cs="Times New Roman"/>
-          <w:sz w:val="24"/>
-          <w:szCs w:val="24"/>
-        </w:rPr>
-        <w:t>У Різдві дівство зберегла Ти,* в успенні світа не оставила Ти, Богородице.* Переставилася Ти до життя, бувши Матір’ю Життя.* І молитвами Твоїми* ізбавляєш від смерти душі наші.</w:t>
-      </w:r>
-    </w:p>
-    <w:p>
-      <w:pPr>
-        <w:rPr>
-          <w:rFonts w:ascii="Times New Roman" w:eastAsia="Times New Roman" w:hAnsi="Times New Roman" w:cs="Times New Roman"/>
-          <w:sz w:val="24"/>
-          <w:szCs w:val="24"/>
-        </w:rPr>
-      </w:pPr>
-      <w:r>
-        <w:rPr>
-          <w:rFonts w:ascii="Times New Roman" w:eastAsia="Times New Roman" w:hAnsi="Times New Roman" w:cs="Times New Roman"/>
-          <w:i/>
-          <w:color w:val="FF0000"/>
-          <w:sz w:val="24"/>
-          <w:szCs w:val="24"/>
-        </w:rPr>
-        <w:t xml:space="preserve">Кондак (г. 2): </w:t>
-      </w:r>
-      <w:r>
-        <w:rPr>
-          <w:rFonts w:ascii="Times New Roman" w:eastAsia="Times New Roman" w:hAnsi="Times New Roman" w:cs="Times New Roman"/>
-          <w:sz w:val="24"/>
-          <w:szCs w:val="24"/>
-        </w:rPr>
-        <w:t>В молитвах невсипущу Богородицю* і в заступництвах незамінне уповання* гріб і умертвіння не втримали.* Бо як Матір Життя до життя переставив Той,* Хто вселився в утробу приснодівственну.</w:t>
-      </w:r>
-    </w:p>
-    <w:p>
-      <w:pPr>
-        <w:pStyle w:val="1"/>
-        <w:rPr>
-          <w:rFonts w:ascii="Times New Roman" w:eastAsia="Times New Roman" w:hAnsi="Times New Roman" w:cs="Times New Roman"/>
-          <w:color w:val="FF0000"/>
-          <w:sz w:val="24"/>
-          <w:szCs w:val="24"/>
-        </w:rPr>
-      </w:pPr>
-      <w:r>
-        <w:rPr>
-          <w:rFonts w:ascii="Times New Roman" w:eastAsia="Times New Roman" w:hAnsi="Times New Roman" w:cs="Times New Roman"/>
-          <w:sz w:val="24"/>
-          <w:szCs w:val="24"/>
-        </w:rPr>
-        <w:t xml:space="preserve">16 серпня.  Перенесення з Едеси до Царгороду Нерукотворного образу Господа Бога і Спаса нашого Ісуса Христа. Св. мч. Діомида. </w:t>
-      </w:r>
-    </w:p>
-    <w:p>
-      <w:pPr>
-        <w:pStyle w:val="2"/>
-        <w:rPr>
-          <w:rFonts w:ascii="Times New Roman" w:eastAsia="Times New Roman" w:hAnsi="Times New Roman" w:cs="Times New Roman"/>
-          <w:sz w:val="24"/>
-          <w:szCs w:val="24"/>
-        </w:rPr>
-      </w:pPr>
-      <w:bookmarkStart w:id="6" w:name="_heading=h.r32uzd5j71h6" w:colFirst="0" w:colLast="0"/>
-      <w:bookmarkEnd w:id="6"/>
-      <w:r>
-        <w:rPr>
-          <w:rFonts w:ascii="Times New Roman" w:eastAsia="Times New Roman" w:hAnsi="Times New Roman" w:cs="Times New Roman"/>
-          <w:sz w:val="24"/>
-          <w:szCs w:val="24"/>
-        </w:rPr>
-        <w:t>Перенесення з Едеси до Царгороду Нерукотворного образу Господа Бога і Спаса нашого Ісуса Христа.</w:t>
-      </w:r>
-    </w:p>
-    <w:p>
-      <w:pPr>
-        <w:rPr>
-          <w:rFonts w:ascii="Times New Roman" w:eastAsia="Times New Roman" w:hAnsi="Times New Roman" w:cs="Times New Roman"/>
-          <w:sz w:val="24"/>
-          <w:szCs w:val="24"/>
-        </w:rPr>
-      </w:pPr>
-      <w:r>
-        <w:rPr>
-          <w:rFonts w:ascii="Times New Roman" w:eastAsia="Times New Roman" w:hAnsi="Times New Roman" w:cs="Times New Roman"/>
-          <w:i/>
-          <w:color w:val="FF0000"/>
-          <w:sz w:val="24"/>
-          <w:szCs w:val="24"/>
-        </w:rPr>
-        <w:t xml:space="preserve">Тропар (г. 2): </w:t>
-      </w:r>
-      <w:r>
-        <w:rPr>
-          <w:rFonts w:ascii="Times New Roman" w:eastAsia="Times New Roman" w:hAnsi="Times New Roman" w:cs="Times New Roman"/>
-          <w:sz w:val="24"/>
-          <w:szCs w:val="24"/>
-        </w:rPr>
-        <w:t xml:space="preserve">Пречистому образові Твоєму поклоняємося, благий,* просячи прощення прогрішень наших, Христе Боже,* бо волею благоволив єси плоттю зійти на хрест,* щоб ізбавити тих, що їх створив єси, від неволі ворожої.* Тому благодарственно кличемо Тобі:* Ти радістю сповнив усе, Спасе наш, прийшовши спасти світ. </w:t>
-      </w:r>
-    </w:p>
-    <w:p>
-      <w:pPr>
-        <w:rPr>
-          <w:rFonts w:ascii="Times New Roman" w:eastAsia="Times New Roman" w:hAnsi="Times New Roman" w:cs="Times New Roman"/>
-          <w:sz w:val="24"/>
-          <w:szCs w:val="24"/>
-        </w:rPr>
-      </w:pPr>
-      <w:r>
-        <w:rPr>
-          <w:rFonts w:ascii="Times New Roman" w:eastAsia="Times New Roman" w:hAnsi="Times New Roman" w:cs="Times New Roman"/>
-          <w:i/>
-          <w:color w:val="FF0000"/>
-          <w:sz w:val="24"/>
-          <w:szCs w:val="24"/>
-        </w:rPr>
-        <w:t xml:space="preserve">Кондак (г. 2): </w:t>
-      </w:r>
-      <w:r>
-        <w:rPr>
-          <w:rFonts w:ascii="Times New Roman" w:eastAsia="Times New Roman" w:hAnsi="Times New Roman" w:cs="Times New Roman"/>
-          <w:sz w:val="24"/>
-          <w:szCs w:val="24"/>
-        </w:rPr>
-        <w:t>Невимовного і божественного для людей твого промислу,* неописанне Слово Отче,* і Образ неписаний, і богописаний,* переможна пісня правдивого твого Воплочення.* Його ж вшановуємо, цілуючи.</w:t>
-      </w:r>
-    </w:p>
-    <w:p>
-      <w:pPr>
-        <w:pStyle w:val="2"/>
-        <w:rPr>
-          <w:rFonts w:ascii="Times New Roman" w:eastAsia="Times New Roman" w:hAnsi="Times New Roman" w:cs="Times New Roman"/>
-          <w:sz w:val="24"/>
-          <w:szCs w:val="24"/>
-        </w:rPr>
-      </w:pPr>
-      <w:bookmarkStart w:id="7" w:name="_heading=h.ju5trivi5q87" w:colFirst="0" w:colLast="0"/>
-      <w:bookmarkEnd w:id="7"/>
-      <w:r>
-        <w:rPr>
-          <w:rFonts w:ascii="Times New Roman" w:eastAsia="Times New Roman" w:hAnsi="Times New Roman" w:cs="Times New Roman"/>
-          <w:sz w:val="24"/>
-          <w:szCs w:val="24"/>
-        </w:rPr>
-        <w:t>Св. мч. Діомида.</w:t>
-      </w:r>
-    </w:p>
-    <w:p>
-      <w:pPr>
-        <w:rPr>
-          <w:rFonts w:ascii="Times New Roman" w:eastAsia="Times New Roman" w:hAnsi="Times New Roman" w:cs="Times New Roman"/>
-          <w:sz w:val="24"/>
-          <w:szCs w:val="24"/>
-        </w:rPr>
-      </w:pPr>
-      <w:r>
-        <w:rPr>
-          <w:rFonts w:ascii="Times New Roman" w:eastAsia="Times New Roman" w:hAnsi="Times New Roman" w:cs="Times New Roman"/>
-          <w:i/>
-          <w:color w:val="FF0000"/>
-          <w:sz w:val="24"/>
-          <w:szCs w:val="24"/>
-        </w:rPr>
-        <w:t xml:space="preserve">Тропар (г. 4): </w:t>
-      </w:r>
-      <w:r>
-        <w:rPr>
-          <w:rFonts w:ascii="Times New Roman" w:eastAsia="Times New Roman" w:hAnsi="Times New Roman" w:cs="Times New Roman"/>
-          <w:sz w:val="24"/>
-          <w:szCs w:val="24"/>
-        </w:rPr>
-        <w:t>Мученик Твій, Господи, Діомид,* у стражданнях своїх прийняв вінець нетлінний від Тебе, Бога нашого,* мавши бо кріпость Твою, він мучителів подолав,* сокрушив і демонів зухвальства безсильні.* Його молитвами спаси душі наші.</w:t>
-      </w:r>
-    </w:p>
-    <w:p>
-      <w:pPr>
-        <w:rPr>
-          <w:rFonts w:ascii="Times New Roman" w:eastAsia="Times New Roman" w:hAnsi="Times New Roman" w:cs="Times New Roman"/>
-          <w:sz w:val="24"/>
-          <w:szCs w:val="24"/>
-        </w:rPr>
-      </w:pPr>
-      <w:r>
-        <w:rPr>
-          <w:rFonts w:ascii="Times New Roman" w:eastAsia="Times New Roman" w:hAnsi="Times New Roman" w:cs="Times New Roman"/>
-          <w:i/>
-          <w:color w:val="FF0000"/>
-          <w:sz w:val="24"/>
-          <w:szCs w:val="24"/>
-        </w:rPr>
-        <w:t xml:space="preserve">Кондак (г. 2): </w:t>
-      </w:r>
-      <w:r>
-        <w:rPr>
-          <w:rFonts w:ascii="Times New Roman" w:eastAsia="Times New Roman" w:hAnsi="Times New Roman" w:cs="Times New Roman"/>
-          <w:sz w:val="24"/>
-          <w:szCs w:val="24"/>
-        </w:rPr>
-        <w:t>Істинний і непереможний страстотерпець благочестя й благодаті,* став ти небесним хранителем таємниць, Діомиде преславний,* перемігши мучителя, став переможцем* і прославився переможними вінцями.</w:t>
-      </w:r>
-    </w:p>
-    <w:p>
-      <w:pPr>
-        <w:rPr>
-          <w:rFonts w:ascii="Times New Roman" w:eastAsia="Times New Roman" w:hAnsi="Times New Roman" w:cs="Times New Roman"/>
-          <w:sz w:val="24"/>
-          <w:szCs w:val="24"/>
-        </w:rPr>
-      </w:pPr>
-    </w:p>
-    <w:p>
-      <w:pPr>
-        <w:pStyle w:val="1"/>
-        <w:rPr>
-          <w:rFonts w:ascii="Times New Roman" w:eastAsia="Times New Roman" w:hAnsi="Times New Roman" w:cs="Times New Roman"/>
-          <w:color w:val="FF0000"/>
-          <w:sz w:val="24"/>
-          <w:szCs w:val="24"/>
-        </w:rPr>
-      </w:pPr>
-      <w:r>
-        <w:rPr>
-          <w:rFonts w:ascii="Times New Roman" w:eastAsia="Times New Roman" w:hAnsi="Times New Roman" w:cs="Times New Roman"/>
-          <w:sz w:val="24"/>
-          <w:szCs w:val="24"/>
-        </w:rPr>
-        <w:t>17 серпня.  Св. мч. Мирона.</w:t>
-      </w:r>
-    </w:p>
-    <w:p>
-      <w:pPr>
-        <w:rPr>
-          <w:rFonts w:ascii="Times New Roman" w:eastAsia="Times New Roman" w:hAnsi="Times New Roman" w:cs="Times New Roman"/>
-          <w:sz w:val="24"/>
-          <w:szCs w:val="24"/>
-        </w:rPr>
-      </w:pPr>
-      <w:r>
-        <w:rPr>
-          <w:rFonts w:ascii="Times New Roman" w:eastAsia="Times New Roman" w:hAnsi="Times New Roman" w:cs="Times New Roman"/>
-          <w:i/>
-          <w:color w:val="FF0000"/>
-          <w:sz w:val="24"/>
-          <w:szCs w:val="24"/>
-        </w:rPr>
-        <w:t xml:space="preserve">Тропар (г. 4): </w:t>
-      </w:r>
-      <w:r>
-        <w:rPr>
-          <w:rFonts w:ascii="Times New Roman" w:eastAsia="Times New Roman" w:hAnsi="Times New Roman" w:cs="Times New Roman"/>
-          <w:sz w:val="24"/>
-          <w:szCs w:val="24"/>
-        </w:rPr>
-        <w:t>Мученик Твій, Господи, Мирон,* у стражданнях своїх прийняв вінець нетлінний від Тебе, Бога нашого,* мавши бо кріпость Твою, він мучителів подолав,* сокрушив і демонів зухвальства безсильні.* Його молитвами спаси душі наші.</w:t>
-      </w:r>
-    </w:p>
-    <w:p>
-      <w:pPr>
-        <w:rPr>
-          <w:rFonts w:ascii="Times New Roman" w:eastAsia="Times New Roman" w:hAnsi="Times New Roman" w:cs="Times New Roman"/>
-          <w:sz w:val="24"/>
-          <w:szCs w:val="24"/>
-        </w:rPr>
-      </w:pPr>
-      <w:r>
-        <w:rPr>
-          <w:rFonts w:ascii="Times New Roman" w:eastAsia="Times New Roman" w:hAnsi="Times New Roman" w:cs="Times New Roman"/>
-          <w:i/>
-          <w:color w:val="FF0000"/>
-          <w:sz w:val="24"/>
-          <w:szCs w:val="24"/>
-        </w:rPr>
-        <w:t xml:space="preserve">Кондак (г. 4): </w:t>
-      </w:r>
-      <w:r>
-        <w:rPr>
-          <w:rFonts w:ascii="Times New Roman" w:eastAsia="Times New Roman" w:hAnsi="Times New Roman" w:cs="Times New Roman"/>
-          <w:sz w:val="24"/>
-          <w:szCs w:val="24"/>
-        </w:rPr>
-        <w:t xml:space="preserve">Від юності Христа полюбивши, преславний,* і зберігаючи Його божественні заповіді,* до Нього прийшов ти, Мироне всечесний.* І з ангелами усердно молишся,* просячи відпущення гріхів тим,* які вшановують пам’ять Твою. </w:t>
-      </w:r>
-    </w:p>
-    <w:p>
-      <w:pPr>
-        <w:pStyle w:val="1"/>
-        <w:rPr>
-          <w:rFonts w:ascii="Times New Roman" w:eastAsia="Times New Roman" w:hAnsi="Times New Roman" w:cs="Times New Roman"/>
-          <w:color w:val="FF0000"/>
-          <w:sz w:val="24"/>
-          <w:szCs w:val="24"/>
-        </w:rPr>
-      </w:pPr>
-      <w:r>
-        <w:rPr>
-          <w:rFonts w:ascii="Times New Roman" w:eastAsia="Times New Roman" w:hAnsi="Times New Roman" w:cs="Times New Roman"/>
-          <w:sz w:val="24"/>
-          <w:szCs w:val="24"/>
-        </w:rPr>
-        <w:t>18 серпня. Свв. мчч. Флора і Лавра.</w:t>
-      </w:r>
-    </w:p>
-    <w:p>
-      <w:pPr>
-        <w:pStyle w:val="2"/>
-        <w:rPr>
-          <w:rFonts w:ascii="Times New Roman" w:eastAsia="Times New Roman" w:hAnsi="Times New Roman" w:cs="Times New Roman"/>
-          <w:color w:val="FF4400"/>
-          <w:sz w:val="24"/>
-          <w:szCs w:val="24"/>
-          <w:highlight w:val="white"/>
-        </w:rPr>
-      </w:pPr>
-      <w:r>
-        <w:rPr>
-          <w:rFonts w:ascii="Times New Roman" w:eastAsia="Times New Roman" w:hAnsi="Times New Roman" w:cs="Times New Roman"/>
-          <w:color w:val="FF4400"/>
-          <w:sz w:val="24"/>
-          <w:szCs w:val="24"/>
-          <w:highlight w:val="white"/>
-        </w:rPr>
-        <w:t>Спомин освячення Патріаршого собору Воскресіння Христового в Києві.</w:t>
-      </w:r>
-    </w:p>
-    <w:p>
-      <w:pPr>
-        <w:rPr>
-          <w:rFonts w:ascii="Times New Roman" w:eastAsia="Times New Roman" w:hAnsi="Times New Roman" w:cs="Times New Roman"/>
-          <w:sz w:val="24"/>
-          <w:szCs w:val="24"/>
-        </w:rPr>
-      </w:pPr>
-      <w:r>
-        <w:rPr>
-          <w:rFonts w:ascii="Times New Roman" w:eastAsia="Times New Roman" w:hAnsi="Times New Roman" w:cs="Times New Roman"/>
-          <w:i/>
-          <w:color w:val="FF0000"/>
-          <w:sz w:val="24"/>
-          <w:szCs w:val="24"/>
-        </w:rPr>
-        <w:t>Тропар (г. 4):</w:t>
-      </w:r>
-      <w:r>
-        <w:rPr>
-          <w:rFonts w:ascii="Times New Roman" w:eastAsia="Times New Roman" w:hAnsi="Times New Roman" w:cs="Times New Roman"/>
-          <w:sz w:val="24"/>
-          <w:szCs w:val="24"/>
-        </w:rPr>
-        <w:t xml:space="preserve"> Як безцінну красу́ вну́трішньої богоо́бразної ски́нії,* так зо́внішню яви́в єси́ ве́лич свято́го хра́му сла́ви Твоє́ї, Го́споди.* Утверди́ його́ повік-віку* і прийми́ моли́твами Богоро́диці на́ші блага́ння,* що їх у ньо́му безнаста́нно Тобі прино́симо,* всіх Життя́ і Воскресіння.</w:t>
-      </w:r>
-    </w:p>
-    <w:p>
-      <w:pPr>
-        <w:rPr>
-          <w:rFonts w:ascii="Times New Roman" w:eastAsia="Times New Roman" w:hAnsi="Times New Roman" w:cs="Times New Roman"/>
-          <w:sz w:val="24"/>
-          <w:szCs w:val="24"/>
-        </w:rPr>
-      </w:pPr>
-      <w:r>
-        <w:rPr>
-          <w:rFonts w:ascii="Times New Roman" w:eastAsia="Times New Roman" w:hAnsi="Times New Roman" w:cs="Times New Roman"/>
-          <w:i/>
-          <w:color w:val="FF0000"/>
-          <w:sz w:val="24"/>
-          <w:szCs w:val="24"/>
-        </w:rPr>
-        <w:t xml:space="preserve">Кондак (г. 4): </w:t>
-      </w:r>
-      <w:r>
-        <w:rPr>
-          <w:rFonts w:ascii="Times New Roman" w:eastAsia="Times New Roman" w:hAnsi="Times New Roman" w:cs="Times New Roman"/>
-          <w:sz w:val="24"/>
-          <w:szCs w:val="24"/>
-        </w:rPr>
-        <w:t>Собо́ри вірних ся́ють у собо́рі Воскресіння,* як многосвітлі зо́рі на не́бі,* і мо́лячись у ньо́му, взива́ють:* «Цей дім утверди́, Го́споди!»</w:t>
-      </w:r>
-    </w:p>
-    <w:p>
-      <w:pPr>
-        <w:pStyle w:val="2"/>
-        <w:rPr>
-          <w:rFonts w:ascii="Times New Roman" w:eastAsia="Times New Roman" w:hAnsi="Times New Roman" w:cs="Times New Roman"/>
-          <w:sz w:val="24"/>
-          <w:szCs w:val="24"/>
-          <w:highlight w:val="white"/>
-        </w:rPr>
-      </w:pPr>
-      <w:r>
-        <w:rPr>
-          <w:rFonts w:ascii="Times New Roman" w:eastAsia="Times New Roman" w:hAnsi="Times New Roman" w:cs="Times New Roman"/>
-          <w:sz w:val="24"/>
-          <w:szCs w:val="24"/>
-          <w:highlight w:val="white"/>
-        </w:rPr>
-        <w:t>Свв. мчч. Флора і Лавра.</w:t>
-      </w:r>
-    </w:p>
-    <w:p>
-      <w:pPr>
-        <w:rPr>
-          <w:rFonts w:ascii="Times New Roman" w:eastAsia="Times New Roman" w:hAnsi="Times New Roman" w:cs="Times New Roman"/>
-          <w:sz w:val="24"/>
-          <w:szCs w:val="24"/>
-        </w:rPr>
-      </w:pPr>
-      <w:r>
-        <w:rPr>
-          <w:rFonts w:ascii="Times New Roman" w:eastAsia="Times New Roman" w:hAnsi="Times New Roman" w:cs="Times New Roman"/>
-          <w:i/>
-          <w:color w:val="FF0000"/>
-          <w:sz w:val="24"/>
-          <w:szCs w:val="24"/>
-        </w:rPr>
-        <w:t xml:space="preserve">Тропар (г. 4): </w:t>
-      </w:r>
-      <w:r>
-        <w:rPr>
-          <w:rFonts w:ascii="Times New Roman" w:eastAsia="Times New Roman" w:hAnsi="Times New Roman" w:cs="Times New Roman"/>
-          <w:sz w:val="24"/>
-          <w:szCs w:val="24"/>
-        </w:rPr>
-        <w:t xml:space="preserve">Досконалу й богомудру двійцю пресвітлу* восхвалімо, вірні,* Флора преблаженного і Лавра всечесного,* які старанно і ясно проповідували усім Тройцю несотворену.* Тому й постраждали до крові,* вінцями пресвітлими прикрасилися,* і моляться Христу Богові, щоб спас душі наші. </w:t>
-      </w:r>
-    </w:p>
-    <w:p>
-      <w:pPr>
-        <w:rPr>
-          <w:rFonts w:ascii="Times New Roman" w:eastAsia="Times New Roman" w:hAnsi="Times New Roman" w:cs="Times New Roman"/>
-          <w:sz w:val="24"/>
-          <w:szCs w:val="24"/>
-        </w:rPr>
-      </w:pPr>
-      <w:r>
-        <w:rPr>
-          <w:rFonts w:ascii="Times New Roman" w:eastAsia="Times New Roman" w:hAnsi="Times New Roman" w:cs="Times New Roman"/>
-          <w:i/>
-          <w:color w:val="FF0000"/>
-          <w:sz w:val="24"/>
-          <w:szCs w:val="24"/>
-        </w:rPr>
-        <w:t xml:space="preserve">Кондак (г. 8): </w:t>
-      </w:r>
-      <w:r>
-        <w:rPr>
-          <w:rFonts w:ascii="Times New Roman" w:eastAsia="Times New Roman" w:hAnsi="Times New Roman" w:cs="Times New Roman"/>
-          <w:sz w:val="24"/>
-          <w:szCs w:val="24"/>
-        </w:rPr>
-        <w:t>Як благочесних мучеників і богомудрих страждальців Христових,* преславно вшануймо днесь Флора і Лавра,* і отримаємо благодать і милість їх молитвами,* і визволимося від бід і напастей,* гніву й скорботи в день судний.</w:t>
-      </w:r>
-    </w:p>
-    <w:p>
-      <w:pPr>
-        <w:rPr>
-          <w:rFonts w:ascii="Times New Roman" w:eastAsia="Times New Roman" w:hAnsi="Times New Roman" w:cs="Times New Roman"/>
-          <w:sz w:val="24"/>
-          <w:szCs w:val="24"/>
-        </w:rPr>
-      </w:pPr>
-    </w:p>
-    <w:p>
-      <w:pPr>
-        <w:pStyle w:val="1"/>
-        <w:spacing w:before="200" w:line="240" w:lineRule="auto"/>
-        <w:rPr>
-          <w:rFonts w:ascii="Times New Roman" w:eastAsia="Times New Roman" w:hAnsi="Times New Roman" w:cs="Times New Roman"/>
-          <w:sz w:val="24"/>
-          <w:szCs w:val="24"/>
-        </w:rPr>
-      </w:pPr>
-      <w:bookmarkStart w:id="8" w:name="_heading=h.mhkv5avh2339" w:colFirst="0" w:colLast="0"/>
-      <w:bookmarkEnd w:id="8"/>
-      <w:r>
-        <w:rPr>
-          <w:rFonts w:ascii="Times New Roman" w:eastAsia="Times New Roman" w:hAnsi="Times New Roman" w:cs="Times New Roman"/>
-          <w:sz w:val="24"/>
-          <w:szCs w:val="24"/>
-        </w:rPr>
-        <w:t>19 серпня. Св. мч. Андрея Стратилата сотника і тих, що з ним.</w:t>
-      </w:r>
-    </w:p>
-    <w:p>
-      <w:pPr>
-        <w:spacing w:before="200" w:after="0" w:line="240" w:lineRule="auto"/>
-        <w:rPr>
-          <w:rFonts w:ascii="Times New Roman" w:eastAsia="Times New Roman" w:hAnsi="Times New Roman" w:cs="Times New Roman"/>
-          <w:sz w:val="24"/>
-          <w:szCs w:val="24"/>
-        </w:rPr>
-      </w:pPr>
-      <w:r>
-        <w:rPr>
-          <w:rFonts w:ascii="Times New Roman" w:eastAsia="Times New Roman" w:hAnsi="Times New Roman" w:cs="Times New Roman"/>
-          <w:i/>
-          <w:color w:val="FF0000"/>
-          <w:sz w:val="24"/>
-          <w:szCs w:val="24"/>
-        </w:rPr>
-        <w:t xml:space="preserve">Тропар (г. 5): </w:t>
-      </w:r>
-      <w:r>
-        <w:rPr>
-          <w:rFonts w:ascii="Times New Roman" w:eastAsia="Times New Roman" w:hAnsi="Times New Roman" w:cs="Times New Roman"/>
-          <w:sz w:val="24"/>
-          <w:szCs w:val="24"/>
-        </w:rPr>
-        <w:t>Земного сану покинувши славу,* Небесне Царство унаслідував єси,* краплями крові, як пречудними каміннями, нетлінні вінці прикрасив єси* і до Христа привів єси собор страстотерпців.* З хорами ангельськими в невечірньому світлі* Сонце незаходиме - Христа - придбав єси, святий Андрію Стратилате,* Його ж моли із співстрадниками твоїми завжди,* щоб спас душі наші.</w:t>
-      </w:r>
-    </w:p>
-    <w:p>
-      <w:pPr>
-        <w:spacing w:before="200" w:after="0" w:line="240" w:lineRule="auto"/>
-        <w:rPr>
-          <w:rFonts w:ascii="Times New Roman" w:eastAsia="Times New Roman" w:hAnsi="Times New Roman" w:cs="Times New Roman"/>
-          <w:sz w:val="24"/>
-          <w:szCs w:val="24"/>
-        </w:rPr>
-      </w:pPr>
-      <w:r>
-        <w:rPr>
-          <w:rFonts w:ascii="Times New Roman" w:eastAsia="Times New Roman" w:hAnsi="Times New Roman" w:cs="Times New Roman"/>
-          <w:i/>
-          <w:color w:val="FF0000"/>
-          <w:sz w:val="24"/>
-          <w:szCs w:val="24"/>
-        </w:rPr>
-        <w:t xml:space="preserve">Кондак (г. 4): </w:t>
-      </w:r>
-      <w:r>
-        <w:rPr>
-          <w:rFonts w:ascii="Times New Roman" w:eastAsia="Times New Roman" w:hAnsi="Times New Roman" w:cs="Times New Roman"/>
-          <w:sz w:val="24"/>
-          <w:szCs w:val="24"/>
-        </w:rPr>
-        <w:t>В молитвах Господеві предстоячи,* як зоря перед сонцем ішов ти,* і бажаний скарб Царства побачив єси,* радістю невимовною сповняючись.* Безсмертному Царю, якого безкінечні віки Ангели неустанно хвалять, співаєш,* Андрію Стратилате,* з ними ж молися неустанно за всіх нас.</w:t>
-      </w:r>
-    </w:p>
-    <w:p>
-      <w:pPr>
-        <w:pStyle w:val="1"/>
-        <w:spacing w:before="200" w:line="240" w:lineRule="auto"/>
-        <w:rPr>
-          <w:rFonts w:ascii="Times New Roman" w:eastAsia="Times New Roman" w:hAnsi="Times New Roman" w:cs="Times New Roman"/>
-          <w:sz w:val="24"/>
-          <w:szCs w:val="24"/>
-        </w:rPr>
-      </w:pPr>
-      <w:bookmarkStart w:id="9" w:name="_heading=h.og9j6qv0nwiv" w:colFirst="0" w:colLast="0"/>
-      <w:bookmarkEnd w:id="9"/>
-      <w:r>
-        <w:rPr>
-          <w:rFonts w:ascii="Times New Roman" w:eastAsia="Times New Roman" w:hAnsi="Times New Roman" w:cs="Times New Roman"/>
-          <w:sz w:val="24"/>
-          <w:szCs w:val="24"/>
-        </w:rPr>
-        <w:t>20 серпня. Св. прор. Самуїла.</w:t>
-      </w:r>
-    </w:p>
-    <w:p>
-      <w:pPr>
-        <w:spacing w:before="200" w:after="0" w:line="240" w:lineRule="auto"/>
-        <w:rPr>
-          <w:rFonts w:ascii="Times New Roman" w:eastAsia="Times New Roman" w:hAnsi="Times New Roman" w:cs="Times New Roman"/>
-          <w:sz w:val="24"/>
-          <w:szCs w:val="24"/>
-        </w:rPr>
-      </w:pPr>
-      <w:r>
-        <w:rPr>
-          <w:rFonts w:ascii="Times New Roman" w:eastAsia="Times New Roman" w:hAnsi="Times New Roman" w:cs="Times New Roman"/>
-          <w:i/>
-          <w:color w:val="FF0000"/>
-          <w:sz w:val="24"/>
-          <w:szCs w:val="24"/>
-        </w:rPr>
-        <w:t xml:space="preserve">Тропар (г. 2): </w:t>
-      </w:r>
-      <w:r>
-        <w:rPr>
-          <w:rFonts w:ascii="Times New Roman" w:eastAsia="Times New Roman" w:hAnsi="Times New Roman" w:cs="Times New Roman"/>
-          <w:sz w:val="24"/>
-          <w:szCs w:val="24"/>
-        </w:rPr>
-        <w:t>Дар прецінний даний був ти неплідній утробі* і принесений в жертву, як всепалення благоприємне, Господеві своєму,* послуживши Йому в преподобії і правді,* тому тебе почитаємо, пророче Божий Самуїле,* як молитвеника за душі наші.</w:t>
-      </w:r>
-    </w:p>
-    <w:p>
-      <w:pPr>
-        <w:spacing w:before="200" w:after="0" w:line="240" w:lineRule="auto"/>
-        <w:rPr>
-          <w:rFonts w:ascii="Times New Roman" w:eastAsia="Times New Roman" w:hAnsi="Times New Roman" w:cs="Times New Roman"/>
-          <w:sz w:val="24"/>
-          <w:szCs w:val="24"/>
-        </w:rPr>
-      </w:pPr>
-      <w:bookmarkStart w:id="10" w:name="_heading=h.gjdgxs" w:colFirst="0" w:colLast="0"/>
-      <w:bookmarkEnd w:id="10"/>
-      <w:r>
-        <w:rPr>
-          <w:rFonts w:ascii="Times New Roman" w:eastAsia="Times New Roman" w:hAnsi="Times New Roman" w:cs="Times New Roman"/>
-          <w:i/>
-          <w:color w:val="FF0000"/>
-          <w:sz w:val="24"/>
-          <w:szCs w:val="24"/>
-        </w:rPr>
-        <w:t xml:space="preserve">Кондак (г. 8): </w:t>
-      </w:r>
-      <w:r>
-        <w:rPr>
-          <w:rFonts w:ascii="Times New Roman" w:eastAsia="Times New Roman" w:hAnsi="Times New Roman" w:cs="Times New Roman"/>
-          <w:sz w:val="24"/>
-          <w:szCs w:val="24"/>
-        </w:rPr>
-        <w:t>Як дар прецінний перед зачаттям відданий Богові,* і з дитинства Йому як ангел послужив єси, всеблаженний,* і сподобився майбутнє провіщати.* Тому кличемо до тебе:* радуйся, пророче Божий Самуїле, архиєрею великий.</w:t>
-      </w:r>
-    </w:p>
-    <w:p>
-      <w:pPr>
-        <w:pStyle w:val="1"/>
-        <w:spacing w:before="200" w:line="240" w:lineRule="auto"/>
-        <w:rPr>
-          <w:rFonts w:ascii="Times New Roman" w:eastAsia="Times New Roman" w:hAnsi="Times New Roman" w:cs="Times New Roman"/>
-          <w:sz w:val="24"/>
-          <w:szCs w:val="24"/>
-        </w:rPr>
-      </w:pPr>
-      <w:bookmarkStart w:id="11" w:name="_heading=h.ckg6wjldzr3d" w:colFirst="0" w:colLast="0"/>
-      <w:bookmarkEnd w:id="11"/>
-    </w:p>
-    <w:p>
-      <w:pPr>
-        <w:pStyle w:val="1"/>
+        <w:t>Як дар прецінн</w:t>
+      </w:r>
+      <w:r>
+        <w:rPr>
+          <w:rFonts w:ascii="Times New Roman" w:eastAsia="Times New Roman" w:hAnsi="Times New Roman" w:cs="Times New Roman"/>
+          <w:sz w:val="24"/>
+          <w:szCs w:val="24"/>
+        </w:rPr>
+        <w:t>ий перед зачаттям відданий Богові,* і з дитинства Йому як ангел послужив єси, всеблаженний,* і сподобився майбутнє провіщати.* Тому кличемо до тебе:* радуйся, пророче Божий Самуїле, архиєрею великий.</w:t>
+      </w:r>
+    </w:p>
+    <w:p>
+      <w:pPr>
+        <w:pStyle w:val="Heading1"/>
         <w:spacing w:before="200" w:line="240" w:lineRule="auto"/>
         <w:rPr>
           <w:rFonts w:ascii="Times New Roman" w:eastAsia="Times New Roman" w:hAnsi="Times New Roman" w:cs="Times New Roman"/>
@@ -1912,12 +2592,13 @@
           <w:sz w:val="24"/>
           <w:szCs w:val="24"/>
         </w:rPr>
+        <w:lastRenderedPageBreak/>
         <w:t>21 серпня.  Св. ап. Тадея, Св. мчц. Васси.</w:t>
       </w:r>
     </w:p>
     <w:p>
       <w:pPr>
-        <w:pStyle w:val="2"/>
+        <w:pStyle w:val="Heading2"/>
         <w:spacing w:line="240" w:lineRule="auto"/>
         <w:rPr>
           <w:rFonts w:ascii="Times New Roman" w:eastAsia="Times New Roman" w:hAnsi="Times New Roman" w:cs="Times New Roman"/>
@@ -1933,7 +2614,15 @@
           <w:sz w:val="24"/>
           <w:szCs w:val="24"/>
         </w:rPr>
-        <w:t>Св. ап. Тадея.</w:t>
+        <w:t>Св. ап. Тадея</w:t>
+      </w:r>
+      <w:r>
+        <w:rPr>
+          <w:rFonts w:ascii="Times New Roman" w:eastAsia="Times New Roman" w:hAnsi="Times New Roman" w:cs="Times New Roman"/>
+          <w:sz w:val="24"/>
+          <w:szCs w:val="24"/>
+        </w:rPr>
+        <w:t>.</w:t>
       </w:r>
     </w:p>
     <w:p>
@@ -1994,7 +2683,7 @@
     </w:p>
     <w:p>
       <w:pPr>
-        <w:pStyle w:val="2"/>
+        <w:pStyle w:val="Heading2"/>
         <w:spacing w:line="240" w:lineRule="auto"/>
         <w:rPr>
           <w:rFonts w:ascii="Times New Roman" w:eastAsia="Times New Roman" w:hAnsi="Times New Roman" w:cs="Times New Roman"/>
@@ -2039,7 +2728,23 @@
           <w:sz w:val="24"/>
           <w:szCs w:val="24"/>
         </w:rPr>
-        <w:t>Агниця твоя, Ісусе, Васса,* кличе великим голосом:* тебе, жениху мій, люблю, і тебе шукаючи, страдаю,* і разом з Тобою розпинаюся, і погребуюся хрещенням Твоїм,* і терплю ради Тебе, щоб і царствувати в Тобі,* і вмираю за Тебе, щоб і жити з Тобою,* та як жертву непорочну прийми мене, що з любов’ю пожертвувалася Тобі.* Її молитвами як милостивий спаси душі наші.</w:t>
+        <w:t>Агниця твоя, Ісусе, Васса,* кличе великим голосом:* тебе, жениху м</w:t>
+      </w:r>
+      <w:r>
+        <w:rPr>
+          <w:rFonts w:ascii="Times New Roman" w:eastAsia="Times New Roman" w:hAnsi="Times New Roman" w:cs="Times New Roman"/>
+          <w:sz w:val="24"/>
+          <w:szCs w:val="24"/>
+        </w:rPr>
+        <w:t xml:space="preserve">ій, люблю, і тебе шукаючи, страдаю,* і разом з Тобою розпинаюся, і погребуюся хрещенням Твоїм,* і терплю ради Тебе, щоб і царствувати в Тобі,* і вмираю за Тебе, щоб і жити з Тобою,* та як жертву непорочну прийми мене, що з любов’ю пожертвувалася Тобі.* Її </w:t>
+      </w:r>
+      <w:r>
+        <w:rPr>
+          <w:rFonts w:ascii="Times New Roman" w:eastAsia="Times New Roman" w:hAnsi="Times New Roman" w:cs="Times New Roman"/>
+          <w:sz w:val="24"/>
+          <w:szCs w:val="24"/>
+        </w:rPr>
+        <w:t>молитвами як милостивий спаси душі наші.</w:t>
       </w:r>
     </w:p>
     <w:p>
@@ -2067,7 +2772,15 @@
           <w:sz w:val="24"/>
           <w:szCs w:val="24"/>
         </w:rPr>
-        <w:t xml:space="preserve">Мук вогонь Духа росою* погасила єси, чесна,* і до світла божественного і несказанного переставилась єси* і після смерті блаженної виточуєш краплі зцілень,* втихомирюючи розпалення похотей силою духовною. </w:t>
+        <w:t>Мук вогонь Духа росою* погасила єси, чесна,* і до світла божественного і несказанного переставилась єси* і після смерті блаженної виточуєш краплі зцілень,* втихомирюючи розпалення похотей силою духовн</w:t>
+      </w:r>
+      <w:r>
+        <w:rPr>
+          <w:rFonts w:ascii="Times New Roman" w:eastAsia="Times New Roman" w:hAnsi="Times New Roman" w:cs="Times New Roman"/>
+          <w:sz w:val="24"/>
+          <w:szCs w:val="24"/>
+        </w:rPr>
+        <w:t xml:space="preserve">ою. </w:t>
       </w:r>
     </w:p>
     <w:p>
@@ -2082,7 +2795,7 @@
     </w:p>
     <w:p>
       <w:pPr>
-        <w:pStyle w:val="1"/>
+        <w:pStyle w:val="Heading1"/>
         <w:spacing w:before="200" w:line="240" w:lineRule="auto"/>
         <w:rPr>
           <w:rFonts w:ascii="Times New Roman" w:eastAsia="Times New Roman" w:hAnsi="Times New Roman" w:cs="Times New Roman"/>
@@ -2127,7 +2840,15 @@
           <w:sz w:val="24"/>
           <w:szCs w:val="24"/>
         </w:rPr>
-        <w:t>Мученик Твій, Господи, Агатонік,* у стражданнях своїх прийняв вінець нетлінний від Тебе, Бога нашого,* мавши бо кріпость Твою, він мучителів подолав,* сокрушив і демонів зухвальства безсильні.* Його молитвами спаси душі наші.</w:t>
+        <w:t>Мученик Твій, Господи, Агатонік,* у стражданнях своїх прийняв вінець нетлінний від Тебе, Бога нашого,* мавши бо кріпость Твою, він мучителів подолав,* сокрушив і демонів зухвальства безсиль</w:t>
+      </w:r>
+      <w:r>
+        <w:rPr>
+          <w:rFonts w:ascii="Times New Roman" w:eastAsia="Times New Roman" w:hAnsi="Times New Roman" w:cs="Times New Roman"/>
+          <w:sz w:val="24"/>
+          <w:szCs w:val="24"/>
+        </w:rPr>
+        <w:t>ні.* Його молитвами спаси душі наші.</w:t>
       </w:r>
     </w:p>
     <w:p>
@@ -2156,7 +2877,15 @@
           <w:sz w:val="24"/>
           <w:szCs w:val="24"/>
         </w:rPr>
-        <w:t xml:space="preserve">Покликання благе придбав ти, Богомудрий,* відвернувся ти від зловір’я мужів лукавих,* не злякався єси мук, Агатоніку славний,* тому благ був ти наслідником* і прийняв із співстраждальцями твоїми вінки достойні. </w:t>
+        <w:t>Покликання благе придбав ти, Богомудрий,* відвернувся ти від зловір’я мужів лукавих,* не злякався єси мук, Агатоніку славний,* тому благ був ти наслідником* і прийняв із співстраждальцями твоїми вінки дос</w:t>
+      </w:r>
+      <w:r>
+        <w:rPr>
+          <w:rFonts w:ascii="Times New Roman" w:eastAsia="Times New Roman" w:hAnsi="Times New Roman" w:cs="Times New Roman"/>
+          <w:sz w:val="24"/>
+          <w:szCs w:val="24"/>
+        </w:rPr>
+        <w:t xml:space="preserve">тойні. </w:t>
       </w:r>
     </w:p>
     <w:p>
@@ -2171,7 +2900,7 @@
     </w:p>
     <w:p>
       <w:pPr>
-        <w:pStyle w:val="1"/>
+        <w:pStyle w:val="Heading1"/>
         <w:spacing w:before="200" w:line="240" w:lineRule="auto"/>
         <w:rPr>
           <w:rFonts w:ascii="Times New Roman" w:eastAsia="Times New Roman" w:hAnsi="Times New Roman" w:cs="Times New Roman"/>
@@ -2192,7 +2921,7 @@
     </w:p>
     <w:p>
       <w:pPr>
-        <w:pStyle w:val="2"/>
+        <w:pStyle w:val="Heading2"/>
         <w:spacing w:before="200" w:line="240" w:lineRule="auto"/>
         <w:rPr>
           <w:rFonts w:ascii="Times New Roman" w:eastAsia="Times New Roman" w:hAnsi="Times New Roman" w:cs="Times New Roman"/>
@@ -2237,7 +2966,15 @@
           <w:sz w:val="24"/>
           <w:szCs w:val="24"/>
         </w:rPr>
-        <w:t>Мученик Твій, Господи, Лупп,* у стражданнях своїх прийняв вінець нетлінний від Тебе, Бога нашого,* мавши бо кріпость Твою, він мучителів подолав,* сокрушив і демонів зухвальства безсильні.* Його молитвами спаси душі наші.</w:t>
+        <w:t>Мученик Твій, Господи, Лупп,* у стражданнях своїх прийняв вінець нетлінний від Тебе, Бога нашого,* мавши бо кріпость</w:t>
+      </w:r>
+      <w:r>
+        <w:rPr>
+          <w:rFonts w:ascii="Times New Roman" w:eastAsia="Times New Roman" w:hAnsi="Times New Roman" w:cs="Times New Roman"/>
+          <w:sz w:val="24"/>
+          <w:szCs w:val="24"/>
+        </w:rPr>
+        <w:t xml:space="preserve"> Твою, він мучителів подолав,* сокрушив і демонів зухвальства безсильні.* Його молитвами спаси душі наші.</w:t>
       </w:r>
     </w:p>
     <w:p>
@@ -2265,7 +3002,15 @@
           <w:sz w:val="24"/>
           <w:szCs w:val="24"/>
         </w:rPr>
-        <w:t>Стражданням просвітившись* як золото в печі, зблиснув єси, мудрий,* зорею зцілень і благодаттю відігнав єси тьму демонів,* тому всесвяту пам’ять твою святкуємо,* богоблаженний Луппе, похвало мучеників.</w:t>
+        <w:t>Стражданням просвітившись* як золото в печі, зблиснув єси, мудрий,* зорею зцілень і благодаттю відігнав єси тьму демонів,* тому всесвят</w:t>
+      </w:r>
+      <w:r>
+        <w:rPr>
+          <w:rFonts w:ascii="Times New Roman" w:eastAsia="Times New Roman" w:hAnsi="Times New Roman" w:cs="Times New Roman"/>
+          <w:sz w:val="24"/>
+          <w:szCs w:val="24"/>
+        </w:rPr>
+        <w:t>у пам’ять твою святкуємо,* богоблаженний Луппе, похвало мучеників.</w:t>
       </w:r>
     </w:p>
     <w:p>
@@ -2280,7 +3025,7 @@
     </w:p>
     <w:p>
       <w:pPr>
-        <w:pStyle w:val="1"/>
+        <w:pStyle w:val="Heading1"/>
         <w:spacing w:before="200" w:line="240" w:lineRule="auto"/>
         <w:rPr>
           <w:rFonts w:ascii="Times New Roman" w:eastAsia="Times New Roman" w:hAnsi="Times New Roman" w:cs="Times New Roman"/>
@@ -2296,6 +3041,7 @@
           <w:sz w:val="24"/>
           <w:szCs w:val="24"/>
         </w:rPr>
+        <w:lastRenderedPageBreak/>
         <w:t>24 серпня.  Св. свщмч. Євтиха.</w:t>
       </w:r>
     </w:p>
@@ -2337,17 +3083,24 @@
           <w:szCs w:val="24"/>
           <w:highlight w:val="white"/>
         </w:rPr>
-        <w:t>I звичаїв апостолів причасником,* і їх намісником стався ти,* знайшов ти шлях, богонатхненний, як дійти до видіння.* Задля того слово істини справляючи,* і задля віри пострадав ти аж до крови, священномученику Євтиху</w:t>
-      </w:r>
-      <w:r>
-        <w:rPr>
-          <w:rFonts w:ascii="Times New Roman" w:eastAsia="Times New Roman" w:hAnsi="Times New Roman" w:cs="Times New Roman"/>
-          <w:i/>
+        <w:t xml:space="preserve">Апо́стольських зви́чаїв прича́сником і ї́хніх престо́лів намі́сником став ти,* знайшо́в ти, богонатхне́нний, шлях до боговиді́ння.* Тому́ сло́во і́стини пропові́дував* і зара́ди ві́ри постражда́в ти аж до кро́ви, священному́ченику </w:t>
+      </w:r>
+      <w:r>
+        <w:rPr>
+          <w:rFonts w:ascii="Times New Roman" w:eastAsia="Times New Roman" w:hAnsi="Times New Roman" w:cs="Times New Roman"/>
+          <w:sz w:val="24"/>
+          <w:szCs w:val="24"/>
+        </w:rPr>
+        <w:t>Євтиху</w:t>
+      </w:r>
+      <w:r>
+        <w:rPr>
+          <w:rFonts w:ascii="Times New Roman" w:eastAsia="Times New Roman" w:hAnsi="Times New Roman" w:cs="Times New Roman"/>
           <w:sz w:val="24"/>
           <w:szCs w:val="24"/>
           <w:highlight w:val="white"/>
         </w:rPr>
-        <w:t xml:space="preserve">,* </w:t>
+        <w:t>,* моли́ Христа́ Бо</w:t>
       </w:r>
       <w:r>
         <w:rPr>
@@ -2356,7 +3109,7 @@
           <w:szCs w:val="24"/>
           <w:highlight w:val="white"/>
         </w:rPr>
-        <w:t>моли Христа Бога,* щоб спаслися душі наші.</w:t>
+        <w:t>́га, щоб спасли́ся ду́ші на́ші.</w:t>
       </w:r>
     </w:p>
     <w:p>
@@ -2384,22 +3137,20 @@
           <w:sz w:val="24"/>
           <w:szCs w:val="24"/>
         </w:rPr>
-        <w:t>Апостолів сопрестольником* і святителів окрасою бувши, Євтиху,* як мученик прославився єси,* просіяв, як сонце, просвічуючи всіх,* і розорив єси глибоку ніч безбожжя,* тому й почитаємо тебе,* як воістину Божественного священнотаїнника Христового.</w:t>
-      </w:r>
-    </w:p>
-    <w:p>
-      <w:pPr>
-        <w:spacing w:before="200" w:after="0" w:line="240" w:lineRule="auto"/>
-        <w:rPr>
-          <w:rFonts w:ascii="Times New Roman" w:eastAsia="Times New Roman" w:hAnsi="Times New Roman" w:cs="Times New Roman"/>
-          <w:sz w:val="24"/>
-          <w:szCs w:val="24"/>
-        </w:rPr>
-      </w:pPr>
-    </w:p>
-    <w:p>
-      <w:pPr>
-        <w:pStyle w:val="1"/>
+        <w:t>Апостолів сопрестольником* і святителів окрасою бувши, Євтиху,* як мученик прославився єси,* просіяв, як сонце, просвічуючи всіх,* і розорив єси глибоку ніч безбожжя,* тому й почитаємо тебе,* як воістину Божес</w:t>
+      </w:r>
+      <w:r>
+        <w:rPr>
+          <w:rFonts w:ascii="Times New Roman" w:eastAsia="Times New Roman" w:hAnsi="Times New Roman" w:cs="Times New Roman"/>
+          <w:sz w:val="24"/>
+          <w:szCs w:val="24"/>
+        </w:rPr>
+        <w:t>твенного священнотаїнника Христового.</w:t>
+      </w:r>
+    </w:p>
+    <w:p>
+      <w:pPr>
+        <w:pStyle w:val="Heading1"/>
         <w:spacing w:before="200" w:line="240" w:lineRule="auto"/>
         <w:rPr>
           <w:rFonts w:ascii="Times New Roman" w:eastAsia="Times New Roman" w:hAnsi="Times New Roman" w:cs="Times New Roman"/>
@@ -2451,7 +3202,6 @@
         <w:spacing w:before="200" w:after="0" w:line="240" w:lineRule="auto"/>
         <w:rPr>
           <w:rFonts w:ascii="Times New Roman" w:eastAsia="Times New Roman" w:hAnsi="Times New Roman" w:cs="Times New Roman"/>
-          <w:i/>
           <w:sz w:val="24"/>
           <w:szCs w:val="24"/>
         </w:rPr>
@@ -2472,7 +3222,15 @@
           <w:sz w:val="24"/>
           <w:szCs w:val="24"/>
         </w:rPr>
-        <w:t>Ти явився сонцем Церкви,* яке просвічує світлістю науки та страшними чудами тих,* які тебе прославляють, Вартоломею, Господній апостоле.</w:t>
+        <w:t xml:space="preserve">Ти явився сонцем Церкви,* </w:t>
+      </w:r>
+      <w:r>
+        <w:rPr>
+          <w:rFonts w:ascii="Times New Roman" w:eastAsia="Times New Roman" w:hAnsi="Times New Roman" w:cs="Times New Roman"/>
+          <w:sz w:val="24"/>
+          <w:szCs w:val="24"/>
+        </w:rPr>
+        <w:t>яке просвічує світлістю науки та страшними чудами тих,* які тебе прославляють, Вартоломею, Господній апостоле.</w:t>
       </w:r>
     </w:p>
     <w:p>
@@ -2480,8 +3238,34 @@
         <w:spacing w:before="200" w:after="0" w:line="240" w:lineRule="auto"/>
         <w:rPr>
           <w:rFonts w:ascii="Times New Roman" w:eastAsia="Times New Roman" w:hAnsi="Times New Roman" w:cs="Times New Roman"/>
-          <w:i/>
-          <w:color w:val="FF0000"/>
+          <w:sz w:val="24"/>
+          <w:szCs w:val="24"/>
+        </w:rPr>
+      </w:pPr>
+      <w:r>
+        <w:rPr>
+          <w:rFonts w:ascii="Times New Roman" w:eastAsia="Times New Roman" w:hAnsi="Times New Roman" w:cs="Times New Roman"/>
+          <w:i/>
+          <w:color w:val="FF0000"/>
+          <w:sz w:val="24"/>
+          <w:szCs w:val="24"/>
+        </w:rPr>
+        <w:t xml:space="preserve">Тропар (г. 3): </w:t>
+      </w:r>
+      <w:r>
+        <w:rPr>
+          <w:rFonts w:ascii="Times New Roman" w:eastAsia="Times New Roman" w:hAnsi="Times New Roman" w:cs="Times New Roman"/>
+          <w:sz w:val="24"/>
+          <w:szCs w:val="24"/>
+        </w:rPr>
+        <w:t>Апостоли святі,* моліть милостивого Бога,* щоб відпущення прогрішень подав душам нашим.</w:t>
+      </w:r>
+    </w:p>
+    <w:p>
+      <w:pPr>
+        <w:spacing w:before="200" w:after="0" w:line="240" w:lineRule="auto"/>
+        <w:rPr>
+          <w:rFonts w:ascii="Times New Roman" w:eastAsia="Times New Roman" w:hAnsi="Times New Roman" w:cs="Times New Roman"/>
           <w:sz w:val="24"/>
           <w:szCs w:val="24"/>
         </w:rPr>
@@ -2502,22 +3286,20 @@
           <w:sz w:val="24"/>
           <w:szCs w:val="24"/>
         </w:rPr>
-        <w:t>Приятелем Павла явився єси, апостоле,* з ним проголосив ти нам слово Божественної благодаті,* проповіднику тайн, Тите всепам’ятний,* тому й кличемо: не переставай молитися за нас усіх.</w:t>
-      </w:r>
-    </w:p>
-    <w:p>
-      <w:pPr>
-        <w:spacing w:before="200" w:after="0" w:line="240" w:lineRule="auto"/>
-        <w:rPr>
-          <w:rFonts w:ascii="Times New Roman" w:eastAsia="Times New Roman" w:hAnsi="Times New Roman" w:cs="Times New Roman"/>
-          <w:sz w:val="24"/>
-          <w:szCs w:val="24"/>
-        </w:rPr>
-      </w:pPr>
-    </w:p>
-    <w:p>
-      <w:pPr>
-        <w:pStyle w:val="1"/>
+        <w:t>Приятелем Павла явився єси, апостоле,* з ним проголосив ти нам слово Божественної благодаті,* проповіднику тайн, Тите всепам’</w:t>
+      </w:r>
+      <w:r>
+        <w:rPr>
+          <w:rFonts w:ascii="Times New Roman" w:eastAsia="Times New Roman" w:hAnsi="Times New Roman" w:cs="Times New Roman"/>
+          <w:sz w:val="24"/>
+          <w:szCs w:val="24"/>
+        </w:rPr>
+        <w:t>ятний,* тому й кличемо: не переставай молитися за нас усіх.</w:t>
+      </w:r>
+    </w:p>
+    <w:p>
+      <w:pPr>
+        <w:pStyle w:val="Heading1"/>
         <w:spacing w:before="200" w:line="240" w:lineRule="auto"/>
         <w:rPr>
           <w:rFonts w:ascii="Times New Roman" w:eastAsia="Times New Roman" w:hAnsi="Times New Roman" w:cs="Times New Roman"/>
@@ -2561,7 +3343,15 @@
           <w:sz w:val="24"/>
           <w:szCs w:val="24"/>
         </w:rPr>
-        <w:t>Багатство невичерпне придбав єси - віру спасенну, триблаженний,* покинувши нечестя вітцівське* і Владики стопами крокуючи,* Божественними дарами збагатився єси, Адріяне славний;* Христа Бога моли, щоб спаслися душі наші.</w:t>
+        <w:t>Багатство невичерпне придбав єси - віру спасенну, триблаженний,* покинувши нечестя вітцівське* і Владики стопами крокуючи,* Божественними да</w:t>
+      </w:r>
+      <w:r>
+        <w:rPr>
+          <w:rFonts w:ascii="Times New Roman" w:eastAsia="Times New Roman" w:hAnsi="Times New Roman" w:cs="Times New Roman"/>
+          <w:sz w:val="24"/>
+          <w:szCs w:val="24"/>
+        </w:rPr>
+        <w:t>рами збагатився єси, Адріяне славний;* Христа Бога моли, щоб спаслися душі наші.</w:t>
       </w:r>
     </w:p>
     <w:p>
@@ -2594,17 +3384,7 @@
     </w:p>
     <w:p>
       <w:pPr>
-        <w:spacing w:before="200" w:after="0" w:line="240" w:lineRule="auto"/>
-        <w:rPr>
-          <w:rFonts w:ascii="Times New Roman" w:eastAsia="Times New Roman" w:hAnsi="Times New Roman" w:cs="Times New Roman"/>
-          <w:sz w:val="24"/>
-          <w:szCs w:val="24"/>
-        </w:rPr>
-      </w:pPr>
-    </w:p>
-    <w:p>
-      <w:pPr>
-        <w:pStyle w:val="1"/>
+        <w:pStyle w:val="Heading1"/>
         <w:spacing w:before="200" w:line="240" w:lineRule="auto"/>
         <w:rPr>
           <w:rFonts w:ascii="Times New Roman" w:eastAsia="Times New Roman" w:hAnsi="Times New Roman" w:cs="Times New Roman"/>
@@ -2620,7 +3400,15 @@
           <w:sz w:val="24"/>
           <w:szCs w:val="24"/>
         </w:rPr>
-        <w:t>27 серпня.  Прп. Пімена.</w:t>
+        <w:t>27 серпня.  Прп. Пі</w:t>
+      </w:r>
+      <w:r>
+        <w:rPr>
+          <w:rFonts w:ascii="Times New Roman" w:eastAsia="Times New Roman" w:hAnsi="Times New Roman" w:cs="Times New Roman"/>
+          <w:sz w:val="24"/>
+          <w:szCs w:val="24"/>
+        </w:rPr>
+        <w:t>мена.</w:t>
       </w:r>
     </w:p>
     <w:p>
@@ -2668,7 +3456,17 @@
           <w:sz w:val="24"/>
           <w:szCs w:val="24"/>
         </w:rPr>
-        <w:t xml:space="preserve">Кондак (г. 4): </w:t>
+        <w:t>Кондак (г. 4):</w:t>
+      </w:r>
+      <w:r>
+        <w:rPr>
+          <w:rFonts w:ascii="Times New Roman" w:eastAsia="Times New Roman" w:hAnsi="Times New Roman" w:cs="Times New Roman"/>
+          <w:i/>
+          <w:color w:val="FF0000"/>
+          <w:sz w:val="24"/>
+          <w:szCs w:val="24"/>
+        </w:rPr>
+        <w:t xml:space="preserve"> </w:t>
       </w:r>
       <w:r>
         <w:rPr>
@@ -2681,17 +3479,7 @@
     </w:p>
     <w:p>
       <w:pPr>
-        <w:spacing w:before="200" w:after="0" w:line="240" w:lineRule="auto"/>
-        <w:rPr>
-          <w:rFonts w:ascii="Times New Roman" w:eastAsia="Times New Roman" w:hAnsi="Times New Roman" w:cs="Times New Roman"/>
-          <w:sz w:val="24"/>
-          <w:szCs w:val="24"/>
-        </w:rPr>
-      </w:pPr>
-    </w:p>
-    <w:p>
-      <w:pPr>
-        <w:pStyle w:val="1"/>
+        <w:pStyle w:val="Heading1"/>
         <w:spacing w:before="200" w:line="240" w:lineRule="auto"/>
         <w:rPr>
           <w:rFonts w:ascii="Times New Roman" w:eastAsia="Times New Roman" w:hAnsi="Times New Roman" w:cs="Times New Roman"/>
@@ -2707,12 +3495,20 @@
           <w:sz w:val="24"/>
           <w:szCs w:val="24"/>
         </w:rPr>
-        <w:t>28 серпня. Прп. Мойсея Мурина. Св. Августина, єп. Іппонського. Св. мч. Гебре Михаїла, пресвітера ефіопського. Собор прпп. отців Печерських, що спочивають у дальніх печерах.</w:t>
-      </w:r>
-    </w:p>
-    <w:p>
-      <w:pPr>
-        <w:pStyle w:val="2"/>
+        <w:t>28 серпня. Прп. Мойсея Мурина. Св. Августина, єп. Іппонського. Св. мч. Гебре Михаїла, пресвітера ефіопського.</w:t>
+      </w:r>
+      <w:r>
+        <w:rPr>
+          <w:rFonts w:ascii="Times New Roman" w:eastAsia="Times New Roman" w:hAnsi="Times New Roman" w:cs="Times New Roman"/>
+          <w:sz w:val="24"/>
+          <w:szCs w:val="24"/>
+        </w:rPr>
+        <w:t xml:space="preserve"> Собор прпп. отців Печерських, що спочивають у дальніх печерах.</w:t>
+      </w:r>
+    </w:p>
+    <w:p>
+      <w:pPr>
+        <w:pStyle w:val="Heading2"/>
         <w:spacing w:before="200" w:line="240" w:lineRule="auto"/>
         <w:rPr>
           <w:rFonts w:ascii="Times New Roman" w:eastAsia="Times New Roman" w:hAnsi="Times New Roman" w:cs="Times New Roman"/>
@@ -2756,7 +3552,24 @@
           <w:sz w:val="24"/>
           <w:szCs w:val="24"/>
         </w:rPr>
-        <w:t xml:space="preserve"> Пустинним жителем і в тілі ангелом,* і чудотворцем показав ти себе, богоносний отче наш Мойсею.* Постом, чуванням, молитвою небесні дарування прийнявши,* зціляєш недужих і душі, що з вірою прибігають до тебе.* Слава тому, що дав тобі кріпость,* слава тому, що вінчав тебе,* слава тому, що дає тобою всім зцілення.</w:t>
+        <w:t xml:space="preserve"> Пустинним жителем і в тілі ангелом,* і чудотворцем показав ти себе, богоносний отче наш Мойсею.* Постом, чуванням, молитвою небесні дарування прийнявши,* зціл</w:t>
+      </w:r>
+      <w:r>
+        <w:rPr>
+          <w:rFonts w:ascii="Times New Roman" w:eastAsia="Times New Roman" w:hAnsi="Times New Roman" w:cs="Times New Roman"/>
+          <w:sz w:val="24"/>
+          <w:szCs w:val="24"/>
+        </w:rPr>
+        <w:t xml:space="preserve">яєш недужих і душі, що з вірою прибігають до тебе.* Слава тому, що </w:t>
+      </w:r>
+      <w:r>
+        <w:rPr>
+          <w:rFonts w:ascii="Times New Roman" w:eastAsia="Times New Roman" w:hAnsi="Times New Roman" w:cs="Times New Roman"/>
+          <w:sz w:val="24"/>
+          <w:szCs w:val="24"/>
+        </w:rPr>
+        <w:lastRenderedPageBreak/>
+        <w:t>дав тобі кріпость,* слава тому, що вінчав тебе,* слава тому, що дає тобою всім зцілення.</w:t>
       </w:r>
     </w:p>
     <w:p>
@@ -2789,7 +3602,7 @@
     </w:p>
     <w:p>
       <w:pPr>
-        <w:pStyle w:val="2"/>
+        <w:pStyle w:val="Heading2"/>
         <w:spacing w:before="200" w:line="240" w:lineRule="auto"/>
         <w:rPr>
           <w:rFonts w:ascii="Times New Roman" w:eastAsia="Times New Roman" w:hAnsi="Times New Roman" w:cs="Times New Roman"/>
@@ -2834,7 +3647,15 @@
           <w:sz w:val="24"/>
           <w:szCs w:val="24"/>
         </w:rPr>
-        <w:t>Православ’я наставнику, благочестя й чистоти учителю,* вселенної світильнику,* монахів богонатхненна окрасо, Августине премудрий,* ученнями твоїми все просвітив ти, сопілко духовна,* моли Христа Бога, щоб спас душі наші.</w:t>
+        <w:t xml:space="preserve">Православ’я наставнику, благочестя й чистоти учителю,* вселенної світильнику,* </w:t>
+      </w:r>
+      <w:r>
+        <w:rPr>
+          <w:rFonts w:ascii="Times New Roman" w:eastAsia="Times New Roman" w:hAnsi="Times New Roman" w:cs="Times New Roman"/>
+          <w:sz w:val="24"/>
+          <w:szCs w:val="24"/>
+        </w:rPr>
+        <w:t>монахів богонатхненна окрасо, Августине премудрий,* ученнями твоїми все просвітив ти, сопілко духовна,* моли Христа Бога, щоб спас душі наші.</w:t>
       </w:r>
     </w:p>
     <w:p>
@@ -2842,36 +3663,43 @@
         <w:spacing w:before="200" w:after="0" w:line="240" w:lineRule="auto"/>
         <w:rPr>
           <w:rFonts w:ascii="Times New Roman" w:eastAsia="Times New Roman" w:hAnsi="Times New Roman" w:cs="Times New Roman"/>
+          <w:sz w:val="24"/>
+          <w:szCs w:val="24"/>
+        </w:rPr>
+      </w:pPr>
+      <w:r>
+        <w:rPr>
+          <w:rFonts w:ascii="Times New Roman" w:eastAsia="Times New Roman" w:hAnsi="Times New Roman" w:cs="Times New Roman"/>
+          <w:i/>
+          <w:color w:val="FF0000"/>
+          <w:sz w:val="24"/>
+          <w:szCs w:val="24"/>
+        </w:rPr>
+        <w:t xml:space="preserve">Кондак (г. 2): </w:t>
+      </w:r>
+      <w:r>
+        <w:rPr>
+          <w:rFonts w:ascii="Times New Roman" w:eastAsia="Times New Roman" w:hAnsi="Times New Roman" w:cs="Times New Roman"/>
+          <w:sz w:val="24"/>
+          <w:szCs w:val="24"/>
+        </w:rPr>
+        <w:t>Премудрости свята і Божа посудино,* богослов'я світлу трубу, одноголосно тебе прославляємо, преблаж</w:t>
+      </w:r>
+      <w:r>
+        <w:rPr>
+          <w:rFonts w:ascii="Times New Roman" w:eastAsia="Times New Roman" w:hAnsi="Times New Roman" w:cs="Times New Roman"/>
+          <w:sz w:val="24"/>
+          <w:szCs w:val="24"/>
+        </w:rPr>
+        <w:t>енний Августине;* бо ти ясно научив віри Христової і її зберіг* та помножив в многоту стада вірних.* Тому з ангелами тепер радуєшся в Христі Бозі* і молишся безупинно за всіх</w:t>
+      </w:r>
+      <w:r>
+        <w:rPr>
+          <w:rFonts w:ascii="Times New Roman" w:eastAsia="Times New Roman" w:hAnsi="Times New Roman" w:cs="Times New Roman"/>
           <w:b/>
           <w:sz w:val="24"/>
           <w:szCs w:val="24"/>
         </w:rPr>
-      </w:pPr>
-      <w:r>
-        <w:rPr>
-          <w:rFonts w:ascii="Times New Roman" w:eastAsia="Times New Roman" w:hAnsi="Times New Roman" w:cs="Times New Roman"/>
-          <w:i/>
-          <w:color w:val="FF0000"/>
-          <w:sz w:val="24"/>
-          <w:szCs w:val="24"/>
-        </w:rPr>
-        <w:t xml:space="preserve">Кондак (г. 2): </w:t>
-      </w:r>
-      <w:r>
-        <w:rPr>
-          <w:rFonts w:ascii="Times New Roman" w:eastAsia="Times New Roman" w:hAnsi="Times New Roman" w:cs="Times New Roman"/>
-          <w:sz w:val="24"/>
-          <w:szCs w:val="24"/>
-        </w:rPr>
-        <w:t>Премудрости свята і Божа посудино,* богослов'я світлу трубу, одноголосно тебе прославляємо, преблаженний Августине;* бо ти ясно научив віри Христової і її зберіг* та помножив в многоту стада вірних.* Тому з ангелами тепер радуєшся в Христі Бозі* і молишся безупинно за всіх</w:t>
-      </w:r>
-      <w:r>
-        <w:rPr>
-          <w:rFonts w:ascii="Times New Roman" w:eastAsia="Times New Roman" w:hAnsi="Times New Roman" w:cs="Times New Roman"/>
-          <w:b/>
-          <w:sz w:val="24"/>
-          <w:szCs w:val="24"/>
-        </w:rPr>
         <w:t xml:space="preserve"> </w:t>
       </w:r>
       <w:r>
@@ -2885,17 +3713,7 @@
     </w:p>
     <w:p>
       <w:pPr>
-        <w:spacing w:before="200" w:after="0" w:line="240" w:lineRule="auto"/>
-        <w:rPr>
-          <w:rFonts w:ascii="Times New Roman" w:eastAsia="Times New Roman" w:hAnsi="Times New Roman" w:cs="Times New Roman"/>
-          <w:sz w:val="24"/>
-          <w:szCs w:val="24"/>
-        </w:rPr>
-      </w:pPr>
-    </w:p>
-    <w:p>
-      <w:pPr>
-        <w:pStyle w:val="1"/>
+        <w:pStyle w:val="Heading1"/>
         <w:spacing w:before="200" w:line="240" w:lineRule="auto"/>
         <w:rPr>
           <w:rFonts w:ascii="Times New Roman" w:eastAsia="Times New Roman" w:hAnsi="Times New Roman" w:cs="Times New Roman"/>
@@ -2952,7 +3770,17 @@
           <w:sz w:val="24"/>
           <w:szCs w:val="24"/>
         </w:rPr>
-        <w:t>Усікновення чесної голови чесного і славного пророка, предтечі і Хрестителя Йоана. Піст.</w:t>
+        <w:t>Усікновення чесної голови чесного і славного пророка, предтечі</w:t>
+      </w:r>
+      <w:r>
+        <w:rPr>
+          <w:rFonts w:ascii="Times New Roman" w:eastAsia="Times New Roman" w:hAnsi="Times New Roman" w:cs="Times New Roman"/>
+          <w:i/>
+          <w:color w:val="FF0000"/>
+          <w:sz w:val="24"/>
+          <w:szCs w:val="24"/>
+        </w:rPr>
+        <w:t xml:space="preserve"> і Хрестителя Йоана. Піст.</w:t>
       </w:r>
     </w:p>
     <w:p>
@@ -2980,7 +3808,15 @@
           <w:sz w:val="24"/>
           <w:szCs w:val="24"/>
         </w:rPr>
-        <w:t>Пам’ять праведного з похвалами,* і тобі вистачає свідчення Господнє, Предтече,* бо ти показався воістину і від пророків чесніший,* бо у струях сподобився хрестити Проповіданого.* Тому за істину постраждав ти, радуючися,* благовістив ти і тим, що в аді, Бога, явленого в тілі,* що взяв гріх світу і подає нам велику милість.</w:t>
+        <w:t>Па́м’ять пра́ведного з похвала́ми,* а тобі́ виста́чає сві́дчення Госпо́днього, предте́че,* бо ти яви́вся воі́стину і від проро́ків чесні́ший,* бо у стру́менях сподоби́вся хрести́ти Пропові́даного.* Тому́ за і́стину</w:t>
+      </w:r>
+      <w:r>
+        <w:rPr>
+          <w:rFonts w:ascii="Times New Roman" w:eastAsia="Times New Roman" w:hAnsi="Times New Roman" w:cs="Times New Roman"/>
+          <w:sz w:val="24"/>
+          <w:szCs w:val="24"/>
+        </w:rPr>
+        <w:t xml:space="preserve"> постражда́в ти, раді́ючи,* благовісти́в ти й тим, що в а́ді, Бо́га, я́вленого в ті́лі,* що взяв гріх сві́ту і подає́ нам вели́ку ми́лість.</w:t>
       </w:r>
     </w:p>
     <w:p>
@@ -3008,22 +3844,20 @@
           <w:sz w:val="24"/>
           <w:szCs w:val="24"/>
         </w:rPr>
-        <w:t>Предтечі славне усікновення було якось божественним задумом,* щоб і тим, що в аді, проповів Спасове пришестя.* Нехай, отже, ридає Іродіяда, що випросила беззаконне вбивство,* бо возлюбила не закон Божий, ні живий вік,* але – лукавий і дочасний.</w:t>
-      </w:r>
-    </w:p>
-    <w:p>
-      <w:pPr>
-        <w:spacing w:before="200" w:after="0" w:line="240" w:lineRule="auto"/>
-        <w:rPr>
-          <w:rFonts w:ascii="Times New Roman" w:eastAsia="Times New Roman" w:hAnsi="Times New Roman" w:cs="Times New Roman"/>
-          <w:sz w:val="24"/>
-          <w:szCs w:val="24"/>
-        </w:rPr>
-      </w:pPr>
-    </w:p>
-    <w:p>
-      <w:pPr>
-        <w:pStyle w:val="1"/>
+        <w:t xml:space="preserve">Предте́чі сла́вне усікно́вення було́ яко́сь божестве́нним за́думом,* щоб і тим, що в а́ді, пропові́в </w:t>
+      </w:r>
+      <w:r>
+        <w:rPr>
+          <w:rFonts w:ascii="Times New Roman" w:eastAsia="Times New Roman" w:hAnsi="Times New Roman" w:cs="Times New Roman"/>
+          <w:sz w:val="24"/>
+          <w:szCs w:val="24"/>
+        </w:rPr>
+        <w:t>Спа́сове прише́стя.* Неха́й, о́тже, рида́є Іроді́я, що ви́просила беззако́нне вби́вство,* бо возлюби́ла не зако́н бо́жий, ні живи́й вік,* але – лука́вий і доча́сний.</w:t>
+      </w:r>
+    </w:p>
+    <w:p>
+      <w:pPr>
+        <w:pStyle w:val="Heading1"/>
         <w:spacing w:before="200" w:line="240" w:lineRule="auto"/>
         <w:rPr>
           <w:rFonts w:ascii="Times New Roman" w:eastAsia="Times New Roman" w:hAnsi="Times New Roman" w:cs="Times New Roman"/>
@@ -3044,7 +3878,7 @@
     </w:p>
     <w:p>
       <w:pPr>
-        <w:pStyle w:val="2"/>
+        <w:pStyle w:val="Heading2"/>
         <w:spacing w:before="200" w:line="240" w:lineRule="auto"/>
         <w:rPr>
           <w:rFonts w:ascii="Times New Roman" w:eastAsia="Times New Roman" w:hAnsi="Times New Roman" w:cs="Times New Roman"/>
@@ -3063,7 +3897,16 @@
           <w:sz w:val="24"/>
           <w:szCs w:val="24"/>
         </w:rPr>
-        <w:t xml:space="preserve">Посвяття Усікновення </w:t>
+        <w:t>Посвяття Усік</w:t>
+      </w:r>
+      <w:r>
+        <w:rPr>
+          <w:rFonts w:ascii="Times New Roman" w:eastAsia="Times New Roman" w:hAnsi="Times New Roman" w:cs="Times New Roman"/>
+          <w:i/>
+          <w:sz w:val="24"/>
+          <w:szCs w:val="24"/>
+        </w:rPr>
+        <w:t xml:space="preserve">новення </w:t>
       </w:r>
       <w:r>
         <w:rPr>
@@ -3102,7 +3945,15 @@
           <w:sz w:val="24"/>
           <w:szCs w:val="24"/>
         </w:rPr>
-        <w:t>Пам’ять праведного з похвалами,* і тобі вистачає свідчення Господнє, Предтече,* бо ти показався воістину і від пророків чесніший,* бо у струях сподобився хрестити Проповіданого.* Тому за істину постраждав ти, радуючися,* благовістив ти і тим, що в аді, Бога, явленого в тілі,* що взяв гріх світу і подає нам велику милість.</w:t>
+        <w:t>Па́м’ять пра́ведного з похвала́ми,* а тобі́ виста́чає сві́дчення Госпо́днього, предте́че,* бо ти яви́вся воі́стину і від проро́ків чесні́ший,* бо у стру́менях спод</w:t>
+      </w:r>
+      <w:r>
+        <w:rPr>
+          <w:rFonts w:ascii="Times New Roman" w:eastAsia="Times New Roman" w:hAnsi="Times New Roman" w:cs="Times New Roman"/>
+          <w:sz w:val="24"/>
+          <w:szCs w:val="24"/>
+        </w:rPr>
+        <w:t>оби́вся хрести́ти Пропові́даного.* Тому́ за і́стину постражда́в ти, раді́ючи,* благовісти́в ти й тим, що в а́ді, Бо́га, я́вленого в ті́лі,* що взяв гріх сві́ту і подає́ нам вели́ку ми́лість.</w:t>
       </w:r>
     </w:p>
     <w:p>
@@ -3136,7 +3987,7 @@
     </w:p>
     <w:p>
       <w:pPr>
-        <w:pStyle w:val="2"/>
+        <w:pStyle w:val="Heading2"/>
         <w:spacing w:before="200" w:line="240" w:lineRule="auto"/>
         <w:rPr>
           <w:rFonts w:ascii="Times New Roman" w:eastAsia="Times New Roman" w:hAnsi="Times New Roman" w:cs="Times New Roman"/>
@@ -3182,7 +4033,15 @@
           <w:sz w:val="24"/>
           <w:szCs w:val="24"/>
         </w:rPr>
-        <w:t>Боже отців наших,* що чиниш завжди з нами по Твоїй кротості,* не віддали милости Твоєї від нас,* але молитвами їх у мирі направ життя наше.</w:t>
+        <w:t>Боже отців наших,* що чиниш зав</w:t>
+      </w:r>
+      <w:r>
+        <w:rPr>
+          <w:rFonts w:ascii="Times New Roman" w:eastAsia="Times New Roman" w:hAnsi="Times New Roman" w:cs="Times New Roman"/>
+          <w:sz w:val="24"/>
+          <w:szCs w:val="24"/>
+        </w:rPr>
+        <w:t>жди з нами по Твоїй кротості,* не віддали милости Твоєї від нас,* але молитвами їх у мирі направ життя наше.</w:t>
       </w:r>
     </w:p>
     <w:p>
@@ -3212,24 +4071,20 @@
           <w:sz w:val="24"/>
           <w:szCs w:val="24"/>
         </w:rPr>
-        <w:t>Запалені Христовою любов'ю, славні,* ви прийняли Боже ярмо, хрест чесний,* і показалися послідовниками Його життя* та учасниками його Божої слави,* Олександре богомудрий,* з Йоаном чудним і Павлом славним. Тому, стоячи перед Його престолом,* моліться щиро за наші душі.</w:t>
-      </w:r>
-    </w:p>
-    <w:p>
-      <w:pPr>
-        <w:spacing w:before="200" w:after="0" w:line="240" w:lineRule="auto"/>
-        <w:rPr>
-          <w:rFonts w:ascii="Times New Roman" w:eastAsia="Times New Roman" w:hAnsi="Times New Roman" w:cs="Times New Roman"/>
-          <w:i/>
-          <w:color w:val="FF0000"/>
-          <w:sz w:val="24"/>
-          <w:szCs w:val="24"/>
-        </w:rPr>
-      </w:pPr>
-    </w:p>
-    <w:p>
-      <w:pPr>
-        <w:pStyle w:val="1"/>
+        <w:t>Запалені Христовою любов'ю, славні,* ви прийняли Боже ярмо, хрест чесний,* і показалися послідовниками Його життя* та учасниками йог</w:t>
+      </w:r>
+      <w:r>
+        <w:rPr>
+          <w:rFonts w:ascii="Times New Roman" w:eastAsia="Times New Roman" w:hAnsi="Times New Roman" w:cs="Times New Roman"/>
+          <w:sz w:val="24"/>
+          <w:szCs w:val="24"/>
+        </w:rPr>
+        <w:t>о Божої слави,* Олександре богомудрий,* з Йоаном чудним і Павлом славним. Тому, стоячи перед Його престолом,* моліться щиро за наші душі.</w:t>
+      </w:r>
+    </w:p>
+    <w:p>
+      <w:pPr>
+        <w:pStyle w:val="Heading1"/>
         <w:spacing w:before="200" w:line="240" w:lineRule="auto"/>
         <w:rPr>
           <w:rFonts w:ascii="Times New Roman" w:eastAsia="Times New Roman" w:hAnsi="Times New Roman" w:cs="Times New Roman"/>
@@ -3249,6 +4104,7 @@
           <w:sz w:val="24"/>
           <w:szCs w:val="24"/>
         </w:rPr>
+        <w:lastRenderedPageBreak/>
         <w:t>31</w:t>
       </w:r>
       <w:r>
@@ -3295,7 +4151,15 @@
           <w:sz w:val="24"/>
           <w:szCs w:val="24"/>
         </w:rPr>
-        <w:t>Богородице приснодіво, людей покрове,* Ти ризу й пояс пречистого Твого тіла* як загороду могутню городу Твоєму дарувала* безсіменним різдвом Твоїм, нетлінною перебуваючи.* В Тобі бо природа обновляється і час.* Тому молимо Тебе, мир городу Твоєму дарувати* і душам нашим велику милість.</w:t>
+        <w:t>Богородице приснодіво, людей покрове,* Ти ризу й пояс пречистого Твого тіла* як загороду могутню городу Твоєму дарувала* безсіменним різдвом Твоїм, нетлінною перебуваючи.* В Тобі бо природа обновляється і час.* Тому молимо Тебе, мир городу Твоєму дарувати*</w:t>
+      </w:r>
+      <w:r>
+        <w:rPr>
+          <w:rFonts w:ascii="Times New Roman" w:eastAsia="Times New Roman" w:hAnsi="Times New Roman" w:cs="Times New Roman"/>
+          <w:sz w:val="24"/>
+          <w:szCs w:val="24"/>
+        </w:rPr>
+        <w:t xml:space="preserve"> і душам нашим велику милість.</w:t>
       </w:r>
     </w:p>
     <w:p>
@@ -3731,14 +4595,15 @@
     <w:lsdException w:name="Unresolved Mention" w:semiHidden="1" w:unhideWhenUsed="1"/>
     <w:lsdException w:name="Smart Link" w:semiHidden="1" w:unhideWhenUsed="1"/>
   </w:latentStyles>
-  <w:style w:type="paragraph" w:default="1" w:styleId="a">
+  <w:style w:type="paragraph" w:default="1" w:styleId="Normal">
     <w:name w:val="Normal"/>
     <w:qFormat/>
+    <w:rsid w:val="0064613B"/>
   </w:style>
-  <w:style w:type="paragraph" w:styleId="1">
+  <w:style w:type="paragraph" w:styleId="Heading1">
     <w:name w:val="heading 1"/>
-    <w:basedOn w:val="a"/>
-    <w:next w:val="a"/>
+    <w:basedOn w:val="Normal"/>
+    <w:next w:val="Normal"/>
     <w:uiPriority w:val="9"/>
     <w:qFormat/>
     <w:pPr>
@@ -3753,10 +4618,10 @@
       <w:szCs w:val="48"/>
     </w:rPr>
   </w:style>
-  <w:style w:type="paragraph" w:styleId="2">
+  <w:style w:type="paragraph" w:styleId="Heading2">
     <w:name w:val="heading 2"/>
-    <w:basedOn w:val="a"/>
-    <w:next w:val="a"/>
+    <w:basedOn w:val="Normal"/>
+    <w:next w:val="Normal"/>
     <w:uiPriority w:val="9"/>
     <w:unhideWhenUsed/>
     <w:qFormat/>
@@ -3772,10 +4637,10 @@
       <w:szCs w:val="36"/>
     </w:rPr>
   </w:style>
-  <w:style w:type="paragraph" w:styleId="3">
+  <w:style w:type="paragraph" w:styleId="Heading3">
     <w:name w:val="heading 3"/>
-    <w:basedOn w:val="a"/>
-    <w:next w:val="a"/>
+    <w:basedOn w:val="Normal"/>
+    <w:next w:val="Normal"/>
     <w:uiPriority w:val="9"/>
     <w:semiHidden/>
     <w:unhideWhenUsed/>
@@ -3792,10 +4657,10 @@
       <w:szCs w:val="28"/>
     </w:rPr>
   </w:style>
-  <w:style w:type="paragraph" w:styleId="4">
+  <w:style w:type="paragraph" w:styleId="Heading4">
     <w:name w:val="heading 4"/>
-    <w:basedOn w:val="a"/>
-    <w:next w:val="a"/>
+    <w:basedOn w:val="Normal"/>
+    <w:next w:val="Normal"/>
     <w:uiPriority w:val="9"/>
     <w:semiHidden/>
     <w:unhideWhenUsed/>
@@ -3812,10 +4677,10 @@
       <w:szCs w:val="24"/>
     </w:rPr>
   </w:style>
-  <w:style w:type="paragraph" w:styleId="5">
+  <w:style w:type="paragraph" w:styleId="Heading5">
     <w:name w:val="heading 5"/>
-    <w:basedOn w:val="a"/>
-    <w:next w:val="a"/>
+    <w:basedOn w:val="Normal"/>
+    <w:next w:val="Normal"/>
     <w:uiPriority w:val="9"/>
     <w:semiHidden/>
     <w:unhideWhenUsed/>
@@ -3830,10 +4695,10 @@
       <w:b/>
     </w:rPr>
   </w:style>
-  <w:style w:type="paragraph" w:styleId="6">
+  <w:style w:type="paragraph" w:styleId="Heading6">
     <w:name w:val="heading 6"/>
-    <w:basedOn w:val="a"/>
-    <w:next w:val="a"/>
+    <w:basedOn w:val="Normal"/>
+    <w:next w:val="Normal"/>
     <w:uiPriority w:val="9"/>
     <w:semiHidden/>
     <w:unhideWhenUsed/>
@@ -3850,13 +4715,13 @@
       <w:szCs w:val="20"/>
     </w:rPr>
   </w:style>
-  <w:style w:type="character" w:default="1" w:styleId="a0">
+  <w:style w:type="character" w:default="1" w:styleId="DefaultParagraphFont">
     <w:name w:val="Default Paragraph Font"/>
     <w:uiPriority w:val="1"/>
     <w:semiHidden/>
     <w:unhideWhenUsed/>
   </w:style>
-  <w:style w:type="table" w:default="1" w:styleId="a1">
+  <w:style w:type="table" w:default="1" w:styleId="TableNormal">
     <w:name w:val="Normal Table"/>
     <w:uiPriority w:val="99"/>
     <w:semiHidden/>
@@ -3871,14 +4736,14 @@
       </w:tblCellMar>
     </w:tblPr>
   </w:style>
-  <w:style w:type="numbering" w:default="1" w:styleId="a2">
+  <w:style w:type="numbering" w:default="1" w:styleId="NoList">
     <w:name w:val="No List"/>
     <w:uiPriority w:val="99"/>
     <w:semiHidden/>
     <w:unhideWhenUsed/>
   </w:style>
-  <w:style w:type="table" w:customStyle="1" w:styleId="TableNormal">
-    <w:name w:val="Table Normal"/>
+  <w:style w:type="table" w:customStyle="1" w:styleId="TableNormal0">
+    <w:name w:val="TableNormal"/>
     <w:tblPr>
       <w:tblCellMar>
         <w:top w:w="0" w:type="dxa"/>
@@ -3888,10 +4753,10 @@
       </w:tblCellMar>
     </w:tblPr>
   </w:style>
-  <w:style w:type="paragraph" w:styleId="a3">
+  <w:style w:type="paragraph" w:styleId="Title">
     <w:name w:val="Title"/>
-    <w:basedOn w:val="a"/>
-    <w:next w:val="a"/>
+    <w:basedOn w:val="Normal"/>
+    <w:next w:val="Normal"/>
     <w:uiPriority w:val="10"/>
     <w:qFormat/>
     <w:pPr>
@@ -3905,10 +4770,21 @@
       <w:szCs w:val="72"/>
     </w:rPr>
   </w:style>
-  <w:style w:type="paragraph" w:styleId="a4">
+  <w:style w:type="table" w:customStyle="1" w:styleId="TableNormal1">
+    <w:name w:val="Table Normal1"/>
+    <w:tblPr>
+      <w:tblCellMar>
+        <w:top w:w="0" w:type="dxa"/>
+        <w:left w:w="0" w:type="dxa"/>
+        <w:bottom w:w="0" w:type="dxa"/>
+        <w:right w:w="0" w:type="dxa"/>
+      </w:tblCellMar>
+    </w:tblPr>
+  </w:style>
+  <w:style w:type="paragraph" w:styleId="Subtitle">
     <w:name w:val="Subtitle"/>
-    <w:basedOn w:val="a"/>
-    <w:next w:val="a"/>
+    <w:basedOn w:val="Normal"/>
+    <w:next w:val="Normal"/>
     <w:uiPriority w:val="11"/>
     <w:qFormat/>
     <w:pPr>
@@ -4259,7 +5135,7 @@
 
 <file path=customXml/item1.xml><?xml version="1.0" encoding="utf-8"?>
 <go:gDocsCustomXmlDataStorage xmlns:go="http://customooxmlschemas.google.com/" xmlns:r="http://schemas.openxmlformats.org/officeDocument/2006/relationships" uri="GoogleDocsCustomDataVersion2">
-  <go:docsCustomData xmlns:go="http://customooxmlschemas.google.com/" roundtripDataSignature="AMtx7mjIUur1r9HvNrC6XdrEVmsS8n1qMQ==">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</go:docsCustomData>
+  <go:docsCustomData xmlns:go="http://customooxmlschemas.google.com/" roundtripDataSignature="AMtx7mhqNWhyT9//YTntR0vATL6o1D6Fpg==">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</go:docsCustomData>
 </go:gDocsCustomXmlDataStorage>
 </file>
 

--- a/flow/20230927_hours/Тропарі - Мінея/12-СЕРПЕНЬ.docx
+++ b/flow/20230927_hours/Тропарі - Мінея/12-СЕРПЕНЬ.docx
@@ -40,6 +40,7 @@
     <w:p>
       <w:pPr>
         <w:pStyle w:val="Heading2"/>
+        <w:spacing w:after="0" w:line="240" w:lineRule="auto"/>
         <w:rPr>
           <w:rFonts w:ascii="Times New Roman" w:eastAsia="Times New Roman" w:hAnsi="Times New Roman" w:cs="Times New Roman"/>
           <w:sz w:val="24"/>
@@ -47,29 +48,51 @@
         </w:rPr>
       </w:pPr>
       <w:bookmarkStart w:id="0" w:name="_heading=h.jawxn1w5z3w8" w:colFirst="0" w:colLast="0"/>
+      <w:bookmarkStart w:id="1" w:name="_heading=h.s2e7jfzf32ql" w:colFirst="0" w:colLast="0"/>
       <w:bookmarkEnd w:id="0"/>
-      <w:r>
-        <w:rPr>
-          <w:rFonts w:ascii="Times New Roman" w:eastAsia="Times New Roman" w:hAnsi="Times New Roman" w:cs="Times New Roman"/>
-          <w:sz w:val="24"/>
-          <w:szCs w:val="24"/>
-        </w:rPr>
-        <w:t xml:space="preserve">Похід із чесним Древом чесного і животворящого Хреста. </w:t>
-      </w:r>
-    </w:p>
-    <w:p>
-      <w:pPr>
-        <w:widowControl w:val="0"/>
-        <w:pBdr>
-          <w:top w:val="nil"/>
-          <w:left w:val="nil"/>
-          <w:bottom w:val="nil"/>
-          <w:right w:val="nil"/>
-          <w:between w:val="nil"/>
-        </w:pBdr>
+      <w:bookmarkEnd w:id="1"/>
+      <w:r>
+        <w:rPr>
+          <w:rFonts w:ascii="Times New Roman" w:eastAsia="Times New Roman" w:hAnsi="Times New Roman" w:cs="Times New Roman"/>
+          <w:sz w:val="24"/>
+          <w:szCs w:val="24"/>
+        </w:rPr>
+        <w:t>Свв. сімох мчч. Макавеїв, і матері їх Соломії, і старця Єлеазара.</w:t>
+      </w:r>
+    </w:p>
+    <w:p>
+      <w:pPr>
         <w:spacing w:before="200" w:after="0" w:line="240" w:lineRule="auto"/>
         <w:rPr>
           <w:rFonts w:ascii="Times New Roman" w:eastAsia="Times New Roman" w:hAnsi="Times New Roman" w:cs="Times New Roman"/>
+          <w:sz w:val="24"/>
+          <w:szCs w:val="24"/>
+        </w:rPr>
+      </w:pPr>
+      <w:r>
+        <w:rPr>
+          <w:rFonts w:ascii="Times New Roman" w:eastAsia="Times New Roman" w:hAnsi="Times New Roman" w:cs="Times New Roman"/>
+          <w:i/>
+          <w:color w:val="FF0000"/>
+          <w:sz w:val="24"/>
+          <w:szCs w:val="24"/>
+        </w:rPr>
+        <w:t xml:space="preserve">Тропар (г. 1): </w:t>
+      </w:r>
+      <w:r>
+        <w:rPr>
+          <w:rFonts w:ascii="Times New Roman" w:eastAsia="Times New Roman" w:hAnsi="Times New Roman" w:cs="Times New Roman"/>
+          <w:sz w:val="24"/>
+          <w:szCs w:val="24"/>
+        </w:rPr>
+        <w:t>Бо́лістями святи́х,* які́ за Те́бе перетерпі́ли,* да́йся ублага́ти, Го́споди,* і всі на́ші бо́лісті зціли́,* Людинолю́бче, мо́лимося.</w:t>
+      </w:r>
+    </w:p>
+    <w:p>
+      <w:pPr>
+        <w:spacing w:before="200" w:after="0" w:line="240" w:lineRule="auto"/>
+        <w:rPr>
+          <w:rFonts w:ascii="Times New Roman" w:eastAsia="Times New Roman" w:hAnsi="Times New Roman" w:cs="Times New Roman"/>
           <w:color w:val="000000"/>
           <w:sz w:val="24"/>
           <w:szCs w:val="24"/>
@@ -83,23 +106,102 @@
           <w:sz w:val="24"/>
           <w:szCs w:val="24"/>
         </w:rPr>
-        <w:t xml:space="preserve">Тропар (г. 1): </w:t>
-      </w:r>
-      <w:r>
-        <w:rPr>
-          <w:rFonts w:ascii="Times New Roman" w:eastAsia="Times New Roman" w:hAnsi="Times New Roman" w:cs="Times New Roman"/>
-          <w:sz w:val="24"/>
-          <w:szCs w:val="24"/>
-        </w:rPr>
-        <w:t>Спаси́, Го́споди, люде́й Твої́х* і благослови́ наслі́д</w:t>
-      </w:r>
-      <w:r>
-        <w:rPr>
-          <w:rFonts w:ascii="Times New Roman" w:eastAsia="Times New Roman" w:hAnsi="Times New Roman" w:cs="Times New Roman"/>
-          <w:sz w:val="24"/>
-          <w:szCs w:val="24"/>
-        </w:rPr>
-        <w:t>дя  Твоє́,* перемо́ги благові́рному наро́дові на супроти́вників дару́й* і хресто́м Твої́м* охорони́ люд Твій.</w:t>
+        <w:t xml:space="preserve">Кондак (г. 2): </w:t>
+      </w:r>
+      <w:r>
+        <w:rPr>
+          <w:rFonts w:ascii="Times New Roman" w:eastAsia="Times New Roman" w:hAnsi="Times New Roman" w:cs="Times New Roman"/>
+          <w:color w:val="000000"/>
+          <w:sz w:val="24"/>
+          <w:szCs w:val="24"/>
+        </w:rPr>
+        <w:t>Прему́дрості Бо́жої стовпі́в сім</w:t>
+      </w:r>
+      <w:r>
+        <w:rPr>
+          <w:rFonts w:ascii="Times New Roman" w:eastAsia="Times New Roman" w:hAnsi="Times New Roman" w:cs="Times New Roman"/>
+          <w:sz w:val="24"/>
+          <w:szCs w:val="24"/>
+        </w:rPr>
+        <w:t>*</w:t>
+      </w:r>
+      <w:r>
+        <w:rPr>
+          <w:rFonts w:ascii="Times New Roman" w:eastAsia="Times New Roman" w:hAnsi="Times New Roman" w:cs="Times New Roman"/>
+          <w:color w:val="000000"/>
+          <w:sz w:val="24"/>
+          <w:szCs w:val="24"/>
+        </w:rPr>
+        <w:t xml:space="preserve"> і Боже́ственного Сві́тла світи́льники семисві́чні, Макаве́ї всему́дрі,</w:t>
+      </w:r>
+      <w:r>
+        <w:rPr>
+          <w:rFonts w:ascii="Times New Roman" w:eastAsia="Times New Roman" w:hAnsi="Times New Roman" w:cs="Times New Roman"/>
+          <w:sz w:val="24"/>
+          <w:szCs w:val="24"/>
+        </w:rPr>
+        <w:t>*</w:t>
+      </w:r>
+      <w:r>
+        <w:rPr>
+          <w:rFonts w:ascii="Times New Roman" w:eastAsia="Times New Roman" w:hAnsi="Times New Roman" w:cs="Times New Roman"/>
+          <w:color w:val="000000"/>
+          <w:sz w:val="24"/>
+          <w:szCs w:val="24"/>
+        </w:rPr>
+        <w:t xml:space="preserve"> пе́ред му́чениками превели́кі му́ченики,</w:t>
+      </w:r>
+      <w:r>
+        <w:rPr>
+          <w:rFonts w:ascii="Times New Roman" w:eastAsia="Times New Roman" w:hAnsi="Times New Roman" w:cs="Times New Roman"/>
+          <w:sz w:val="24"/>
+          <w:szCs w:val="24"/>
+        </w:rPr>
+        <w:t>*</w:t>
+      </w:r>
+      <w:r>
+        <w:rPr>
+          <w:rFonts w:ascii="Times New Roman" w:eastAsia="Times New Roman" w:hAnsi="Times New Roman" w:cs="Times New Roman"/>
+          <w:color w:val="000000"/>
+          <w:sz w:val="24"/>
+          <w:szCs w:val="24"/>
+        </w:rPr>
+        <w:t xml:space="preserve"> з яки́ми всіх Бо́гу мол</w:t>
+      </w:r>
+      <w:r>
+        <w:rPr>
+          <w:rFonts w:ascii="Times New Roman" w:eastAsia="Times New Roman" w:hAnsi="Times New Roman" w:cs="Times New Roman"/>
+          <w:sz w:val="24"/>
+          <w:szCs w:val="24"/>
+        </w:rPr>
+        <w:t>і́</w:t>
+      </w:r>
+      <w:r>
+        <w:rPr>
+          <w:rFonts w:ascii="Times New Roman" w:eastAsia="Times New Roman" w:hAnsi="Times New Roman" w:cs="Times New Roman"/>
+          <w:color w:val="000000"/>
+          <w:sz w:val="24"/>
+          <w:szCs w:val="24"/>
+        </w:rPr>
+        <w:t>ться, щоб спасли́ся ті, які́ почита́ють вас.</w:t>
+      </w:r>
+    </w:p>
+    <w:p>
+      <w:pPr>
+        <w:pStyle w:val="Heading1"/>
+        <w:rPr>
+          <w:rFonts w:ascii="Times New Roman" w:eastAsia="Times New Roman" w:hAnsi="Times New Roman" w:cs="Times New Roman"/>
+          <w:sz w:val="24"/>
+          <w:szCs w:val="24"/>
+        </w:rPr>
+      </w:pPr>
+      <w:r>
+        <w:rPr>
+          <w:rFonts w:ascii="Times New Roman" w:eastAsia="Times New Roman" w:hAnsi="Times New Roman" w:cs="Times New Roman"/>
+          <w:sz w:val="24"/>
+          <w:szCs w:val="24"/>
+        </w:rPr>
+        <w:t>2 серпня. Перенесення мощів св. первомч. й архидиякона Стефана.</w:t>
       </w:r>
     </w:p>
     <w:p>
@@ -107,7 +209,201 @@
         <w:spacing w:before="200" w:after="0" w:line="240" w:lineRule="auto"/>
         <w:rPr>
           <w:rFonts w:ascii="Times New Roman" w:eastAsia="Times New Roman" w:hAnsi="Times New Roman" w:cs="Times New Roman"/>
-          <w:color w:val="FF0000"/>
+          <w:i/>
+          <w:sz w:val="24"/>
+          <w:szCs w:val="24"/>
+        </w:rPr>
+      </w:pPr>
+      <w:r>
+        <w:rPr>
+          <w:rFonts w:ascii="Times New Roman" w:eastAsia="Times New Roman" w:hAnsi="Times New Roman" w:cs="Times New Roman"/>
+          <w:i/>
+          <w:color w:val="FF0000"/>
+          <w:sz w:val="24"/>
+          <w:szCs w:val="24"/>
+        </w:rPr>
+        <w:t xml:space="preserve">Тропар (г. 4): </w:t>
+      </w:r>
+      <w:r>
+        <w:rPr>
+          <w:rFonts w:ascii="Times New Roman" w:eastAsia="Times New Roman" w:hAnsi="Times New Roman" w:cs="Times New Roman"/>
+          <w:sz w:val="24"/>
+          <w:szCs w:val="24"/>
+        </w:rPr>
+        <w:t>Цaрським вінцeм увінчaлася голова твоя через страждaння,* які перетерпів єси за Христа Бога, серед мyчеників первостраждaльцю Стефaне.* Ти бо закам’янілість вождів юдейських викрив,* видів єси твого Спaса праворуч Отця.* Його ж моли за душі нaші.</w:t>
+      </w:r>
+    </w:p>
+    <w:p>
+      <w:pPr>
+        <w:spacing w:before="200" w:after="0" w:line="240" w:lineRule="auto"/>
+        <w:rPr>
+          <w:rFonts w:ascii="Times New Roman" w:eastAsia="Times New Roman" w:hAnsi="Times New Roman" w:cs="Times New Roman"/>
+          <w:sz w:val="24"/>
+          <w:szCs w:val="24"/>
+        </w:rPr>
+      </w:pPr>
+      <w:r>
+        <w:rPr>
+          <w:rFonts w:ascii="Times New Roman" w:eastAsia="Times New Roman" w:hAnsi="Times New Roman" w:cs="Times New Roman"/>
+          <w:i/>
+          <w:color w:val="FF0000"/>
+          <w:sz w:val="24"/>
+          <w:szCs w:val="24"/>
+        </w:rPr>
+        <w:t xml:space="preserve">Кондак (г. 6): </w:t>
+      </w:r>
+      <w:r>
+        <w:rPr>
+          <w:rFonts w:ascii="Times New Roman" w:eastAsia="Times New Roman" w:hAnsi="Times New Roman" w:cs="Times New Roman"/>
+          <w:sz w:val="24"/>
+          <w:szCs w:val="24"/>
+        </w:rPr>
+        <w:t>Пeрший на землі був ти засіяний сіячем небeсним, всехвaльний Стефaне,* пeрший на землі за Христа кров пролив єси, блажeнний,* пeрший від Нього вінцем перемоги увінчаний був на небі,* страдників начaло, вінценосче,* первостраждaльний серед мучеників.</w:t>
+      </w:r>
+    </w:p>
+    <w:p>
+      <w:pPr>
+        <w:spacing w:after="0" w:line="240" w:lineRule="auto"/>
+        <w:rPr>
+          <w:rFonts w:ascii="Times New Roman" w:eastAsia="Times New Roman" w:hAnsi="Times New Roman" w:cs="Times New Roman"/>
+          <w:color w:val="231F20"/>
+          <w:sz w:val="24"/>
+          <w:szCs w:val="24"/>
+        </w:rPr>
+      </w:pPr>
+    </w:p>
+    <w:p>
+      <w:pPr>
+        <w:pStyle w:val="Heading1"/>
+        <w:rPr>
+          <w:rFonts w:ascii="Times New Roman" w:eastAsia="Times New Roman" w:hAnsi="Times New Roman" w:cs="Times New Roman"/>
+          <w:color w:val="FF0000"/>
+          <w:sz w:val="24"/>
+          <w:szCs w:val="24"/>
+        </w:rPr>
+      </w:pPr>
+      <w:r>
+        <w:rPr>
+          <w:rFonts w:ascii="Times New Roman" w:eastAsia="Times New Roman" w:hAnsi="Times New Roman" w:cs="Times New Roman"/>
+          <w:sz w:val="24"/>
+          <w:szCs w:val="24"/>
+        </w:rPr>
+        <w:t>3 серпня.  Прпп. Ісаакія, Далмата й Фавста.</w:t>
+      </w:r>
+    </w:p>
+    <w:p>
+      <w:pPr>
+        <w:rPr>
+          <w:rFonts w:ascii="Times New Roman" w:eastAsia="Times New Roman" w:hAnsi="Times New Roman" w:cs="Times New Roman"/>
+          <w:sz w:val="24"/>
+          <w:szCs w:val="24"/>
+        </w:rPr>
+      </w:pPr>
+      <w:r>
+        <w:rPr>
+          <w:rFonts w:ascii="Times New Roman" w:eastAsia="Times New Roman" w:hAnsi="Times New Roman" w:cs="Times New Roman"/>
+          <w:i/>
+          <w:color w:val="FF0000"/>
+          <w:sz w:val="24"/>
+          <w:szCs w:val="24"/>
+        </w:rPr>
+        <w:t xml:space="preserve">Тропар (г. 4): </w:t>
+      </w:r>
+      <w:r>
+        <w:rPr>
+          <w:rFonts w:ascii="Times New Roman" w:eastAsia="Times New Roman" w:hAnsi="Times New Roman" w:cs="Times New Roman"/>
+          <w:sz w:val="24"/>
+          <w:szCs w:val="24"/>
+        </w:rPr>
+        <w:t>Боже отців наших,* що чиниш завжди з нами по Твоїй лагідності,* не віддали милости Твоєї від нас,* але молитвами їх у мирі направ життя наше.</w:t>
+      </w:r>
+    </w:p>
+    <w:p>
+      <w:pPr>
+        <w:rPr>
+          <w:rFonts w:ascii="Times New Roman" w:eastAsia="Times New Roman" w:hAnsi="Times New Roman" w:cs="Times New Roman"/>
+          <w:sz w:val="24"/>
+          <w:szCs w:val="24"/>
+        </w:rPr>
+      </w:pPr>
+      <w:r>
+        <w:rPr>
+          <w:rFonts w:ascii="Times New Roman" w:eastAsia="Times New Roman" w:hAnsi="Times New Roman" w:cs="Times New Roman"/>
+          <w:i/>
+          <w:color w:val="FF0000"/>
+          <w:sz w:val="24"/>
+          <w:szCs w:val="24"/>
+        </w:rPr>
+        <w:t xml:space="preserve">Кондак (г. 2): </w:t>
+      </w:r>
+      <w:r>
+        <w:rPr>
+          <w:rFonts w:ascii="Times New Roman" w:eastAsia="Times New Roman" w:hAnsi="Times New Roman" w:cs="Times New Roman"/>
+          <w:sz w:val="24"/>
+          <w:szCs w:val="24"/>
+        </w:rPr>
+        <w:t>Тих, що постом засяяли як світила* і вірою єресі зруйнували,* прославмо в піснях Ісаакія, Далмата й Фавста, як Христових угодників,* якого молять вони за всіх нас.</w:t>
+      </w:r>
+    </w:p>
+    <w:p>
+      <w:pPr>
+        <w:pStyle w:val="Heading1"/>
+        <w:rPr>
+          <w:rFonts w:ascii="Times New Roman" w:eastAsia="Times New Roman" w:hAnsi="Times New Roman" w:cs="Times New Roman"/>
+          <w:sz w:val="24"/>
+          <w:szCs w:val="24"/>
+        </w:rPr>
+      </w:pPr>
+    </w:p>
+    <w:p>
+      <w:pPr>
+        <w:pStyle w:val="Heading1"/>
+        <w:rPr>
+          <w:rFonts w:ascii="Times New Roman" w:eastAsia="Times New Roman" w:hAnsi="Times New Roman" w:cs="Times New Roman"/>
+          <w:sz w:val="24"/>
+          <w:szCs w:val="24"/>
+        </w:rPr>
+      </w:pPr>
+      <w:r>
+        <w:rPr>
+          <w:rFonts w:ascii="Times New Roman" w:eastAsia="Times New Roman" w:hAnsi="Times New Roman" w:cs="Times New Roman"/>
+          <w:sz w:val="24"/>
+          <w:szCs w:val="24"/>
+        </w:rPr>
+        <w:t>4 серпня.  Свв. сімох отроків, що в Ефесі. Св. прпмчц. Євдокії.</w:t>
+      </w:r>
+    </w:p>
+    <w:p>
+      <w:pPr>
+        <w:rPr>
+          <w:rFonts w:ascii="Times New Roman" w:eastAsia="Times New Roman" w:hAnsi="Times New Roman" w:cs="Times New Roman"/>
+          <w:sz w:val="24"/>
+          <w:szCs w:val="24"/>
+        </w:rPr>
+      </w:pPr>
+      <w:r>
+        <w:rPr>
+          <w:rFonts w:ascii="Times New Roman" w:eastAsia="Times New Roman" w:hAnsi="Times New Roman" w:cs="Times New Roman"/>
+          <w:i/>
+          <w:color w:val="FF0000"/>
+          <w:sz w:val="24"/>
+          <w:szCs w:val="24"/>
+        </w:rPr>
+        <w:t xml:space="preserve">Тропар (г. 4): </w:t>
+      </w:r>
+      <w:r>
+        <w:rPr>
+          <w:rFonts w:ascii="Times New Roman" w:eastAsia="Times New Roman" w:hAnsi="Times New Roman" w:cs="Times New Roman"/>
+          <w:sz w:val="24"/>
+          <w:szCs w:val="24"/>
+        </w:rPr>
+        <w:t xml:space="preserve">О велике чудо віри,* в печері, як у світлиці царській, святі сім отроків перебували,* і умерли без зотління;* і через довгий час устали, немов зі сну,* запевняючи воскресіння всіх людей.* Їх молитвами, Христе Боже, помилуй нас. </w:t>
+      </w:r>
+    </w:p>
+    <w:p>
+      <w:pPr>
+        <w:rPr>
+          <w:rFonts w:ascii="Times New Roman" w:eastAsia="Times New Roman" w:hAnsi="Times New Roman" w:cs="Times New Roman"/>
           <w:sz w:val="24"/>
           <w:szCs w:val="24"/>
         </w:rPr>
@@ -128,80 +424,444 @@
           <w:sz w:val="24"/>
           <w:szCs w:val="24"/>
         </w:rPr>
-        <w:t>Возні́сся Ти на хрест доброві́льно.* Ново́му лю́дові Твоє́му, що Твоє́ ім’я́ но́сить,* дару́й щедро́ти Твої́, Хри́сте Бо́же.* Возве</w:t>
-      </w:r>
-      <w:r>
-        <w:rPr>
-          <w:rFonts w:ascii="Times New Roman" w:eastAsia="Times New Roman" w:hAnsi="Times New Roman" w:cs="Times New Roman"/>
-          <w:sz w:val="24"/>
-          <w:szCs w:val="24"/>
-        </w:rPr>
-        <w:t>сели́ си́лою Твоє́ю благові́рний наро́д,* перемо́ги на супроти́вників дай йому́,* що за по́міч ма́є Твоє́ ору́жжя ми́ру, непобо́рну перемо́гу.</w:t>
+        <w:t xml:space="preserve">Відкинувши тлінне цього світу,* і прийнявши нетлінні дари,* умерли, перебуваючи нетлінними.* Тому й воскресли через багато літ,* поховавши все невірство лютих.* Вас у піснях нині вихваляючи, вірні, Христа прославмо. </w:t>
+      </w:r>
+    </w:p>
+    <w:p>
+      <w:pPr>
+        <w:pStyle w:val="Heading1"/>
+        <w:rPr>
+          <w:rFonts w:ascii="Times New Roman" w:eastAsia="Times New Roman" w:hAnsi="Times New Roman" w:cs="Times New Roman"/>
+          <w:sz w:val="24"/>
+          <w:szCs w:val="24"/>
+        </w:rPr>
+      </w:pPr>
+      <w:r>
+        <w:rPr>
+          <w:rFonts w:ascii="Times New Roman" w:eastAsia="Times New Roman" w:hAnsi="Times New Roman" w:cs="Times New Roman"/>
+          <w:sz w:val="24"/>
+          <w:szCs w:val="24"/>
+        </w:rPr>
+        <w:lastRenderedPageBreak/>
+        <w:t>5 Передсвяття Преображення. Св. мч. Євсигнія.</w:t>
       </w:r>
     </w:p>
     <w:p>
       <w:pPr>
         <w:pStyle w:val="Heading2"/>
-        <w:spacing w:after="0" w:line="240" w:lineRule="auto"/>
-        <w:rPr>
-          <w:rFonts w:ascii="Times New Roman" w:eastAsia="Times New Roman" w:hAnsi="Times New Roman" w:cs="Times New Roman"/>
-          <w:sz w:val="24"/>
-          <w:szCs w:val="24"/>
-        </w:rPr>
-      </w:pPr>
-      <w:bookmarkStart w:id="1" w:name="_heading=h.s2e7jfzf32ql" w:colFirst="0" w:colLast="0"/>
-      <w:bookmarkEnd w:id="1"/>
-      <w:r>
-        <w:rPr>
-          <w:rFonts w:ascii="Times New Roman" w:eastAsia="Times New Roman" w:hAnsi="Times New Roman" w:cs="Times New Roman"/>
-          <w:sz w:val="24"/>
-          <w:szCs w:val="24"/>
-        </w:rPr>
-        <w:t>Свв. сімох мчч. Макавеїв, і матері їх Соломії, і старця Єлеазара.</w:t>
-      </w:r>
-    </w:p>
-    <w:p>
-      <w:pPr>
-        <w:spacing w:before="200" w:after="0" w:line="240" w:lineRule="auto"/>
-        <w:rPr>
-          <w:rFonts w:ascii="Times New Roman" w:eastAsia="Times New Roman" w:hAnsi="Times New Roman" w:cs="Times New Roman"/>
-          <w:sz w:val="24"/>
-          <w:szCs w:val="24"/>
-        </w:rPr>
-      </w:pPr>
-      <w:r>
-        <w:rPr>
-          <w:rFonts w:ascii="Times New Roman" w:eastAsia="Times New Roman" w:hAnsi="Times New Roman" w:cs="Times New Roman"/>
-          <w:i/>
-          <w:color w:val="FF0000"/>
-          <w:sz w:val="24"/>
-          <w:szCs w:val="24"/>
-        </w:rPr>
-        <w:t xml:space="preserve">Тропар (г. 1): </w:t>
-      </w:r>
-      <w:r>
-        <w:rPr>
-          <w:rFonts w:ascii="Times New Roman" w:eastAsia="Times New Roman" w:hAnsi="Times New Roman" w:cs="Times New Roman"/>
-          <w:sz w:val="24"/>
-          <w:szCs w:val="24"/>
-        </w:rPr>
-        <w:t>Бо́лістями святи́х,* які́ за Те́</w:t>
-      </w:r>
-      <w:r>
-        <w:rPr>
-          <w:rFonts w:ascii="Times New Roman" w:eastAsia="Times New Roman" w:hAnsi="Times New Roman" w:cs="Times New Roman"/>
-          <w:sz w:val="24"/>
-          <w:szCs w:val="24"/>
-        </w:rPr>
-        <w:t>бе перетерпі́ли,* да́йся ублага́ти, Го́споди,* і всі на́ші бо́лісті зціли́,* Людинолю́бче, мо́лимося.</w:t>
-      </w:r>
-    </w:p>
-    <w:p>
-      <w:pPr>
-        <w:spacing w:before="200" w:after="0" w:line="240" w:lineRule="auto"/>
-        <w:rPr>
-          <w:rFonts w:ascii="Times New Roman" w:eastAsia="Times New Roman" w:hAnsi="Times New Roman" w:cs="Times New Roman"/>
-          <w:color w:val="000000"/>
+        <w:rPr>
+          <w:rFonts w:ascii="Times New Roman" w:eastAsia="Times New Roman" w:hAnsi="Times New Roman" w:cs="Times New Roman"/>
+          <w:sz w:val="24"/>
+          <w:szCs w:val="24"/>
+        </w:rPr>
+      </w:pPr>
+      <w:bookmarkStart w:id="2" w:name="_heading=h.pfs9hc7s6dz1" w:colFirst="0" w:colLast="0"/>
+      <w:bookmarkStart w:id="3" w:name="_heading=h.icnxrsoq8qso" w:colFirst="0" w:colLast="0"/>
+      <w:bookmarkEnd w:id="2"/>
+      <w:bookmarkEnd w:id="3"/>
+      <w:r>
+        <w:rPr>
+          <w:rFonts w:ascii="Times New Roman" w:eastAsia="Times New Roman" w:hAnsi="Times New Roman" w:cs="Times New Roman"/>
+          <w:sz w:val="24"/>
+          <w:szCs w:val="24"/>
+        </w:rPr>
+        <w:t>Св. мч. Євсигнія</w:t>
+      </w:r>
+    </w:p>
+    <w:p>
+      <w:pPr>
+        <w:rPr>
+          <w:rFonts w:ascii="Times New Roman" w:eastAsia="Times New Roman" w:hAnsi="Times New Roman" w:cs="Times New Roman"/>
+          <w:sz w:val="24"/>
+          <w:szCs w:val="24"/>
+        </w:rPr>
+      </w:pPr>
+      <w:r>
+        <w:rPr>
+          <w:rFonts w:ascii="Times New Roman" w:eastAsia="Times New Roman" w:hAnsi="Times New Roman" w:cs="Times New Roman"/>
+          <w:i/>
+          <w:color w:val="FF0000"/>
+          <w:sz w:val="24"/>
+          <w:szCs w:val="24"/>
+        </w:rPr>
+        <w:t xml:space="preserve">Тропар (г. 4): </w:t>
+      </w:r>
+      <w:r>
+        <w:rPr>
+          <w:rFonts w:ascii="Times New Roman" w:eastAsia="Times New Roman" w:hAnsi="Times New Roman" w:cs="Times New Roman"/>
+          <w:sz w:val="24"/>
+          <w:szCs w:val="24"/>
+        </w:rPr>
+        <w:t>Мученик Твій, Господи, Євсигній,* у стражданнях своїх прийняв вінець нетлінний від Тебе, Бога нашого,* мавши бо кріпость Твою, він мучителів подолав,* сокрушив і демонів зухвальства безсильні.* Його молитвами спаси душі наші.</w:t>
+      </w:r>
+    </w:p>
+    <w:p>
+      <w:pPr>
+        <w:rPr>
+          <w:rFonts w:ascii="Times New Roman" w:eastAsia="Times New Roman" w:hAnsi="Times New Roman" w:cs="Times New Roman"/>
+          <w:sz w:val="24"/>
+          <w:szCs w:val="24"/>
+        </w:rPr>
+      </w:pPr>
+      <w:r>
+        <w:rPr>
+          <w:rFonts w:ascii="Times New Roman" w:eastAsia="Times New Roman" w:hAnsi="Times New Roman" w:cs="Times New Roman"/>
+          <w:i/>
+          <w:color w:val="FF0000"/>
+          <w:sz w:val="24"/>
+          <w:szCs w:val="24"/>
+        </w:rPr>
+        <w:t xml:space="preserve">Кондак (г. 4): </w:t>
+      </w:r>
+      <w:r>
+        <w:rPr>
+          <w:rFonts w:ascii="Times New Roman" w:eastAsia="Times New Roman" w:hAnsi="Times New Roman" w:cs="Times New Roman"/>
+          <w:sz w:val="24"/>
+          <w:szCs w:val="24"/>
+        </w:rPr>
+        <w:t>Мученика Євсигнія возхвалімо,* бо він вчинив марною оману силою Христовою,* і віру прояснив,* перетерпівши муки за істину,* і викрив бездумність мучителів,* прийнявши вінець перемоги з Божої десниці.</w:t>
+      </w:r>
+    </w:p>
+    <w:p>
+      <w:pPr>
+        <w:pStyle w:val="Heading1"/>
+        <w:rPr>
+          <w:rFonts w:ascii="Times New Roman" w:eastAsia="Times New Roman" w:hAnsi="Times New Roman" w:cs="Times New Roman"/>
+          <w:color w:val="FF0000"/>
+          <w:sz w:val="24"/>
+          <w:szCs w:val="24"/>
+        </w:rPr>
+      </w:pPr>
+      <w:r>
+        <w:rPr>
+          <w:rFonts w:ascii="Times New Roman" w:eastAsia="Times New Roman" w:hAnsi="Times New Roman" w:cs="Times New Roman"/>
+          <w:color w:val="FF0000"/>
+          <w:sz w:val="24"/>
+          <w:szCs w:val="24"/>
+        </w:rPr>
+        <w:t>6 серпня.  Святе Преображення Господа Бога і Спаса нашого Ісуса Христа</w:t>
+      </w:r>
+    </w:p>
+    <w:p>
+      <w:pPr>
+        <w:rPr>
+          <w:rFonts w:ascii="Times New Roman" w:eastAsia="Times New Roman" w:hAnsi="Times New Roman" w:cs="Times New Roman"/>
+          <w:sz w:val="24"/>
+          <w:szCs w:val="24"/>
+        </w:rPr>
+      </w:pPr>
+      <w:r>
+        <w:rPr>
+          <w:rFonts w:ascii="Times New Roman" w:eastAsia="Times New Roman" w:hAnsi="Times New Roman" w:cs="Times New Roman"/>
+          <w:i/>
+          <w:color w:val="FF0000"/>
+          <w:sz w:val="24"/>
+          <w:szCs w:val="24"/>
+        </w:rPr>
+        <w:t xml:space="preserve">Тропар (г. 7): </w:t>
+      </w:r>
+      <w:r>
+        <w:rPr>
+          <w:rFonts w:ascii="Times New Roman" w:eastAsia="Times New Roman" w:hAnsi="Times New Roman" w:cs="Times New Roman"/>
+          <w:sz w:val="24"/>
+          <w:szCs w:val="24"/>
+        </w:rPr>
+        <w:t>Переобрази́вся Ти на горі́, Хри́сте Бо́же,* показа́вши ученика́м Твої́м сла́ву Твою́, скі́льки змогли́.* Неха́й засія́є і нам, грі́шним, сві́тло Твоє́ повсякча́сне,* молитва́ми Богоро́диці, Світлода́вче, сла́ва Тобі́.</w:t>
+      </w:r>
+    </w:p>
+    <w:p>
+      <w:pPr>
+        <w:rPr>
+          <w:rFonts w:ascii="Times New Roman" w:eastAsia="Times New Roman" w:hAnsi="Times New Roman" w:cs="Times New Roman"/>
+          <w:sz w:val="24"/>
+          <w:szCs w:val="24"/>
+        </w:rPr>
+      </w:pPr>
+      <w:r>
+        <w:rPr>
+          <w:rFonts w:ascii="Times New Roman" w:eastAsia="Times New Roman" w:hAnsi="Times New Roman" w:cs="Times New Roman"/>
+          <w:i/>
+          <w:color w:val="FF0000"/>
+          <w:sz w:val="24"/>
+          <w:szCs w:val="24"/>
+        </w:rPr>
+        <w:t xml:space="preserve">Кондак (г. 7): </w:t>
+      </w:r>
+      <w:r>
+        <w:rPr>
+          <w:rFonts w:ascii="Times New Roman" w:eastAsia="Times New Roman" w:hAnsi="Times New Roman" w:cs="Times New Roman"/>
+          <w:sz w:val="24"/>
+          <w:szCs w:val="24"/>
+        </w:rPr>
+        <w:t>На горі́ переобрази́вся Ти,* і, скі́льки змогли́, ученики́ Твої́ сла́ву Твою́, Хри́сте Бо́же, ви́діли,* щоб, коли́ поба́чать, як Тебе́ розпина́ють,* стражда́ння зрозумі́ли доброві́льне,* а сві́тові пропові́дять,* що Ти єси́ воі́стину О́тче ся́яння.</w:t>
+      </w:r>
+    </w:p>
+    <w:p>
+      <w:pPr>
+        <w:pStyle w:val="Heading1"/>
+        <w:rPr>
+          <w:rFonts w:ascii="Times New Roman" w:eastAsia="Times New Roman" w:hAnsi="Times New Roman" w:cs="Times New Roman"/>
+          <w:sz w:val="24"/>
+          <w:szCs w:val="24"/>
+        </w:rPr>
+      </w:pPr>
+      <w:r>
+        <w:rPr>
+          <w:rFonts w:ascii="Times New Roman" w:eastAsia="Times New Roman" w:hAnsi="Times New Roman" w:cs="Times New Roman"/>
+          <w:sz w:val="24"/>
+          <w:szCs w:val="24"/>
+        </w:rPr>
+        <w:t>7 серпня.  Св. прпмч. Дометія.</w:t>
+      </w:r>
+    </w:p>
+    <w:p>
+      <w:pPr>
+        <w:rPr>
+          <w:rFonts w:ascii="Times New Roman" w:eastAsia="Times New Roman" w:hAnsi="Times New Roman" w:cs="Times New Roman"/>
+          <w:sz w:val="24"/>
+          <w:szCs w:val="24"/>
+        </w:rPr>
+      </w:pPr>
+      <w:r>
+        <w:rPr>
+          <w:rFonts w:ascii="Times New Roman" w:eastAsia="Times New Roman" w:hAnsi="Times New Roman" w:cs="Times New Roman"/>
+          <w:i/>
+          <w:color w:val="FF0000"/>
+          <w:sz w:val="24"/>
+          <w:szCs w:val="24"/>
+        </w:rPr>
+        <w:t xml:space="preserve">Тропар (г. 4): </w:t>
+      </w:r>
+      <w:r>
+        <w:rPr>
+          <w:rFonts w:ascii="Times New Roman" w:eastAsia="Times New Roman" w:hAnsi="Times New Roman" w:cs="Times New Roman"/>
+          <w:sz w:val="24"/>
+          <w:szCs w:val="24"/>
+        </w:rPr>
+        <w:t xml:space="preserve">Звершуючи на горі подвиг посту,* духовні полки ворогів зброєю хреста погубив ти, всеблаженний,* й у страждання мужньо зодягнувся ти.* Тому й вінчався ти від Бога,* преподобномученику Дометію, завжди пам’ятний. </w:t>
+      </w:r>
+    </w:p>
+    <w:p>
+      <w:pPr>
+        <w:rPr>
+          <w:rFonts w:ascii="Times New Roman" w:eastAsia="Times New Roman" w:hAnsi="Times New Roman" w:cs="Times New Roman"/>
+          <w:sz w:val="24"/>
+          <w:szCs w:val="24"/>
+        </w:rPr>
+      </w:pPr>
+      <w:r>
+        <w:rPr>
+          <w:rFonts w:ascii="Times New Roman" w:eastAsia="Times New Roman" w:hAnsi="Times New Roman" w:cs="Times New Roman"/>
+          <w:i/>
+          <w:color w:val="FF0000"/>
+          <w:sz w:val="24"/>
+          <w:szCs w:val="24"/>
+        </w:rPr>
+        <w:t xml:space="preserve">Кондак (г. 6): </w:t>
+      </w:r>
+      <w:r>
+        <w:rPr>
+          <w:rFonts w:ascii="Times New Roman" w:eastAsia="Times New Roman" w:hAnsi="Times New Roman" w:cs="Times New Roman"/>
+          <w:sz w:val="24"/>
+          <w:szCs w:val="24"/>
+        </w:rPr>
+        <w:t xml:space="preserve">Зненавидівши все тлінне, і вигадки оманливі, преподобномученику Дометіє,* став ти великим наставником монахів,* не злякався гніву царя, який не хотів вшановувати Христа, істинного Бога.* Тому й умер ти, співаючи пісню:* Бог зі мною і ніхто проти мене. </w:t>
+      </w:r>
+    </w:p>
+    <w:p>
+      <w:pPr>
+        <w:pStyle w:val="Heading1"/>
+        <w:rPr>
+          <w:rFonts w:ascii="Times New Roman" w:eastAsia="Times New Roman" w:hAnsi="Times New Roman" w:cs="Times New Roman"/>
+          <w:sz w:val="24"/>
+          <w:szCs w:val="24"/>
+        </w:rPr>
+      </w:pPr>
+      <w:r>
+        <w:rPr>
+          <w:rFonts w:ascii="Times New Roman" w:eastAsia="Times New Roman" w:hAnsi="Times New Roman" w:cs="Times New Roman"/>
+          <w:sz w:val="24"/>
+          <w:szCs w:val="24"/>
+        </w:rPr>
+        <w:t>8 серпня.  Св. Еміліяна, ісп., єп. Кизицького.</w:t>
+      </w:r>
+    </w:p>
+    <w:p>
+      <w:pPr>
+        <w:rPr>
+          <w:rFonts w:ascii="Times New Roman" w:eastAsia="Times New Roman" w:hAnsi="Times New Roman" w:cs="Times New Roman"/>
+          <w:sz w:val="24"/>
+          <w:szCs w:val="24"/>
+        </w:rPr>
+      </w:pPr>
+      <w:r>
+        <w:rPr>
+          <w:rFonts w:ascii="Times New Roman" w:eastAsia="Times New Roman" w:hAnsi="Times New Roman" w:cs="Times New Roman"/>
+          <w:i/>
+          <w:color w:val="FF0000"/>
+          <w:sz w:val="24"/>
+          <w:szCs w:val="24"/>
+        </w:rPr>
+        <w:t xml:space="preserve">Тропар (г. 4): </w:t>
+      </w:r>
+      <w:r>
+        <w:rPr>
+          <w:rFonts w:ascii="Times New Roman" w:eastAsia="Times New Roman" w:hAnsi="Times New Roman" w:cs="Times New Roman"/>
+          <w:sz w:val="24"/>
+          <w:szCs w:val="24"/>
+        </w:rPr>
+        <w:t>Правилом віри і образом лагідности,* учителем повздержности* явила тебе твоєму стаду всіх речей істина.* Ради цього придбав ти смиренням високе,* убогістю – багате,* отче, священноначальнику Еміліяне,* Моли Христа Бога, щоб спаслися душі наші.</w:t>
+      </w:r>
+    </w:p>
+    <w:p>
+      <w:pPr>
+        <w:rPr>
+          <w:rFonts w:ascii="Times New Roman" w:eastAsia="Times New Roman" w:hAnsi="Times New Roman" w:cs="Times New Roman"/>
+          <w:sz w:val="24"/>
+          <w:szCs w:val="24"/>
+        </w:rPr>
+      </w:pPr>
+      <w:r>
+        <w:rPr>
+          <w:rFonts w:ascii="Times New Roman" w:eastAsia="Times New Roman" w:hAnsi="Times New Roman" w:cs="Times New Roman"/>
+          <w:i/>
+          <w:color w:val="FF0000"/>
+          <w:sz w:val="24"/>
+          <w:szCs w:val="24"/>
+        </w:rPr>
+        <w:t xml:space="preserve">Кондак (г. 3): </w:t>
+      </w:r>
+      <w:r>
+        <w:rPr>
+          <w:rFonts w:ascii="Times New Roman" w:eastAsia="Times New Roman" w:hAnsi="Times New Roman" w:cs="Times New Roman"/>
+          <w:sz w:val="24"/>
+          <w:szCs w:val="24"/>
+        </w:rPr>
+        <w:t>Тебе, сміливого захисника Тройці,* Церква, що за неї постраждав ти, славить, оспівуючи, Еміліяне.* Тому й ми вшановуємо пам’ять твою, кличучи:* визволи від поганського нашестя рабів твоїх.</w:t>
+      </w:r>
+    </w:p>
+    <w:p>
+      <w:pPr>
+        <w:pStyle w:val="Heading1"/>
+        <w:rPr>
+          <w:rFonts w:ascii="Times New Roman" w:eastAsia="Times New Roman" w:hAnsi="Times New Roman" w:cs="Times New Roman"/>
+          <w:sz w:val="24"/>
+          <w:szCs w:val="24"/>
+        </w:rPr>
+      </w:pPr>
+      <w:r>
+        <w:rPr>
+          <w:rFonts w:ascii="Times New Roman" w:eastAsia="Times New Roman" w:hAnsi="Times New Roman" w:cs="Times New Roman"/>
+          <w:sz w:val="24"/>
+          <w:szCs w:val="24"/>
+        </w:rPr>
+        <w:t>9 серпня. Св. ап. Матія.</w:t>
+      </w:r>
+    </w:p>
+    <w:p>
+      <w:pPr>
+        <w:rPr>
+          <w:rFonts w:ascii="Times New Roman" w:eastAsia="Times New Roman" w:hAnsi="Times New Roman" w:cs="Times New Roman"/>
+          <w:sz w:val="24"/>
+          <w:szCs w:val="24"/>
+        </w:rPr>
+      </w:pPr>
+      <w:r>
+        <w:rPr>
+          <w:rFonts w:ascii="Times New Roman" w:eastAsia="Times New Roman" w:hAnsi="Times New Roman" w:cs="Times New Roman"/>
+          <w:i/>
+          <w:color w:val="FF0000"/>
+          <w:sz w:val="24"/>
+          <w:szCs w:val="24"/>
+        </w:rPr>
+        <w:t xml:space="preserve">Тропар (г. 3): </w:t>
+      </w:r>
+      <w:r>
+        <w:rPr>
+          <w:rFonts w:ascii="Times New Roman" w:eastAsia="Times New Roman" w:hAnsi="Times New Roman" w:cs="Times New Roman"/>
+          <w:sz w:val="24"/>
+          <w:szCs w:val="24"/>
+        </w:rPr>
+        <w:t>Апо́столе святи́й Маті́ю,* моли́ милости́вого Бо́га,* щоб відпу́щення прогрі́шень пода́в ду́шам на́шим.</w:t>
+      </w:r>
+    </w:p>
+    <w:p>
+      <w:pPr>
+        <w:rPr>
+          <w:rFonts w:ascii="Times New Roman" w:eastAsia="Times New Roman" w:hAnsi="Times New Roman" w:cs="Times New Roman"/>
+          <w:sz w:val="24"/>
+          <w:szCs w:val="24"/>
+        </w:rPr>
+      </w:pPr>
+      <w:r>
+        <w:rPr>
+          <w:rFonts w:ascii="Times New Roman" w:eastAsia="Times New Roman" w:hAnsi="Times New Roman" w:cs="Times New Roman"/>
+          <w:i/>
+          <w:color w:val="FF0000"/>
+          <w:sz w:val="24"/>
+          <w:szCs w:val="24"/>
+        </w:rPr>
+        <w:lastRenderedPageBreak/>
+        <w:t xml:space="preserve">Кондак (г. 4): </w:t>
+      </w:r>
+      <w:r>
+        <w:rPr>
+          <w:rFonts w:ascii="Times New Roman" w:eastAsia="Times New Roman" w:hAnsi="Times New Roman" w:cs="Times New Roman"/>
+          <w:sz w:val="24"/>
+          <w:szCs w:val="24"/>
+        </w:rPr>
+        <w:t>Вістува́ння твоє́, що, як світлося́йне со́нце,* ви́йшло на ввесь світ,* просві́чує благода́ттю Це́ркву наро́дів,* чудоно́сний Маті́є, апо́столе.</w:t>
+      </w:r>
+    </w:p>
+    <w:p>
+      <w:pPr>
+        <w:pStyle w:val="Heading1"/>
+        <w:rPr>
+          <w:rFonts w:ascii="Times New Roman" w:eastAsia="Times New Roman" w:hAnsi="Times New Roman" w:cs="Times New Roman"/>
+          <w:sz w:val="24"/>
+          <w:szCs w:val="24"/>
+        </w:rPr>
+      </w:pPr>
+      <w:r>
+        <w:rPr>
+          <w:rFonts w:ascii="Times New Roman" w:eastAsia="Times New Roman" w:hAnsi="Times New Roman" w:cs="Times New Roman"/>
+          <w:sz w:val="24"/>
+          <w:szCs w:val="24"/>
+        </w:rPr>
+        <w:t>10 серпня.  Св. мч. й архидиякона Лаврентія.</w:t>
+      </w:r>
+    </w:p>
+    <w:p>
+      <w:pPr>
+        <w:rPr>
+          <w:rFonts w:ascii="Times New Roman" w:eastAsia="Times New Roman" w:hAnsi="Times New Roman" w:cs="Times New Roman"/>
+          <w:sz w:val="24"/>
+          <w:szCs w:val="24"/>
+        </w:rPr>
+      </w:pPr>
+      <w:r>
+        <w:rPr>
+          <w:rFonts w:ascii="Times New Roman" w:eastAsia="Times New Roman" w:hAnsi="Times New Roman" w:cs="Times New Roman"/>
+          <w:i/>
+          <w:color w:val="FF0000"/>
+          <w:sz w:val="24"/>
+          <w:szCs w:val="24"/>
+        </w:rPr>
+        <w:t xml:space="preserve">Тропар (г. 4): </w:t>
+      </w:r>
+      <w:r>
+        <w:rPr>
+          <w:rFonts w:ascii="Times New Roman" w:eastAsia="Times New Roman" w:hAnsi="Times New Roman" w:cs="Times New Roman"/>
+          <w:sz w:val="24"/>
+          <w:szCs w:val="24"/>
+        </w:rPr>
+        <w:t>Му́ченик Твій, Го́споди, Лавре́нтій,* у стражда́ннях свої́х прийня́в віне́ць нетлі́нний від Те́бе, Бо́га на́шого,* ма́вши бо крі́пость Твою́, він мучи́телів подола́в,* сокруши́в і де́монів зухва́льства безси́льні.* Його́ молитва́ми спаси́ ду́ші на́ші.</w:t>
+      </w:r>
+    </w:p>
+    <w:p>
+      <w:pPr>
+        <w:rPr>
+          <w:rFonts w:ascii="Times New Roman" w:eastAsia="Times New Roman" w:hAnsi="Times New Roman" w:cs="Times New Roman"/>
           <w:sz w:val="24"/>
           <w:szCs w:val="24"/>
         </w:rPr>
@@ -219,88 +879,10 @@
       <w:r>
         <w:rPr>
           <w:rFonts w:ascii="Times New Roman" w:eastAsia="Times New Roman" w:hAnsi="Times New Roman" w:cs="Times New Roman"/>
-          <w:color w:val="000000"/>
-          <w:sz w:val="24"/>
-          <w:szCs w:val="24"/>
-        </w:rPr>
-        <w:t>Прему́дрості Бо́жої стовпі́в сім</w:t>
-      </w:r>
-      <w:r>
-        <w:rPr>
-          <w:rFonts w:ascii="Times New Roman" w:eastAsia="Times New Roman" w:hAnsi="Times New Roman" w:cs="Times New Roman"/>
-          <w:sz w:val="24"/>
-          <w:szCs w:val="24"/>
-        </w:rPr>
-        <w:t>*</w:t>
-      </w:r>
-      <w:r>
-        <w:rPr>
-          <w:rFonts w:ascii="Times New Roman" w:eastAsia="Times New Roman" w:hAnsi="Times New Roman" w:cs="Times New Roman"/>
-          <w:color w:val="000000"/>
-          <w:sz w:val="24"/>
-          <w:szCs w:val="24"/>
-        </w:rPr>
-        <w:t xml:space="preserve"> і Боже́ственного Сві́тла світи́льники семисві́чні, Макаве́ї всему́дрі,</w:t>
-      </w:r>
-      <w:r>
-        <w:rPr>
-          <w:rFonts w:ascii="Times New Roman" w:eastAsia="Times New Roman" w:hAnsi="Times New Roman" w:cs="Times New Roman"/>
-          <w:sz w:val="24"/>
-          <w:szCs w:val="24"/>
-        </w:rPr>
-        <w:t>*</w:t>
-      </w:r>
-      <w:r>
-        <w:rPr>
-          <w:rFonts w:ascii="Times New Roman" w:eastAsia="Times New Roman" w:hAnsi="Times New Roman" w:cs="Times New Roman"/>
-          <w:color w:val="000000"/>
-          <w:sz w:val="24"/>
-          <w:szCs w:val="24"/>
-        </w:rPr>
-        <w:t xml:space="preserve"> пе́ред му́чениками превели́кі му́</w:t>
-      </w:r>
-      <w:r>
-        <w:rPr>
-          <w:rFonts w:ascii="Times New Roman" w:eastAsia="Times New Roman" w:hAnsi="Times New Roman" w:cs="Times New Roman"/>
-          <w:color w:val="000000"/>
-          <w:sz w:val="24"/>
-          <w:szCs w:val="24"/>
-        </w:rPr>
-        <w:t>ченики,</w:t>
-      </w:r>
-      <w:r>
-        <w:rPr>
-          <w:rFonts w:ascii="Times New Roman" w:eastAsia="Times New Roman" w:hAnsi="Times New Roman" w:cs="Times New Roman"/>
-          <w:sz w:val="24"/>
-          <w:szCs w:val="24"/>
-        </w:rPr>
-        <w:t>*</w:t>
-      </w:r>
-      <w:r>
-        <w:rPr>
-          <w:rFonts w:ascii="Times New Roman" w:eastAsia="Times New Roman" w:hAnsi="Times New Roman" w:cs="Times New Roman"/>
-          <w:color w:val="000000"/>
-          <w:sz w:val="24"/>
-          <w:szCs w:val="24"/>
-        </w:rPr>
-        <w:t xml:space="preserve"> з яки́ми всіх Бо́гу мол</w:t>
-      </w:r>
-      <w:r>
-        <w:rPr>
-          <w:rFonts w:ascii="Times New Roman" w:eastAsia="Times New Roman" w:hAnsi="Times New Roman" w:cs="Times New Roman"/>
-          <w:sz w:val="24"/>
-          <w:szCs w:val="24"/>
-        </w:rPr>
-        <w:t>і́</w:t>
-      </w:r>
-      <w:r>
-        <w:rPr>
-          <w:rFonts w:ascii="Times New Roman" w:eastAsia="Times New Roman" w:hAnsi="Times New Roman" w:cs="Times New Roman"/>
-          <w:color w:val="000000"/>
-          <w:sz w:val="24"/>
-          <w:szCs w:val="24"/>
-        </w:rPr>
-        <w:t>ться, щоб спасли́ся ті, які́ почита́ють вас.</w:t>
+          <w:sz w:val="24"/>
+          <w:szCs w:val="24"/>
+        </w:rPr>
+        <w:t>Вогнем божественним розпалив ти серце своє,* полум’я пристрастей до кінця спалив,* страждальців опоро,* богоносний мученику Лаврентію,* і в стражданнях викликував ти вірно:* ніщо не розлучить мене від любові Христової.</w:t>
       </w:r>
     </w:p>
     <w:p>
@@ -318,15 +900,13 @@
           <w:sz w:val="24"/>
           <w:szCs w:val="24"/>
         </w:rPr>
-        <w:t>2 серпня. Перенесення мощів св. первомч. й архидиякона Стефана.</w:t>
-      </w:r>
-    </w:p>
-    <w:p>
-      <w:pPr>
-        <w:spacing w:before="200" w:after="0" w:line="240" w:lineRule="auto"/>
-        <w:rPr>
-          <w:rFonts w:ascii="Times New Roman" w:eastAsia="Times New Roman" w:hAnsi="Times New Roman" w:cs="Times New Roman"/>
-          <w:i/>
+        <w:t>11 серпня.  Св. мч. й архидиякона Євпла.</w:t>
+      </w:r>
+    </w:p>
+    <w:p>
+      <w:pPr>
+        <w:rPr>
+          <w:rFonts w:ascii="Times New Roman" w:eastAsia="Times New Roman" w:hAnsi="Times New Roman" w:cs="Times New Roman"/>
           <w:sz w:val="24"/>
           <w:szCs w:val="24"/>
         </w:rPr>
@@ -347,20 +927,155 @@
           <w:sz w:val="24"/>
           <w:szCs w:val="24"/>
         </w:rPr>
-        <w:t>Цaрським вінцeм увінчaлася голова твоя через страждaння,* які перетерпів єси за Христа Бога, серед</w:t>
-      </w:r>
-      <w:r>
-        <w:rPr>
-          <w:rFonts w:ascii="Times New Roman" w:eastAsia="Times New Roman" w:hAnsi="Times New Roman" w:cs="Times New Roman"/>
-          <w:sz w:val="24"/>
-          <w:szCs w:val="24"/>
-        </w:rPr>
-        <w:t xml:space="preserve"> мyчеників первостраждaльцю Стефaне.* Ти бо закам’янілість вождів юдейських викрив,* видів єси твого Спaса праворуч Отця.* Його ж моли за душі нaші.</w:t>
-      </w:r>
-    </w:p>
-    <w:p>
-      <w:pPr>
-        <w:spacing w:before="200" w:after="0" w:line="240" w:lineRule="auto"/>
+        <w:t>Му́ченик Твій, Го́споди, Євпл,* у стражда́ннях свої́х прийня́в віне́ць нетлі́нний від Те́бе, Бо́га на́шого,* ма́вши бо крі́пость Твою́, він мучи́телів подола́в,* сокруши́в і де́монів зухва́льства безси́льні.* Його́ молитва́ми спаси́ ду́ші на́ші.</w:t>
+      </w:r>
+    </w:p>
+    <w:p>
+      <w:pPr>
+        <w:rPr>
+          <w:rFonts w:ascii="Times New Roman" w:eastAsia="Times New Roman" w:hAnsi="Times New Roman" w:cs="Times New Roman"/>
+          <w:sz w:val="24"/>
+          <w:szCs w:val="24"/>
+        </w:rPr>
+      </w:pPr>
+      <w:r>
+        <w:rPr>
+          <w:rFonts w:ascii="Times New Roman" w:eastAsia="Times New Roman" w:hAnsi="Times New Roman" w:cs="Times New Roman"/>
+          <w:i/>
+          <w:color w:val="FF0000"/>
+          <w:sz w:val="24"/>
+          <w:szCs w:val="24"/>
+        </w:rPr>
+        <w:t xml:space="preserve">Кондак (г. 1): </w:t>
+      </w:r>
+      <w:r>
+        <w:rPr>
+          <w:rFonts w:ascii="Times New Roman" w:eastAsia="Times New Roman" w:hAnsi="Times New Roman" w:cs="Times New Roman"/>
+          <w:sz w:val="24"/>
+          <w:szCs w:val="24"/>
+        </w:rPr>
+        <w:t xml:space="preserve">Носивши в руках закони Христові,* став ти у подвизі, проповідуючи ворогам,* добровільно й сміливо постраждавши.* Тому радісно прихилив ти свою шию і прийняв усічення мечем,* закінчивши життя своє. </w:t>
+      </w:r>
+    </w:p>
+    <w:p>
+      <w:pPr>
+        <w:pStyle w:val="Heading1"/>
+        <w:rPr>
+          <w:rFonts w:ascii="Times New Roman" w:eastAsia="Times New Roman" w:hAnsi="Times New Roman" w:cs="Times New Roman"/>
+          <w:sz w:val="24"/>
+          <w:szCs w:val="24"/>
+        </w:rPr>
+      </w:pPr>
+      <w:r>
+        <w:rPr>
+          <w:rFonts w:ascii="Times New Roman" w:eastAsia="Times New Roman" w:hAnsi="Times New Roman" w:cs="Times New Roman"/>
+          <w:sz w:val="24"/>
+          <w:szCs w:val="24"/>
+        </w:rPr>
+        <w:t>12 серпня.  Св. мчч. Фотія й Аникити.</w:t>
+      </w:r>
+    </w:p>
+    <w:p>
+      <w:pPr>
+        <w:rPr>
+          <w:rFonts w:ascii="Times New Roman" w:eastAsia="Times New Roman" w:hAnsi="Times New Roman" w:cs="Times New Roman"/>
+          <w:sz w:val="24"/>
+          <w:szCs w:val="24"/>
+        </w:rPr>
+      </w:pPr>
+      <w:r>
+        <w:rPr>
+          <w:rFonts w:ascii="Times New Roman" w:eastAsia="Times New Roman" w:hAnsi="Times New Roman" w:cs="Times New Roman"/>
+          <w:i/>
+          <w:color w:val="FF0000"/>
+          <w:sz w:val="24"/>
+          <w:szCs w:val="24"/>
+        </w:rPr>
+        <w:t xml:space="preserve">Тропар (г. 4): </w:t>
+      </w:r>
+      <w:r>
+        <w:rPr>
+          <w:rFonts w:ascii="Times New Roman" w:eastAsia="Times New Roman" w:hAnsi="Times New Roman" w:cs="Times New Roman"/>
+          <w:sz w:val="24"/>
+          <w:szCs w:val="24"/>
+        </w:rPr>
+        <w:t>Мученики Твої, Господи,* у стражданнях своїх прийняли вінець нетлінний від Тебе, Бога нашого,* мавши бо кріпость Твою, вони мучителів подолали,* сокрушили і демонів зухвальства безсильні.* Їх молитвами спаси душі наші.</w:t>
+      </w:r>
+    </w:p>
+    <w:p>
+      <w:pPr>
+        <w:rPr>
+          <w:rFonts w:ascii="Times New Roman" w:eastAsia="Times New Roman" w:hAnsi="Times New Roman" w:cs="Times New Roman"/>
+          <w:sz w:val="24"/>
+          <w:szCs w:val="24"/>
+        </w:rPr>
+      </w:pPr>
+      <w:r>
+        <w:rPr>
+          <w:rFonts w:ascii="Times New Roman" w:eastAsia="Times New Roman" w:hAnsi="Times New Roman" w:cs="Times New Roman"/>
+          <w:i/>
+          <w:color w:val="FF0000"/>
+          <w:sz w:val="24"/>
+          <w:szCs w:val="24"/>
+        </w:rPr>
+        <w:t xml:space="preserve">Кондак (г. 4): </w:t>
+      </w:r>
+      <w:r>
+        <w:rPr>
+          <w:rFonts w:ascii="Times New Roman" w:eastAsia="Times New Roman" w:hAnsi="Times New Roman" w:cs="Times New Roman"/>
+          <w:sz w:val="24"/>
+          <w:szCs w:val="24"/>
+        </w:rPr>
+        <w:t xml:space="preserve">Скинувши ворожі приношення* терпінням сильних мук, Страстотерпці,* на небесах живете нині, радіючи,* Фотію славний і Аникито блаженний.* Тому й перебуваєте у славі на віки віків,* молячись Христові за нас, що творимо вашу пам’ять. </w:t>
+      </w:r>
+    </w:p>
+    <w:p>
+      <w:pPr>
+        <w:pStyle w:val="Heading1"/>
+        <w:rPr>
+          <w:rFonts w:ascii="Times New Roman" w:eastAsia="Times New Roman" w:hAnsi="Times New Roman" w:cs="Times New Roman"/>
+          <w:sz w:val="24"/>
+          <w:szCs w:val="24"/>
+        </w:rPr>
+      </w:pPr>
+      <w:r>
+        <w:rPr>
+          <w:rFonts w:ascii="Times New Roman" w:eastAsia="Times New Roman" w:hAnsi="Times New Roman" w:cs="Times New Roman"/>
+          <w:sz w:val="24"/>
+          <w:szCs w:val="24"/>
+        </w:rPr>
+        <w:t>13 серпня.  Прп. Максима Ісповідника.</w:t>
+      </w:r>
+    </w:p>
+    <w:p>
+      <w:pPr>
+        <w:rPr>
+          <w:rFonts w:ascii="Times New Roman" w:eastAsia="Times New Roman" w:hAnsi="Times New Roman" w:cs="Times New Roman"/>
+          <w:sz w:val="24"/>
+          <w:szCs w:val="24"/>
+        </w:rPr>
+      </w:pPr>
+      <w:r>
+        <w:rPr>
+          <w:rFonts w:ascii="Times New Roman" w:eastAsia="Times New Roman" w:hAnsi="Times New Roman" w:cs="Times New Roman"/>
+          <w:i/>
+          <w:color w:val="FF0000"/>
+          <w:sz w:val="24"/>
+          <w:szCs w:val="24"/>
+        </w:rPr>
+        <w:t xml:space="preserve">Тропар (г. 8): </w:t>
+      </w:r>
+      <w:r>
+        <w:rPr>
+          <w:rFonts w:ascii="Times New Roman" w:eastAsia="Times New Roman" w:hAnsi="Times New Roman" w:cs="Times New Roman"/>
+          <w:sz w:val="24"/>
+          <w:szCs w:val="24"/>
+        </w:rPr>
+        <w:t>Православ’я наставнику, благочестя й чистоти учителю,* вселенної світильнику, монахів богонатхненна окрасо, Максиме премудрий,* ученнями твоїми все просвітив ти, сопілко духовна,* моли Христа Бога, щоб спас душі наші.</w:t>
+      </w:r>
+    </w:p>
+    <w:p>
+      <w:pPr>
         <w:rPr>
           <w:rFonts w:ascii="Times New Roman" w:eastAsia="Times New Roman" w:hAnsi="Times New Roman" w:cs="Times New Roman"/>
           <w:sz w:val="24"/>
@@ -383,27 +1098,8 @@
           <w:sz w:val="24"/>
           <w:szCs w:val="24"/>
         </w:rPr>
-        <w:t>Пeрший на землі був ти засіяний сіячем небeсним, всехвaльний Стефaне,* пeрший на землі за Хр</w:t>
-      </w:r>
-      <w:r>
-        <w:rPr>
-          <w:rFonts w:ascii="Times New Roman" w:eastAsia="Times New Roman" w:hAnsi="Times New Roman" w:cs="Times New Roman"/>
-          <w:sz w:val="24"/>
-          <w:szCs w:val="24"/>
-        </w:rPr>
-        <w:t>иста кров пролив єси, блажeнний,* пeрший від Нього вінцем перемоги увінчаний був на небі,* страдників начaло, вінценосче,* первостраждaльний серед мучеників.</w:t>
-      </w:r>
-    </w:p>
-    <w:p>
-      <w:pPr>
-        <w:spacing w:after="0" w:line="240" w:lineRule="auto"/>
-        <w:rPr>
-          <w:rFonts w:ascii="Times New Roman" w:eastAsia="Times New Roman" w:hAnsi="Times New Roman" w:cs="Times New Roman"/>
-          <w:color w:val="231F20"/>
-          <w:sz w:val="24"/>
-          <w:szCs w:val="24"/>
-        </w:rPr>
-      </w:pPr>
+        <w:t xml:space="preserve">Світло трисяйне вселилося в душу твою,* показавши тебе вибраною посудиною, всеблаженний,* яка виявляє усім божественні й неосягненні помисли,* і Тройцю безначальну і пресущну всім проповідував ти,* Максиме блаженний. </w:t>
+      </w:r>
     </w:p>
     <w:p>
       <w:pPr>
@@ -421,69 +1117,84 @@
           <w:sz w:val="24"/>
           <w:szCs w:val="24"/>
         </w:rPr>
-        <w:t>3 серпня.  Прпп. Ісаакія, Далмата й Фавста.</w:t>
-      </w:r>
-    </w:p>
-    <w:p>
-      <w:pPr>
-        <w:rPr>
-          <w:rFonts w:ascii="Times New Roman" w:eastAsia="Times New Roman" w:hAnsi="Times New Roman" w:cs="Times New Roman"/>
-          <w:sz w:val="24"/>
-          <w:szCs w:val="24"/>
-        </w:rPr>
-      </w:pPr>
-      <w:r>
-        <w:rPr>
-          <w:rFonts w:ascii="Times New Roman" w:eastAsia="Times New Roman" w:hAnsi="Times New Roman" w:cs="Times New Roman"/>
-          <w:i/>
-          <w:color w:val="FF0000"/>
-          <w:sz w:val="24"/>
-          <w:szCs w:val="24"/>
-        </w:rPr>
-        <w:t xml:space="preserve">Тропар (г. 4): </w:t>
-      </w:r>
-      <w:r>
-        <w:rPr>
-          <w:rFonts w:ascii="Times New Roman" w:eastAsia="Times New Roman" w:hAnsi="Times New Roman" w:cs="Times New Roman"/>
-          <w:sz w:val="24"/>
-          <w:szCs w:val="24"/>
-        </w:rPr>
-        <w:t>Боже отців наших,* що чиниш завжди з н</w:t>
-      </w:r>
-      <w:r>
-        <w:rPr>
-          <w:rFonts w:ascii="Times New Roman" w:eastAsia="Times New Roman" w:hAnsi="Times New Roman" w:cs="Times New Roman"/>
-          <w:sz w:val="24"/>
-          <w:szCs w:val="24"/>
-        </w:rPr>
-        <w:t>ами по Твоїй лагідності,* не віддали милости Твоєї від нас,* але молитвами їх у мирі направ життя наше.</w:t>
-      </w:r>
-    </w:p>
-    <w:p>
-      <w:pPr>
-        <w:rPr>
-          <w:rFonts w:ascii="Times New Roman" w:eastAsia="Times New Roman" w:hAnsi="Times New Roman" w:cs="Times New Roman"/>
-          <w:sz w:val="24"/>
-          <w:szCs w:val="24"/>
-        </w:rPr>
-      </w:pPr>
-      <w:r>
-        <w:rPr>
-          <w:rFonts w:ascii="Times New Roman" w:eastAsia="Times New Roman" w:hAnsi="Times New Roman" w:cs="Times New Roman"/>
-          <w:i/>
-          <w:color w:val="FF0000"/>
-          <w:sz w:val="24"/>
-          <w:szCs w:val="24"/>
-        </w:rPr>
-        <w:t xml:space="preserve">Кондак (г. 2): </w:t>
-      </w:r>
-      <w:r>
-        <w:rPr>
-          <w:rFonts w:ascii="Times New Roman" w:eastAsia="Times New Roman" w:hAnsi="Times New Roman" w:cs="Times New Roman"/>
-          <w:sz w:val="24"/>
-          <w:szCs w:val="24"/>
-        </w:rPr>
-        <w:t>Тих, що постом засяяли як світила* і вірою єресі зруйнували,* прославмо в піснях Ісаакія, Далмата й Фавста, як Христових угодників,* якого молять вони за всіх нас.</w:t>
+        <w:lastRenderedPageBreak/>
+        <w:t>14 серпня. Передсвяття Успення. Св. прор. Міхея. Перенесення чесних мощів прп. Теодосія, ігумена Печерського.</w:t>
+      </w:r>
+    </w:p>
+    <w:p>
+      <w:pPr>
+        <w:pStyle w:val="Heading2"/>
+        <w:rPr>
+          <w:rFonts w:ascii="Times New Roman" w:eastAsia="Times New Roman" w:hAnsi="Times New Roman" w:cs="Times New Roman"/>
+          <w:sz w:val="24"/>
+          <w:szCs w:val="24"/>
+        </w:rPr>
+      </w:pPr>
+      <w:bookmarkStart w:id="4" w:name="_heading=h.u9pi2pe2uv91" w:colFirst="0" w:colLast="0"/>
+      <w:bookmarkStart w:id="5" w:name="_heading=h.a773h1ggrkh" w:colFirst="0" w:colLast="0"/>
+      <w:bookmarkEnd w:id="4"/>
+      <w:bookmarkEnd w:id="5"/>
+      <w:r>
+        <w:rPr>
+          <w:rFonts w:ascii="Times New Roman" w:eastAsia="Times New Roman" w:hAnsi="Times New Roman" w:cs="Times New Roman"/>
+          <w:sz w:val="24"/>
+          <w:szCs w:val="24"/>
+        </w:rPr>
+        <w:t>Перенесення чесних мощів прп. Теодосія, ігумена Печерського.</w:t>
+      </w:r>
+    </w:p>
+    <w:p>
+      <w:pPr>
+        <w:rPr>
+          <w:rFonts w:ascii="Times New Roman" w:eastAsia="Times New Roman" w:hAnsi="Times New Roman" w:cs="Times New Roman"/>
+          <w:sz w:val="24"/>
+          <w:szCs w:val="24"/>
+        </w:rPr>
+      </w:pPr>
+      <w:r>
+        <w:rPr>
+          <w:rFonts w:ascii="Times New Roman" w:eastAsia="Times New Roman" w:hAnsi="Times New Roman" w:cs="Times New Roman"/>
+          <w:i/>
+          <w:color w:val="FF0000"/>
+          <w:sz w:val="24"/>
+          <w:szCs w:val="24"/>
+        </w:rPr>
+        <w:t xml:space="preserve">Тропар (г. 8): </w:t>
+      </w:r>
+      <w:r>
+        <w:rPr>
+          <w:rFonts w:ascii="Times New Roman" w:eastAsia="Times New Roman" w:hAnsi="Times New Roman" w:cs="Times New Roman"/>
+          <w:sz w:val="24"/>
+          <w:szCs w:val="24"/>
+        </w:rPr>
+        <w:t>Підні́сся ти до чесно́т, змо́лоду полюби́вши мона́ше життя́,* ба́жане сміли́во осягну́в, всели́вся ти в пече́ру* і, прикраси́вши життя́ твоє́ по́стом і сві́тлістю,* в молитва́х як безпло́тний пробува́в ти,* в ру́ській землі́, як сві́тле світи́ло, засія́в ти, о́тче Теодо́сіє.* Моли́ Христа́ Бо́га, щоб спасли́ся ду́ші на́ші.</w:t>
+      </w:r>
+    </w:p>
+    <w:p>
+      <w:pPr>
+        <w:rPr>
+          <w:rFonts w:ascii="Times New Roman" w:eastAsia="Times New Roman" w:hAnsi="Times New Roman" w:cs="Times New Roman"/>
+          <w:sz w:val="24"/>
+          <w:szCs w:val="24"/>
+        </w:rPr>
+      </w:pPr>
+      <w:r>
+        <w:rPr>
+          <w:rFonts w:ascii="Times New Roman" w:eastAsia="Times New Roman" w:hAnsi="Times New Roman" w:cs="Times New Roman"/>
+          <w:i/>
+          <w:color w:val="FF0000"/>
+          <w:sz w:val="24"/>
+          <w:szCs w:val="24"/>
+        </w:rPr>
+        <w:t xml:space="preserve">Кондак (г. 3): </w:t>
+      </w:r>
+      <w:r>
+        <w:rPr>
+          <w:rFonts w:ascii="Times New Roman" w:eastAsia="Times New Roman" w:hAnsi="Times New Roman" w:cs="Times New Roman"/>
+          <w:sz w:val="24"/>
+          <w:szCs w:val="24"/>
+        </w:rPr>
+        <w:t>Звізду́ ру́ську – блаже́нного Теодо́сія днесь вшану́ймо,* що від схо́ду возсія́ла і на за́хід прийшла́,* бо всю цю краї́ну чудеса́ми й чесно́тами,* а всіх нас ді́янням і благода́ттю мона́шого уста́ву, збагати́ла.</w:t>
       </w:r>
     </w:p>
     <w:p>
@@ -491,1197 +1202,7 @@
         <w:pStyle w:val="Heading1"/>
         <w:rPr>
           <w:rFonts w:ascii="Times New Roman" w:eastAsia="Times New Roman" w:hAnsi="Times New Roman" w:cs="Times New Roman"/>
-          <w:sz w:val="24"/>
-          <w:szCs w:val="24"/>
-        </w:rPr>
-      </w:pPr>
-    </w:p>
-    <w:p>
-      <w:pPr>
-        <w:pStyle w:val="Heading1"/>
-        <w:rPr>
-          <w:rFonts w:ascii="Times New Roman" w:eastAsia="Times New Roman" w:hAnsi="Times New Roman" w:cs="Times New Roman"/>
-          <w:sz w:val="24"/>
-          <w:szCs w:val="24"/>
-        </w:rPr>
-      </w:pPr>
-      <w:r>
-        <w:rPr>
-          <w:rFonts w:ascii="Times New Roman" w:eastAsia="Times New Roman" w:hAnsi="Times New Roman" w:cs="Times New Roman"/>
-          <w:sz w:val="24"/>
-          <w:szCs w:val="24"/>
-        </w:rPr>
-        <w:t>4 серпня.  Свв. сімох отроків, що в Ефесі. Св. прпмчц. Євдокії.</w:t>
-      </w:r>
-    </w:p>
-    <w:p>
-      <w:pPr>
-        <w:rPr>
-          <w:rFonts w:ascii="Times New Roman" w:eastAsia="Times New Roman" w:hAnsi="Times New Roman" w:cs="Times New Roman"/>
-          <w:sz w:val="24"/>
-          <w:szCs w:val="24"/>
-        </w:rPr>
-      </w:pPr>
-      <w:r>
-        <w:rPr>
-          <w:rFonts w:ascii="Times New Roman" w:eastAsia="Times New Roman" w:hAnsi="Times New Roman" w:cs="Times New Roman"/>
-          <w:i/>
-          <w:color w:val="FF0000"/>
-          <w:sz w:val="24"/>
-          <w:szCs w:val="24"/>
-        </w:rPr>
-        <w:t xml:space="preserve">Тропар (г. 4): </w:t>
-      </w:r>
-      <w:r>
-        <w:rPr>
-          <w:rFonts w:ascii="Times New Roman" w:eastAsia="Times New Roman" w:hAnsi="Times New Roman" w:cs="Times New Roman"/>
-          <w:sz w:val="24"/>
-          <w:szCs w:val="24"/>
-        </w:rPr>
-        <w:t>О велике чуд</w:t>
-      </w:r>
-      <w:r>
-        <w:rPr>
-          <w:rFonts w:ascii="Times New Roman" w:eastAsia="Times New Roman" w:hAnsi="Times New Roman" w:cs="Times New Roman"/>
-          <w:sz w:val="24"/>
-          <w:szCs w:val="24"/>
-        </w:rPr>
-        <w:t xml:space="preserve">о віри,* в печері, як у світлиці царській, святі сім отроків перебували,* і умерли без зотління;* і через довгий час устали, немов зі сну,* запевняючи воскресіння всіх людей.* Їх молитвами, Христе Боже, помилуй нас. </w:t>
-      </w:r>
-    </w:p>
-    <w:p>
-      <w:pPr>
-        <w:rPr>
-          <w:rFonts w:ascii="Times New Roman" w:eastAsia="Times New Roman" w:hAnsi="Times New Roman" w:cs="Times New Roman"/>
-          <w:sz w:val="24"/>
-          <w:szCs w:val="24"/>
-        </w:rPr>
-      </w:pPr>
-      <w:r>
-        <w:rPr>
-          <w:rFonts w:ascii="Times New Roman" w:eastAsia="Times New Roman" w:hAnsi="Times New Roman" w:cs="Times New Roman"/>
-          <w:i/>
-          <w:color w:val="FF0000"/>
-          <w:sz w:val="24"/>
-          <w:szCs w:val="24"/>
-        </w:rPr>
-        <w:t xml:space="preserve">Кондак (г. 4): </w:t>
-      </w:r>
-      <w:r>
-        <w:rPr>
-          <w:rFonts w:ascii="Times New Roman" w:eastAsia="Times New Roman" w:hAnsi="Times New Roman" w:cs="Times New Roman"/>
-          <w:sz w:val="24"/>
-          <w:szCs w:val="24"/>
-        </w:rPr>
-        <w:t xml:space="preserve">Відкинувши тлінне цього </w:t>
-      </w:r>
-      <w:r>
-        <w:rPr>
-          <w:rFonts w:ascii="Times New Roman" w:eastAsia="Times New Roman" w:hAnsi="Times New Roman" w:cs="Times New Roman"/>
-          <w:sz w:val="24"/>
-          <w:szCs w:val="24"/>
-        </w:rPr>
-        <w:t xml:space="preserve">світу,* і прийнявши нетлінні дари,* умерли, перебуваючи нетлінними.* Тому й воскресли через багато літ,* поховавши все невірство лютих.* Вас у піснях нині вихваляючи, вірні, Христа прославмо. </w:t>
-      </w:r>
-    </w:p>
-    <w:p>
-      <w:pPr>
-        <w:pStyle w:val="Heading1"/>
-        <w:rPr>
-          <w:rFonts w:ascii="Times New Roman" w:eastAsia="Times New Roman" w:hAnsi="Times New Roman" w:cs="Times New Roman"/>
-          <w:sz w:val="24"/>
-          <w:szCs w:val="24"/>
-        </w:rPr>
-      </w:pPr>
-      <w:r>
-        <w:rPr>
-          <w:rFonts w:ascii="Times New Roman" w:eastAsia="Times New Roman" w:hAnsi="Times New Roman" w:cs="Times New Roman"/>
-          <w:sz w:val="24"/>
-          <w:szCs w:val="24"/>
-        </w:rPr>
-        <w:t>5 Передсвяття Преображення. Св. мч. Євсигнія.</w:t>
-      </w:r>
-    </w:p>
-    <w:p>
-      <w:pPr>
-        <w:pStyle w:val="Heading2"/>
-        <w:rPr>
-          <w:rFonts w:ascii="Times New Roman" w:eastAsia="Times New Roman" w:hAnsi="Times New Roman" w:cs="Times New Roman"/>
-          <w:sz w:val="24"/>
-          <w:szCs w:val="24"/>
-        </w:rPr>
-      </w:pPr>
-      <w:bookmarkStart w:id="2" w:name="_heading=h.pfs9hc7s6dz1" w:colFirst="0" w:colLast="0"/>
-      <w:bookmarkEnd w:id="2"/>
-      <w:r>
-        <w:rPr>
-          <w:rFonts w:ascii="Times New Roman" w:eastAsia="Times New Roman" w:hAnsi="Times New Roman" w:cs="Times New Roman"/>
-          <w:sz w:val="24"/>
-          <w:szCs w:val="24"/>
-        </w:rPr>
-        <w:t>Передсвяття Преображення</w:t>
-      </w:r>
-    </w:p>
-    <w:p>
-      <w:pPr>
-        <w:rPr>
-          <w:rFonts w:ascii="Times New Roman" w:eastAsia="Times New Roman" w:hAnsi="Times New Roman" w:cs="Times New Roman"/>
-          <w:sz w:val="24"/>
-          <w:szCs w:val="24"/>
-        </w:rPr>
-      </w:pPr>
-      <w:r>
-        <w:rPr>
-          <w:rFonts w:ascii="Times New Roman" w:eastAsia="Times New Roman" w:hAnsi="Times New Roman" w:cs="Times New Roman"/>
-          <w:i/>
-          <w:color w:val="FF0000"/>
-          <w:sz w:val="24"/>
-          <w:szCs w:val="24"/>
-        </w:rPr>
-        <w:t xml:space="preserve">Тропар (г. 4): </w:t>
-      </w:r>
-      <w:r>
-        <w:rPr>
-          <w:rFonts w:ascii="Times New Roman" w:eastAsia="Times New Roman" w:hAnsi="Times New Roman" w:cs="Times New Roman"/>
-          <w:sz w:val="24"/>
-          <w:szCs w:val="24"/>
-        </w:rPr>
-        <w:t>Ідімо назустріч Христовому перебраженню,* світло торжествуючи, вірні, це передпразденство,* і кличмо: Надійшов день Божої радости,* восходить на гору Таворську Владика,* щоб засяяти красою Свого божества.</w:t>
-      </w:r>
-    </w:p>
-    <w:p>
-      <w:pPr>
-        <w:rPr>
-          <w:rFonts w:ascii="Times New Roman" w:eastAsia="Times New Roman" w:hAnsi="Times New Roman" w:cs="Times New Roman"/>
-          <w:sz w:val="24"/>
-          <w:szCs w:val="24"/>
-        </w:rPr>
-      </w:pPr>
-      <w:r>
-        <w:rPr>
-          <w:rFonts w:ascii="Times New Roman" w:eastAsia="Times New Roman" w:hAnsi="Times New Roman" w:cs="Times New Roman"/>
-          <w:i/>
-          <w:color w:val="FF0000"/>
-          <w:sz w:val="24"/>
-          <w:szCs w:val="24"/>
-        </w:rPr>
-        <w:t xml:space="preserve">Кондак (г. </w:t>
-      </w:r>
-      <w:r>
-        <w:rPr>
-          <w:rFonts w:ascii="Times New Roman" w:eastAsia="Times New Roman" w:hAnsi="Times New Roman" w:cs="Times New Roman"/>
-          <w:i/>
-          <w:color w:val="FF0000"/>
-          <w:sz w:val="24"/>
-          <w:szCs w:val="24"/>
-        </w:rPr>
-        <w:t xml:space="preserve">4): </w:t>
-      </w:r>
-      <w:r>
-        <w:rPr>
-          <w:rFonts w:ascii="Times New Roman" w:eastAsia="Times New Roman" w:hAnsi="Times New Roman" w:cs="Times New Roman"/>
-          <w:sz w:val="24"/>
-          <w:szCs w:val="24"/>
-        </w:rPr>
-        <w:t>Днесь божественним переображенням* уся людська істота божественно сіяє,* радісно кличе: переображується Христос,* спасаючи усе.</w:t>
-      </w:r>
-    </w:p>
-    <w:p>
-      <w:pPr>
-        <w:pStyle w:val="Heading2"/>
-        <w:rPr>
-          <w:rFonts w:ascii="Times New Roman" w:eastAsia="Times New Roman" w:hAnsi="Times New Roman" w:cs="Times New Roman"/>
-          <w:sz w:val="24"/>
-          <w:szCs w:val="24"/>
-        </w:rPr>
-      </w:pPr>
-      <w:bookmarkStart w:id="3" w:name="_heading=h.icnxrsoq8qso" w:colFirst="0" w:colLast="0"/>
-      <w:bookmarkEnd w:id="3"/>
-      <w:r>
-        <w:rPr>
-          <w:rFonts w:ascii="Times New Roman" w:eastAsia="Times New Roman" w:hAnsi="Times New Roman" w:cs="Times New Roman"/>
-          <w:sz w:val="24"/>
-          <w:szCs w:val="24"/>
-        </w:rPr>
-        <w:t>Св. мч. Євсигнія</w:t>
-      </w:r>
-    </w:p>
-    <w:p>
-      <w:pPr>
-        <w:rPr>
-          <w:rFonts w:ascii="Times New Roman" w:eastAsia="Times New Roman" w:hAnsi="Times New Roman" w:cs="Times New Roman"/>
-          <w:sz w:val="24"/>
-          <w:szCs w:val="24"/>
-        </w:rPr>
-      </w:pPr>
-      <w:r>
-        <w:rPr>
-          <w:rFonts w:ascii="Times New Roman" w:eastAsia="Times New Roman" w:hAnsi="Times New Roman" w:cs="Times New Roman"/>
-          <w:i/>
-          <w:color w:val="FF0000"/>
-          <w:sz w:val="24"/>
-          <w:szCs w:val="24"/>
-        </w:rPr>
-        <w:t xml:space="preserve">Тропар (г. 4): </w:t>
-      </w:r>
-      <w:r>
-        <w:rPr>
-          <w:rFonts w:ascii="Times New Roman" w:eastAsia="Times New Roman" w:hAnsi="Times New Roman" w:cs="Times New Roman"/>
-          <w:sz w:val="24"/>
-          <w:szCs w:val="24"/>
-        </w:rPr>
-        <w:t>Мученик Твій, Господи, Євсигній,* у стражданнях своїх прийняв вінець нетлінний від Тебе, Бог</w:t>
-      </w:r>
-      <w:r>
-        <w:rPr>
-          <w:rFonts w:ascii="Times New Roman" w:eastAsia="Times New Roman" w:hAnsi="Times New Roman" w:cs="Times New Roman"/>
-          <w:sz w:val="24"/>
-          <w:szCs w:val="24"/>
-        </w:rPr>
-        <w:t>а нашого,* мавши бо кріпость Твою, він мучителів подолав,* сокрушив і демонів зухвальства безсильні.* Його молитвами спаси душі наші.</w:t>
-      </w:r>
-    </w:p>
-    <w:p>
-      <w:pPr>
-        <w:rPr>
-          <w:rFonts w:ascii="Times New Roman" w:eastAsia="Times New Roman" w:hAnsi="Times New Roman" w:cs="Times New Roman"/>
-          <w:sz w:val="24"/>
-          <w:szCs w:val="24"/>
-        </w:rPr>
-      </w:pPr>
-      <w:r>
-        <w:rPr>
-          <w:rFonts w:ascii="Times New Roman" w:eastAsia="Times New Roman" w:hAnsi="Times New Roman" w:cs="Times New Roman"/>
-          <w:i/>
-          <w:color w:val="FF0000"/>
-          <w:sz w:val="24"/>
-          <w:szCs w:val="24"/>
-        </w:rPr>
-        <w:t xml:space="preserve">Кондак (г. 4): </w:t>
-      </w:r>
-      <w:r>
-        <w:rPr>
-          <w:rFonts w:ascii="Times New Roman" w:eastAsia="Times New Roman" w:hAnsi="Times New Roman" w:cs="Times New Roman"/>
-          <w:sz w:val="24"/>
-          <w:szCs w:val="24"/>
-        </w:rPr>
-        <w:t xml:space="preserve">Мученика Євсигнія возхвалімо,* бо він вчинив марною оману силою Христовою,* і віру прояснив,* перетерпівши </w:t>
-      </w:r>
-      <w:r>
-        <w:rPr>
-          <w:rFonts w:ascii="Times New Roman" w:eastAsia="Times New Roman" w:hAnsi="Times New Roman" w:cs="Times New Roman"/>
-          <w:sz w:val="24"/>
-          <w:szCs w:val="24"/>
-        </w:rPr>
-        <w:t>муки за істину,* і викрив бездумність мучителів,* прийнявши вінець перемоги з Божої десниці.</w:t>
-      </w:r>
-    </w:p>
-    <w:p>
-      <w:pPr>
-        <w:pStyle w:val="Heading1"/>
-        <w:rPr>
-          <w:rFonts w:ascii="Times New Roman" w:eastAsia="Times New Roman" w:hAnsi="Times New Roman" w:cs="Times New Roman"/>
-          <w:color w:val="FF0000"/>
-          <w:sz w:val="24"/>
-          <w:szCs w:val="24"/>
-        </w:rPr>
-      </w:pPr>
-      <w:r>
-        <w:rPr>
-          <w:rFonts w:ascii="Times New Roman" w:eastAsia="Times New Roman" w:hAnsi="Times New Roman" w:cs="Times New Roman"/>
-          <w:color w:val="FF0000"/>
-          <w:sz w:val="24"/>
-          <w:szCs w:val="24"/>
-        </w:rPr>
-        <w:t>6 серпня.  Святе Преображення Господа Бога і Спаса нашого Ісуса Христа</w:t>
-      </w:r>
-    </w:p>
-    <w:p>
-      <w:pPr>
-        <w:rPr>
-          <w:rFonts w:ascii="Times New Roman" w:eastAsia="Times New Roman" w:hAnsi="Times New Roman" w:cs="Times New Roman"/>
-          <w:sz w:val="24"/>
-          <w:szCs w:val="24"/>
-        </w:rPr>
-      </w:pPr>
-      <w:r>
-        <w:rPr>
-          <w:rFonts w:ascii="Times New Roman" w:eastAsia="Times New Roman" w:hAnsi="Times New Roman" w:cs="Times New Roman"/>
-          <w:i/>
-          <w:color w:val="FF0000"/>
-          <w:sz w:val="24"/>
-          <w:szCs w:val="24"/>
-        </w:rPr>
-        <w:t xml:space="preserve">Тропар (г. 7): </w:t>
-      </w:r>
-      <w:r>
-        <w:rPr>
-          <w:rFonts w:ascii="Times New Roman" w:eastAsia="Times New Roman" w:hAnsi="Times New Roman" w:cs="Times New Roman"/>
-          <w:sz w:val="24"/>
-          <w:szCs w:val="24"/>
-        </w:rPr>
-        <w:t>Переобрази́вся Ти на горі́, Хри́сте Бо́же,* показа́вши ученика́м Твої́м сла́в</w:t>
-      </w:r>
-      <w:r>
-        <w:rPr>
-          <w:rFonts w:ascii="Times New Roman" w:eastAsia="Times New Roman" w:hAnsi="Times New Roman" w:cs="Times New Roman"/>
-          <w:sz w:val="24"/>
-          <w:szCs w:val="24"/>
-        </w:rPr>
-        <w:t>у Твою́, скі́льки змогли́.* Неха́й засія́є і нам, грі́шним, сві́тло Твоє́ повсякча́сне,* молитва́ми Богоро́диці, Світлода́вче, сла́ва Тобі́.</w:t>
-      </w:r>
-    </w:p>
-    <w:p>
-      <w:pPr>
-        <w:rPr>
-          <w:rFonts w:ascii="Times New Roman" w:eastAsia="Times New Roman" w:hAnsi="Times New Roman" w:cs="Times New Roman"/>
-          <w:sz w:val="24"/>
-          <w:szCs w:val="24"/>
-        </w:rPr>
-      </w:pPr>
-      <w:r>
-        <w:rPr>
-          <w:rFonts w:ascii="Times New Roman" w:eastAsia="Times New Roman" w:hAnsi="Times New Roman" w:cs="Times New Roman"/>
-          <w:i/>
-          <w:color w:val="FF0000"/>
-          <w:sz w:val="24"/>
-          <w:szCs w:val="24"/>
-        </w:rPr>
-        <w:t xml:space="preserve">Кондак (г. 7): </w:t>
-      </w:r>
-      <w:r>
-        <w:rPr>
-          <w:rFonts w:ascii="Times New Roman" w:eastAsia="Times New Roman" w:hAnsi="Times New Roman" w:cs="Times New Roman"/>
-          <w:sz w:val="24"/>
-          <w:szCs w:val="24"/>
-        </w:rPr>
-        <w:t>На горі́ переобрази́вся Ти,* і, скі́льки змогли́, ученики́ Твої́ сла́ву Твою́, Хри́сте Бо́же, ви́ді</w:t>
-      </w:r>
-      <w:r>
-        <w:rPr>
-          <w:rFonts w:ascii="Times New Roman" w:eastAsia="Times New Roman" w:hAnsi="Times New Roman" w:cs="Times New Roman"/>
-          <w:sz w:val="24"/>
-          <w:szCs w:val="24"/>
-        </w:rPr>
-        <w:t>ли,* щоб, коли́ поба́чать, як Тебе́ розпина́ють,* стражда́ння зрозумі́ли доброві́льне,* а сві́тові пропові́дять,* що Ти єси́ воі́стину О́тче ся́яння.</w:t>
-      </w:r>
-    </w:p>
-    <w:p>
-      <w:pPr>
-        <w:pStyle w:val="Heading1"/>
-        <w:rPr>
-          <w:rFonts w:ascii="Times New Roman" w:eastAsia="Times New Roman" w:hAnsi="Times New Roman" w:cs="Times New Roman"/>
-          <w:sz w:val="24"/>
-          <w:szCs w:val="24"/>
-        </w:rPr>
-      </w:pPr>
-      <w:r>
-        <w:rPr>
-          <w:rFonts w:ascii="Times New Roman" w:eastAsia="Times New Roman" w:hAnsi="Times New Roman" w:cs="Times New Roman"/>
-          <w:sz w:val="24"/>
-          <w:szCs w:val="24"/>
-        </w:rPr>
-        <w:t>7 серпня.  Св. прпмч. Дометія.</w:t>
-      </w:r>
-    </w:p>
-    <w:p>
-      <w:pPr>
-        <w:rPr>
-          <w:rFonts w:ascii="Times New Roman" w:eastAsia="Times New Roman" w:hAnsi="Times New Roman" w:cs="Times New Roman"/>
-          <w:sz w:val="24"/>
-          <w:szCs w:val="24"/>
-        </w:rPr>
-      </w:pPr>
-      <w:r>
-        <w:rPr>
-          <w:rFonts w:ascii="Times New Roman" w:eastAsia="Times New Roman" w:hAnsi="Times New Roman" w:cs="Times New Roman"/>
-          <w:i/>
-          <w:color w:val="FF0000"/>
-          <w:sz w:val="24"/>
-          <w:szCs w:val="24"/>
-        </w:rPr>
-        <w:t xml:space="preserve">Тропар (г. 4): </w:t>
-      </w:r>
-      <w:r>
-        <w:rPr>
-          <w:rFonts w:ascii="Times New Roman" w:eastAsia="Times New Roman" w:hAnsi="Times New Roman" w:cs="Times New Roman"/>
-          <w:sz w:val="24"/>
-          <w:szCs w:val="24"/>
-        </w:rPr>
-        <w:t>Звершуючи на горі подвиг посту,* духовні полки ворогів зброє</w:t>
-      </w:r>
-      <w:r>
-        <w:rPr>
-          <w:rFonts w:ascii="Times New Roman" w:eastAsia="Times New Roman" w:hAnsi="Times New Roman" w:cs="Times New Roman"/>
-          <w:sz w:val="24"/>
-          <w:szCs w:val="24"/>
-        </w:rPr>
-        <w:t xml:space="preserve">ю хреста погубив ти, всеблаженний,* й у страждання мужньо зодягнувся ти.* Тому й вінчався ти від Бога,* преподобномученику Дометію, завжди пам’ятний. </w:t>
-      </w:r>
-    </w:p>
-    <w:p>
-      <w:pPr>
-        <w:rPr>
-          <w:rFonts w:ascii="Times New Roman" w:eastAsia="Times New Roman" w:hAnsi="Times New Roman" w:cs="Times New Roman"/>
-          <w:sz w:val="24"/>
-          <w:szCs w:val="24"/>
-        </w:rPr>
-      </w:pPr>
-      <w:r>
-        <w:rPr>
-          <w:rFonts w:ascii="Times New Roman" w:eastAsia="Times New Roman" w:hAnsi="Times New Roman" w:cs="Times New Roman"/>
-          <w:i/>
-          <w:color w:val="FF0000"/>
-          <w:sz w:val="24"/>
-          <w:szCs w:val="24"/>
-        </w:rPr>
-        <w:lastRenderedPageBreak/>
-        <w:t xml:space="preserve">Кондак (г. 6): </w:t>
-      </w:r>
-      <w:r>
-        <w:rPr>
-          <w:rFonts w:ascii="Times New Roman" w:eastAsia="Times New Roman" w:hAnsi="Times New Roman" w:cs="Times New Roman"/>
-          <w:sz w:val="24"/>
-          <w:szCs w:val="24"/>
-        </w:rPr>
-        <w:t xml:space="preserve">Зненавидівши все тлінне, і вигадки оманливі, преподобномученику Дометіє,* став ти великим </w:t>
-      </w:r>
-      <w:r>
-        <w:rPr>
-          <w:rFonts w:ascii="Times New Roman" w:eastAsia="Times New Roman" w:hAnsi="Times New Roman" w:cs="Times New Roman"/>
-          <w:sz w:val="24"/>
-          <w:szCs w:val="24"/>
-        </w:rPr>
-        <w:t xml:space="preserve">наставником монахів,* не злякався гніву царя, який не хотів вшановувати Христа, істинного Бога.* Тому й умер ти, співаючи пісню:* Бог зі мною і ніхто проти мене. </w:t>
-      </w:r>
-    </w:p>
-    <w:p>
-      <w:pPr>
-        <w:pStyle w:val="Heading1"/>
-        <w:rPr>
-          <w:rFonts w:ascii="Times New Roman" w:eastAsia="Times New Roman" w:hAnsi="Times New Roman" w:cs="Times New Roman"/>
-          <w:sz w:val="24"/>
-          <w:szCs w:val="24"/>
-        </w:rPr>
-      </w:pPr>
-      <w:r>
-        <w:rPr>
-          <w:rFonts w:ascii="Times New Roman" w:eastAsia="Times New Roman" w:hAnsi="Times New Roman" w:cs="Times New Roman"/>
-          <w:sz w:val="24"/>
-          <w:szCs w:val="24"/>
-        </w:rPr>
-        <w:t>8 серпня.  Св. Еміліяна, ісп., єп. Кизицького.</w:t>
-      </w:r>
-    </w:p>
-    <w:p>
-      <w:pPr>
-        <w:rPr>
-          <w:rFonts w:ascii="Times New Roman" w:eastAsia="Times New Roman" w:hAnsi="Times New Roman" w:cs="Times New Roman"/>
-          <w:sz w:val="24"/>
-          <w:szCs w:val="24"/>
-        </w:rPr>
-      </w:pPr>
-      <w:r>
-        <w:rPr>
-          <w:rFonts w:ascii="Times New Roman" w:eastAsia="Times New Roman" w:hAnsi="Times New Roman" w:cs="Times New Roman"/>
-          <w:i/>
-          <w:color w:val="FF0000"/>
-          <w:sz w:val="24"/>
-          <w:szCs w:val="24"/>
-        </w:rPr>
-        <w:t xml:space="preserve">Тропар (г. 4): </w:t>
-      </w:r>
-      <w:r>
-        <w:rPr>
-          <w:rFonts w:ascii="Times New Roman" w:eastAsia="Times New Roman" w:hAnsi="Times New Roman" w:cs="Times New Roman"/>
-          <w:sz w:val="24"/>
-          <w:szCs w:val="24"/>
-        </w:rPr>
-        <w:t>Правилом віри і образом лагідно</w:t>
-      </w:r>
-      <w:r>
-        <w:rPr>
-          <w:rFonts w:ascii="Times New Roman" w:eastAsia="Times New Roman" w:hAnsi="Times New Roman" w:cs="Times New Roman"/>
-          <w:sz w:val="24"/>
-          <w:szCs w:val="24"/>
-        </w:rPr>
-        <w:t>сти,* учителем повздержности* явила тебе твоєму стаду всіх речей істина.* Ради цього придбав ти смиренням високе,* убогістю – багате,* отче, священноначальнику Еміліяне,* Моли Христа Бога, щоб спаслися душі наші.</w:t>
-      </w:r>
-    </w:p>
-    <w:p>
-      <w:pPr>
-        <w:rPr>
-          <w:rFonts w:ascii="Times New Roman" w:eastAsia="Times New Roman" w:hAnsi="Times New Roman" w:cs="Times New Roman"/>
-          <w:sz w:val="24"/>
-          <w:szCs w:val="24"/>
-        </w:rPr>
-      </w:pPr>
-      <w:r>
-        <w:rPr>
-          <w:rFonts w:ascii="Times New Roman" w:eastAsia="Times New Roman" w:hAnsi="Times New Roman" w:cs="Times New Roman"/>
-          <w:i/>
-          <w:color w:val="FF0000"/>
-          <w:sz w:val="24"/>
-          <w:szCs w:val="24"/>
-        </w:rPr>
-        <w:t xml:space="preserve">Кондак (г. 3): </w:t>
-      </w:r>
-      <w:r>
-        <w:rPr>
-          <w:rFonts w:ascii="Times New Roman" w:eastAsia="Times New Roman" w:hAnsi="Times New Roman" w:cs="Times New Roman"/>
-          <w:sz w:val="24"/>
-          <w:szCs w:val="24"/>
-        </w:rPr>
-        <w:t>Тебе, сміливого захисника Тр</w:t>
-      </w:r>
-      <w:r>
-        <w:rPr>
-          <w:rFonts w:ascii="Times New Roman" w:eastAsia="Times New Roman" w:hAnsi="Times New Roman" w:cs="Times New Roman"/>
-          <w:sz w:val="24"/>
-          <w:szCs w:val="24"/>
-        </w:rPr>
-        <w:t>ойці,* Церква, що за неї постраждав ти, славить, оспівуючи, Еміліяне.* Тому й ми вшановуємо пам’ять твою, кличучи:* визволи від поганського нашестя рабів твоїх.</w:t>
-      </w:r>
-    </w:p>
-    <w:p>
-      <w:pPr>
-        <w:pStyle w:val="Heading1"/>
-        <w:rPr>
-          <w:rFonts w:ascii="Times New Roman" w:eastAsia="Times New Roman" w:hAnsi="Times New Roman" w:cs="Times New Roman"/>
-          <w:sz w:val="24"/>
-          <w:szCs w:val="24"/>
-        </w:rPr>
-      </w:pPr>
-      <w:r>
-        <w:rPr>
-          <w:rFonts w:ascii="Times New Roman" w:eastAsia="Times New Roman" w:hAnsi="Times New Roman" w:cs="Times New Roman"/>
-          <w:sz w:val="24"/>
-          <w:szCs w:val="24"/>
-        </w:rPr>
-        <w:t>9 серпня. Св. ап. Матія.</w:t>
-      </w:r>
-    </w:p>
-    <w:p>
-      <w:pPr>
-        <w:rPr>
-          <w:rFonts w:ascii="Times New Roman" w:eastAsia="Times New Roman" w:hAnsi="Times New Roman" w:cs="Times New Roman"/>
-          <w:sz w:val="24"/>
-          <w:szCs w:val="24"/>
-        </w:rPr>
-      </w:pPr>
-      <w:r>
-        <w:rPr>
-          <w:rFonts w:ascii="Times New Roman" w:eastAsia="Times New Roman" w:hAnsi="Times New Roman" w:cs="Times New Roman"/>
-          <w:i/>
-          <w:color w:val="FF0000"/>
-          <w:sz w:val="24"/>
-          <w:szCs w:val="24"/>
-        </w:rPr>
-        <w:t xml:space="preserve">Тропар (г. 3): </w:t>
-      </w:r>
-      <w:r>
-        <w:rPr>
-          <w:rFonts w:ascii="Times New Roman" w:eastAsia="Times New Roman" w:hAnsi="Times New Roman" w:cs="Times New Roman"/>
-          <w:sz w:val="24"/>
-          <w:szCs w:val="24"/>
-        </w:rPr>
-        <w:t>Апо́столе святи́й Маті́ю,* моли́ милости́вого Бо́га,* щ</w:t>
-      </w:r>
-      <w:r>
-        <w:rPr>
-          <w:rFonts w:ascii="Times New Roman" w:eastAsia="Times New Roman" w:hAnsi="Times New Roman" w:cs="Times New Roman"/>
-          <w:sz w:val="24"/>
-          <w:szCs w:val="24"/>
-        </w:rPr>
-        <w:t>об відпу́щення прогрі́шень пода́в ду́шам на́шим.</w:t>
-      </w:r>
-    </w:p>
-    <w:p>
-      <w:pPr>
-        <w:rPr>
-          <w:rFonts w:ascii="Times New Roman" w:eastAsia="Times New Roman" w:hAnsi="Times New Roman" w:cs="Times New Roman"/>
-          <w:sz w:val="24"/>
-          <w:szCs w:val="24"/>
-        </w:rPr>
-      </w:pPr>
-      <w:r>
-        <w:rPr>
-          <w:rFonts w:ascii="Times New Roman" w:eastAsia="Times New Roman" w:hAnsi="Times New Roman" w:cs="Times New Roman"/>
-          <w:i/>
-          <w:color w:val="FF0000"/>
-          <w:sz w:val="24"/>
-          <w:szCs w:val="24"/>
-        </w:rPr>
-        <w:t xml:space="preserve">Кондак (г. 4): </w:t>
-      </w:r>
-      <w:r>
-        <w:rPr>
-          <w:rFonts w:ascii="Times New Roman" w:eastAsia="Times New Roman" w:hAnsi="Times New Roman" w:cs="Times New Roman"/>
-          <w:sz w:val="24"/>
-          <w:szCs w:val="24"/>
-        </w:rPr>
-        <w:t>Вістува́ння твоє́, що, як світлося́йне со́нце,* ви́йшло на ввесь світ,* просві́чує благода́ттю Це́ркву наро́дів,* чудоно́сний Маті́є, апо́столе.</w:t>
-      </w:r>
-    </w:p>
-    <w:p>
-      <w:pPr>
-        <w:pStyle w:val="Heading1"/>
-        <w:rPr>
-          <w:rFonts w:ascii="Times New Roman" w:eastAsia="Times New Roman" w:hAnsi="Times New Roman" w:cs="Times New Roman"/>
-          <w:sz w:val="24"/>
-          <w:szCs w:val="24"/>
-        </w:rPr>
-      </w:pPr>
-      <w:r>
-        <w:rPr>
-          <w:rFonts w:ascii="Times New Roman" w:eastAsia="Times New Roman" w:hAnsi="Times New Roman" w:cs="Times New Roman"/>
-          <w:sz w:val="24"/>
-          <w:szCs w:val="24"/>
-        </w:rPr>
-        <w:t>10 серпня.  Св. мч. й архидиякона Лаврентія.</w:t>
-      </w:r>
-    </w:p>
-    <w:p>
-      <w:pPr>
-        <w:rPr>
-          <w:rFonts w:ascii="Times New Roman" w:eastAsia="Times New Roman" w:hAnsi="Times New Roman" w:cs="Times New Roman"/>
-          <w:sz w:val="24"/>
-          <w:szCs w:val="24"/>
-        </w:rPr>
-      </w:pPr>
-      <w:r>
-        <w:rPr>
-          <w:rFonts w:ascii="Times New Roman" w:eastAsia="Times New Roman" w:hAnsi="Times New Roman" w:cs="Times New Roman"/>
-          <w:i/>
-          <w:color w:val="FF0000"/>
-          <w:sz w:val="24"/>
-          <w:szCs w:val="24"/>
-        </w:rPr>
-        <w:t>Тр</w:t>
-      </w:r>
-      <w:r>
-        <w:rPr>
-          <w:rFonts w:ascii="Times New Roman" w:eastAsia="Times New Roman" w:hAnsi="Times New Roman" w:cs="Times New Roman"/>
-          <w:i/>
-          <w:color w:val="FF0000"/>
-          <w:sz w:val="24"/>
-          <w:szCs w:val="24"/>
-        </w:rPr>
-        <w:t xml:space="preserve">опар (г. 4): </w:t>
-      </w:r>
-      <w:r>
-        <w:rPr>
-          <w:rFonts w:ascii="Times New Roman" w:eastAsia="Times New Roman" w:hAnsi="Times New Roman" w:cs="Times New Roman"/>
-          <w:sz w:val="24"/>
-          <w:szCs w:val="24"/>
-        </w:rPr>
-        <w:t>Му́ченик Твій, Го́споди, Лавре́нтій,* у стражда́ннях свої́х прийня́в віне́ць нетлі́нний від Те́бе, Бо́га на́шого,* ма́вши бо крі́пость Твою́, він мучи́телів подола́в,* сокруши́в і де́монів зухва́льства безси́льні.* Його́ молитва́ми спаси́ ду́ш</w:t>
-      </w:r>
-      <w:r>
-        <w:rPr>
-          <w:rFonts w:ascii="Times New Roman" w:eastAsia="Times New Roman" w:hAnsi="Times New Roman" w:cs="Times New Roman"/>
-          <w:sz w:val="24"/>
-          <w:szCs w:val="24"/>
-        </w:rPr>
-        <w:t>і на́ші.</w:t>
-      </w:r>
-    </w:p>
-    <w:p>
-      <w:pPr>
-        <w:rPr>
-          <w:rFonts w:ascii="Times New Roman" w:eastAsia="Times New Roman" w:hAnsi="Times New Roman" w:cs="Times New Roman"/>
-          <w:sz w:val="24"/>
-          <w:szCs w:val="24"/>
-        </w:rPr>
-      </w:pPr>
-      <w:r>
-        <w:rPr>
-          <w:rFonts w:ascii="Times New Roman" w:eastAsia="Times New Roman" w:hAnsi="Times New Roman" w:cs="Times New Roman"/>
-          <w:i/>
-          <w:color w:val="FF0000"/>
-          <w:sz w:val="24"/>
-          <w:szCs w:val="24"/>
-        </w:rPr>
-        <w:t xml:space="preserve">Кондак (г. 2): </w:t>
-      </w:r>
-      <w:r>
-        <w:rPr>
-          <w:rFonts w:ascii="Times New Roman" w:eastAsia="Times New Roman" w:hAnsi="Times New Roman" w:cs="Times New Roman"/>
-          <w:sz w:val="24"/>
-          <w:szCs w:val="24"/>
-        </w:rPr>
-        <w:t>Вогнем божественним розпалив ти серце своє,* полум’я пристрастей до кінця спалив,* страждальців опоро,* богоносний мученику Лаврентію,* і в стражданнях викликував ти вірно:* ніщо не розлучить мене від любові Христової.</w:t>
-      </w:r>
-    </w:p>
-    <w:p>
-      <w:pPr>
-        <w:pStyle w:val="Heading1"/>
-        <w:rPr>
-          <w:rFonts w:ascii="Times New Roman" w:eastAsia="Times New Roman" w:hAnsi="Times New Roman" w:cs="Times New Roman"/>
-          <w:sz w:val="24"/>
-          <w:szCs w:val="24"/>
-        </w:rPr>
-      </w:pPr>
-      <w:r>
-        <w:rPr>
-          <w:rFonts w:ascii="Times New Roman" w:eastAsia="Times New Roman" w:hAnsi="Times New Roman" w:cs="Times New Roman"/>
-          <w:sz w:val="24"/>
-          <w:szCs w:val="24"/>
-        </w:rPr>
-        <w:t>11 серпня.  Св. мч. й архидиякона Євп</w:t>
-      </w:r>
-      <w:r>
-        <w:rPr>
-          <w:rFonts w:ascii="Times New Roman" w:eastAsia="Times New Roman" w:hAnsi="Times New Roman" w:cs="Times New Roman"/>
-          <w:sz w:val="24"/>
-          <w:szCs w:val="24"/>
-        </w:rPr>
-        <w:t>ла.</w:t>
-      </w:r>
-    </w:p>
-    <w:p>
-      <w:pPr>
-        <w:rPr>
-          <w:rFonts w:ascii="Times New Roman" w:eastAsia="Times New Roman" w:hAnsi="Times New Roman" w:cs="Times New Roman"/>
-          <w:sz w:val="24"/>
-          <w:szCs w:val="24"/>
-        </w:rPr>
-      </w:pPr>
-      <w:r>
-        <w:rPr>
-          <w:rFonts w:ascii="Times New Roman" w:eastAsia="Times New Roman" w:hAnsi="Times New Roman" w:cs="Times New Roman"/>
-          <w:i/>
-          <w:color w:val="FF0000"/>
-          <w:sz w:val="24"/>
-          <w:szCs w:val="24"/>
-        </w:rPr>
-        <w:t xml:space="preserve">Тропар (г. 4): </w:t>
-      </w:r>
-      <w:r>
-        <w:rPr>
-          <w:rFonts w:ascii="Times New Roman" w:eastAsia="Times New Roman" w:hAnsi="Times New Roman" w:cs="Times New Roman"/>
-          <w:sz w:val="24"/>
-          <w:szCs w:val="24"/>
-        </w:rPr>
-        <w:t>Му́ченик Твій, Го́споди, Євпл,* у стражда́ннях свої́х прийня́в віне́ць нетлі́нний від Те́бе, Бо́га на́шого,* ма́вши бо крі́пость Твою́, він мучи́телів подола́в,* сокруши́в і де́монів зухва́льства безси́льні.* Його́ молитва́ми спаси́ ду́ш</w:t>
-      </w:r>
-      <w:r>
-        <w:rPr>
-          <w:rFonts w:ascii="Times New Roman" w:eastAsia="Times New Roman" w:hAnsi="Times New Roman" w:cs="Times New Roman"/>
-          <w:sz w:val="24"/>
-          <w:szCs w:val="24"/>
-        </w:rPr>
-        <w:t>і на́ші.</w:t>
-      </w:r>
-    </w:p>
-    <w:p>
-      <w:pPr>
-        <w:rPr>
-          <w:rFonts w:ascii="Times New Roman" w:eastAsia="Times New Roman" w:hAnsi="Times New Roman" w:cs="Times New Roman"/>
-          <w:sz w:val="24"/>
-          <w:szCs w:val="24"/>
-        </w:rPr>
-      </w:pPr>
-      <w:r>
-        <w:rPr>
-          <w:rFonts w:ascii="Times New Roman" w:eastAsia="Times New Roman" w:hAnsi="Times New Roman" w:cs="Times New Roman"/>
-          <w:i/>
-          <w:color w:val="FF0000"/>
-          <w:sz w:val="24"/>
-          <w:szCs w:val="24"/>
-        </w:rPr>
-        <w:t xml:space="preserve">Кондак (г. 1): </w:t>
-      </w:r>
-      <w:r>
-        <w:rPr>
-          <w:rFonts w:ascii="Times New Roman" w:eastAsia="Times New Roman" w:hAnsi="Times New Roman" w:cs="Times New Roman"/>
-          <w:sz w:val="24"/>
-          <w:szCs w:val="24"/>
-        </w:rPr>
-        <w:t xml:space="preserve">Носивши в руках закони Христові,* став ти у подвизі, проповідуючи ворогам,* добровільно й сміливо постраждавши.* Тому радісно прихилив ти свою шию і прийняв усічення мечем,* закінчивши життя своє. </w:t>
-      </w:r>
-    </w:p>
-    <w:p>
-      <w:pPr>
-        <w:pStyle w:val="Heading1"/>
-        <w:rPr>
-          <w:rFonts w:ascii="Times New Roman" w:eastAsia="Times New Roman" w:hAnsi="Times New Roman" w:cs="Times New Roman"/>
-          <w:sz w:val="24"/>
-          <w:szCs w:val="24"/>
-        </w:rPr>
-      </w:pPr>
-      <w:r>
-        <w:rPr>
-          <w:rFonts w:ascii="Times New Roman" w:eastAsia="Times New Roman" w:hAnsi="Times New Roman" w:cs="Times New Roman"/>
-          <w:sz w:val="24"/>
-          <w:szCs w:val="24"/>
-        </w:rPr>
-        <w:t>12 серпня.  Св. мчч. Фотія й Аники</w:t>
-      </w:r>
-      <w:r>
-        <w:rPr>
-          <w:rFonts w:ascii="Times New Roman" w:eastAsia="Times New Roman" w:hAnsi="Times New Roman" w:cs="Times New Roman"/>
-          <w:sz w:val="24"/>
-          <w:szCs w:val="24"/>
-        </w:rPr>
-        <w:t>ти.</w:t>
-      </w:r>
-    </w:p>
-    <w:p>
-      <w:pPr>
-        <w:rPr>
-          <w:rFonts w:ascii="Times New Roman" w:eastAsia="Times New Roman" w:hAnsi="Times New Roman" w:cs="Times New Roman"/>
-          <w:sz w:val="24"/>
-          <w:szCs w:val="24"/>
-        </w:rPr>
-      </w:pPr>
-      <w:r>
-        <w:rPr>
-          <w:rFonts w:ascii="Times New Roman" w:eastAsia="Times New Roman" w:hAnsi="Times New Roman" w:cs="Times New Roman"/>
-          <w:i/>
-          <w:color w:val="FF0000"/>
-          <w:sz w:val="24"/>
-          <w:szCs w:val="24"/>
-        </w:rPr>
-        <w:t xml:space="preserve">Тропар (г. 4): </w:t>
-      </w:r>
-      <w:r>
-        <w:rPr>
-          <w:rFonts w:ascii="Times New Roman" w:eastAsia="Times New Roman" w:hAnsi="Times New Roman" w:cs="Times New Roman"/>
-          <w:sz w:val="24"/>
-          <w:szCs w:val="24"/>
-        </w:rPr>
-        <w:t xml:space="preserve">Мученики Твої, Господи,* у стражданнях своїх прийняли вінець нетлінний від Тебе, Бога нашого,* мавши бо кріпость Твою, вони мучителів </w:t>
-      </w:r>
-      <w:r>
-        <w:rPr>
-          <w:rFonts w:ascii="Times New Roman" w:eastAsia="Times New Roman" w:hAnsi="Times New Roman" w:cs="Times New Roman"/>
-          <w:sz w:val="24"/>
-          <w:szCs w:val="24"/>
-        </w:rPr>
-        <w:lastRenderedPageBreak/>
-        <w:t>подолали,* сокрушили і демонів зухвальства безсильні.* Їх молитвами спаси душі наші.</w:t>
-      </w:r>
-    </w:p>
-    <w:p>
-      <w:pPr>
-        <w:rPr>
-          <w:rFonts w:ascii="Times New Roman" w:eastAsia="Times New Roman" w:hAnsi="Times New Roman" w:cs="Times New Roman"/>
-          <w:sz w:val="24"/>
-          <w:szCs w:val="24"/>
-        </w:rPr>
-      </w:pPr>
-      <w:r>
-        <w:rPr>
-          <w:rFonts w:ascii="Times New Roman" w:eastAsia="Times New Roman" w:hAnsi="Times New Roman" w:cs="Times New Roman"/>
-          <w:i/>
-          <w:color w:val="FF0000"/>
-          <w:sz w:val="24"/>
-          <w:szCs w:val="24"/>
-        </w:rPr>
-        <w:t xml:space="preserve">Кондак (г. 4): </w:t>
-      </w:r>
-      <w:r>
-        <w:rPr>
-          <w:rFonts w:ascii="Times New Roman" w:eastAsia="Times New Roman" w:hAnsi="Times New Roman" w:cs="Times New Roman"/>
-          <w:sz w:val="24"/>
-          <w:szCs w:val="24"/>
-        </w:rPr>
-        <w:t>Ски</w:t>
-      </w:r>
-      <w:r>
-        <w:rPr>
-          <w:rFonts w:ascii="Times New Roman" w:eastAsia="Times New Roman" w:hAnsi="Times New Roman" w:cs="Times New Roman"/>
-          <w:sz w:val="24"/>
-          <w:szCs w:val="24"/>
-        </w:rPr>
-        <w:t xml:space="preserve">нувши ворожі приношення* терпінням сильних мук, Страстотерпці,* на небесах живете нині, радіючи,* Фотію славний і Аникито блаженний.* Тому й перебуваєте у славі на віки віків,* молячись Христові за нас, що творимо вашу пам’ять. </w:t>
-      </w:r>
-    </w:p>
-    <w:p>
-      <w:pPr>
-        <w:pStyle w:val="Heading1"/>
-        <w:rPr>
-          <w:rFonts w:ascii="Times New Roman" w:eastAsia="Times New Roman" w:hAnsi="Times New Roman" w:cs="Times New Roman"/>
-          <w:sz w:val="24"/>
-          <w:szCs w:val="24"/>
-        </w:rPr>
-      </w:pPr>
-      <w:r>
-        <w:rPr>
-          <w:rFonts w:ascii="Times New Roman" w:eastAsia="Times New Roman" w:hAnsi="Times New Roman" w:cs="Times New Roman"/>
-          <w:sz w:val="24"/>
-          <w:szCs w:val="24"/>
-        </w:rPr>
-        <w:t>13 серпня.  Прп. Максима Іс</w:t>
-      </w:r>
-      <w:r>
-        <w:rPr>
-          <w:rFonts w:ascii="Times New Roman" w:eastAsia="Times New Roman" w:hAnsi="Times New Roman" w:cs="Times New Roman"/>
-          <w:sz w:val="24"/>
-          <w:szCs w:val="24"/>
-        </w:rPr>
-        <w:t>повідника.</w:t>
-      </w:r>
-    </w:p>
-    <w:p>
-      <w:pPr>
-        <w:rPr>
-          <w:rFonts w:ascii="Times New Roman" w:eastAsia="Times New Roman" w:hAnsi="Times New Roman" w:cs="Times New Roman"/>
-          <w:sz w:val="24"/>
-          <w:szCs w:val="24"/>
-        </w:rPr>
-      </w:pPr>
-      <w:r>
-        <w:rPr>
-          <w:rFonts w:ascii="Times New Roman" w:eastAsia="Times New Roman" w:hAnsi="Times New Roman" w:cs="Times New Roman"/>
-          <w:i/>
-          <w:color w:val="FF0000"/>
-          <w:sz w:val="24"/>
-          <w:szCs w:val="24"/>
-        </w:rPr>
-        <w:t xml:space="preserve">Тропар (г. 8): </w:t>
-      </w:r>
-      <w:r>
-        <w:rPr>
-          <w:rFonts w:ascii="Times New Roman" w:eastAsia="Times New Roman" w:hAnsi="Times New Roman" w:cs="Times New Roman"/>
-          <w:sz w:val="24"/>
-          <w:szCs w:val="24"/>
-        </w:rPr>
-        <w:t>Православ’я наставнику, благочестя й чистоти учителю,* вселенної світильнику, монахів богонатхненна окрасо, Максиме премудрий,* ученнями твоїми все просвітив ти, сопілко духовна,* моли Христа Бога, щоб спас душі наші.</w:t>
-      </w:r>
-    </w:p>
-    <w:p>
-      <w:pPr>
-        <w:rPr>
-          <w:rFonts w:ascii="Times New Roman" w:eastAsia="Times New Roman" w:hAnsi="Times New Roman" w:cs="Times New Roman"/>
-          <w:sz w:val="24"/>
-          <w:szCs w:val="24"/>
-        </w:rPr>
-      </w:pPr>
-      <w:r>
-        <w:rPr>
-          <w:rFonts w:ascii="Times New Roman" w:eastAsia="Times New Roman" w:hAnsi="Times New Roman" w:cs="Times New Roman"/>
-          <w:i/>
-          <w:color w:val="FF0000"/>
-          <w:sz w:val="24"/>
-          <w:szCs w:val="24"/>
-        </w:rPr>
-        <w:t xml:space="preserve">Кондак (г. 6): </w:t>
-      </w:r>
-      <w:r>
-        <w:rPr>
-          <w:rFonts w:ascii="Times New Roman" w:eastAsia="Times New Roman" w:hAnsi="Times New Roman" w:cs="Times New Roman"/>
-          <w:sz w:val="24"/>
-          <w:szCs w:val="24"/>
-        </w:rPr>
-        <w:t xml:space="preserve">Світло трисяйне вселилося в душу твою,* показавши тебе вибраною посудиною, всеблаженний,* яка виявляє усім божественні й неосягненні помисли,* і Тройцю безначальну і пресущну всім проповідував ти,* Максиме блаженний. </w:t>
-      </w:r>
-    </w:p>
-    <w:p>
-      <w:pPr>
-        <w:pStyle w:val="Heading1"/>
-        <w:rPr>
-          <w:rFonts w:ascii="Times New Roman" w:eastAsia="Times New Roman" w:hAnsi="Times New Roman" w:cs="Times New Roman"/>
-          <w:color w:val="FF0000"/>
-          <w:sz w:val="24"/>
-          <w:szCs w:val="24"/>
-        </w:rPr>
-      </w:pPr>
-      <w:r>
-        <w:rPr>
-          <w:rFonts w:ascii="Times New Roman" w:eastAsia="Times New Roman" w:hAnsi="Times New Roman" w:cs="Times New Roman"/>
-          <w:sz w:val="24"/>
-          <w:szCs w:val="24"/>
-        </w:rPr>
-        <w:t xml:space="preserve">14 серпня. Передсвяття </w:t>
-      </w:r>
-      <w:r>
-        <w:rPr>
-          <w:rFonts w:ascii="Times New Roman" w:eastAsia="Times New Roman" w:hAnsi="Times New Roman" w:cs="Times New Roman"/>
-          <w:sz w:val="24"/>
-          <w:szCs w:val="24"/>
-        </w:rPr>
-        <w:t>Успення. Св. прор. Міхея. Перенесення чесних мощів прп. Теодосія, ігумена Печерського.</w:t>
-      </w:r>
-    </w:p>
-    <w:p>
-      <w:pPr>
-        <w:pStyle w:val="Heading2"/>
-        <w:rPr>
-          <w:rFonts w:ascii="Times New Roman" w:eastAsia="Times New Roman" w:hAnsi="Times New Roman" w:cs="Times New Roman"/>
-          <w:sz w:val="24"/>
-          <w:szCs w:val="24"/>
-        </w:rPr>
-      </w:pPr>
-      <w:bookmarkStart w:id="4" w:name="_heading=h.u9pi2pe2uv91" w:colFirst="0" w:colLast="0"/>
-      <w:bookmarkEnd w:id="4"/>
-      <w:r>
-        <w:rPr>
-          <w:rFonts w:ascii="Times New Roman" w:eastAsia="Times New Roman" w:hAnsi="Times New Roman" w:cs="Times New Roman"/>
-          <w:sz w:val="24"/>
-          <w:szCs w:val="24"/>
-        </w:rPr>
-        <w:t>Передсвяття Успення.</w:t>
-      </w:r>
-    </w:p>
-    <w:p>
-      <w:pPr>
-        <w:rPr>
-          <w:rFonts w:ascii="Times New Roman" w:eastAsia="Times New Roman" w:hAnsi="Times New Roman" w:cs="Times New Roman"/>
-          <w:sz w:val="24"/>
-          <w:szCs w:val="24"/>
-        </w:rPr>
-      </w:pPr>
-      <w:r>
-        <w:rPr>
-          <w:rFonts w:ascii="Times New Roman" w:eastAsia="Times New Roman" w:hAnsi="Times New Roman" w:cs="Times New Roman"/>
-          <w:i/>
-          <w:color w:val="FF0000"/>
-          <w:sz w:val="24"/>
-          <w:szCs w:val="24"/>
-        </w:rPr>
-        <w:t xml:space="preserve">Тропар (г. 4): </w:t>
-      </w:r>
-      <w:r>
-        <w:rPr>
-          <w:rFonts w:ascii="Times New Roman" w:eastAsia="Times New Roman" w:hAnsi="Times New Roman" w:cs="Times New Roman"/>
-          <w:sz w:val="24"/>
-          <w:szCs w:val="24"/>
-        </w:rPr>
-        <w:t>Лю́ди, заздалегі́дь ті́штеся,* з ві́рою плещі́ть рука́ми і в любо́ві збері́ться,* днесь ра́дуючися і сві́тло воскли́куючи всі з весе́</w:t>
-      </w:r>
-      <w:r>
-        <w:rPr>
-          <w:rFonts w:ascii="Times New Roman" w:eastAsia="Times New Roman" w:hAnsi="Times New Roman" w:cs="Times New Roman"/>
-          <w:sz w:val="24"/>
-          <w:szCs w:val="24"/>
-        </w:rPr>
-        <w:t xml:space="preserve">лістю,* Бо́жа бо Ма́ти ма́є з земно́го до висо́т перейти́ сла́вно.* Її́ пісня́ми повсякча́сно як Богоро́дицю сла́вимо. </w:t>
-      </w:r>
-    </w:p>
-    <w:p>
-      <w:pPr>
-        <w:rPr>
-          <w:rFonts w:ascii="Times New Roman" w:eastAsia="Times New Roman" w:hAnsi="Times New Roman" w:cs="Times New Roman"/>
-          <w:sz w:val="24"/>
-          <w:szCs w:val="24"/>
-        </w:rPr>
-      </w:pPr>
-      <w:r>
-        <w:rPr>
-          <w:rFonts w:ascii="Times New Roman" w:eastAsia="Times New Roman" w:hAnsi="Times New Roman" w:cs="Times New Roman"/>
-          <w:i/>
-          <w:color w:val="FF0000"/>
-          <w:sz w:val="24"/>
-          <w:szCs w:val="24"/>
-        </w:rPr>
-        <w:t xml:space="preserve">Кондак (г. 4): </w:t>
-      </w:r>
-      <w:r>
-        <w:rPr>
-          <w:rFonts w:ascii="Times New Roman" w:eastAsia="Times New Roman" w:hAnsi="Times New Roman" w:cs="Times New Roman"/>
-          <w:sz w:val="24"/>
-          <w:szCs w:val="24"/>
-        </w:rPr>
-        <w:t>У сла́вній па́м’яті твої́й* вселе́нна, оздо́блена безтіле́сним ду́хом,* розу́мно з весе́лістю взива́є до те́бе:* Ра́дуйся</w:t>
-      </w:r>
-      <w:r>
-        <w:rPr>
-          <w:rFonts w:ascii="Times New Roman" w:eastAsia="Times New Roman" w:hAnsi="Times New Roman" w:cs="Times New Roman"/>
-          <w:sz w:val="24"/>
-          <w:szCs w:val="24"/>
-        </w:rPr>
-        <w:t>, Ді́во, христия́н похвало́.</w:t>
-      </w:r>
-    </w:p>
-    <w:p>
-      <w:pPr>
-        <w:pStyle w:val="Heading2"/>
-        <w:rPr>
-          <w:rFonts w:ascii="Times New Roman" w:eastAsia="Times New Roman" w:hAnsi="Times New Roman" w:cs="Times New Roman"/>
-          <w:sz w:val="24"/>
-          <w:szCs w:val="24"/>
-        </w:rPr>
-      </w:pPr>
-      <w:bookmarkStart w:id="5" w:name="_heading=h.a773h1ggrkh" w:colFirst="0" w:colLast="0"/>
-      <w:bookmarkEnd w:id="5"/>
-      <w:r>
-        <w:rPr>
-          <w:rFonts w:ascii="Times New Roman" w:eastAsia="Times New Roman" w:hAnsi="Times New Roman" w:cs="Times New Roman"/>
-          <w:sz w:val="24"/>
-          <w:szCs w:val="24"/>
-        </w:rPr>
-        <w:t>Св. прор. Міхея.</w:t>
-      </w:r>
-    </w:p>
-    <w:p>
-      <w:pPr>
-        <w:rPr>
-          <w:rFonts w:ascii="Times New Roman" w:eastAsia="Times New Roman" w:hAnsi="Times New Roman" w:cs="Times New Roman"/>
-          <w:sz w:val="24"/>
-          <w:szCs w:val="24"/>
-        </w:rPr>
-      </w:pPr>
-      <w:r>
-        <w:rPr>
-          <w:rFonts w:ascii="Times New Roman" w:eastAsia="Times New Roman" w:hAnsi="Times New Roman" w:cs="Times New Roman"/>
-          <w:i/>
-          <w:color w:val="FF0000"/>
-          <w:sz w:val="24"/>
-          <w:szCs w:val="24"/>
-        </w:rPr>
-        <w:t xml:space="preserve">Тропар (г. 2): </w:t>
-      </w:r>
-      <w:r>
-        <w:rPr>
-          <w:rFonts w:ascii="Times New Roman" w:eastAsia="Times New Roman" w:hAnsi="Times New Roman" w:cs="Times New Roman"/>
-          <w:sz w:val="24"/>
-          <w:szCs w:val="24"/>
-        </w:rPr>
-        <w:t xml:space="preserve">Проро́ка Твого́ Міхе́я, па́м’ять, Го́споди, святку́ємо.* Тому́ мо́лимо Тебе́: Спаси́ ду́ші на́ші. </w:t>
-      </w:r>
-    </w:p>
-    <w:p>
-      <w:pPr>
-        <w:rPr>
-          <w:rFonts w:ascii="Times New Roman" w:eastAsia="Times New Roman" w:hAnsi="Times New Roman" w:cs="Times New Roman"/>
-          <w:sz w:val="24"/>
-          <w:szCs w:val="24"/>
-        </w:rPr>
-      </w:pPr>
-      <w:r>
-        <w:rPr>
-          <w:rFonts w:ascii="Times New Roman" w:eastAsia="Times New Roman" w:hAnsi="Times New Roman" w:cs="Times New Roman"/>
-          <w:i/>
-          <w:color w:val="FF0000"/>
-          <w:sz w:val="24"/>
-          <w:szCs w:val="24"/>
-        </w:rPr>
-        <w:t xml:space="preserve">Кондак (г. 4): </w:t>
-      </w:r>
-      <w:r>
-        <w:rPr>
-          <w:rFonts w:ascii="Times New Roman" w:eastAsia="Times New Roman" w:hAnsi="Times New Roman" w:cs="Times New Roman"/>
-          <w:sz w:val="24"/>
-          <w:szCs w:val="24"/>
-        </w:rPr>
-        <w:t>Благодать Пресвятого Духа у тебе вселилася,* маючи тебе за чисте й непорочне вміс</w:t>
-      </w:r>
-      <w:r>
-        <w:rPr>
-          <w:rFonts w:ascii="Times New Roman" w:eastAsia="Times New Roman" w:hAnsi="Times New Roman" w:cs="Times New Roman"/>
-          <w:sz w:val="24"/>
-          <w:szCs w:val="24"/>
-        </w:rPr>
-        <w:t xml:space="preserve">тилище,* і пробудила твою душу, щоб майбутнє як теперішнє пророкував ти явно,* пророче Міхею, проповіднику Христовий.* Тому не переставай молитися за нас,* що гідно вшановуємо твою пам’ять. </w:t>
-      </w:r>
-    </w:p>
-    <w:p>
-      <w:pPr>
-        <w:pStyle w:val="Heading2"/>
-        <w:rPr>
-          <w:rFonts w:ascii="Times New Roman" w:eastAsia="Times New Roman" w:hAnsi="Times New Roman" w:cs="Times New Roman"/>
+          <w:color w:val="FF0000"/>
           <w:sz w:val="24"/>
           <w:szCs w:val="24"/>
         </w:rPr>
@@ -1691,110 +1212,10 @@
       <w:r>
         <w:rPr>
           <w:rFonts w:ascii="Times New Roman" w:eastAsia="Times New Roman" w:hAnsi="Times New Roman" w:cs="Times New Roman"/>
-          <w:sz w:val="24"/>
-          <w:szCs w:val="24"/>
-        </w:rPr>
-        <w:t>Перенесення чесних мощів прп. Теодосія, ігумена Печерського.</w:t>
-      </w:r>
-    </w:p>
-    <w:p>
-      <w:pPr>
-        <w:rPr>
-          <w:rFonts w:ascii="Times New Roman" w:eastAsia="Times New Roman" w:hAnsi="Times New Roman" w:cs="Times New Roman"/>
-          <w:sz w:val="24"/>
-          <w:szCs w:val="24"/>
-        </w:rPr>
-      </w:pPr>
-      <w:r>
-        <w:rPr>
-          <w:rFonts w:ascii="Times New Roman" w:eastAsia="Times New Roman" w:hAnsi="Times New Roman" w:cs="Times New Roman"/>
-          <w:i/>
-          <w:color w:val="FF0000"/>
-          <w:sz w:val="24"/>
-          <w:szCs w:val="24"/>
-        </w:rPr>
-        <w:t>Троп</w:t>
-      </w:r>
-      <w:r>
-        <w:rPr>
-          <w:rFonts w:ascii="Times New Roman" w:eastAsia="Times New Roman" w:hAnsi="Times New Roman" w:cs="Times New Roman"/>
-          <w:i/>
-          <w:color w:val="FF0000"/>
-          <w:sz w:val="24"/>
-          <w:szCs w:val="24"/>
-        </w:rPr>
-        <w:t xml:space="preserve">ар (г. 8): </w:t>
-      </w:r>
-      <w:r>
-        <w:rPr>
-          <w:rFonts w:ascii="Times New Roman" w:eastAsia="Times New Roman" w:hAnsi="Times New Roman" w:cs="Times New Roman"/>
-          <w:sz w:val="24"/>
-          <w:szCs w:val="24"/>
-        </w:rPr>
-        <w:t>Підні́сся ти до чесно́т, змо́лоду полюби́вши мона́ше життя́,* ба́жане сміли́во осягну́в, всели́вся ти в пече́ру* і, прикраси́вши життя́ твоє́ по́стом і сві́тлістю,* в молитва́х як безпло́тний пробува́в ти,* в ру́ській землі́, як сві́тле світи́ло</w:t>
-      </w:r>
-      <w:r>
-        <w:rPr>
-          <w:rFonts w:ascii="Times New Roman" w:eastAsia="Times New Roman" w:hAnsi="Times New Roman" w:cs="Times New Roman"/>
-          <w:sz w:val="24"/>
-          <w:szCs w:val="24"/>
-        </w:rPr>
-        <w:t>, засія́в ти, о́тче Теодо́сіє.* Моли́ Христа́ Бо́га, щоб спасли́ся ду́ші на́ші.</w:t>
-      </w:r>
-    </w:p>
-    <w:p>
-      <w:pPr>
-        <w:rPr>
-          <w:rFonts w:ascii="Times New Roman" w:eastAsia="Times New Roman" w:hAnsi="Times New Roman" w:cs="Times New Roman"/>
-          <w:sz w:val="24"/>
-          <w:szCs w:val="24"/>
-        </w:rPr>
-      </w:pPr>
-      <w:r>
-        <w:rPr>
-          <w:rFonts w:ascii="Times New Roman" w:eastAsia="Times New Roman" w:hAnsi="Times New Roman" w:cs="Times New Roman"/>
-          <w:i/>
-          <w:color w:val="FF0000"/>
-          <w:sz w:val="24"/>
-          <w:szCs w:val="24"/>
-        </w:rPr>
-        <w:t xml:space="preserve">Кондак (г. 3): </w:t>
-      </w:r>
-      <w:r>
-        <w:rPr>
-          <w:rFonts w:ascii="Times New Roman" w:eastAsia="Times New Roman" w:hAnsi="Times New Roman" w:cs="Times New Roman"/>
-          <w:sz w:val="24"/>
-          <w:szCs w:val="24"/>
-        </w:rPr>
-        <w:t>Звізду́ ру́ську – блаже́нного Теодо́сія днесь вшану́ймо,* що від схо́ду возсія́ла і на за́хід прийшла́,* бо всю цю краї́ну чудеса́ми й чесно́тами,* а всіх нас ді</w:t>
-      </w:r>
-      <w:r>
-        <w:rPr>
-          <w:rFonts w:ascii="Times New Roman" w:eastAsia="Times New Roman" w:hAnsi="Times New Roman" w:cs="Times New Roman"/>
-          <w:sz w:val="24"/>
-          <w:szCs w:val="24"/>
-        </w:rPr>
-        <w:t>́янням і благода́ттю мона́шого уста́ву, збагати́ла.</w:t>
-      </w:r>
-    </w:p>
-    <w:p>
-      <w:pPr>
-        <w:pStyle w:val="Heading1"/>
-        <w:rPr>
-          <w:rFonts w:ascii="Times New Roman" w:eastAsia="Times New Roman" w:hAnsi="Times New Roman" w:cs="Times New Roman"/>
-          <w:color w:val="FF0000"/>
-          <w:sz w:val="24"/>
-          <w:szCs w:val="24"/>
-        </w:rPr>
-      </w:pPr>
-      <w:r>
-        <w:rPr>
-          <w:rFonts w:ascii="Times New Roman" w:eastAsia="Times New Roman" w:hAnsi="Times New Roman" w:cs="Times New Roman"/>
-          <w:color w:val="FF0000"/>
-          <w:sz w:val="24"/>
-          <w:szCs w:val="24"/>
-        </w:rPr>
-        <w:lastRenderedPageBreak/>
+          <w:color w:val="FF0000"/>
+          <w:sz w:val="24"/>
+          <w:szCs w:val="24"/>
+        </w:rPr>
         <w:t>15 серпня.  Успення Пресвятої Владичиці нашої Богородиці і Приснодіви Марії.</w:t>
       </w:r>
     </w:p>
@@ -1822,15 +1243,7 @@
           <w:sz w:val="24"/>
           <w:szCs w:val="24"/>
         </w:rPr>
-        <w:t xml:space="preserve">У різдві́ ді́вство зберегла́ ти,* в успе́нні сві́та не оста́вила ти, Богоро́дице.* Переста́вилася ти до життя́, </w:t>
-      </w:r>
-      <w:r>
-        <w:rPr>
-          <w:rFonts w:ascii="Times New Roman" w:eastAsia="Times New Roman" w:hAnsi="Times New Roman" w:cs="Times New Roman"/>
-          <w:sz w:val="24"/>
-          <w:szCs w:val="24"/>
-        </w:rPr>
-        <w:t>бу́вши Ма́тір’ю Життя́.* І молитва́ми твої́ми* ізбавля́єш від сме́рти ду́ші на́ші.</w:t>
+        <w:t>У різдві́ ді́вство зберегла́ ти,* в успе́нні сві́та не оста́вила ти, Богоро́дице.* Переста́вилася ти до життя́, бу́вши Ма́тір’ю Життя́.* І молитва́ми твої́ми* ізбавля́єш від сме́рти ду́ші на́ші.</w:t>
       </w:r>
     </w:p>
     <w:p>
@@ -1857,15 +1270,7 @@
           <w:sz w:val="24"/>
           <w:szCs w:val="24"/>
         </w:rPr>
-        <w:t>В молитва́х невсипу́щу Богоро́дицю* і в засту́пництвах незамі́нне упова́ння* гріб і умертві́ння не втри́мали.* Бо як Ма́тір Життя́ до життя́ переста́вив Той,*</w:t>
-      </w:r>
-      <w:r>
-        <w:rPr>
-          <w:rFonts w:ascii="Times New Roman" w:eastAsia="Times New Roman" w:hAnsi="Times New Roman" w:cs="Times New Roman"/>
-          <w:sz w:val="24"/>
-          <w:szCs w:val="24"/>
-        </w:rPr>
-        <w:t xml:space="preserve"> Хто всели́вся в утро́бу присноді́вственну.</w:t>
+        <w:t>В молитва́х невсипу́щу Богоро́дицю* і в засту́пництвах незамі́нне упова́ння* гріб і умертві́ння не втри́мали.* Бо як Ма́тір Життя́ до життя́ переста́вив Той,* Хто всели́вся в утро́бу присноді́вственну.</w:t>
       </w:r>
     </w:p>
     <w:p>
@@ -1904,15 +1309,7 @@
           <w:sz w:val="24"/>
           <w:szCs w:val="24"/>
         </w:rPr>
-        <w:t>Перенесення з Едеси до Царгороду Нерукотворного образу Господа Бога і Спаса нашого Іс</w:t>
-      </w:r>
-      <w:r>
-        <w:rPr>
-          <w:rFonts w:ascii="Times New Roman" w:eastAsia="Times New Roman" w:hAnsi="Times New Roman" w:cs="Times New Roman"/>
-          <w:sz w:val="24"/>
-          <w:szCs w:val="24"/>
-        </w:rPr>
-        <w:t>уса Христа.</w:t>
+        <w:t>Перенесення з Едеси до Царгороду Нерукотворного образу Господа Бога і Спаса нашого Ісуса Христа.</w:t>
       </w:r>
     </w:p>
     <w:p>
@@ -1939,15 +1336,7 @@
           <w:sz w:val="24"/>
           <w:szCs w:val="24"/>
         </w:rPr>
-        <w:t>Пречи́стому о́бразові Твоє́му поклоня́ємося, благи́й,* про́сячи проще́ння прогрі́шень на́ших, Хри́сте Бо́же,* бо Ти доброві́льно зво́лив ви́йти пло́ттю на хрест,* щоб ви́зволити тих, що їх Ти створи́в, від нево́лі  воро́жої.* Тому́ вдя́чно кли́чемо до Те́б</w:t>
-      </w:r>
-      <w:r>
-        <w:rPr>
-          <w:rFonts w:ascii="Times New Roman" w:eastAsia="Times New Roman" w:hAnsi="Times New Roman" w:cs="Times New Roman"/>
-          <w:sz w:val="24"/>
-          <w:szCs w:val="24"/>
-        </w:rPr>
-        <w:t xml:space="preserve">е:* Ти ра́дістю напо́внив усе́, Спа́се наш, що прийшо́в спасти́ світ. </w:t>
+        <w:t xml:space="preserve">Пречи́стому о́бразові Твоє́му поклоня́ємося, благи́й,* про́сячи проще́ння прогрі́шень на́ших, Хри́сте Бо́же,* бо Ти доброві́льно зво́лив ви́йти пло́ттю на хрест,* щоб ви́зволити тих, що їх Ти створи́в, від нево́лі  воро́жої.* Тому́ вдя́чно кли́чемо до Те́бе:* Ти ра́дістю напо́внив усе́, Спа́се наш, що прийшо́в спасти́ світ. </w:t>
       </w:r>
     </w:p>
     <w:p>
@@ -1975,23 +1364,15 @@
           <w:sz w:val="24"/>
           <w:szCs w:val="24"/>
         </w:rPr>
-        <w:t>Невимо́вного і боже́ственного для люде́й Тво́го про́мислу,* неописа́нне Сло́во О́тче,* і О́браз непи́саний, і богопи́саний,* перемо́жна пі́сня правди́вого Тво́го Вопло́че</w:t>
-      </w:r>
-      <w:r>
-        <w:rPr>
-          <w:rFonts w:ascii="Times New Roman" w:eastAsia="Times New Roman" w:hAnsi="Times New Roman" w:cs="Times New Roman"/>
-          <w:color w:val="333333"/>
-          <w:sz w:val="24"/>
-          <w:szCs w:val="24"/>
-        </w:rPr>
-        <w:t>ння.* Його́ ж вшано́вуємо, цілу́ючи.</w:t>
-      </w:r>
-    </w:p>
-    <w:p>
-      <w:pPr>
-        <w:pStyle w:val="Heading2"/>
-        <w:rPr>
-          <w:rFonts w:ascii="Times New Roman" w:eastAsia="Times New Roman" w:hAnsi="Times New Roman" w:cs="Times New Roman"/>
+        <w:t>Невимо́вного і боже́ственного для люде́й Тво́го про́мислу,* неописа́нне Сло́во О́тче,* і О́браз непи́саний, і богопи́саний,* перемо́жна пі́сня правди́вого Тво́го Вопло́чення.* Його́ ж вшано́вуємо, цілу́ючи.</w:t>
+      </w:r>
+    </w:p>
+    <w:p>
+      <w:pPr>
+        <w:pStyle w:val="Heading1"/>
+        <w:rPr>
+          <w:rFonts w:ascii="Times New Roman" w:eastAsia="Times New Roman" w:hAnsi="Times New Roman" w:cs="Times New Roman"/>
+          <w:color w:val="FF0000"/>
           <w:sz w:val="24"/>
           <w:szCs w:val="24"/>
         </w:rPr>
@@ -2004,7 +1385,7 @@
           <w:sz w:val="24"/>
           <w:szCs w:val="24"/>
         </w:rPr>
-        <w:t>Св. мч. Діомида.</w:t>
+        <w:t>17 серпня.  Св. мч. Мирона.</w:t>
       </w:r>
     </w:p>
     <w:p>
@@ -2031,113 +1412,7 @@
           <w:sz w:val="24"/>
           <w:szCs w:val="24"/>
         </w:rPr>
-        <w:t>Му́ченик Твій, Го́споди, Діомид,* у стражда́ннях свої́х прийня́в віне́ць нетлі́нний від Те́бе, Бо́га на́шого,* ма́вши бо крі́пость Твою́, він мучи́телів подола́в,* сокруши́в і де́монів зу</w:t>
-      </w:r>
-      <w:r>
-        <w:rPr>
-          <w:rFonts w:ascii="Times New Roman" w:eastAsia="Times New Roman" w:hAnsi="Times New Roman" w:cs="Times New Roman"/>
-          <w:sz w:val="24"/>
-          <w:szCs w:val="24"/>
-        </w:rPr>
-        <w:t>хва́льства безси́льні.* Його́ молитва́ми спаси́ ду́ші на́ші.</w:t>
-      </w:r>
-    </w:p>
-    <w:p>
-      <w:pPr>
-        <w:rPr>
-          <w:rFonts w:ascii="Times New Roman" w:eastAsia="Times New Roman" w:hAnsi="Times New Roman" w:cs="Times New Roman"/>
-          <w:sz w:val="24"/>
-          <w:szCs w:val="24"/>
-        </w:rPr>
-      </w:pPr>
-      <w:r>
-        <w:rPr>
-          <w:rFonts w:ascii="Times New Roman" w:eastAsia="Times New Roman" w:hAnsi="Times New Roman" w:cs="Times New Roman"/>
-          <w:i/>
-          <w:color w:val="FF0000"/>
-          <w:sz w:val="24"/>
-          <w:szCs w:val="24"/>
-        </w:rPr>
-        <w:t xml:space="preserve">Кондак (г. 2): </w:t>
-      </w:r>
-      <w:r>
-        <w:rPr>
-          <w:rFonts w:ascii="Times New Roman" w:eastAsia="Times New Roman" w:hAnsi="Times New Roman" w:cs="Times New Roman"/>
-          <w:sz w:val="24"/>
-          <w:szCs w:val="24"/>
-        </w:rPr>
-        <w:t>Істинний і непереможний страстотерпець благочестя й благодаті,* став ти небесним хранителем таємниць, Діомиде преславний,* перемігши мучителя, став переможцем* і прославився перемо</w:t>
-      </w:r>
-      <w:r>
-        <w:rPr>
-          <w:rFonts w:ascii="Times New Roman" w:eastAsia="Times New Roman" w:hAnsi="Times New Roman" w:cs="Times New Roman"/>
-          <w:sz w:val="24"/>
-          <w:szCs w:val="24"/>
-        </w:rPr>
-        <w:t>жними вінцями.</w:t>
-      </w:r>
-    </w:p>
-    <w:p>
-      <w:pPr>
-        <w:rPr>
-          <w:rFonts w:ascii="Times New Roman" w:eastAsia="Times New Roman" w:hAnsi="Times New Roman" w:cs="Times New Roman"/>
-          <w:sz w:val="24"/>
-          <w:szCs w:val="24"/>
-        </w:rPr>
-      </w:pPr>
-    </w:p>
-    <w:p>
-      <w:pPr>
-        <w:pStyle w:val="Heading1"/>
-        <w:rPr>
-          <w:rFonts w:ascii="Times New Roman" w:eastAsia="Times New Roman" w:hAnsi="Times New Roman" w:cs="Times New Roman"/>
-          <w:color w:val="FF0000"/>
-          <w:sz w:val="24"/>
-          <w:szCs w:val="24"/>
-        </w:rPr>
-      </w:pPr>
-      <w:r>
-        <w:rPr>
-          <w:rFonts w:ascii="Times New Roman" w:eastAsia="Times New Roman" w:hAnsi="Times New Roman" w:cs="Times New Roman"/>
-          <w:sz w:val="24"/>
-          <w:szCs w:val="24"/>
-        </w:rPr>
-        <w:t>17 серпня.  Св. мч. Мирона.</w:t>
-      </w:r>
-    </w:p>
-    <w:p>
-      <w:pPr>
-        <w:rPr>
-          <w:rFonts w:ascii="Times New Roman" w:eastAsia="Times New Roman" w:hAnsi="Times New Roman" w:cs="Times New Roman"/>
-          <w:sz w:val="24"/>
-          <w:szCs w:val="24"/>
-        </w:rPr>
-      </w:pPr>
-      <w:r>
-        <w:rPr>
-          <w:rFonts w:ascii="Times New Roman" w:eastAsia="Times New Roman" w:hAnsi="Times New Roman" w:cs="Times New Roman"/>
-          <w:i/>
-          <w:color w:val="FF0000"/>
-          <w:sz w:val="24"/>
-          <w:szCs w:val="24"/>
-        </w:rPr>
-        <w:t xml:space="preserve">Тропар (г. 4): </w:t>
-      </w:r>
-      <w:r>
-        <w:rPr>
-          <w:rFonts w:ascii="Times New Roman" w:eastAsia="Times New Roman" w:hAnsi="Times New Roman" w:cs="Times New Roman"/>
-          <w:sz w:val="24"/>
-          <w:szCs w:val="24"/>
-        </w:rPr>
-        <w:t xml:space="preserve">Му́ченик Твій, Го́споди, Мирон,* у стражда́ннях свої́х прийня́в віне́ць нетлі́нний від Те́бе, Бо́га на́шого,* ма́вши бо крі́пость Твою́, він мучи́телів подола́в,* сокруши́в і де́монів зухва́льства </w:t>
-      </w:r>
-      <w:r>
-        <w:rPr>
-          <w:rFonts w:ascii="Times New Roman" w:eastAsia="Times New Roman" w:hAnsi="Times New Roman" w:cs="Times New Roman"/>
-          <w:sz w:val="24"/>
-          <w:szCs w:val="24"/>
-        </w:rPr>
-        <w:t>безси́льні.* Його́ молитва́ми спаси́ ду́ші на́ші.</w:t>
+        <w:t>Му́ченик Твій, Го́споди, Мирон,* у стражда́ннях свої́х прийня́в віне́ць нетлі́нний від Те́бе, Бо́га на́шого,* ма́вши бо крі́пость Твою́, він мучи́телів подола́в,* сокруши́в і де́монів зухва́льства безси́льні.* Його́ молитва́ми спаси́ ду́ші на́ші.</w:t>
       </w:r>
     </w:p>
     <w:p>
@@ -2164,15 +1439,7 @@
           <w:sz w:val="24"/>
           <w:szCs w:val="24"/>
         </w:rPr>
-        <w:t>Від юності Христа полюбивши, преславний,* і зберігаючи Його божественні заповіді,* до Нього прийшов ти, Мироне всечесний.* І з ангелами усердно молишся,* просячи відпущення гріхів тим,* які в</w:t>
-      </w:r>
-      <w:r>
-        <w:rPr>
-          <w:rFonts w:ascii="Times New Roman" w:eastAsia="Times New Roman" w:hAnsi="Times New Roman" w:cs="Times New Roman"/>
-          <w:sz w:val="24"/>
-          <w:szCs w:val="24"/>
-        </w:rPr>
-        <w:t xml:space="preserve">шановують пам’ять твою. </w:t>
+        <w:t xml:space="preserve">Від юності Христа полюбивши, преславний,* і зберігаючи Його божественні заповіді,* до Нього прийшов ти, Мироне всечесний.* І з ангелами усердно молишся,* просячи відпущення гріхів тим,* які вшановують пам’ять твою. </w:t>
       </w:r>
     </w:p>
     <w:p>
@@ -2241,15 +1508,7 @@
           <w:sz w:val="24"/>
           <w:szCs w:val="24"/>
         </w:rPr>
-        <w:t xml:space="preserve"> Як безцінну красу́ вну́трішньої богоо́бразної ски́нії,* так зо́внішню яви́в єси́ ве́лич свято́го хра́му сла́ви Т</w:t>
-      </w:r>
-      <w:r>
-        <w:rPr>
-          <w:rFonts w:ascii="Times New Roman" w:eastAsia="Times New Roman" w:hAnsi="Times New Roman" w:cs="Times New Roman"/>
-          <w:sz w:val="24"/>
-          <w:szCs w:val="24"/>
-        </w:rPr>
-        <w:t>воє́ї, Го́споди.* Утверди́ його́ повік-віку* і прийми́ моли́твами Богоро́диці на́ші блага́ння,* що їх у ньо́му безнаста́нно Тобі прино́симо,* всіх Життя́ і Воскресіння.</w:t>
+        <w:t xml:space="preserve"> Як безцінну красу́ вну́трішньої богоо́бразної ски́нії,* так зо́внішню яви́в єси́ ве́лич свято́го хра́му сла́ви Твоє́ї, Го́споди.* Утверди́ його́ повік-віку* і прийми́ моли́твами Богоро́диці на́ші блага́ння,* що їх у ньо́му безнаста́нно Тобі прино́симо,* всіх Життя́ і Воскресіння.</w:t>
       </w:r>
     </w:p>
     <w:p>
@@ -2276,107 +1535,8 @@
           <w:sz w:val="24"/>
           <w:szCs w:val="24"/>
         </w:rPr>
-        <w:t>Собо́ри вірних ся́ють у собо́рі Воскресіння,* як многосвітлі зо́рі на не</w:t>
-      </w:r>
-      <w:r>
-        <w:rPr>
-          <w:rFonts w:ascii="Times New Roman" w:eastAsia="Times New Roman" w:hAnsi="Times New Roman" w:cs="Times New Roman"/>
-          <w:sz w:val="24"/>
-          <w:szCs w:val="24"/>
-        </w:rPr>
-        <w:t>́бі,* і мо́лячись у ньо́му, взива́ють:* «Цей дім утверди́, Го́споди!»</w:t>
-      </w:r>
-    </w:p>
-    <w:p>
-      <w:pPr>
-        <w:pStyle w:val="Heading2"/>
-        <w:rPr>
-          <w:rFonts w:ascii="Times New Roman" w:eastAsia="Times New Roman" w:hAnsi="Times New Roman" w:cs="Times New Roman"/>
-          <w:sz w:val="24"/>
-          <w:szCs w:val="24"/>
-          <w:highlight w:val="white"/>
-        </w:rPr>
-      </w:pPr>
-      <w:r>
-        <w:rPr>
-          <w:rFonts w:ascii="Times New Roman" w:eastAsia="Times New Roman" w:hAnsi="Times New Roman" w:cs="Times New Roman"/>
-          <w:sz w:val="24"/>
-          <w:szCs w:val="24"/>
-          <w:highlight w:val="white"/>
-        </w:rPr>
-        <w:t>Свв. мчч. Флора і Лавра.</w:t>
-      </w:r>
-    </w:p>
-    <w:p>
-      <w:pPr>
-        <w:rPr>
-          <w:rFonts w:ascii="Times New Roman" w:eastAsia="Times New Roman" w:hAnsi="Times New Roman" w:cs="Times New Roman"/>
-          <w:sz w:val="24"/>
-          <w:szCs w:val="24"/>
-        </w:rPr>
-      </w:pPr>
-      <w:r>
-        <w:rPr>
-          <w:rFonts w:ascii="Times New Roman" w:eastAsia="Times New Roman" w:hAnsi="Times New Roman" w:cs="Times New Roman"/>
-          <w:i/>
-          <w:color w:val="FF0000"/>
-          <w:sz w:val="24"/>
-          <w:szCs w:val="24"/>
-        </w:rPr>
-        <w:t xml:space="preserve">Тропар (г. 4): </w:t>
-      </w:r>
-      <w:r>
-        <w:rPr>
-          <w:rFonts w:ascii="Times New Roman" w:eastAsia="Times New Roman" w:hAnsi="Times New Roman" w:cs="Times New Roman"/>
-          <w:sz w:val="24"/>
-          <w:szCs w:val="24"/>
-        </w:rPr>
-        <w:t xml:space="preserve">Досконалу й богомудру двійцю пресвітлу* восхвалімо, вірні,* Флора преблаженного і Лавра всечесного,* які старанно і ясно проповідували усім Тройцю несотворену.* Тому й постраждали до крові,* вінцями пресвітлими прикрасилися,* і моляться Христу Богові, щоб </w:t>
-      </w:r>
-      <w:r>
-        <w:rPr>
-          <w:rFonts w:ascii="Times New Roman" w:eastAsia="Times New Roman" w:hAnsi="Times New Roman" w:cs="Times New Roman"/>
-          <w:sz w:val="24"/>
-          <w:szCs w:val="24"/>
-        </w:rPr>
-        <w:t xml:space="preserve">спас душі наші. </w:t>
-      </w:r>
-    </w:p>
-    <w:p>
-      <w:pPr>
-        <w:rPr>
-          <w:rFonts w:ascii="Times New Roman" w:eastAsia="Times New Roman" w:hAnsi="Times New Roman" w:cs="Times New Roman"/>
-          <w:sz w:val="24"/>
-          <w:szCs w:val="24"/>
-        </w:rPr>
-      </w:pPr>
-      <w:r>
-        <w:rPr>
-          <w:rFonts w:ascii="Times New Roman" w:eastAsia="Times New Roman" w:hAnsi="Times New Roman" w:cs="Times New Roman"/>
-          <w:i/>
-          <w:color w:val="FF0000"/>
-          <w:sz w:val="24"/>
-          <w:szCs w:val="24"/>
-        </w:rPr>
-        <w:t xml:space="preserve">Кондак (г. 8): </w:t>
-      </w:r>
-      <w:r>
-        <w:rPr>
-          <w:rFonts w:ascii="Times New Roman" w:eastAsia="Times New Roman" w:hAnsi="Times New Roman" w:cs="Times New Roman"/>
-          <w:sz w:val="24"/>
-          <w:szCs w:val="24"/>
-        </w:rPr>
-        <w:t>Як благочесних мучеників і богомудрих страждальців Христових,* преславно вшануймо днесь Флора і Лавра,* і отримаємо благодать і милість їх молитвами,* і визволимося від бід і напастей,* гніву й скорботи в день судний.</w:t>
-      </w:r>
-    </w:p>
-    <w:p>
-      <w:pPr>
-        <w:rPr>
-          <w:rFonts w:ascii="Times New Roman" w:eastAsia="Times New Roman" w:hAnsi="Times New Roman" w:cs="Times New Roman"/>
-          <w:sz w:val="24"/>
-          <w:szCs w:val="24"/>
-        </w:rPr>
-      </w:pPr>
+        <w:t>Собо́ри вірних ся́ють у собо́рі Воскресіння,* як многосвітлі зо́рі на не́бі,* і мо́лячись у ньо́му, взива́ють:* «Цей дім утверди́, Го́споди!»</w:t>
+      </w:r>
     </w:p>
     <w:p>
       <w:pPr>
@@ -2396,15 +1556,7 @@
           <w:sz w:val="24"/>
           <w:szCs w:val="24"/>
         </w:rPr>
-        <w:t>19 се</w:t>
-      </w:r>
-      <w:r>
-        <w:rPr>
-          <w:rFonts w:ascii="Times New Roman" w:eastAsia="Times New Roman" w:hAnsi="Times New Roman" w:cs="Times New Roman"/>
-          <w:sz w:val="24"/>
-          <w:szCs w:val="24"/>
-        </w:rPr>
-        <w:t>рпня. Св. мч. Андрея Стратилата сотника і тих, що з ним.</w:t>
+        <w:t>19 серпня. Св. мч. Андрея Стратилата сотника і тих, що з ним.</w:t>
       </w:r>
     </w:p>
     <w:p>
@@ -2432,15 +1584,7 @@
           <w:sz w:val="24"/>
           <w:szCs w:val="24"/>
         </w:rPr>
-        <w:t xml:space="preserve">Земного сану покинувши славу,* Небесне Царство унаслідував єси,* краплями крові, як пречудними каміннями, нетлінні вінці прикрасив єси* і до Христа привів єси собор страстотерпців.* З </w:t>
-      </w:r>
-      <w:r>
-        <w:rPr>
-          <w:rFonts w:ascii="Times New Roman" w:eastAsia="Times New Roman" w:hAnsi="Times New Roman" w:cs="Times New Roman"/>
-          <w:sz w:val="24"/>
-          <w:szCs w:val="24"/>
-        </w:rPr>
-        <w:t>хорами ангельськими в невечірньому світлі* Сонце незаходиме - Христа - придбав єси, святий Андрію Стратилате,* Його ж моли із співстрадниками твоїми завжди,* щоб спас душі наші.</w:t>
+        <w:t>Земного сану покинувши славу,* Небесне Царство унаслідував єси,* краплями крові, як пречудними каміннями, нетлінні вінці прикрасив єси* і до Христа привів єси собор страстотерпців.* З хорами ангельськими в невечірньому світлі* Сонце незаходиме - Христа - придбав єси, святий Андрію Стратилате,* Його ж моли із співстрадниками твоїми завжди,* щоб спас душі наші.</w:t>
       </w:r>
     </w:p>
     <w:p>
@@ -2468,15 +1612,7 @@
           <w:sz w:val="24"/>
           <w:szCs w:val="24"/>
         </w:rPr>
-        <w:t>В молитвах Господеві предстоячи,* як зоря перед сонцем ішов ти,</w:t>
-      </w:r>
-      <w:r>
-        <w:rPr>
-          <w:rFonts w:ascii="Times New Roman" w:eastAsia="Times New Roman" w:hAnsi="Times New Roman" w:cs="Times New Roman"/>
-          <w:sz w:val="24"/>
-          <w:szCs w:val="24"/>
-        </w:rPr>
-        <w:t>* і бажаний скарб Царства побачив єси,* радістю невимовною сповняючись.* Безсмертному Царю, якого безкінечні віки Ангели неустанно хвалять, співаєш,* Андрію Стратилате,* з ними ж молися неустанно за всіх нас.</w:t>
+        <w:t>В молитвах Господеві предстоячи,* як зоря перед сонцем ішов ти,* і бажаний скарб Царства побачив єси,* радістю невимовною сповняючись.* Безсмертному Царю, якого безкінечні віки Ангели неустанно хвалять, співаєш,* Андрію Стратилате,* з ними ж молися неустанно за всіх нас.</w:t>
       </w:r>
     </w:p>
     <w:p>
@@ -2525,15 +1661,7 @@
           <w:sz w:val="24"/>
           <w:szCs w:val="24"/>
         </w:rPr>
-        <w:t>Да</w:t>
-      </w:r>
-      <w:r>
-        <w:rPr>
-          <w:rFonts w:ascii="Times New Roman" w:eastAsia="Times New Roman" w:hAnsi="Times New Roman" w:cs="Times New Roman"/>
-          <w:sz w:val="24"/>
-          <w:szCs w:val="24"/>
-        </w:rPr>
-        <w:t>р прецінний даний був ти неплідній утробі* і принесений в жертву, як всепалення благоприємне, Господеві своєму,* послуживши Йому в преподобії і правді,* тому тебе почитаємо, пророче Божий Самуїле,* як молитвеника за душі наші.</w:t>
+        <w:t>Дар прецінний даний був ти неплідній утробі* і принесений в жертву, як всепалення благоприємне, Господеві своєму,* послуживши Йому в преподобії і правді,* тому тебе почитаємо, пророче Божий Самуїле,* як молитвеника за душі наші.</w:t>
       </w:r>
     </w:p>
     <w:p>
@@ -2563,15 +1691,7 @@
           <w:sz w:val="24"/>
           <w:szCs w:val="24"/>
         </w:rPr>
-        <w:t>Як дар прецінн</w:t>
-      </w:r>
-      <w:r>
-        <w:rPr>
-          <w:rFonts w:ascii="Times New Roman" w:eastAsia="Times New Roman" w:hAnsi="Times New Roman" w:cs="Times New Roman"/>
-          <w:sz w:val="24"/>
-          <w:szCs w:val="24"/>
-        </w:rPr>
-        <w:t>ий перед зачаттям відданий Богові,* і з дитинства Йому як ангел послужив єси, всеблаженний,* і сподобився майбутнє провіщати.* Тому кличемо до тебе:* радуйся, пророче Божий Самуїле, архиєрею великий.</w:t>
+        <w:t>Як дар прецінний перед зачаттям відданий Богові,* і з дитинства Йому як ангел послужив єси, всеблаженний,* і сподобився майбутнє провіщати.* Тому кличемо до тебе:* радуйся, пророче Божий Самуїле, архиєрею великий.</w:t>
       </w:r>
     </w:p>
     <w:p>
@@ -2592,7 +1712,6 @@
           <w:sz w:val="24"/>
           <w:szCs w:val="24"/>
         </w:rPr>
-        <w:lastRenderedPageBreak/>
         <w:t>21 серпня.  Св. ап. Тадея, Св. мчц. Васси.</w:t>
       </w:r>
     </w:p>
@@ -2614,15 +1733,7 @@
           <w:sz w:val="24"/>
           <w:szCs w:val="24"/>
         </w:rPr>
-        <w:t>Св. ап. Тадея</w:t>
-      </w:r>
-      <w:r>
-        <w:rPr>
-          <w:rFonts w:ascii="Times New Roman" w:eastAsia="Times New Roman" w:hAnsi="Times New Roman" w:cs="Times New Roman"/>
-          <w:sz w:val="24"/>
-          <w:szCs w:val="24"/>
-        </w:rPr>
-        <w:t>.</w:t>
+        <w:t>Св. ап. Тадея.</w:t>
       </w:r>
     </w:p>
     <w:p>
@@ -2728,23 +1839,16 @@
           <w:sz w:val="24"/>
           <w:szCs w:val="24"/>
         </w:rPr>
-        <w:t>Агниця твоя, Ісусе, Васса,* кличе великим голосом:* тебе, жениху м</w:t>
-      </w:r>
-      <w:r>
-        <w:rPr>
-          <w:rFonts w:ascii="Times New Roman" w:eastAsia="Times New Roman" w:hAnsi="Times New Roman" w:cs="Times New Roman"/>
-          <w:sz w:val="24"/>
-          <w:szCs w:val="24"/>
-        </w:rPr>
-        <w:t xml:space="preserve">ій, люблю, і тебе шукаючи, страдаю,* і разом з Тобою розпинаюся, і погребуюся хрещенням Твоїм,* і терплю ради Тебе, щоб і царствувати в Тобі,* і вмираю за Тебе, щоб і жити з Тобою,* та як жертву непорочну прийми мене, що з любов’ю пожертвувалася Тобі.* Її </w:t>
-      </w:r>
-      <w:r>
-        <w:rPr>
-          <w:rFonts w:ascii="Times New Roman" w:eastAsia="Times New Roman" w:hAnsi="Times New Roman" w:cs="Times New Roman"/>
-          <w:sz w:val="24"/>
-          <w:szCs w:val="24"/>
-        </w:rPr>
-        <w:t>молитвами як милостивий спаси душі наші.</w:t>
+        <w:t xml:space="preserve">Агниця твоя, Ісусе, Васса,* кличе великим голосом:* тебе, жениху мій, люблю, і тебе шукаючи, страдаю,* і разом з Тобою розпинаюся, і погребуюся хрещенням Твоїм,* і терплю ради Тебе, щоб і царствувати в Тобі,* і вмираю за Тебе, </w:t>
+      </w:r>
+      <w:r>
+        <w:rPr>
+          <w:rFonts w:ascii="Times New Roman" w:eastAsia="Times New Roman" w:hAnsi="Times New Roman" w:cs="Times New Roman"/>
+          <w:sz w:val="24"/>
+          <w:szCs w:val="24"/>
+        </w:rPr>
+        <w:lastRenderedPageBreak/>
+        <w:t>щоб і жити з Тобою,* та як жертву непорочну прийми мене, що з любов’ю пожертвувалася Тобі.* Її молитвами як милостивий спаси душі наші.</w:t>
       </w:r>
     </w:p>
     <w:p>
@@ -2772,15 +1876,7 @@
           <w:sz w:val="24"/>
           <w:szCs w:val="24"/>
         </w:rPr>
-        <w:t>Мук вогонь Духа росою* погасила єси, чесна,* і до світла божественного і несказанного переставилась єси* і після смерті блаженної виточуєш краплі зцілень,* втихомирюючи розпалення похотей силою духовн</w:t>
-      </w:r>
-      <w:r>
-        <w:rPr>
-          <w:rFonts w:ascii="Times New Roman" w:eastAsia="Times New Roman" w:hAnsi="Times New Roman" w:cs="Times New Roman"/>
-          <w:sz w:val="24"/>
-          <w:szCs w:val="24"/>
-        </w:rPr>
-        <w:t xml:space="preserve">ою. </w:t>
+        <w:t xml:space="preserve">Мук вогонь Духа росою* погасила єси, чесна,* і до світла божественного і несказанного переставилась єси* і після смерті блаженної виточуєш краплі зцілень,* втихомирюючи розпалення похотей силою духовною. </w:t>
       </w:r>
     </w:p>
     <w:p>
@@ -2840,15 +1936,7 @@
           <w:sz w:val="24"/>
           <w:szCs w:val="24"/>
         </w:rPr>
-        <w:t>Мученик Твій, Господи, Агатонік,* у стражданнях своїх прийняв вінець нетлінний від Тебе, Бога нашого,* мавши бо кріпость Твою, він мучителів подолав,* сокрушив і демонів зухвальства безсиль</w:t>
-      </w:r>
-      <w:r>
-        <w:rPr>
-          <w:rFonts w:ascii="Times New Roman" w:eastAsia="Times New Roman" w:hAnsi="Times New Roman" w:cs="Times New Roman"/>
-          <w:sz w:val="24"/>
-          <w:szCs w:val="24"/>
-        </w:rPr>
-        <w:t>ні.* Його молитвами спаси душі наші.</w:t>
+        <w:t>Мученик Твій, Господи, Агатонік,* у стражданнях своїх прийняв вінець нетлінний від Тебе, Бога нашого,* мавши бо кріпость Твою, він мучителів подолав,* сокрушив і демонів зухвальства безсильні.* Його молитвами спаси душі наші.</w:t>
       </w:r>
     </w:p>
     <w:p>
@@ -2877,15 +1965,7 @@
           <w:sz w:val="24"/>
           <w:szCs w:val="24"/>
         </w:rPr>
-        <w:t>Покликання благе придбав ти, Богомудрий,* відвернувся ти від зловір’я мужів лукавих,* не злякався єси мук, Агатоніку славний,* тому благ був ти наслідником* і прийняв із співстраждальцями твоїми вінки дос</w:t>
-      </w:r>
-      <w:r>
-        <w:rPr>
-          <w:rFonts w:ascii="Times New Roman" w:eastAsia="Times New Roman" w:hAnsi="Times New Roman" w:cs="Times New Roman"/>
-          <w:sz w:val="24"/>
-          <w:szCs w:val="24"/>
-        </w:rPr>
-        <w:t xml:space="preserve">тойні. </w:t>
+        <w:t xml:space="preserve">Покликання благе придбав ти, Богомудрий,* відвернувся ти від зловір’я мужів лукавих,* не злякався єси мук, Агатоніку славний,* тому благ був ти наслідником* і прийняв із співстраждальцями твоїми вінки достойні. </w:t>
       </w:r>
     </w:p>
     <w:p>
@@ -2966,15 +2046,7 @@
           <w:sz w:val="24"/>
           <w:szCs w:val="24"/>
         </w:rPr>
-        <w:t>Мученик Твій, Господи, Лупп,* у стражданнях своїх прийняв вінець нетлінний від Тебе, Бога нашого,* мавши бо кріпость</w:t>
-      </w:r>
-      <w:r>
-        <w:rPr>
-          <w:rFonts w:ascii="Times New Roman" w:eastAsia="Times New Roman" w:hAnsi="Times New Roman" w:cs="Times New Roman"/>
-          <w:sz w:val="24"/>
-          <w:szCs w:val="24"/>
-        </w:rPr>
-        <w:t xml:space="preserve"> Твою, він мучителів подолав,* сокрушив і демонів зухвальства безсильні.* Його молитвами спаси душі наші.</w:t>
+        <w:t>Мученик Твій, Господи, Лупп,* у стражданнях своїх прийняв вінець нетлінний від Тебе, Бога нашого,* мавши бо кріпость Твою, він мучителів подолав,* сокрушив і демонів зухвальства безсильні.* Його молитвами спаси душі наші.</w:t>
       </w:r>
     </w:p>
     <w:p>
@@ -3002,15 +2074,7 @@
           <w:sz w:val="24"/>
           <w:szCs w:val="24"/>
         </w:rPr>
-        <w:t>Стражданням просвітившись* як золото в печі, зблиснув єси, мудрий,* зорею зцілень і благодаттю відігнав єси тьму демонів,* тому всесвят</w:t>
-      </w:r>
-      <w:r>
-        <w:rPr>
-          <w:rFonts w:ascii="Times New Roman" w:eastAsia="Times New Roman" w:hAnsi="Times New Roman" w:cs="Times New Roman"/>
-          <w:sz w:val="24"/>
-          <w:szCs w:val="24"/>
-        </w:rPr>
-        <w:t>у пам’ять твою святкуємо,* богоблаженний Луппе, похвало мучеників.</w:t>
+        <w:t>Стражданням просвітившись* як золото в печі, зблиснув єси, мудрий,* зорею зцілень і благодаттю відігнав єси тьму демонів,* тому всесвяту пам’ять твою святкуємо,* богоблаженний Луппе, похвало мучеників.</w:t>
       </w:r>
     </w:p>
     <w:p>
@@ -3041,7 +2105,6 @@
           <w:sz w:val="24"/>
           <w:szCs w:val="24"/>
         </w:rPr>
-        <w:lastRenderedPageBreak/>
         <w:t>24 серпня.  Св. свщмч. Євтиха.</w:t>
       </w:r>
     </w:p>
@@ -3100,16 +2163,7 @@
           <w:szCs w:val="24"/>
           <w:highlight w:val="white"/>
         </w:rPr>
-        <w:t>,* моли́ Христа́ Бо</w:t>
-      </w:r>
-      <w:r>
-        <w:rPr>
-          <w:rFonts w:ascii="Times New Roman" w:eastAsia="Times New Roman" w:hAnsi="Times New Roman" w:cs="Times New Roman"/>
-          <w:sz w:val="24"/>
-          <w:szCs w:val="24"/>
-          <w:highlight w:val="white"/>
-        </w:rPr>
-        <w:t>́га, щоб спасли́ся ду́ші на́ші.</w:t>
+        <w:t>,* моли́ Христа́ Бо́га, щоб спасли́ся ду́ші на́ші.</w:t>
       </w:r>
     </w:p>
     <w:p>
@@ -3137,15 +2191,7 @@
           <w:sz w:val="24"/>
           <w:szCs w:val="24"/>
         </w:rPr>
-        <w:t>Апостолів сопрестольником* і святителів окрасою бувши, Євтиху,* як мученик прославився єси,* просіяв, як сонце, просвічуючи всіх,* і розорив єси глибоку ніч безбожжя,* тому й почитаємо тебе,* як воістину Божес</w:t>
-      </w:r>
-      <w:r>
-        <w:rPr>
-          <w:rFonts w:ascii="Times New Roman" w:eastAsia="Times New Roman" w:hAnsi="Times New Roman" w:cs="Times New Roman"/>
-          <w:sz w:val="24"/>
-          <w:szCs w:val="24"/>
-        </w:rPr>
-        <w:t>твенного священнотаїнника Христового.</w:t>
+        <w:t>Апостолів сопрестольником* і святителів окрасою бувши, Євтиху,* як мученик прославився єси,* просіяв, як сонце, просвічуючи всіх,* і розорив єси глибоку ніч безбожжя,* тому й почитаємо тебе,* як воістину Божественного священнотаїнника Христового.</w:t>
       </w:r>
     </w:p>
     <w:p>
@@ -3222,15 +2268,7 @@
           <w:sz w:val="24"/>
           <w:szCs w:val="24"/>
         </w:rPr>
-        <w:t xml:space="preserve">Ти явився сонцем Церкви,* </w:t>
-      </w:r>
-      <w:r>
-        <w:rPr>
-          <w:rFonts w:ascii="Times New Roman" w:eastAsia="Times New Roman" w:hAnsi="Times New Roman" w:cs="Times New Roman"/>
-          <w:sz w:val="24"/>
-          <w:szCs w:val="24"/>
-        </w:rPr>
-        <w:t>яке просвічує світлістю науки та страшними чудами тих,* які тебе прославляють, Вартоломею, Господній апостоле.</w:t>
+        <w:t>Ти явився сонцем Церкви,* яке просвічує світлістю науки та страшними чудами тих,* які тебе прославляють, Вартоломею, Господній апостоле.</w:t>
       </w:r>
     </w:p>
     <w:p>
@@ -3250,6 +2288,7 @@
           <w:sz w:val="24"/>
           <w:szCs w:val="24"/>
         </w:rPr>
+        <w:lastRenderedPageBreak/>
         <w:t xml:space="preserve">Тропар (г. 3): </w:t>
       </w:r>
       <w:r>
@@ -3286,15 +2325,7 @@
           <w:sz w:val="24"/>
           <w:szCs w:val="24"/>
         </w:rPr>
-        <w:t>Приятелем Павла явився єси, апостоле,* з ним проголосив ти нам слово Божественної благодаті,* проповіднику тайн, Тите всепам’</w:t>
-      </w:r>
-      <w:r>
-        <w:rPr>
-          <w:rFonts w:ascii="Times New Roman" w:eastAsia="Times New Roman" w:hAnsi="Times New Roman" w:cs="Times New Roman"/>
-          <w:sz w:val="24"/>
-          <w:szCs w:val="24"/>
-        </w:rPr>
-        <w:t>ятний,* тому й кличемо: не переставай молитися за нас усіх.</w:t>
+        <w:t>Приятелем Павла явився єси, апостоле,* з ним проголосив ти нам слово Божественної благодаті,* проповіднику тайн, Тите всепам’ятний,* тому й кличемо: не переставай молитися за нас усіх.</w:t>
       </w:r>
     </w:p>
     <w:p>
@@ -3343,15 +2374,7 @@
           <w:sz w:val="24"/>
           <w:szCs w:val="24"/>
         </w:rPr>
-        <w:t>Багатство невичерпне придбав єси - віру спасенну, триблаженний,* покинувши нечестя вітцівське* і Владики стопами крокуючи,* Божественними да</w:t>
-      </w:r>
-      <w:r>
-        <w:rPr>
-          <w:rFonts w:ascii="Times New Roman" w:eastAsia="Times New Roman" w:hAnsi="Times New Roman" w:cs="Times New Roman"/>
-          <w:sz w:val="24"/>
-          <w:szCs w:val="24"/>
-        </w:rPr>
-        <w:t>рами збагатився єси, Адріяне славний;* Христа Бога моли, щоб спаслися душі наші.</w:t>
+        <w:t>Багатство невичерпне придбав єси - віру спасенну, триблаженний,* покинувши нечестя вітцівське* і Владики стопами крокуючи,* Божественними дарами збагатився єси, Адріяне славний;* Христа Бога моли, щоб спаслися душі наші.</w:t>
       </w:r>
     </w:p>
     <w:p>
@@ -3400,15 +2423,7 @@
           <w:sz w:val="24"/>
           <w:szCs w:val="24"/>
         </w:rPr>
-        <w:t>27 серпня.  Прп. Пі</w:t>
-      </w:r>
-      <w:r>
-        <w:rPr>
-          <w:rFonts w:ascii="Times New Roman" w:eastAsia="Times New Roman" w:hAnsi="Times New Roman" w:cs="Times New Roman"/>
-          <w:sz w:val="24"/>
-          <w:szCs w:val="24"/>
-        </w:rPr>
-        <w:t>мена.</w:t>
+        <w:t>27 серпня.  Прп. Пімена.</w:t>
       </w:r>
     </w:p>
     <w:p>
@@ -3456,17 +2471,7 @@
           <w:sz w:val="24"/>
           <w:szCs w:val="24"/>
         </w:rPr>
-        <w:t>Кондак (г. 4):</w:t>
-      </w:r>
-      <w:r>
-        <w:rPr>
-          <w:rFonts w:ascii="Times New Roman" w:eastAsia="Times New Roman" w:hAnsi="Times New Roman" w:cs="Times New Roman"/>
-          <w:i/>
-          <w:color w:val="FF0000"/>
-          <w:sz w:val="24"/>
-          <w:szCs w:val="24"/>
-        </w:rPr>
-        <w:t xml:space="preserve"> </w:t>
+        <w:t xml:space="preserve">Кондак (г. 4): </w:t>
       </w:r>
       <w:r>
         <w:rPr>
@@ -3495,15 +2500,7 @@
           <w:sz w:val="24"/>
           <w:szCs w:val="24"/>
         </w:rPr>
-        <w:t>28 серпня. Прп. Мойсея Мурина. Св. Августина, єп. Іппонського. Св. мч. Гебре Михаїла, пресвітера ефіопського.</w:t>
-      </w:r>
-      <w:r>
-        <w:rPr>
-          <w:rFonts w:ascii="Times New Roman" w:eastAsia="Times New Roman" w:hAnsi="Times New Roman" w:cs="Times New Roman"/>
-          <w:sz w:val="24"/>
-          <w:szCs w:val="24"/>
-        </w:rPr>
-        <w:t xml:space="preserve"> Собор прпп. отців Печерських, що спочивають у дальніх печерах.</w:t>
+        <w:t>28 серпня. Прп. Мойсея Мурина. Св. Августина, єп. Іппонського. Св. мч. Гебре Михаїла, пресвітера ефіопського. Собор прпп. отців Печерських, що спочивають у дальніх печерах.</w:t>
       </w:r>
     </w:p>
     <w:p>
@@ -3552,24 +2549,7 @@
           <w:sz w:val="24"/>
           <w:szCs w:val="24"/>
         </w:rPr>
-        <w:t xml:space="preserve"> Пустинним жителем і в тілі ангелом,* і чудотворцем показав ти себе, богоносний отче наш Мойсею.* Постом, чуванням, молитвою небесні дарування прийнявши,* зціл</w:t>
-      </w:r>
-      <w:r>
-        <w:rPr>
-          <w:rFonts w:ascii="Times New Roman" w:eastAsia="Times New Roman" w:hAnsi="Times New Roman" w:cs="Times New Roman"/>
-          <w:sz w:val="24"/>
-          <w:szCs w:val="24"/>
-        </w:rPr>
-        <w:t xml:space="preserve">яєш недужих і душі, що з вірою прибігають до тебе.* Слава тому, що </w:t>
-      </w:r>
-      <w:r>
-        <w:rPr>
-          <w:rFonts w:ascii="Times New Roman" w:eastAsia="Times New Roman" w:hAnsi="Times New Roman" w:cs="Times New Roman"/>
-          <w:sz w:val="24"/>
-          <w:szCs w:val="24"/>
-        </w:rPr>
-        <w:lastRenderedPageBreak/>
-        <w:t>дав тобі кріпость,* слава тому, що вінчав тебе,* слава тому, що дає тобою всім зцілення.</w:t>
+        <w:t xml:space="preserve"> Пустинним жителем і в тілі ангелом,* і чудотворцем показав ти себе, богоносний отче наш Мойсею.* Постом, чуванням, молитвою небесні дарування прийнявши,* зціляєш недужих і душі, що з вірою прибігають до тебе.* Слава тому, що дав тобі кріпость,* слава тому, що вінчав тебе,* слава тому, що дає тобою всім зцілення.</w:t>
       </w:r>
     </w:p>
     <w:p>
@@ -3647,15 +2627,7 @@
           <w:sz w:val="24"/>
           <w:szCs w:val="24"/>
         </w:rPr>
-        <w:t xml:space="preserve">Православ’я наставнику, благочестя й чистоти учителю,* вселенної світильнику,* </w:t>
-      </w:r>
-      <w:r>
-        <w:rPr>
-          <w:rFonts w:ascii="Times New Roman" w:eastAsia="Times New Roman" w:hAnsi="Times New Roman" w:cs="Times New Roman"/>
-          <w:sz w:val="24"/>
-          <w:szCs w:val="24"/>
-        </w:rPr>
-        <w:t>монахів богонатхненна окрасо, Августине премудрий,* ученнями твоїми все просвітив ти, сопілко духовна,* моли Христа Бога, щоб спас душі наші.</w:t>
+        <w:t>Православ’я наставнику, благочестя й чистоти учителю,* вселенної світильнику,* монахів богонатхненна окрасо, Августине премудрий,* ученнями твоїми все просвітив ти, сопілко духовна,* моли Христа Бога, щоб спас душі наші.</w:t>
       </w:r>
     </w:p>
     <w:p>
@@ -3683,15 +2655,7 @@
           <w:sz w:val="24"/>
           <w:szCs w:val="24"/>
         </w:rPr>
-        <w:t>Премудрости свята і Божа посудино,* богослов'я світлу трубу, одноголосно тебе прославляємо, преблаж</w:t>
-      </w:r>
-      <w:r>
-        <w:rPr>
-          <w:rFonts w:ascii="Times New Roman" w:eastAsia="Times New Roman" w:hAnsi="Times New Roman" w:cs="Times New Roman"/>
-          <w:sz w:val="24"/>
-          <w:szCs w:val="24"/>
-        </w:rPr>
-        <w:t>енний Августине;* бо ти ясно научив віри Христової і її зберіг* та помножив в многоту стада вірних.* Тому з ангелами тепер радуєшся в Христі Бозі* і молишся безупинно за всіх</w:t>
+        <w:t>Премудрости свята і Божа посудино,* богослов'я світлу трубу, одноголосно тебе прославляємо, преблаженний Августине;* бо ти ясно научив віри Христової і її зберіг* та помножив в многоту стада вірних.* Тому з ангелами тепер радуєшся в Христі Бозі* і молишся безупинно за всіх</w:t>
       </w:r>
       <w:r>
         <w:rPr>
@@ -3733,6 +2697,7 @@
           <w:sz w:val="24"/>
           <w:szCs w:val="24"/>
         </w:rPr>
+        <w:lastRenderedPageBreak/>
         <w:t>29</w:t>
       </w:r>
       <w:r>
@@ -3770,17 +2735,7 @@
           <w:sz w:val="24"/>
           <w:szCs w:val="24"/>
         </w:rPr>
-        <w:t>Усікновення чесної голови чесного і славного пророка, предтечі</w:t>
-      </w:r>
-      <w:r>
-        <w:rPr>
-          <w:rFonts w:ascii="Times New Roman" w:eastAsia="Times New Roman" w:hAnsi="Times New Roman" w:cs="Times New Roman"/>
-          <w:i/>
-          <w:color w:val="FF0000"/>
-          <w:sz w:val="24"/>
-          <w:szCs w:val="24"/>
-        </w:rPr>
-        <w:t xml:space="preserve"> і Хрестителя Йоана. Піст.</w:t>
+        <w:t>Усікновення чесної голови чесного і славного пророка, предтечі і Хрестителя Йоана. Піст.</w:t>
       </w:r>
     </w:p>
     <w:p>
@@ -3808,15 +2763,7 @@
           <w:sz w:val="24"/>
           <w:szCs w:val="24"/>
         </w:rPr>
-        <w:t>Па́м’ять пра́ведного з похвала́ми,* а тобі́ виста́чає сві́дчення Госпо́днього, предте́че,* бо ти яви́вся воі́стину і від проро́ків чесні́ший,* бо у стру́менях сподоби́вся хрести́ти Пропові́даного.* Тому́ за і́стину</w:t>
-      </w:r>
-      <w:r>
-        <w:rPr>
-          <w:rFonts w:ascii="Times New Roman" w:eastAsia="Times New Roman" w:hAnsi="Times New Roman" w:cs="Times New Roman"/>
-          <w:sz w:val="24"/>
-          <w:szCs w:val="24"/>
-        </w:rPr>
-        <w:t xml:space="preserve"> постражда́в ти, раді́ючи,* благовісти́в ти й тим, що в а́ді, Бо́га, я́вленого в ті́лі,* що взяв гріх сві́ту і подає́ нам вели́ку ми́лість.</w:t>
+        <w:t>Па́м’ять пра́ведного з похвала́ми,* а тобі́ виста́чає сві́дчення Госпо́днього, предте́че,* бо ти яви́вся воі́стину і від проро́ків чесні́ший,* бо у стру́менях сподоби́вся хрести́ти Пропові́даного.* Тому́ за і́стину постражда́в ти, раді́ючи,* благовісти́в ти й тим, що в а́ді, Бо́га, я́вленого в ті́лі,* що взяв гріх сві́ту і подає́ нам вели́ку ми́лість.</w:t>
       </w:r>
     </w:p>
     <w:p>
@@ -3844,15 +2791,7 @@
           <w:sz w:val="24"/>
           <w:szCs w:val="24"/>
         </w:rPr>
-        <w:t xml:space="preserve">Предте́чі сла́вне усікно́вення було́ яко́сь божестве́нним за́думом,* щоб і тим, що в а́ді, пропові́в </w:t>
-      </w:r>
-      <w:r>
-        <w:rPr>
-          <w:rFonts w:ascii="Times New Roman" w:eastAsia="Times New Roman" w:hAnsi="Times New Roman" w:cs="Times New Roman"/>
-          <w:sz w:val="24"/>
-          <w:szCs w:val="24"/>
-        </w:rPr>
-        <w:t>Спа́сове прише́стя.* Неха́й, о́тже, рида́є Іроді́я, що ви́просила беззако́нне вби́вство,* бо возлюби́ла не зако́н бо́жий, ні живи́й вік,* але – лука́вий і доча́сний.</w:t>
+        <w:t>Предте́чі сла́вне усікно́вення було́ яко́сь божестве́нним за́думом,* щоб і тим, що в а́ді, пропові́в Спа́сове прише́стя.* Неха́й, о́тже, рида́є Іроді́я, що ви́просила беззако́нне вби́вство,* бо возлюби́ла не зако́н бо́жий, ні живи́й вік,* але – лука́вий і доча́сний.</w:t>
       </w:r>
     </w:p>
     <w:p>
@@ -3897,16 +2836,7 @@
           <w:sz w:val="24"/>
           <w:szCs w:val="24"/>
         </w:rPr>
-        <w:t>Посвяття Усік</w:t>
-      </w:r>
-      <w:r>
-        <w:rPr>
-          <w:rFonts w:ascii="Times New Roman" w:eastAsia="Times New Roman" w:hAnsi="Times New Roman" w:cs="Times New Roman"/>
-          <w:i/>
-          <w:sz w:val="24"/>
-          <w:szCs w:val="24"/>
-        </w:rPr>
-        <w:t xml:space="preserve">новення </w:t>
+        <w:t xml:space="preserve">Посвяття Усікновення </w:t>
       </w:r>
       <w:r>
         <w:rPr>
@@ -3945,15 +2875,7 @@
           <w:sz w:val="24"/>
           <w:szCs w:val="24"/>
         </w:rPr>
-        <w:t>Па́м’ять пра́ведного з похвала́ми,* а тобі́ виста́чає сві́дчення Госпо́днього, предте́че,* бо ти яви́вся воі́стину і від проро́ків чесні́ший,* бо у стру́менях спод</w:t>
-      </w:r>
-      <w:r>
-        <w:rPr>
-          <w:rFonts w:ascii="Times New Roman" w:eastAsia="Times New Roman" w:hAnsi="Times New Roman" w:cs="Times New Roman"/>
-          <w:sz w:val="24"/>
-          <w:szCs w:val="24"/>
-        </w:rPr>
-        <w:t>оби́вся хрести́ти Пропові́даного.* Тому́ за і́стину постражда́в ти, раді́ючи,* благовісти́в ти й тим, що в а́ді, Бо́га, я́вленого в ті́лі,* що взяв гріх сві́ту і подає́ нам вели́ку ми́лість.</w:t>
+        <w:t>Па́м’ять пра́ведного з похвала́ми,* а тобі́ виста́чає сві́дчення Госпо́днього, предте́че,* бо ти яви́вся воі́стину і від проро́ків чесні́ший,* бо у стру́менях сподоби́вся хрести́ти Пропові́даного.* Тому́ за і́стину постражда́в ти, раді́ючи,* благовісти́в ти й тим, що в а́ді, Бо́га, я́вленого в ті́лі,* що взяв гріх сві́ту і подає́ нам вели́ку ми́лість.</w:t>
       </w:r>
     </w:p>
     <w:p>
@@ -4033,15 +2955,7 @@
           <w:sz w:val="24"/>
           <w:szCs w:val="24"/>
         </w:rPr>
-        <w:t>Боже отців наших,* що чиниш зав</w:t>
-      </w:r>
-      <w:r>
-        <w:rPr>
-          <w:rFonts w:ascii="Times New Roman" w:eastAsia="Times New Roman" w:hAnsi="Times New Roman" w:cs="Times New Roman"/>
-          <w:sz w:val="24"/>
-          <w:szCs w:val="24"/>
-        </w:rPr>
-        <w:t>жди з нами по Твоїй кротості,* не віддали милости Твоєї від нас,* але молитвами їх у мирі направ життя наше.</w:t>
+        <w:t>Боже отців наших,* що чиниш завжди з нами по Твоїй кротості,* не віддали милости Твоєї від нас,* але молитвами їх у мирі направ життя наше.</w:t>
       </w:r>
     </w:p>
     <w:p>
@@ -4071,15 +2985,7 @@
           <w:sz w:val="24"/>
           <w:szCs w:val="24"/>
         </w:rPr>
-        <w:t>Запалені Христовою любов'ю, славні,* ви прийняли Боже ярмо, хрест чесний,* і показалися послідовниками Його життя* та учасниками йог</w:t>
-      </w:r>
-      <w:r>
-        <w:rPr>
-          <w:rFonts w:ascii="Times New Roman" w:eastAsia="Times New Roman" w:hAnsi="Times New Roman" w:cs="Times New Roman"/>
-          <w:sz w:val="24"/>
-          <w:szCs w:val="24"/>
-        </w:rPr>
-        <w:t>о Божої слави,* Олександре богомудрий,* з Йоаном чудним і Павлом славним. Тому, стоячи перед Його престолом,* моліться щиро за наші душі.</w:t>
+        <w:t>Запалені Христовою любов'ю, славні,* ви прийняли Боже ярмо, хрест чесний,* і показалися послідовниками Його життя* та учасниками його Божої слави,* Олександре богомудрий,* з Йоаном чудним і Павлом славним. Тому, стоячи перед Його престолом,* моліться щиро за наші душі.</w:t>
       </w:r>
     </w:p>
     <w:p>
@@ -4104,7 +3010,6 @@
           <w:sz w:val="24"/>
           <w:szCs w:val="24"/>
         </w:rPr>
-        <w:lastRenderedPageBreak/>
         <w:t>31</w:t>
       </w:r>
       <w:r>
@@ -4151,15 +3056,7 @@
           <w:sz w:val="24"/>
           <w:szCs w:val="24"/>
         </w:rPr>
-        <w:t>Богородице приснодіво, людей покрове,* Ти ризу й пояс пречистого Твого тіла* як загороду могутню городу Твоєму дарувала* безсіменним різдвом Твоїм, нетлінною перебуваючи.* В Тобі бо природа обновляється і час.* Тому молимо Тебе, мир городу Твоєму дарувати*</w:t>
-      </w:r>
-      <w:r>
-        <w:rPr>
-          <w:rFonts w:ascii="Times New Roman" w:eastAsia="Times New Roman" w:hAnsi="Times New Roman" w:cs="Times New Roman"/>
-          <w:sz w:val="24"/>
-          <w:szCs w:val="24"/>
-        </w:rPr>
-        <w:t xml:space="preserve"> і душам нашим велику милість.</w:t>
+        <w:t>Богородице приснодіво, людей покрове,* Ти ризу й пояс пречистого Твого тіла* як загороду могутню городу Твоєму дарувала* безсіменним різдвом Твоїм, нетлінною перебуваючи.* В Тобі бо природа обновляється і час.* Тому молимо Тебе, мир городу Твоєму дарувати* і душам нашим велику милість.</w:t>
       </w:r>
     </w:p>
     <w:p>
